--- a/fiches_techniques/FICHES_TECHNIQUES_CLUB_COCHON.docx
+++ b/fiches_techniques/FICHES_TECHNIQUES_CLUB_COCHON.docx
@@ -32,7 +32,7 @@
           <w:sz w:val="22"/>
           <w:szCs w:val="22"/>
         </w:rPr>
-        <w:t xml:space="preserve">(10 portions de 3 pièces)</w:t>
+        <w:t xml:space="preserve">(3 pièces par personne)</w:t>
       </w:r>
     </w:p>
     <w:tbl>
@@ -86,7 +86,7 @@
                 <w:szCs w:val="22"/>
                 <w:u w:val="single"/>
               </w:rPr>
-              <w:t xml:space="preserve">INGRÉDIENTS :</w:t>
+              <w:t xml:space="preserve">INGRÉDIENTS (10 couverts) :</w:t>
             </w:r>
           </w:p>
         </w:tc>
@@ -2197,7 +2197,7 @@
     <w:p>
       <w:pPr>
         <w:pageBreakBefore/>
-        <w:spacing w:after="60"/>
+        <w:spacing w:after="360"/>
         <w:jc w:val="center"/>
       </w:pPr>
       <w:r>
@@ -2210,22 +2210,6 @@
           <w:u w:val="single"/>
         </w:rPr>
         <w:t xml:space="preserve">CHOU VERT FARCI AU COCHON ET TROMPETTE DE LA MORT, JUS CORSÉ</w:t>
-      </w:r>
-    </w:p>
-    <w:p>
-      <w:pPr>
-        <w:spacing w:after="300"/>
-        <w:jc w:val="center"/>
-      </w:pPr>
-      <w:r>
-        <w:rPr>
-          <w:rFonts w:ascii="Arial Narrow" w:cs="Arial Narrow" w:eastAsia="Arial Narrow" w:hAnsi="Arial Narrow"/>
-          <w:i/>
-          <w:iCs/>
-          <w:sz w:val="22"/>
-          <w:szCs w:val="22"/>
-        </w:rPr>
-        <w:t xml:space="preserve">(10 pièces)</w:t>
       </w:r>
     </w:p>
     <w:tbl>
@@ -2279,7 +2263,7 @@
                 <w:szCs w:val="22"/>
                 <w:u w:val="single"/>
               </w:rPr>
-              <w:t xml:space="preserve">INGRÉDIENTS :</w:t>
+              <w:t xml:space="preserve">INGRÉDIENTS (10 couverts) :</w:t>
             </w:r>
           </w:p>
         </w:tc>
@@ -3933,7 +3917,7 @@
           <w:sz w:val="22"/>
           <w:szCs w:val="22"/>
         </w:rPr>
-        <w:t xml:space="preserve">(10 tourtes individuelles)</w:t>
+        <w:t xml:space="preserve">(1 tourte individuelle par personne)</w:t>
       </w:r>
     </w:p>
     <w:tbl>
@@ -3987,7 +3971,7 @@
                 <w:szCs w:val="22"/>
                 <w:u w:val="single"/>
               </w:rPr>
-              <w:t xml:space="preserve">INGRÉDIENTS :</w:t>
+              <w:t xml:space="preserve">INGRÉDIENTS (10 couverts) :</w:t>
             </w:r>
           </w:p>
         </w:tc>
@@ -5126,7 +5110,7 @@
           <w:sz w:val="22"/>
           <w:szCs w:val="22"/>
         </w:rPr>
-        <w:t xml:space="preserve">(10 portions de 250 g)</w:t>
+        <w:t xml:space="preserve">(1 saucisse de 250 g par personne)</w:t>
       </w:r>
     </w:p>
     <w:tbl>
@@ -5180,7 +5164,7 @@
                 <w:szCs w:val="22"/>
                 <w:u w:val="single"/>
               </w:rPr>
-              <w:t xml:space="preserve">INGRÉDIENTS :</w:t>
+              <w:t xml:space="preserve">INGRÉDIENTS (10 couverts) :</w:t>
             </w:r>
           </w:p>
         </w:tc>
@@ -6800,7 +6784,7 @@
           <w:sz w:val="22"/>
           <w:szCs w:val="22"/>
         </w:rPr>
-        <w:t xml:space="preserve">(5 côtes – 10 couverts)</w:t>
+        <w:t xml:space="preserve">(5 côtes pour 2 personnes)</w:t>
       </w:r>
     </w:p>
     <w:tbl>
@@ -6854,7 +6838,7 @@
                 <w:szCs w:val="22"/>
                 <w:u w:val="single"/>
               </w:rPr>
-              <w:t xml:space="preserve">INGRÉDIENTS :</w:t>
+              <w:t xml:space="preserve">INGRÉDIENTS (10 couverts) :</w:t>
             </w:r>
           </w:p>
         </w:tc>
@@ -8391,7 +8375,7 @@
           <w:sz w:val="22"/>
           <w:szCs w:val="22"/>
         </w:rPr>
-        <w:t xml:space="preserve">(5 côtes – 10 couverts)</w:t>
+        <w:t xml:space="preserve">(5 côtes pour 2 personnes)</w:t>
       </w:r>
     </w:p>
     <w:tbl>
@@ -8445,7 +8429,7 @@
                 <w:szCs w:val="22"/>
                 <w:u w:val="single"/>
               </w:rPr>
-              <w:t xml:space="preserve">INGRÉDIENTS :</w:t>
+              <w:t xml:space="preserve">INGRÉDIENTS (10 couverts) :</w:t>
             </w:r>
           </w:p>
         </w:tc>
@@ -9893,7 +9877,7 @@
           <w:sz w:val="22"/>
           <w:szCs w:val="22"/>
         </w:rPr>
-        <w:t xml:space="preserve">(10 portions de 250 g)</w:t>
+        <w:t xml:space="preserve">(250 g par personne)</w:t>
       </w:r>
     </w:p>
     <w:tbl>
@@ -9947,7 +9931,7 @@
                 <w:szCs w:val="22"/>
                 <w:u w:val="single"/>
               </w:rPr>
-              <w:t xml:space="preserve">INGRÉDIENTS :</w:t>
+              <w:t xml:space="preserve">INGRÉDIENTS (10 couverts) :</w:t>
             </w:r>
           </w:p>
         </w:tc>
@@ -10804,7 +10788,7 @@
           <w:sz w:val="22"/>
           <w:szCs w:val="22"/>
         </w:rPr>
-        <w:t xml:space="preserve">(1 cuissot – 3 couverts)</w:t>
+        <w:t xml:space="preserve">(cuissots servis pour 3 personnes)</w:t>
       </w:r>
     </w:p>
     <w:tbl>
@@ -10858,7 +10842,7 @@
                 <w:szCs w:val="22"/>
                 <w:u w:val="single"/>
               </w:rPr>
-              <w:t xml:space="preserve">INGRÉDIENTS :</w:t>
+              <w:t xml:space="preserve">INGRÉDIENTS (10 couverts) :</w:t>
             </w:r>
           </w:p>
         </w:tc>
@@ -10945,75 +10929,75 @@
                 <w:sz w:val="22"/>
                 <w:szCs w:val="22"/>
               </w:rPr>
-              <w:t xml:space="preserve">1 cuissot de cochon avec os (≈ 2,5 kg)</w:t>
-            </w:r>
-          </w:p>
-          <w:p>
-            <w:pPr>
-              <w:pStyle w:val="ListParagraph"/>
-              <w:numPr>
-                <w:ilvl w:val="0"/>
-                <w:numId w:val="2"/>
-              </w:numPr>
-            </w:pPr>
-            <w:r>
-              <w:rPr>
-                <w:rFonts w:ascii="Arial Narrow" w:cs="Arial Narrow" w:eastAsia="Arial Narrow" w:hAnsi="Arial Narrow"/>
-                <w:sz w:val="22"/>
-                <w:szCs w:val="22"/>
-              </w:rPr>
-              <w:t xml:space="preserve">25 g de sel fin</w:t>
-            </w:r>
-          </w:p>
-          <w:p>
-            <w:pPr>
-              <w:pStyle w:val="ListParagraph"/>
-              <w:numPr>
-                <w:ilvl w:val="0"/>
-                <w:numId w:val="2"/>
-              </w:numPr>
-            </w:pPr>
-            <w:r>
-              <w:rPr>
-                <w:rFonts w:ascii="Arial Narrow" w:cs="Arial Narrow" w:eastAsia="Arial Narrow" w:hAnsi="Arial Narrow"/>
-                <w:sz w:val="22"/>
-                <w:szCs w:val="22"/>
-              </w:rPr>
-              <w:t xml:space="preserve">3 g de poivre moulu</w:t>
-            </w:r>
-          </w:p>
-          <w:p>
-            <w:pPr>
-              <w:pStyle w:val="ListParagraph"/>
-              <w:numPr>
-                <w:ilvl w:val="0"/>
-                <w:numId w:val="2"/>
-              </w:numPr>
-            </w:pPr>
-            <w:r>
-              <w:rPr>
-                <w:rFonts w:ascii="Arial Narrow" w:cs="Arial Narrow" w:eastAsia="Arial Narrow" w:hAnsi="Arial Narrow"/>
-                <w:sz w:val="22"/>
-                <w:szCs w:val="22"/>
-              </w:rPr>
-              <w:t xml:space="preserve">3 gousses d'ail</w:t>
-            </w:r>
-          </w:p>
-          <w:p>
-            <w:pPr>
-              <w:pStyle w:val="ListParagraph"/>
-              <w:numPr>
-                <w:ilvl w:val="0"/>
-                <w:numId w:val="2"/>
-              </w:numPr>
-            </w:pPr>
-            <w:r>
-              <w:rPr>
-                <w:rFonts w:ascii="Arial Narrow" w:cs="Arial Narrow" w:eastAsia="Arial Narrow" w:hAnsi="Arial Narrow"/>
-                <w:sz w:val="22"/>
-                <w:szCs w:val="22"/>
-              </w:rPr>
-              <w:t xml:space="preserve">4 branches de thym</w:t>
+              <w:t xml:space="preserve">3 cuissots de cochon avec os (≈ 2,8 kg pièce, 850 g brut par personne)</w:t>
+            </w:r>
+          </w:p>
+          <w:p>
+            <w:pPr>
+              <w:pStyle w:val="ListParagraph"/>
+              <w:numPr>
+                <w:ilvl w:val="0"/>
+                <w:numId w:val="2"/>
+              </w:numPr>
+            </w:pPr>
+            <w:r>
+              <w:rPr>
+                <w:rFonts w:ascii="Arial Narrow" w:cs="Arial Narrow" w:eastAsia="Arial Narrow" w:hAnsi="Arial Narrow"/>
+                <w:sz w:val="22"/>
+                <w:szCs w:val="22"/>
+              </w:rPr>
+              <w:t xml:space="preserve">85 g de sel fin</w:t>
+            </w:r>
+          </w:p>
+          <w:p>
+            <w:pPr>
+              <w:pStyle w:val="ListParagraph"/>
+              <w:numPr>
+                <w:ilvl w:val="0"/>
+                <w:numId w:val="2"/>
+              </w:numPr>
+            </w:pPr>
+            <w:r>
+              <w:rPr>
+                <w:rFonts w:ascii="Arial Narrow" w:cs="Arial Narrow" w:eastAsia="Arial Narrow" w:hAnsi="Arial Narrow"/>
+                <w:sz w:val="22"/>
+                <w:szCs w:val="22"/>
+              </w:rPr>
+              <w:t xml:space="preserve">10 g de poivre moulu</w:t>
+            </w:r>
+          </w:p>
+          <w:p>
+            <w:pPr>
+              <w:pStyle w:val="ListParagraph"/>
+              <w:numPr>
+                <w:ilvl w:val="0"/>
+                <w:numId w:val="2"/>
+              </w:numPr>
+            </w:pPr>
+            <w:r>
+              <w:rPr>
+                <w:rFonts w:ascii="Arial Narrow" w:cs="Arial Narrow" w:eastAsia="Arial Narrow" w:hAnsi="Arial Narrow"/>
+                <w:sz w:val="22"/>
+                <w:szCs w:val="22"/>
+              </w:rPr>
+              <w:t xml:space="preserve">10 gousses d'ail</w:t>
+            </w:r>
+          </w:p>
+          <w:p>
+            <w:pPr>
+              <w:pStyle w:val="ListParagraph"/>
+              <w:numPr>
+                <w:ilvl w:val="0"/>
+                <w:numId w:val="2"/>
+              </w:numPr>
+            </w:pPr>
+            <w:r>
+              <w:rPr>
+                <w:rFonts w:ascii="Arial Narrow" w:cs="Arial Narrow" w:eastAsia="Arial Narrow" w:hAnsi="Arial Narrow"/>
+                <w:sz w:val="22"/>
+                <w:szCs w:val="22"/>
+              </w:rPr>
+              <w:t xml:space="preserve">12 branches de thym</w:t>
             </w:r>
           </w:p>
         </w:tc>
@@ -11084,7 +11068,7 @@
                 <w:sz w:val="22"/>
                 <w:szCs w:val="22"/>
               </w:rPr>
-              <w:t xml:space="preserve">Frotter le cuissot avec le sel, le poivre, l'ail écrasé et le thym. Filmer et réserver 12 heures au froid.</w:t>
+              <w:t xml:space="preserve">Frotter les cuissots avec le sel, le poivre, l'ail écrasé et le thym. Filmer et réserver 12 heures au froid.</w:t>
             </w:r>
           </w:p>
         </w:tc>
@@ -11136,126 +11120,126 @@
                 <w:sz w:val="22"/>
                 <w:szCs w:val="22"/>
               </w:rPr>
-              <w:t xml:space="preserve">50 g de graisse de canard</w:t>
-            </w:r>
-          </w:p>
-          <w:p>
-            <w:pPr>
-              <w:pStyle w:val="ListParagraph"/>
-              <w:numPr>
-                <w:ilvl w:val="0"/>
-                <w:numId w:val="2"/>
-              </w:numPr>
-            </w:pPr>
-            <w:r>
-              <w:rPr>
-                <w:rFonts w:ascii="Arial Narrow" w:cs="Arial Narrow" w:eastAsia="Arial Narrow" w:hAnsi="Arial Narrow"/>
-                <w:sz w:val="22"/>
-                <w:szCs w:val="22"/>
-              </w:rPr>
-              <w:t xml:space="preserve">2 oignons</w:t>
-            </w:r>
-          </w:p>
-          <w:p>
-            <w:pPr>
-              <w:pStyle w:val="ListParagraph"/>
-              <w:numPr>
-                <w:ilvl w:val="0"/>
-                <w:numId w:val="2"/>
-              </w:numPr>
-            </w:pPr>
-            <w:r>
-              <w:rPr>
-                <w:rFonts w:ascii="Arial Narrow" w:cs="Arial Narrow" w:eastAsia="Arial Narrow" w:hAnsi="Arial Narrow"/>
-                <w:sz w:val="22"/>
-                <w:szCs w:val="22"/>
-              </w:rPr>
-              <w:t xml:space="preserve">2 carottes</w:t>
-            </w:r>
-          </w:p>
-          <w:p>
-            <w:pPr>
-              <w:pStyle w:val="ListParagraph"/>
-              <w:numPr>
-                <w:ilvl w:val="0"/>
-                <w:numId w:val="2"/>
-              </w:numPr>
-            </w:pPr>
-            <w:r>
-              <w:rPr>
-                <w:rFonts w:ascii="Arial Narrow" w:cs="Arial Narrow" w:eastAsia="Arial Narrow" w:hAnsi="Arial Narrow"/>
-                <w:sz w:val="22"/>
-                <w:szCs w:val="22"/>
-              </w:rPr>
-              <w:t xml:space="preserve">1 tête d'ail</w:t>
-            </w:r>
-          </w:p>
-          <w:p>
-            <w:pPr>
-              <w:pStyle w:val="ListParagraph"/>
-              <w:numPr>
-                <w:ilvl w:val="0"/>
-                <w:numId w:val="2"/>
-              </w:numPr>
-            </w:pPr>
-            <w:r>
-              <w:rPr>
-                <w:rFonts w:ascii="Arial Narrow" w:cs="Arial Narrow" w:eastAsia="Arial Narrow" w:hAnsi="Arial Narrow"/>
-                <w:sz w:val="22"/>
-                <w:szCs w:val="22"/>
-              </w:rPr>
-              <w:t xml:space="preserve">1 bouquet garni</w:t>
-            </w:r>
-          </w:p>
-          <w:p>
-            <w:pPr>
-              <w:pStyle w:val="ListParagraph"/>
-              <w:numPr>
-                <w:ilvl w:val="0"/>
-                <w:numId w:val="2"/>
-              </w:numPr>
-            </w:pPr>
-            <w:r>
-              <w:rPr>
-                <w:rFonts w:ascii="Arial Narrow" w:cs="Arial Narrow" w:eastAsia="Arial Narrow" w:hAnsi="Arial Narrow"/>
-                <w:sz w:val="22"/>
-                <w:szCs w:val="22"/>
-              </w:rPr>
-              <w:t xml:space="preserve">500 g de cidre brut</w:t>
-            </w:r>
-          </w:p>
-          <w:p>
-            <w:pPr>
-              <w:pStyle w:val="ListParagraph"/>
-              <w:numPr>
-                <w:ilvl w:val="0"/>
-                <w:numId w:val="2"/>
-              </w:numPr>
-            </w:pPr>
-            <w:r>
-              <w:rPr>
-                <w:rFonts w:ascii="Arial Narrow" w:cs="Arial Narrow" w:eastAsia="Arial Narrow" w:hAnsi="Arial Narrow"/>
-                <w:sz w:val="22"/>
-                <w:szCs w:val="22"/>
-              </w:rPr>
-              <w:t xml:space="preserve">1 L de fond brun de veau</w:t>
-            </w:r>
-          </w:p>
-          <w:p>
-            <w:pPr>
-              <w:pStyle w:val="ListParagraph"/>
-              <w:numPr>
-                <w:ilvl w:val="0"/>
-                <w:numId w:val="2"/>
-              </w:numPr>
-            </w:pPr>
-            <w:r>
-              <w:rPr>
-                <w:rFonts w:ascii="Arial Narrow" w:cs="Arial Narrow" w:eastAsia="Arial Narrow" w:hAnsi="Arial Narrow"/>
-                <w:sz w:val="22"/>
-                <w:szCs w:val="22"/>
-              </w:rPr>
-              <w:t xml:space="preserve">30 g de miel</w:t>
+              <w:t xml:space="preserve">150 g de graisse de canard</w:t>
+            </w:r>
+          </w:p>
+          <w:p>
+            <w:pPr>
+              <w:pStyle w:val="ListParagraph"/>
+              <w:numPr>
+                <w:ilvl w:val="0"/>
+                <w:numId w:val="2"/>
+              </w:numPr>
+            </w:pPr>
+            <w:r>
+              <w:rPr>
+                <w:rFonts w:ascii="Arial Narrow" w:cs="Arial Narrow" w:eastAsia="Arial Narrow" w:hAnsi="Arial Narrow"/>
+                <w:sz w:val="22"/>
+                <w:szCs w:val="22"/>
+              </w:rPr>
+              <w:t xml:space="preserve">6 oignons</w:t>
+            </w:r>
+          </w:p>
+          <w:p>
+            <w:pPr>
+              <w:pStyle w:val="ListParagraph"/>
+              <w:numPr>
+                <w:ilvl w:val="0"/>
+                <w:numId w:val="2"/>
+              </w:numPr>
+            </w:pPr>
+            <w:r>
+              <w:rPr>
+                <w:rFonts w:ascii="Arial Narrow" w:cs="Arial Narrow" w:eastAsia="Arial Narrow" w:hAnsi="Arial Narrow"/>
+                <w:sz w:val="22"/>
+                <w:szCs w:val="22"/>
+              </w:rPr>
+              <w:t xml:space="preserve">6 carottes</w:t>
+            </w:r>
+          </w:p>
+          <w:p>
+            <w:pPr>
+              <w:pStyle w:val="ListParagraph"/>
+              <w:numPr>
+                <w:ilvl w:val="0"/>
+                <w:numId w:val="2"/>
+              </w:numPr>
+            </w:pPr>
+            <w:r>
+              <w:rPr>
+                <w:rFonts w:ascii="Arial Narrow" w:cs="Arial Narrow" w:eastAsia="Arial Narrow" w:hAnsi="Arial Narrow"/>
+                <w:sz w:val="22"/>
+                <w:szCs w:val="22"/>
+              </w:rPr>
+              <w:t xml:space="preserve">3 têtes d'ail</w:t>
+            </w:r>
+          </w:p>
+          <w:p>
+            <w:pPr>
+              <w:pStyle w:val="ListParagraph"/>
+              <w:numPr>
+                <w:ilvl w:val="0"/>
+                <w:numId w:val="2"/>
+              </w:numPr>
+            </w:pPr>
+            <w:r>
+              <w:rPr>
+                <w:rFonts w:ascii="Arial Narrow" w:cs="Arial Narrow" w:eastAsia="Arial Narrow" w:hAnsi="Arial Narrow"/>
+                <w:sz w:val="22"/>
+                <w:szCs w:val="22"/>
+              </w:rPr>
+              <w:t xml:space="preserve">3 bouquets garnis</w:t>
+            </w:r>
+          </w:p>
+          <w:p>
+            <w:pPr>
+              <w:pStyle w:val="ListParagraph"/>
+              <w:numPr>
+                <w:ilvl w:val="0"/>
+                <w:numId w:val="2"/>
+              </w:numPr>
+            </w:pPr>
+            <w:r>
+              <w:rPr>
+                <w:rFonts w:ascii="Arial Narrow" w:cs="Arial Narrow" w:eastAsia="Arial Narrow" w:hAnsi="Arial Narrow"/>
+                <w:sz w:val="22"/>
+                <w:szCs w:val="22"/>
+              </w:rPr>
+              <w:t xml:space="preserve">1,5 L de cidre brut</w:t>
+            </w:r>
+          </w:p>
+          <w:p>
+            <w:pPr>
+              <w:pStyle w:val="ListParagraph"/>
+              <w:numPr>
+                <w:ilvl w:val="0"/>
+                <w:numId w:val="2"/>
+              </w:numPr>
+            </w:pPr>
+            <w:r>
+              <w:rPr>
+                <w:rFonts w:ascii="Arial Narrow" w:cs="Arial Narrow" w:eastAsia="Arial Narrow" w:hAnsi="Arial Narrow"/>
+                <w:sz w:val="22"/>
+                <w:szCs w:val="22"/>
+              </w:rPr>
+              <w:t xml:space="preserve">3 L de fond brun de veau</w:t>
+            </w:r>
+          </w:p>
+          <w:p>
+            <w:pPr>
+              <w:pStyle w:val="ListParagraph"/>
+              <w:numPr>
+                <w:ilvl w:val="0"/>
+                <w:numId w:val="2"/>
+              </w:numPr>
+            </w:pPr>
+            <w:r>
+              <w:rPr>
+                <w:rFonts w:ascii="Arial Narrow" w:cs="Arial Narrow" w:eastAsia="Arial Narrow" w:hAnsi="Arial Narrow"/>
+                <w:sz w:val="22"/>
+                <w:szCs w:val="22"/>
+              </w:rPr>
+              <w:t xml:space="preserve">100 g de miel</w:t>
             </w:r>
           </w:p>
         </w:tc>
@@ -11307,7 +11291,7 @@
                 <w:sz w:val="22"/>
                 <w:szCs w:val="22"/>
               </w:rPr>
-              <w:t xml:space="preserve">Colorer le cuissot sur toutes les faces dans la graisse de canard en cocotte.</w:t>
+              <w:t xml:space="preserve">Colorer les cuissots sur toutes les faces dans la graisse de canard en cocotte.</w:t>
             </w:r>
           </w:p>
           <w:p>
@@ -11523,7 +11507,7 @@
                 <w:sz w:val="22"/>
                 <w:szCs w:val="22"/>
               </w:rPr>
-              <w:t xml:space="preserve">Présenter le cuissot entier sur planche, découpe en salle, avec le jus, les sauces et la garniture choisie.</w:t>
+              <w:t xml:space="preserve">Présenter chaque cuissot entier sur planche, découpe en salle, avec le jus, les sauces et la garniture choisie.</w:t>
             </w:r>
           </w:p>
         </w:tc>
@@ -11560,7 +11544,7 @@
           <w:sz w:val="22"/>
           <w:szCs w:val="22"/>
         </w:rPr>
-        <w:t xml:space="preserve">(1 épaule – 2 couverts)</w:t>
+        <w:t xml:space="preserve">(5 épaules pour 2 personnes)</w:t>
       </w:r>
     </w:p>
     <w:tbl>
@@ -11614,7 +11598,7 @@
                 <w:szCs w:val="22"/>
                 <w:u w:val="single"/>
               </w:rPr>
-              <w:t xml:space="preserve">INGRÉDIENTS :</w:t>
+              <w:t xml:space="preserve">INGRÉDIENTS (10 couverts) :</w:t>
             </w:r>
           </w:p>
         </w:tc>
@@ -11701,92 +11685,92 @@
                 <w:sz w:val="22"/>
                 <w:szCs w:val="22"/>
               </w:rPr>
-              <w:t xml:space="preserve">1 épaule de cochon avec os (≈ 1,6 kg)</w:t>
-            </w:r>
-          </w:p>
-          <w:p>
-            <w:pPr>
-              <w:pStyle w:val="ListParagraph"/>
-              <w:numPr>
-                <w:ilvl w:val="0"/>
-                <w:numId w:val="2"/>
-              </w:numPr>
-            </w:pPr>
-            <w:r>
-              <w:rPr>
-                <w:rFonts w:ascii="Arial Narrow" w:cs="Arial Narrow" w:eastAsia="Arial Narrow" w:hAnsi="Arial Narrow"/>
-                <w:sz w:val="22"/>
-                <w:szCs w:val="22"/>
-              </w:rPr>
-              <w:t xml:space="preserve">16 g de sel fin</w:t>
-            </w:r>
-          </w:p>
-          <w:p>
-            <w:pPr>
-              <w:pStyle w:val="ListParagraph"/>
-              <w:numPr>
-                <w:ilvl w:val="0"/>
-                <w:numId w:val="2"/>
-              </w:numPr>
-            </w:pPr>
-            <w:r>
-              <w:rPr>
-                <w:rFonts w:ascii="Arial Narrow" w:cs="Arial Narrow" w:eastAsia="Arial Narrow" w:hAnsi="Arial Narrow"/>
-                <w:sz w:val="22"/>
-                <w:szCs w:val="22"/>
-              </w:rPr>
-              <w:t xml:space="preserve">2 g de poivre moulu</w:t>
-            </w:r>
-          </w:p>
-          <w:p>
-            <w:pPr>
-              <w:pStyle w:val="ListParagraph"/>
-              <w:numPr>
-                <w:ilvl w:val="0"/>
-                <w:numId w:val="2"/>
-              </w:numPr>
-            </w:pPr>
-            <w:r>
-              <w:rPr>
-                <w:rFonts w:ascii="Arial Narrow" w:cs="Arial Narrow" w:eastAsia="Arial Narrow" w:hAnsi="Arial Narrow"/>
-                <w:sz w:val="22"/>
-                <w:szCs w:val="22"/>
-              </w:rPr>
-              <w:t xml:space="preserve">5 g de graines de fenouil torréfiées</w:t>
-            </w:r>
-          </w:p>
-          <w:p>
-            <w:pPr>
-              <w:pStyle w:val="ListParagraph"/>
-              <w:numPr>
-                <w:ilvl w:val="0"/>
-                <w:numId w:val="2"/>
-              </w:numPr>
-            </w:pPr>
-            <w:r>
-              <w:rPr>
-                <w:rFonts w:ascii="Arial Narrow" w:cs="Arial Narrow" w:eastAsia="Arial Narrow" w:hAnsi="Arial Narrow"/>
-                <w:sz w:val="22"/>
-                <w:szCs w:val="22"/>
-              </w:rPr>
-              <w:t xml:space="preserve">2 branches de romarin</w:t>
-            </w:r>
-          </w:p>
-          <w:p>
-            <w:pPr>
-              <w:pStyle w:val="ListParagraph"/>
-              <w:numPr>
-                <w:ilvl w:val="0"/>
-                <w:numId w:val="2"/>
-              </w:numPr>
-            </w:pPr>
-            <w:r>
-              <w:rPr>
-                <w:rFonts w:ascii="Arial Narrow" w:cs="Arial Narrow" w:eastAsia="Arial Narrow" w:hAnsi="Arial Narrow"/>
-                <w:sz w:val="22"/>
-                <w:szCs w:val="22"/>
-              </w:rPr>
-              <w:t xml:space="preserve">3 gousses d'ail</w:t>
+              <w:t xml:space="preserve">5 épaules de cochon avec os (≈ 1,6 kg pièce)</w:t>
+            </w:r>
+          </w:p>
+          <w:p>
+            <w:pPr>
+              <w:pStyle w:val="ListParagraph"/>
+              <w:numPr>
+                <w:ilvl w:val="0"/>
+                <w:numId w:val="2"/>
+              </w:numPr>
+            </w:pPr>
+            <w:r>
+              <w:rPr>
+                <w:rFonts w:ascii="Arial Narrow" w:cs="Arial Narrow" w:eastAsia="Arial Narrow" w:hAnsi="Arial Narrow"/>
+                <w:sz w:val="22"/>
+                <w:szCs w:val="22"/>
+              </w:rPr>
+              <w:t xml:space="preserve">80 g de sel fin</w:t>
+            </w:r>
+          </w:p>
+          <w:p>
+            <w:pPr>
+              <w:pStyle w:val="ListParagraph"/>
+              <w:numPr>
+                <w:ilvl w:val="0"/>
+                <w:numId w:val="2"/>
+              </w:numPr>
+            </w:pPr>
+            <w:r>
+              <w:rPr>
+                <w:rFonts w:ascii="Arial Narrow" w:cs="Arial Narrow" w:eastAsia="Arial Narrow" w:hAnsi="Arial Narrow"/>
+                <w:sz w:val="22"/>
+                <w:szCs w:val="22"/>
+              </w:rPr>
+              <w:t xml:space="preserve">10 g de poivre moulu</w:t>
+            </w:r>
+          </w:p>
+          <w:p>
+            <w:pPr>
+              <w:pStyle w:val="ListParagraph"/>
+              <w:numPr>
+                <w:ilvl w:val="0"/>
+                <w:numId w:val="2"/>
+              </w:numPr>
+            </w:pPr>
+            <w:r>
+              <w:rPr>
+                <w:rFonts w:ascii="Arial Narrow" w:cs="Arial Narrow" w:eastAsia="Arial Narrow" w:hAnsi="Arial Narrow"/>
+                <w:sz w:val="22"/>
+                <w:szCs w:val="22"/>
+              </w:rPr>
+              <w:t xml:space="preserve">25 g de graines de fenouil torréfiées</w:t>
+            </w:r>
+          </w:p>
+          <w:p>
+            <w:pPr>
+              <w:pStyle w:val="ListParagraph"/>
+              <w:numPr>
+                <w:ilvl w:val="0"/>
+                <w:numId w:val="2"/>
+              </w:numPr>
+            </w:pPr>
+            <w:r>
+              <w:rPr>
+                <w:rFonts w:ascii="Arial Narrow" w:cs="Arial Narrow" w:eastAsia="Arial Narrow" w:hAnsi="Arial Narrow"/>
+                <w:sz w:val="22"/>
+                <w:szCs w:val="22"/>
+              </w:rPr>
+              <w:t xml:space="preserve">10 branches de romarin</w:t>
+            </w:r>
+          </w:p>
+          <w:p>
+            <w:pPr>
+              <w:pStyle w:val="ListParagraph"/>
+              <w:numPr>
+                <w:ilvl w:val="0"/>
+                <w:numId w:val="2"/>
+              </w:numPr>
+            </w:pPr>
+            <w:r>
+              <w:rPr>
+                <w:rFonts w:ascii="Arial Narrow" w:cs="Arial Narrow" w:eastAsia="Arial Narrow" w:hAnsi="Arial Narrow"/>
+                <w:sz w:val="22"/>
+                <w:szCs w:val="22"/>
+              </w:rPr>
+              <w:t xml:space="preserve">15 gousses d'ail</w:t>
             </w:r>
           </w:p>
         </w:tc>
@@ -11857,7 +11841,7 @@
                 <w:sz w:val="22"/>
                 <w:szCs w:val="22"/>
               </w:rPr>
-              <w:t xml:space="preserve">Frotter l'épaule avec ce mélange, le sel et le poivre. Filmer et réserver 12 heures au froid.</w:t>
+              <w:t xml:space="preserve">Frotter les épaules avec ce mélange, le sel et le poivre. Filmer et réserver 12 heures au froid.</w:t>
             </w:r>
           </w:p>
         </w:tc>
@@ -11909,92 +11893,92 @@
                 <w:sz w:val="22"/>
                 <w:szCs w:val="22"/>
               </w:rPr>
-              <w:t xml:space="preserve">30 g de graisse de canard</w:t>
-            </w:r>
-          </w:p>
-          <w:p>
-            <w:pPr>
-              <w:pStyle w:val="ListParagraph"/>
-              <w:numPr>
-                <w:ilvl w:val="0"/>
-                <w:numId w:val="2"/>
-              </w:numPr>
-            </w:pPr>
-            <w:r>
-              <w:rPr>
-                <w:rFonts w:ascii="Arial Narrow" w:cs="Arial Narrow" w:eastAsia="Arial Narrow" w:hAnsi="Arial Narrow"/>
-                <w:sz w:val="22"/>
-                <w:szCs w:val="22"/>
-              </w:rPr>
-              <w:t xml:space="preserve">2 oignons</w:t>
-            </w:r>
-          </w:p>
-          <w:p>
-            <w:pPr>
-              <w:pStyle w:val="ListParagraph"/>
-              <w:numPr>
-                <w:ilvl w:val="0"/>
-                <w:numId w:val="2"/>
-              </w:numPr>
-            </w:pPr>
-            <w:r>
-              <w:rPr>
-                <w:rFonts w:ascii="Arial Narrow" w:cs="Arial Narrow" w:eastAsia="Arial Narrow" w:hAnsi="Arial Narrow"/>
-                <w:sz w:val="22"/>
-                <w:szCs w:val="22"/>
-              </w:rPr>
-              <w:t xml:space="preserve">1 carotte</w:t>
-            </w:r>
-          </w:p>
-          <w:p>
-            <w:pPr>
-              <w:pStyle w:val="ListParagraph"/>
-              <w:numPr>
-                <w:ilvl w:val="0"/>
-                <w:numId w:val="2"/>
-              </w:numPr>
-            </w:pPr>
-            <w:r>
-              <w:rPr>
-                <w:rFonts w:ascii="Arial Narrow" w:cs="Arial Narrow" w:eastAsia="Arial Narrow" w:hAnsi="Arial Narrow"/>
-                <w:sz w:val="22"/>
-                <w:szCs w:val="22"/>
-              </w:rPr>
-              <w:t xml:space="preserve">1 bulbe de fenouil</w:t>
-            </w:r>
-          </w:p>
-          <w:p>
-            <w:pPr>
-              <w:pStyle w:val="ListParagraph"/>
-              <w:numPr>
-                <w:ilvl w:val="0"/>
-                <w:numId w:val="2"/>
-              </w:numPr>
-            </w:pPr>
-            <w:r>
-              <w:rPr>
-                <w:rFonts w:ascii="Arial Narrow" w:cs="Arial Narrow" w:eastAsia="Arial Narrow" w:hAnsi="Arial Narrow"/>
-                <w:sz w:val="22"/>
-                <w:szCs w:val="22"/>
-              </w:rPr>
-              <w:t xml:space="preserve">300 g de vin blanc sec</w:t>
-            </w:r>
-          </w:p>
-          <w:p>
-            <w:pPr>
-              <w:pStyle w:val="ListParagraph"/>
-              <w:numPr>
-                <w:ilvl w:val="0"/>
-                <w:numId w:val="2"/>
-              </w:numPr>
-            </w:pPr>
-            <w:r>
-              <w:rPr>
-                <w:rFonts w:ascii="Arial Narrow" w:cs="Arial Narrow" w:eastAsia="Arial Narrow" w:hAnsi="Arial Narrow"/>
-                <w:sz w:val="22"/>
-                <w:szCs w:val="22"/>
-              </w:rPr>
-              <w:t xml:space="preserve">700 g de fond brun de veau</w:t>
+              <w:t xml:space="preserve">150 g de graisse de canard</w:t>
+            </w:r>
+          </w:p>
+          <w:p>
+            <w:pPr>
+              <w:pStyle w:val="ListParagraph"/>
+              <w:numPr>
+                <w:ilvl w:val="0"/>
+                <w:numId w:val="2"/>
+              </w:numPr>
+            </w:pPr>
+            <w:r>
+              <w:rPr>
+                <w:rFonts w:ascii="Arial Narrow" w:cs="Arial Narrow" w:eastAsia="Arial Narrow" w:hAnsi="Arial Narrow"/>
+                <w:sz w:val="22"/>
+                <w:szCs w:val="22"/>
+              </w:rPr>
+              <w:t xml:space="preserve">10 oignons</w:t>
+            </w:r>
+          </w:p>
+          <w:p>
+            <w:pPr>
+              <w:pStyle w:val="ListParagraph"/>
+              <w:numPr>
+                <w:ilvl w:val="0"/>
+                <w:numId w:val="2"/>
+              </w:numPr>
+            </w:pPr>
+            <w:r>
+              <w:rPr>
+                <w:rFonts w:ascii="Arial Narrow" w:cs="Arial Narrow" w:eastAsia="Arial Narrow" w:hAnsi="Arial Narrow"/>
+                <w:sz w:val="22"/>
+                <w:szCs w:val="22"/>
+              </w:rPr>
+              <w:t xml:space="preserve">5 carottes</w:t>
+            </w:r>
+          </w:p>
+          <w:p>
+            <w:pPr>
+              <w:pStyle w:val="ListParagraph"/>
+              <w:numPr>
+                <w:ilvl w:val="0"/>
+                <w:numId w:val="2"/>
+              </w:numPr>
+            </w:pPr>
+            <w:r>
+              <w:rPr>
+                <w:rFonts w:ascii="Arial Narrow" w:cs="Arial Narrow" w:eastAsia="Arial Narrow" w:hAnsi="Arial Narrow"/>
+                <w:sz w:val="22"/>
+                <w:szCs w:val="22"/>
+              </w:rPr>
+              <w:t xml:space="preserve">5 bulbes de fenouil</w:t>
+            </w:r>
+          </w:p>
+          <w:p>
+            <w:pPr>
+              <w:pStyle w:val="ListParagraph"/>
+              <w:numPr>
+                <w:ilvl w:val="0"/>
+                <w:numId w:val="2"/>
+              </w:numPr>
+            </w:pPr>
+            <w:r>
+              <w:rPr>
+                <w:rFonts w:ascii="Arial Narrow" w:cs="Arial Narrow" w:eastAsia="Arial Narrow" w:hAnsi="Arial Narrow"/>
+                <w:sz w:val="22"/>
+                <w:szCs w:val="22"/>
+              </w:rPr>
+              <w:t xml:space="preserve">1,5 L de vin blanc sec</w:t>
+            </w:r>
+          </w:p>
+          <w:p>
+            <w:pPr>
+              <w:pStyle w:val="ListParagraph"/>
+              <w:numPr>
+                <w:ilvl w:val="0"/>
+                <w:numId w:val="2"/>
+              </w:numPr>
+            </w:pPr>
+            <w:r>
+              <w:rPr>
+                <w:rFonts w:ascii="Arial Narrow" w:cs="Arial Narrow" w:eastAsia="Arial Narrow" w:hAnsi="Arial Narrow"/>
+                <w:sz w:val="22"/>
+                <w:szCs w:val="22"/>
+              </w:rPr>
+              <w:t xml:space="preserve">3,5 L de fond brun de veau</w:t>
             </w:r>
           </w:p>
         </w:tc>
@@ -12046,7 +12030,7 @@
                 <w:sz w:val="22"/>
                 <w:szCs w:val="22"/>
               </w:rPr>
-              <w:t xml:space="preserve">Colorer l'épaule sur toutes les faces en cocotte.</w:t>
+              <w:t xml:space="preserve">Colorer les épaules sur toutes les faces en cocotte.</w:t>
             </w:r>
           </w:p>
           <w:p>
@@ -12243,7 +12227,7 @@
                 <w:sz w:val="22"/>
                 <w:szCs w:val="22"/>
               </w:rPr>
-              <w:t xml:space="preserve">Présenter l'épaule entière sur planche avec le jus, les sauces et la garniture choisie.</w:t>
+              <w:t xml:space="preserve">Présenter chaque épaule entière sur planche avec le jus, les sauces et la garniture choisie.</w:t>
             </w:r>
           </w:p>
         </w:tc>
@@ -12280,7 +12264,7 @@
           <w:sz w:val="22"/>
           <w:szCs w:val="22"/>
         </w:rPr>
-        <w:t xml:space="preserve">(1 porchetta – 12 à 14 portions)</w:t>
+        <w:t xml:space="preserve">(250 g par personne)</w:t>
       </w:r>
     </w:p>
     <w:tbl>
@@ -12334,7 +12318,7 @@
                 <w:szCs w:val="22"/>
                 <w:u w:val="single"/>
               </w:rPr>
-              <w:t xml:space="preserve">INGRÉDIENTS :</w:t>
+              <w:t xml:space="preserve">INGRÉDIENTS (10 couverts) :</w:t>
             </w:r>
           </w:p>
         </w:tc>
@@ -12421,24 +12405,24 @@
                 <w:sz w:val="22"/>
                 <w:szCs w:val="22"/>
               </w:rPr>
-              <w:t xml:space="preserve">1 longe de porc avec poitrine attenante et couenne (≈ 4 kg)</w:t>
-            </w:r>
-          </w:p>
-          <w:p>
-            <w:pPr>
-              <w:pStyle w:val="ListParagraph"/>
-              <w:numPr>
-                <w:ilvl w:val="0"/>
-                <w:numId w:val="2"/>
-              </w:numPr>
-            </w:pPr>
-            <w:r>
-              <w:rPr>
-                <w:rFonts w:ascii="Arial Narrow" w:cs="Arial Narrow" w:eastAsia="Arial Narrow" w:hAnsi="Arial Narrow"/>
-                <w:sz w:val="22"/>
-                <w:szCs w:val="22"/>
-              </w:rPr>
-              <w:t xml:space="preserve">45 g de sel fin</w:t>
+              <w:t xml:space="preserve">1 longe de porc avec poitrine attenante et couenne (≈ 3 kg)</w:t>
+            </w:r>
+          </w:p>
+          <w:p>
+            <w:pPr>
+              <w:pStyle w:val="ListParagraph"/>
+              <w:numPr>
+                <w:ilvl w:val="0"/>
+                <w:numId w:val="2"/>
+              </w:numPr>
+            </w:pPr>
+            <w:r>
+              <w:rPr>
+                <w:rFonts w:ascii="Arial Narrow" w:cs="Arial Narrow" w:eastAsia="Arial Narrow" w:hAnsi="Arial Narrow"/>
+                <w:sz w:val="22"/>
+                <w:szCs w:val="22"/>
+              </w:rPr>
+              <w:t xml:space="preserve">35 g de sel fin</w:t>
             </w:r>
           </w:p>
         </w:tc>
@@ -12561,109 +12545,109 @@
                 <w:sz w:val="22"/>
                 <w:szCs w:val="22"/>
               </w:rPr>
-              <w:t xml:space="preserve">500 g de chair à saucisse</w:t>
-            </w:r>
-          </w:p>
-          <w:p>
-            <w:pPr>
-              <w:pStyle w:val="ListParagraph"/>
-              <w:numPr>
-                <w:ilvl w:val="0"/>
-                <w:numId w:val="2"/>
-              </w:numPr>
-            </w:pPr>
-            <w:r>
-              <w:rPr>
-                <w:rFonts w:ascii="Arial Narrow" w:cs="Arial Narrow" w:eastAsia="Arial Narrow" w:hAnsi="Arial Narrow"/>
-                <w:sz w:val="22"/>
-                <w:szCs w:val="22"/>
-              </w:rPr>
-              <w:t xml:space="preserve">30 g de graines de fenouil torréfiées</w:t>
-            </w:r>
-          </w:p>
-          <w:p>
-            <w:pPr>
-              <w:pStyle w:val="ListParagraph"/>
-              <w:numPr>
-                <w:ilvl w:val="0"/>
-                <w:numId w:val="2"/>
-              </w:numPr>
-            </w:pPr>
-            <w:r>
-              <w:rPr>
-                <w:rFonts w:ascii="Arial Narrow" w:cs="Arial Narrow" w:eastAsia="Arial Narrow" w:hAnsi="Arial Narrow"/>
-                <w:sz w:val="22"/>
-                <w:szCs w:val="22"/>
-              </w:rPr>
-              <w:t xml:space="preserve">6 gousses d'ail</w:t>
-            </w:r>
-          </w:p>
-          <w:p>
-            <w:pPr>
-              <w:pStyle w:val="ListParagraph"/>
-              <w:numPr>
-                <w:ilvl w:val="0"/>
-                <w:numId w:val="2"/>
-              </w:numPr>
-            </w:pPr>
-            <w:r>
-              <w:rPr>
-                <w:rFonts w:ascii="Arial Narrow" w:cs="Arial Narrow" w:eastAsia="Arial Narrow" w:hAnsi="Arial Narrow"/>
-                <w:sz w:val="22"/>
-                <w:szCs w:val="22"/>
-              </w:rPr>
-              <w:t xml:space="preserve">20 g de romarin</w:t>
-            </w:r>
-          </w:p>
-          <w:p>
-            <w:pPr>
-              <w:pStyle w:val="ListParagraph"/>
-              <w:numPr>
-                <w:ilvl w:val="0"/>
-                <w:numId w:val="2"/>
-              </w:numPr>
-            </w:pPr>
-            <w:r>
-              <w:rPr>
-                <w:rFonts w:ascii="Arial Narrow" w:cs="Arial Narrow" w:eastAsia="Arial Narrow" w:hAnsi="Arial Narrow"/>
-                <w:sz w:val="22"/>
-                <w:szCs w:val="22"/>
-              </w:rPr>
-              <w:t xml:space="preserve">10 g de sauge</w:t>
-            </w:r>
-          </w:p>
-          <w:p>
-            <w:pPr>
-              <w:pStyle w:val="ListParagraph"/>
-              <w:numPr>
-                <w:ilvl w:val="0"/>
-                <w:numId w:val="2"/>
-              </w:numPr>
-            </w:pPr>
-            <w:r>
-              <w:rPr>
-                <w:rFonts w:ascii="Arial Narrow" w:cs="Arial Narrow" w:eastAsia="Arial Narrow" w:hAnsi="Arial Narrow"/>
-                <w:sz w:val="22"/>
-                <w:szCs w:val="22"/>
-              </w:rPr>
-              <w:t xml:space="preserve">Le zeste de 2 citrons</w:t>
-            </w:r>
-          </w:p>
-          <w:p>
-            <w:pPr>
-              <w:pStyle w:val="ListParagraph"/>
-              <w:numPr>
-                <w:ilvl w:val="0"/>
-                <w:numId w:val="2"/>
-              </w:numPr>
-            </w:pPr>
-            <w:r>
-              <w:rPr>
-                <w:rFonts w:ascii="Arial Narrow" w:cs="Arial Narrow" w:eastAsia="Arial Narrow" w:hAnsi="Arial Narrow"/>
-                <w:sz w:val="22"/>
-                <w:szCs w:val="22"/>
-              </w:rPr>
-              <w:t xml:space="preserve">10 g de poivre noir concassé</w:t>
+              <w:t xml:space="preserve">400 g de chair à saucisse</w:t>
+            </w:r>
+          </w:p>
+          <w:p>
+            <w:pPr>
+              <w:pStyle w:val="ListParagraph"/>
+              <w:numPr>
+                <w:ilvl w:val="0"/>
+                <w:numId w:val="2"/>
+              </w:numPr>
+            </w:pPr>
+            <w:r>
+              <w:rPr>
+                <w:rFonts w:ascii="Arial Narrow" w:cs="Arial Narrow" w:eastAsia="Arial Narrow" w:hAnsi="Arial Narrow"/>
+                <w:sz w:val="22"/>
+                <w:szCs w:val="22"/>
+              </w:rPr>
+              <w:t xml:space="preserve">25 g de graines de fenouil torréfiées</w:t>
+            </w:r>
+          </w:p>
+          <w:p>
+            <w:pPr>
+              <w:pStyle w:val="ListParagraph"/>
+              <w:numPr>
+                <w:ilvl w:val="0"/>
+                <w:numId w:val="2"/>
+              </w:numPr>
+            </w:pPr>
+            <w:r>
+              <w:rPr>
+                <w:rFonts w:ascii="Arial Narrow" w:cs="Arial Narrow" w:eastAsia="Arial Narrow" w:hAnsi="Arial Narrow"/>
+                <w:sz w:val="22"/>
+                <w:szCs w:val="22"/>
+              </w:rPr>
+              <w:t xml:space="preserve">5 gousses d'ail</w:t>
+            </w:r>
+          </w:p>
+          <w:p>
+            <w:pPr>
+              <w:pStyle w:val="ListParagraph"/>
+              <w:numPr>
+                <w:ilvl w:val="0"/>
+                <w:numId w:val="2"/>
+              </w:numPr>
+            </w:pPr>
+            <w:r>
+              <w:rPr>
+                <w:rFonts w:ascii="Arial Narrow" w:cs="Arial Narrow" w:eastAsia="Arial Narrow" w:hAnsi="Arial Narrow"/>
+                <w:sz w:val="22"/>
+                <w:szCs w:val="22"/>
+              </w:rPr>
+              <w:t xml:space="preserve">15 g de romarin</w:t>
+            </w:r>
+          </w:p>
+          <w:p>
+            <w:pPr>
+              <w:pStyle w:val="ListParagraph"/>
+              <w:numPr>
+                <w:ilvl w:val="0"/>
+                <w:numId w:val="2"/>
+              </w:numPr>
+            </w:pPr>
+            <w:r>
+              <w:rPr>
+                <w:rFonts w:ascii="Arial Narrow" w:cs="Arial Narrow" w:eastAsia="Arial Narrow" w:hAnsi="Arial Narrow"/>
+                <w:sz w:val="22"/>
+                <w:szCs w:val="22"/>
+              </w:rPr>
+              <w:t xml:space="preserve">8 g de sauge</w:t>
+            </w:r>
+          </w:p>
+          <w:p>
+            <w:pPr>
+              <w:pStyle w:val="ListParagraph"/>
+              <w:numPr>
+                <w:ilvl w:val="0"/>
+                <w:numId w:val="2"/>
+              </w:numPr>
+            </w:pPr>
+            <w:r>
+              <w:rPr>
+                <w:rFonts w:ascii="Arial Narrow" w:cs="Arial Narrow" w:eastAsia="Arial Narrow" w:hAnsi="Arial Narrow"/>
+                <w:sz w:val="22"/>
+                <w:szCs w:val="22"/>
+              </w:rPr>
+              <w:t xml:space="preserve">Le zeste d'1 citron et demi</w:t>
+            </w:r>
+          </w:p>
+          <w:p>
+            <w:pPr>
+              <w:pStyle w:val="ListParagraph"/>
+              <w:numPr>
+                <w:ilvl w:val="0"/>
+                <w:numId w:val="2"/>
+              </w:numPr>
+            </w:pPr>
+            <w:r>
+              <w:rPr>
+                <w:rFonts w:ascii="Arial Narrow" w:cs="Arial Narrow" w:eastAsia="Arial Narrow" w:hAnsi="Arial Narrow"/>
+                <w:sz w:val="22"/>
+                <w:szCs w:val="22"/>
+              </w:rPr>
+              <w:t xml:space="preserve">8 g de poivre noir concassé</w:t>
             </w:r>
           </w:p>
           <w:p>
@@ -12912,7 +12896,7 @@
                 <w:sz w:val="22"/>
                 <w:szCs w:val="22"/>
               </w:rPr>
-              <w:t xml:space="preserve">Rôtir 30 minutes à 230 °C, puis 2 h 30 à 3 heures à 150 °C jusqu'à 68 °C à cœur.</w:t>
+              <w:t xml:space="preserve">Rôtir 30 minutes à 230 °C, puis 2 heures à 2 h 30 à 150 °C jusqu'à 68 °C à cœur.</w:t>
             </w:r>
           </w:p>
           <w:p>
@@ -13074,7 +13058,7 @@
           <w:sz w:val="22"/>
           <w:szCs w:val="22"/>
         </w:rPr>
-        <w:t xml:space="preserve">(1 carré de 10 côtes – 10 couverts)</w:t>
+        <w:t xml:space="preserve">(1 côte par personne)</w:t>
       </w:r>
     </w:p>
     <w:tbl>
@@ -13128,7 +13112,7 @@
                 <w:szCs w:val="22"/>
                 <w:u w:val="single"/>
               </w:rPr>
-              <w:t xml:space="preserve">INGRÉDIENTS :</w:t>
+              <w:t xml:space="preserve">INGRÉDIENTS (10 couverts) :</w:t>
             </w:r>
           </w:p>
         </w:tc>
@@ -13724,7 +13708,7 @@
           <w:sz w:val="22"/>
           <w:szCs w:val="22"/>
         </w:rPr>
-        <w:t xml:space="preserve">(1 L)</w:t>
+        <w:t xml:space="preserve">(≈ 60 g par personne)</w:t>
       </w:r>
     </w:p>
     <w:tbl>
@@ -13778,7 +13762,7 @@
                 <w:szCs w:val="22"/>
                 <w:u w:val="single"/>
               </w:rPr>
-              <w:t xml:space="preserve">INGRÉDIENTS :</w:t>
+              <w:t xml:space="preserve">INGRÉDIENTS (10 couverts) :</w:t>
             </w:r>
           </w:p>
         </w:tc>
@@ -13849,194 +13833,194 @@
                 <w:sz w:val="22"/>
                 <w:szCs w:val="22"/>
               </w:rPr>
-              <w:t xml:space="preserve">150 g d'échalotes</w:t>
-            </w:r>
-          </w:p>
-          <w:p>
-            <w:pPr>
-              <w:pStyle w:val="ListParagraph"/>
-              <w:numPr>
-                <w:ilvl w:val="0"/>
-                <w:numId w:val="2"/>
-              </w:numPr>
-            </w:pPr>
-            <w:r>
-              <w:rPr>
-                <w:rFonts w:ascii="Arial Narrow" w:cs="Arial Narrow" w:eastAsia="Arial Narrow" w:hAnsi="Arial Narrow"/>
-                <w:sz w:val="22"/>
-                <w:szCs w:val="22"/>
-              </w:rPr>
-              <w:t xml:space="preserve">30 g de beurre</w:t>
-            </w:r>
-          </w:p>
-          <w:p>
-            <w:pPr>
-              <w:pStyle w:val="ListParagraph"/>
-              <w:numPr>
-                <w:ilvl w:val="0"/>
-                <w:numId w:val="2"/>
-              </w:numPr>
-            </w:pPr>
-            <w:r>
-              <w:rPr>
-                <w:rFonts w:ascii="Arial Narrow" w:cs="Arial Narrow" w:eastAsia="Arial Narrow" w:hAnsi="Arial Narrow"/>
-                <w:sz w:val="22"/>
-                <w:szCs w:val="22"/>
-              </w:rPr>
-              <w:t xml:space="preserve">200 g de vin blanc sec</w:t>
-            </w:r>
-          </w:p>
-          <w:p>
-            <w:pPr>
-              <w:pStyle w:val="ListParagraph"/>
-              <w:numPr>
-                <w:ilvl w:val="0"/>
-                <w:numId w:val="2"/>
-              </w:numPr>
-            </w:pPr>
-            <w:r>
-              <w:rPr>
-                <w:rFonts w:ascii="Arial Narrow" w:cs="Arial Narrow" w:eastAsia="Arial Narrow" w:hAnsi="Arial Narrow"/>
-                <w:sz w:val="22"/>
-                <w:szCs w:val="22"/>
-              </w:rPr>
-              <w:t xml:space="preserve">50 g de vinaigre de cidre</w:t>
-            </w:r>
-          </w:p>
-          <w:p>
-            <w:pPr>
-              <w:pStyle w:val="ListParagraph"/>
-              <w:numPr>
-                <w:ilvl w:val="0"/>
-                <w:numId w:val="2"/>
-              </w:numPr>
-            </w:pPr>
-            <w:r>
-              <w:rPr>
-                <w:rFonts w:ascii="Arial Narrow" w:cs="Arial Narrow" w:eastAsia="Arial Narrow" w:hAnsi="Arial Narrow"/>
-                <w:sz w:val="22"/>
-                <w:szCs w:val="22"/>
-              </w:rPr>
-              <w:t xml:space="preserve">600 g de jus corsé de cochon (voir fiche)</w:t>
-            </w:r>
-          </w:p>
-          <w:p>
-            <w:pPr>
-              <w:pStyle w:val="ListParagraph"/>
-              <w:numPr>
-                <w:ilvl w:val="0"/>
-                <w:numId w:val="2"/>
-              </w:numPr>
-            </w:pPr>
-            <w:r>
-              <w:rPr>
-                <w:rFonts w:ascii="Arial Narrow" w:cs="Arial Narrow" w:eastAsia="Arial Narrow" w:hAnsi="Arial Narrow"/>
-                <w:sz w:val="22"/>
-                <w:szCs w:val="22"/>
-              </w:rPr>
-              <w:t xml:space="preserve">200 g de crème liquide 35 %</w:t>
-            </w:r>
-          </w:p>
-          <w:p>
-            <w:pPr>
-              <w:pStyle w:val="ListParagraph"/>
-              <w:numPr>
-                <w:ilvl w:val="0"/>
-                <w:numId w:val="2"/>
-              </w:numPr>
-            </w:pPr>
-            <w:r>
-              <w:rPr>
-                <w:rFonts w:ascii="Arial Narrow" w:cs="Arial Narrow" w:eastAsia="Arial Narrow" w:hAnsi="Arial Narrow"/>
-                <w:sz w:val="22"/>
-                <w:szCs w:val="22"/>
-              </w:rPr>
-              <w:t xml:space="preserve">60 g de moutarde à l'ancienne</w:t>
-            </w:r>
-          </w:p>
-          <w:p>
-            <w:pPr>
-              <w:pStyle w:val="ListParagraph"/>
-              <w:numPr>
-                <w:ilvl w:val="0"/>
-                <w:numId w:val="2"/>
-              </w:numPr>
-            </w:pPr>
-            <w:r>
-              <w:rPr>
-                <w:rFonts w:ascii="Arial Narrow" w:cs="Arial Narrow" w:eastAsia="Arial Narrow" w:hAnsi="Arial Narrow"/>
-                <w:sz w:val="22"/>
-                <w:szCs w:val="22"/>
-              </w:rPr>
-              <w:t xml:space="preserve">20 g de moutarde de Dijon</w:t>
-            </w:r>
-          </w:p>
-          <w:p>
-            <w:pPr>
-              <w:pStyle w:val="ListParagraph"/>
-              <w:numPr>
-                <w:ilvl w:val="0"/>
-                <w:numId w:val="2"/>
-              </w:numPr>
-            </w:pPr>
-            <w:r>
-              <w:rPr>
-                <w:rFonts w:ascii="Arial Narrow" w:cs="Arial Narrow" w:eastAsia="Arial Narrow" w:hAnsi="Arial Narrow"/>
-                <w:sz w:val="22"/>
-                <w:szCs w:val="22"/>
-              </w:rPr>
-              <w:t xml:space="preserve">80 g de cornichons</w:t>
-            </w:r>
-          </w:p>
-          <w:p>
-            <w:pPr>
-              <w:pStyle w:val="ListParagraph"/>
-              <w:numPr>
-                <w:ilvl w:val="0"/>
-                <w:numId w:val="2"/>
-              </w:numPr>
-            </w:pPr>
-            <w:r>
-              <w:rPr>
-                <w:rFonts w:ascii="Arial Narrow" w:cs="Arial Narrow" w:eastAsia="Arial Narrow" w:hAnsi="Arial Narrow"/>
-                <w:sz w:val="22"/>
-                <w:szCs w:val="22"/>
-              </w:rPr>
-              <w:t xml:space="preserve">30 g de câpres</w:t>
-            </w:r>
-          </w:p>
-          <w:p>
-            <w:pPr>
-              <w:pStyle w:val="ListParagraph"/>
-              <w:numPr>
-                <w:ilvl w:val="0"/>
-                <w:numId w:val="2"/>
-              </w:numPr>
-            </w:pPr>
-            <w:r>
-              <w:rPr>
-                <w:rFonts w:ascii="Arial Narrow" w:cs="Arial Narrow" w:eastAsia="Arial Narrow" w:hAnsi="Arial Narrow"/>
-                <w:sz w:val="22"/>
-                <w:szCs w:val="22"/>
-              </w:rPr>
-              <w:t xml:space="preserve">10 g d'estragon</w:t>
-            </w:r>
-          </w:p>
-          <w:p>
-            <w:pPr>
-              <w:pStyle w:val="ListParagraph"/>
-              <w:numPr>
-                <w:ilvl w:val="0"/>
-                <w:numId w:val="2"/>
-              </w:numPr>
-            </w:pPr>
-            <w:r>
-              <w:rPr>
-                <w:rFonts w:ascii="Arial Narrow" w:cs="Arial Narrow" w:eastAsia="Arial Narrow" w:hAnsi="Arial Narrow"/>
-                <w:sz w:val="22"/>
-                <w:szCs w:val="22"/>
-              </w:rPr>
-              <w:t xml:space="preserve">5 g de poivre mignonnette</w:t>
+              <w:t xml:space="preserve">90 g d'échalotes</w:t>
+            </w:r>
+          </w:p>
+          <w:p>
+            <w:pPr>
+              <w:pStyle w:val="ListParagraph"/>
+              <w:numPr>
+                <w:ilvl w:val="0"/>
+                <w:numId w:val="2"/>
+              </w:numPr>
+            </w:pPr>
+            <w:r>
+              <w:rPr>
+                <w:rFonts w:ascii="Arial Narrow" w:cs="Arial Narrow" w:eastAsia="Arial Narrow" w:hAnsi="Arial Narrow"/>
+                <w:sz w:val="22"/>
+                <w:szCs w:val="22"/>
+              </w:rPr>
+              <w:t xml:space="preserve">20 g de beurre</w:t>
+            </w:r>
+          </w:p>
+          <w:p>
+            <w:pPr>
+              <w:pStyle w:val="ListParagraph"/>
+              <w:numPr>
+                <w:ilvl w:val="0"/>
+                <w:numId w:val="2"/>
+              </w:numPr>
+            </w:pPr>
+            <w:r>
+              <w:rPr>
+                <w:rFonts w:ascii="Arial Narrow" w:cs="Arial Narrow" w:eastAsia="Arial Narrow" w:hAnsi="Arial Narrow"/>
+                <w:sz w:val="22"/>
+                <w:szCs w:val="22"/>
+              </w:rPr>
+              <w:t xml:space="preserve">120 g de vin blanc sec</w:t>
+            </w:r>
+          </w:p>
+          <w:p>
+            <w:pPr>
+              <w:pStyle w:val="ListParagraph"/>
+              <w:numPr>
+                <w:ilvl w:val="0"/>
+                <w:numId w:val="2"/>
+              </w:numPr>
+            </w:pPr>
+            <w:r>
+              <w:rPr>
+                <w:rFonts w:ascii="Arial Narrow" w:cs="Arial Narrow" w:eastAsia="Arial Narrow" w:hAnsi="Arial Narrow"/>
+                <w:sz w:val="22"/>
+                <w:szCs w:val="22"/>
+              </w:rPr>
+              <w:t xml:space="preserve">30 g de vinaigre de cidre</w:t>
+            </w:r>
+          </w:p>
+          <w:p>
+            <w:pPr>
+              <w:pStyle w:val="ListParagraph"/>
+              <w:numPr>
+                <w:ilvl w:val="0"/>
+                <w:numId w:val="2"/>
+              </w:numPr>
+            </w:pPr>
+            <w:r>
+              <w:rPr>
+                <w:rFonts w:ascii="Arial Narrow" w:cs="Arial Narrow" w:eastAsia="Arial Narrow" w:hAnsi="Arial Narrow"/>
+                <w:sz w:val="22"/>
+                <w:szCs w:val="22"/>
+              </w:rPr>
+              <w:t xml:space="preserve">360 g de jus corsé de cochon (voir fiche)</w:t>
+            </w:r>
+          </w:p>
+          <w:p>
+            <w:pPr>
+              <w:pStyle w:val="ListParagraph"/>
+              <w:numPr>
+                <w:ilvl w:val="0"/>
+                <w:numId w:val="2"/>
+              </w:numPr>
+            </w:pPr>
+            <w:r>
+              <w:rPr>
+                <w:rFonts w:ascii="Arial Narrow" w:cs="Arial Narrow" w:eastAsia="Arial Narrow" w:hAnsi="Arial Narrow"/>
+                <w:sz w:val="22"/>
+                <w:szCs w:val="22"/>
+              </w:rPr>
+              <w:t xml:space="preserve">120 g de crème liquide 35 %</w:t>
+            </w:r>
+          </w:p>
+          <w:p>
+            <w:pPr>
+              <w:pStyle w:val="ListParagraph"/>
+              <w:numPr>
+                <w:ilvl w:val="0"/>
+                <w:numId w:val="2"/>
+              </w:numPr>
+            </w:pPr>
+            <w:r>
+              <w:rPr>
+                <w:rFonts w:ascii="Arial Narrow" w:cs="Arial Narrow" w:eastAsia="Arial Narrow" w:hAnsi="Arial Narrow"/>
+                <w:sz w:val="22"/>
+                <w:szCs w:val="22"/>
+              </w:rPr>
+              <w:t xml:space="preserve">40 g de moutarde à l'ancienne</w:t>
+            </w:r>
+          </w:p>
+          <w:p>
+            <w:pPr>
+              <w:pStyle w:val="ListParagraph"/>
+              <w:numPr>
+                <w:ilvl w:val="0"/>
+                <w:numId w:val="2"/>
+              </w:numPr>
+            </w:pPr>
+            <w:r>
+              <w:rPr>
+                <w:rFonts w:ascii="Arial Narrow" w:cs="Arial Narrow" w:eastAsia="Arial Narrow" w:hAnsi="Arial Narrow"/>
+                <w:sz w:val="22"/>
+                <w:szCs w:val="22"/>
+              </w:rPr>
+              <w:t xml:space="preserve">12 g de moutarde de Dijon</w:t>
+            </w:r>
+          </w:p>
+          <w:p>
+            <w:pPr>
+              <w:pStyle w:val="ListParagraph"/>
+              <w:numPr>
+                <w:ilvl w:val="0"/>
+                <w:numId w:val="2"/>
+              </w:numPr>
+            </w:pPr>
+            <w:r>
+              <w:rPr>
+                <w:rFonts w:ascii="Arial Narrow" w:cs="Arial Narrow" w:eastAsia="Arial Narrow" w:hAnsi="Arial Narrow"/>
+                <w:sz w:val="22"/>
+                <w:szCs w:val="22"/>
+              </w:rPr>
+              <w:t xml:space="preserve">50 g de cornichons</w:t>
+            </w:r>
+          </w:p>
+          <w:p>
+            <w:pPr>
+              <w:pStyle w:val="ListParagraph"/>
+              <w:numPr>
+                <w:ilvl w:val="0"/>
+                <w:numId w:val="2"/>
+              </w:numPr>
+            </w:pPr>
+            <w:r>
+              <w:rPr>
+                <w:rFonts w:ascii="Arial Narrow" w:cs="Arial Narrow" w:eastAsia="Arial Narrow" w:hAnsi="Arial Narrow"/>
+                <w:sz w:val="22"/>
+                <w:szCs w:val="22"/>
+              </w:rPr>
+              <w:t xml:space="preserve">20 g de câpres</w:t>
+            </w:r>
+          </w:p>
+          <w:p>
+            <w:pPr>
+              <w:pStyle w:val="ListParagraph"/>
+              <w:numPr>
+                <w:ilvl w:val="0"/>
+                <w:numId w:val="2"/>
+              </w:numPr>
+            </w:pPr>
+            <w:r>
+              <w:rPr>
+                <w:rFonts w:ascii="Arial Narrow" w:cs="Arial Narrow" w:eastAsia="Arial Narrow" w:hAnsi="Arial Narrow"/>
+                <w:sz w:val="22"/>
+                <w:szCs w:val="22"/>
+              </w:rPr>
+              <w:t xml:space="preserve">6 g d'estragon</w:t>
+            </w:r>
+          </w:p>
+          <w:p>
+            <w:pPr>
+              <w:pStyle w:val="ListParagraph"/>
+              <w:numPr>
+                <w:ilvl w:val="0"/>
+                <w:numId w:val="2"/>
+              </w:numPr>
+            </w:pPr>
+            <w:r>
+              <w:rPr>
+                <w:rFonts w:ascii="Arial Narrow" w:cs="Arial Narrow" w:eastAsia="Arial Narrow" w:hAnsi="Arial Narrow"/>
+                <w:sz w:val="22"/>
+                <w:szCs w:val="22"/>
+              </w:rPr>
+              <w:t xml:space="preserve">3 g de poivre mignonnette</w:t>
             </w:r>
           </w:p>
           <w:p>
@@ -14202,7 +14186,7 @@
           <w:sz w:val="22"/>
           <w:szCs w:val="22"/>
         </w:rPr>
-        <w:t xml:space="preserve">(1,2 L)</w:t>
+        <w:t xml:space="preserve">(≈ 50 g par personne)</w:t>
       </w:r>
     </w:p>
     <w:tbl>
@@ -14256,7 +14240,7 @@
                 <w:szCs w:val="22"/>
                 <w:u w:val="single"/>
               </w:rPr>
-              <w:t xml:space="preserve">INGRÉDIENTS :</w:t>
+              <w:t xml:space="preserve">INGRÉDIENTS (10 couverts) :</w:t>
             </w:r>
           </w:p>
         </w:tc>
@@ -14327,279 +14311,279 @@
                 <w:sz w:val="22"/>
                 <w:szCs w:val="22"/>
               </w:rPr>
-              <w:t xml:space="preserve">200 g d'oignons</w:t>
-            </w:r>
-          </w:p>
-          <w:p>
-            <w:pPr>
-              <w:pStyle w:val="ListParagraph"/>
-              <w:numPr>
-                <w:ilvl w:val="0"/>
-                <w:numId w:val="2"/>
-              </w:numPr>
-            </w:pPr>
-            <w:r>
-              <w:rPr>
-                <w:rFonts w:ascii="Arial Narrow" w:cs="Arial Narrow" w:eastAsia="Arial Narrow" w:hAnsi="Arial Narrow"/>
-                <w:sz w:val="22"/>
-                <w:szCs w:val="22"/>
-              </w:rPr>
-              <w:t xml:space="preserve">20 g d'ail</w:t>
-            </w:r>
-          </w:p>
-          <w:p>
-            <w:pPr>
-              <w:pStyle w:val="ListParagraph"/>
-              <w:numPr>
-                <w:ilvl w:val="0"/>
-                <w:numId w:val="2"/>
-              </w:numPr>
-            </w:pPr>
-            <w:r>
-              <w:rPr>
-                <w:rFonts w:ascii="Arial Narrow" w:cs="Arial Narrow" w:eastAsia="Arial Narrow" w:hAnsi="Arial Narrow"/>
-                <w:sz w:val="22"/>
-                <w:szCs w:val="22"/>
-              </w:rPr>
-              <w:t xml:space="preserve">20 g de piments rouges frais</w:t>
-            </w:r>
-          </w:p>
-          <w:p>
-            <w:pPr>
-              <w:pStyle w:val="ListParagraph"/>
-              <w:numPr>
-                <w:ilvl w:val="0"/>
-                <w:numId w:val="2"/>
-              </w:numPr>
-            </w:pPr>
-            <w:r>
-              <w:rPr>
-                <w:rFonts w:ascii="Arial Narrow" w:cs="Arial Narrow" w:eastAsia="Arial Narrow" w:hAnsi="Arial Narrow"/>
-                <w:sz w:val="22"/>
-                <w:szCs w:val="22"/>
-              </w:rPr>
-              <w:t xml:space="preserve">2 piments chipotle</w:t>
-            </w:r>
-          </w:p>
-          <w:p>
-            <w:pPr>
-              <w:pStyle w:val="ListParagraph"/>
-              <w:numPr>
-                <w:ilvl w:val="0"/>
-                <w:numId w:val="2"/>
-              </w:numPr>
-            </w:pPr>
-            <w:r>
-              <w:rPr>
-                <w:rFonts w:ascii="Arial Narrow" w:cs="Arial Narrow" w:eastAsia="Arial Narrow" w:hAnsi="Arial Narrow"/>
-                <w:sz w:val="22"/>
-                <w:szCs w:val="22"/>
-              </w:rPr>
-              <w:t xml:space="preserve">300 g de pommes (Granny Smith)</w:t>
-            </w:r>
-          </w:p>
-          <w:p>
-            <w:pPr>
-              <w:pStyle w:val="ListParagraph"/>
-              <w:numPr>
-                <w:ilvl w:val="0"/>
-                <w:numId w:val="2"/>
-              </w:numPr>
-            </w:pPr>
-            <w:r>
-              <w:rPr>
-                <w:rFonts w:ascii="Arial Narrow" w:cs="Arial Narrow" w:eastAsia="Arial Narrow" w:hAnsi="Arial Narrow"/>
-                <w:sz w:val="22"/>
-                <w:szCs w:val="22"/>
-              </w:rPr>
-              <w:t xml:space="preserve">30 g d'huile neutre</w:t>
-            </w:r>
-          </w:p>
-          <w:p>
-            <w:pPr>
-              <w:pStyle w:val="ListParagraph"/>
-              <w:numPr>
-                <w:ilvl w:val="0"/>
-                <w:numId w:val="2"/>
-              </w:numPr>
-            </w:pPr>
-            <w:r>
-              <w:rPr>
-                <w:rFonts w:ascii="Arial Narrow" w:cs="Arial Narrow" w:eastAsia="Arial Narrow" w:hAnsi="Arial Narrow"/>
-                <w:sz w:val="22"/>
-                <w:szCs w:val="22"/>
-              </w:rPr>
-              <w:t xml:space="preserve">300 g de ketchup</w:t>
-            </w:r>
-          </w:p>
-          <w:p>
-            <w:pPr>
-              <w:pStyle w:val="ListParagraph"/>
-              <w:numPr>
-                <w:ilvl w:val="0"/>
-                <w:numId w:val="2"/>
-              </w:numPr>
-            </w:pPr>
-            <w:r>
-              <w:rPr>
-                <w:rFonts w:ascii="Arial Narrow" w:cs="Arial Narrow" w:eastAsia="Arial Narrow" w:hAnsi="Arial Narrow"/>
-                <w:sz w:val="22"/>
-                <w:szCs w:val="22"/>
-              </w:rPr>
-              <w:t xml:space="preserve">100 g de concentré de tomate</w:t>
-            </w:r>
-          </w:p>
-          <w:p>
-            <w:pPr>
-              <w:pStyle w:val="ListParagraph"/>
-              <w:numPr>
-                <w:ilvl w:val="0"/>
-                <w:numId w:val="2"/>
-              </w:numPr>
-            </w:pPr>
-            <w:r>
-              <w:rPr>
-                <w:rFonts w:ascii="Arial Narrow" w:cs="Arial Narrow" w:eastAsia="Arial Narrow" w:hAnsi="Arial Narrow"/>
-                <w:sz w:val="22"/>
-                <w:szCs w:val="22"/>
-              </w:rPr>
-              <w:t xml:space="preserve">250 g de cidre brut</w:t>
-            </w:r>
-          </w:p>
-          <w:p>
-            <w:pPr>
-              <w:pStyle w:val="ListParagraph"/>
-              <w:numPr>
-                <w:ilvl w:val="0"/>
-                <w:numId w:val="2"/>
-              </w:numPr>
-            </w:pPr>
-            <w:r>
-              <w:rPr>
-                <w:rFonts w:ascii="Arial Narrow" w:cs="Arial Narrow" w:eastAsia="Arial Narrow" w:hAnsi="Arial Narrow"/>
-                <w:sz w:val="22"/>
-                <w:szCs w:val="22"/>
-              </w:rPr>
-              <w:t xml:space="preserve">100 g de vinaigre de cidre</w:t>
-            </w:r>
-          </w:p>
-          <w:p>
-            <w:pPr>
-              <w:pStyle w:val="ListParagraph"/>
-              <w:numPr>
-                <w:ilvl w:val="0"/>
-                <w:numId w:val="2"/>
-              </w:numPr>
-            </w:pPr>
-            <w:r>
-              <w:rPr>
-                <w:rFonts w:ascii="Arial Narrow" w:cs="Arial Narrow" w:eastAsia="Arial Narrow" w:hAnsi="Arial Narrow"/>
-                <w:sz w:val="22"/>
-                <w:szCs w:val="22"/>
-              </w:rPr>
-              <w:t xml:space="preserve">120 g de cassonade</w:t>
-            </w:r>
-          </w:p>
-          <w:p>
-            <w:pPr>
-              <w:pStyle w:val="ListParagraph"/>
-              <w:numPr>
-                <w:ilvl w:val="0"/>
-                <w:numId w:val="2"/>
-              </w:numPr>
-            </w:pPr>
-            <w:r>
-              <w:rPr>
-                <w:rFonts w:ascii="Arial Narrow" w:cs="Arial Narrow" w:eastAsia="Arial Narrow" w:hAnsi="Arial Narrow"/>
-                <w:sz w:val="22"/>
-                <w:szCs w:val="22"/>
-              </w:rPr>
-              <w:t xml:space="preserve">50 g de miel</w:t>
-            </w:r>
-          </w:p>
-          <w:p>
-            <w:pPr>
-              <w:pStyle w:val="ListParagraph"/>
-              <w:numPr>
-                <w:ilvl w:val="0"/>
-                <w:numId w:val="2"/>
-              </w:numPr>
-            </w:pPr>
-            <w:r>
-              <w:rPr>
-                <w:rFonts w:ascii="Arial Narrow" w:cs="Arial Narrow" w:eastAsia="Arial Narrow" w:hAnsi="Arial Narrow"/>
-                <w:sz w:val="22"/>
-                <w:szCs w:val="22"/>
-              </w:rPr>
-              <w:t xml:space="preserve">20 g de moutarde de Dijon</w:t>
-            </w:r>
-          </w:p>
-          <w:p>
-            <w:pPr>
-              <w:pStyle w:val="ListParagraph"/>
-              <w:numPr>
-                <w:ilvl w:val="0"/>
-                <w:numId w:val="2"/>
-              </w:numPr>
-            </w:pPr>
-            <w:r>
-              <w:rPr>
-                <w:rFonts w:ascii="Arial Narrow" w:cs="Arial Narrow" w:eastAsia="Arial Narrow" w:hAnsi="Arial Narrow"/>
-                <w:sz w:val="22"/>
-                <w:szCs w:val="22"/>
-              </w:rPr>
-              <w:t xml:space="preserve">15 g de sauce Worcestershire</w:t>
-            </w:r>
-          </w:p>
-          <w:p>
-            <w:pPr>
-              <w:pStyle w:val="ListParagraph"/>
-              <w:numPr>
-                <w:ilvl w:val="0"/>
-                <w:numId w:val="2"/>
-              </w:numPr>
-            </w:pPr>
-            <w:r>
-              <w:rPr>
-                <w:rFonts w:ascii="Arial Narrow" w:cs="Arial Narrow" w:eastAsia="Arial Narrow" w:hAnsi="Arial Narrow"/>
-                <w:sz w:val="22"/>
-                <w:szCs w:val="22"/>
-              </w:rPr>
-              <w:t xml:space="preserve">10 g de paprika fumé</w:t>
-            </w:r>
-          </w:p>
-          <w:p>
-            <w:pPr>
-              <w:pStyle w:val="ListParagraph"/>
-              <w:numPr>
-                <w:ilvl w:val="0"/>
-                <w:numId w:val="2"/>
-              </w:numPr>
-            </w:pPr>
-            <w:r>
-              <w:rPr>
-                <w:rFonts w:ascii="Arial Narrow" w:cs="Arial Narrow" w:eastAsia="Arial Narrow" w:hAnsi="Arial Narrow"/>
-                <w:sz w:val="22"/>
-                <w:szCs w:val="22"/>
-              </w:rPr>
-              <w:t xml:space="preserve">5 g de piment de Cayenne</w:t>
-            </w:r>
-          </w:p>
-          <w:p>
-            <w:pPr>
-              <w:pStyle w:val="ListParagraph"/>
-              <w:numPr>
-                <w:ilvl w:val="0"/>
-                <w:numId w:val="2"/>
-              </w:numPr>
-            </w:pPr>
-            <w:r>
-              <w:rPr>
-                <w:rFonts w:ascii="Arial Narrow" w:cs="Arial Narrow" w:eastAsia="Arial Narrow" w:hAnsi="Arial Narrow"/>
-                <w:sz w:val="22"/>
-                <w:szCs w:val="22"/>
-              </w:rPr>
-              <w:t xml:space="preserve">10 g de sel fin</w:t>
+              <w:t xml:space="preserve">80 g d'oignons</w:t>
+            </w:r>
+          </w:p>
+          <w:p>
+            <w:pPr>
+              <w:pStyle w:val="ListParagraph"/>
+              <w:numPr>
+                <w:ilvl w:val="0"/>
+                <w:numId w:val="2"/>
+              </w:numPr>
+            </w:pPr>
+            <w:r>
+              <w:rPr>
+                <w:rFonts w:ascii="Arial Narrow" w:cs="Arial Narrow" w:eastAsia="Arial Narrow" w:hAnsi="Arial Narrow"/>
+                <w:sz w:val="22"/>
+                <w:szCs w:val="22"/>
+              </w:rPr>
+              <w:t xml:space="preserve">8 g d'ail</w:t>
+            </w:r>
+          </w:p>
+          <w:p>
+            <w:pPr>
+              <w:pStyle w:val="ListParagraph"/>
+              <w:numPr>
+                <w:ilvl w:val="0"/>
+                <w:numId w:val="2"/>
+              </w:numPr>
+            </w:pPr>
+            <w:r>
+              <w:rPr>
+                <w:rFonts w:ascii="Arial Narrow" w:cs="Arial Narrow" w:eastAsia="Arial Narrow" w:hAnsi="Arial Narrow"/>
+                <w:sz w:val="22"/>
+                <w:szCs w:val="22"/>
+              </w:rPr>
+              <w:t xml:space="preserve">8 g de piments rouges frais</w:t>
+            </w:r>
+          </w:p>
+          <w:p>
+            <w:pPr>
+              <w:pStyle w:val="ListParagraph"/>
+              <w:numPr>
+                <w:ilvl w:val="0"/>
+                <w:numId w:val="2"/>
+              </w:numPr>
+            </w:pPr>
+            <w:r>
+              <w:rPr>
+                <w:rFonts w:ascii="Arial Narrow" w:cs="Arial Narrow" w:eastAsia="Arial Narrow" w:hAnsi="Arial Narrow"/>
+                <w:sz w:val="22"/>
+                <w:szCs w:val="22"/>
+              </w:rPr>
+              <w:t xml:space="preserve">1 piment chipotle</w:t>
+            </w:r>
+          </w:p>
+          <w:p>
+            <w:pPr>
+              <w:pStyle w:val="ListParagraph"/>
+              <w:numPr>
+                <w:ilvl w:val="0"/>
+                <w:numId w:val="2"/>
+              </w:numPr>
+            </w:pPr>
+            <w:r>
+              <w:rPr>
+                <w:rFonts w:ascii="Arial Narrow" w:cs="Arial Narrow" w:eastAsia="Arial Narrow" w:hAnsi="Arial Narrow"/>
+                <w:sz w:val="22"/>
+                <w:szCs w:val="22"/>
+              </w:rPr>
+              <w:t xml:space="preserve">120 g de pommes (Granny Smith)</w:t>
+            </w:r>
+          </w:p>
+          <w:p>
+            <w:pPr>
+              <w:pStyle w:val="ListParagraph"/>
+              <w:numPr>
+                <w:ilvl w:val="0"/>
+                <w:numId w:val="2"/>
+              </w:numPr>
+            </w:pPr>
+            <w:r>
+              <w:rPr>
+                <w:rFonts w:ascii="Arial Narrow" w:cs="Arial Narrow" w:eastAsia="Arial Narrow" w:hAnsi="Arial Narrow"/>
+                <w:sz w:val="22"/>
+                <w:szCs w:val="22"/>
+              </w:rPr>
+              <w:t xml:space="preserve">15 g d'huile neutre</w:t>
+            </w:r>
+          </w:p>
+          <w:p>
+            <w:pPr>
+              <w:pStyle w:val="ListParagraph"/>
+              <w:numPr>
+                <w:ilvl w:val="0"/>
+                <w:numId w:val="2"/>
+              </w:numPr>
+            </w:pPr>
+            <w:r>
+              <w:rPr>
+                <w:rFonts w:ascii="Arial Narrow" w:cs="Arial Narrow" w:eastAsia="Arial Narrow" w:hAnsi="Arial Narrow"/>
+                <w:sz w:val="22"/>
+                <w:szCs w:val="22"/>
+              </w:rPr>
+              <w:t xml:space="preserve">120 g de ketchup</w:t>
+            </w:r>
+          </w:p>
+          <w:p>
+            <w:pPr>
+              <w:pStyle w:val="ListParagraph"/>
+              <w:numPr>
+                <w:ilvl w:val="0"/>
+                <w:numId w:val="2"/>
+              </w:numPr>
+            </w:pPr>
+            <w:r>
+              <w:rPr>
+                <w:rFonts w:ascii="Arial Narrow" w:cs="Arial Narrow" w:eastAsia="Arial Narrow" w:hAnsi="Arial Narrow"/>
+                <w:sz w:val="22"/>
+                <w:szCs w:val="22"/>
+              </w:rPr>
+              <w:t xml:space="preserve">40 g de concentré de tomate</w:t>
+            </w:r>
+          </w:p>
+          <w:p>
+            <w:pPr>
+              <w:pStyle w:val="ListParagraph"/>
+              <w:numPr>
+                <w:ilvl w:val="0"/>
+                <w:numId w:val="2"/>
+              </w:numPr>
+            </w:pPr>
+            <w:r>
+              <w:rPr>
+                <w:rFonts w:ascii="Arial Narrow" w:cs="Arial Narrow" w:eastAsia="Arial Narrow" w:hAnsi="Arial Narrow"/>
+                <w:sz w:val="22"/>
+                <w:szCs w:val="22"/>
+              </w:rPr>
+              <w:t xml:space="preserve">100 g de cidre brut</w:t>
+            </w:r>
+          </w:p>
+          <w:p>
+            <w:pPr>
+              <w:pStyle w:val="ListParagraph"/>
+              <w:numPr>
+                <w:ilvl w:val="0"/>
+                <w:numId w:val="2"/>
+              </w:numPr>
+            </w:pPr>
+            <w:r>
+              <w:rPr>
+                <w:rFonts w:ascii="Arial Narrow" w:cs="Arial Narrow" w:eastAsia="Arial Narrow" w:hAnsi="Arial Narrow"/>
+                <w:sz w:val="22"/>
+                <w:szCs w:val="22"/>
+              </w:rPr>
+              <w:t xml:space="preserve">40 g de vinaigre de cidre</w:t>
+            </w:r>
+          </w:p>
+          <w:p>
+            <w:pPr>
+              <w:pStyle w:val="ListParagraph"/>
+              <w:numPr>
+                <w:ilvl w:val="0"/>
+                <w:numId w:val="2"/>
+              </w:numPr>
+            </w:pPr>
+            <w:r>
+              <w:rPr>
+                <w:rFonts w:ascii="Arial Narrow" w:cs="Arial Narrow" w:eastAsia="Arial Narrow" w:hAnsi="Arial Narrow"/>
+                <w:sz w:val="22"/>
+                <w:szCs w:val="22"/>
+              </w:rPr>
+              <w:t xml:space="preserve">50 g de cassonade</w:t>
+            </w:r>
+          </w:p>
+          <w:p>
+            <w:pPr>
+              <w:pStyle w:val="ListParagraph"/>
+              <w:numPr>
+                <w:ilvl w:val="0"/>
+                <w:numId w:val="2"/>
+              </w:numPr>
+            </w:pPr>
+            <w:r>
+              <w:rPr>
+                <w:rFonts w:ascii="Arial Narrow" w:cs="Arial Narrow" w:eastAsia="Arial Narrow" w:hAnsi="Arial Narrow"/>
+                <w:sz w:val="22"/>
+                <w:szCs w:val="22"/>
+              </w:rPr>
+              <w:t xml:space="preserve">20 g de miel</w:t>
+            </w:r>
+          </w:p>
+          <w:p>
+            <w:pPr>
+              <w:pStyle w:val="ListParagraph"/>
+              <w:numPr>
+                <w:ilvl w:val="0"/>
+                <w:numId w:val="2"/>
+              </w:numPr>
+            </w:pPr>
+            <w:r>
+              <w:rPr>
+                <w:rFonts w:ascii="Arial Narrow" w:cs="Arial Narrow" w:eastAsia="Arial Narrow" w:hAnsi="Arial Narrow"/>
+                <w:sz w:val="22"/>
+                <w:szCs w:val="22"/>
+              </w:rPr>
+              <w:t xml:space="preserve">8 g de moutarde de Dijon</w:t>
+            </w:r>
+          </w:p>
+          <w:p>
+            <w:pPr>
+              <w:pStyle w:val="ListParagraph"/>
+              <w:numPr>
+                <w:ilvl w:val="0"/>
+                <w:numId w:val="2"/>
+              </w:numPr>
+            </w:pPr>
+            <w:r>
+              <w:rPr>
+                <w:rFonts w:ascii="Arial Narrow" w:cs="Arial Narrow" w:eastAsia="Arial Narrow" w:hAnsi="Arial Narrow"/>
+                <w:sz w:val="22"/>
+                <w:szCs w:val="22"/>
+              </w:rPr>
+              <w:t xml:space="preserve">6 g de sauce Worcestershire</w:t>
+            </w:r>
+          </w:p>
+          <w:p>
+            <w:pPr>
+              <w:pStyle w:val="ListParagraph"/>
+              <w:numPr>
+                <w:ilvl w:val="0"/>
+                <w:numId w:val="2"/>
+              </w:numPr>
+            </w:pPr>
+            <w:r>
+              <w:rPr>
+                <w:rFonts w:ascii="Arial Narrow" w:cs="Arial Narrow" w:eastAsia="Arial Narrow" w:hAnsi="Arial Narrow"/>
+                <w:sz w:val="22"/>
+                <w:szCs w:val="22"/>
+              </w:rPr>
+              <w:t xml:space="preserve">4 g de paprika fumé</w:t>
+            </w:r>
+          </w:p>
+          <w:p>
+            <w:pPr>
+              <w:pStyle w:val="ListParagraph"/>
+              <w:numPr>
+                <w:ilvl w:val="0"/>
+                <w:numId w:val="2"/>
+              </w:numPr>
+            </w:pPr>
+            <w:r>
+              <w:rPr>
+                <w:rFonts w:ascii="Arial Narrow" w:cs="Arial Narrow" w:eastAsia="Arial Narrow" w:hAnsi="Arial Narrow"/>
+                <w:sz w:val="22"/>
+                <w:szCs w:val="22"/>
+              </w:rPr>
+              <w:t xml:space="preserve">2 g de piment de Cayenne</w:t>
+            </w:r>
+          </w:p>
+          <w:p>
+            <w:pPr>
+              <w:pStyle w:val="ListParagraph"/>
+              <w:numPr>
+                <w:ilvl w:val="0"/>
+                <w:numId w:val="2"/>
+              </w:numPr>
+            </w:pPr>
+            <w:r>
+              <w:rPr>
+                <w:rFonts w:ascii="Arial Narrow" w:cs="Arial Narrow" w:eastAsia="Arial Narrow" w:hAnsi="Arial Narrow"/>
+                <w:sz w:val="22"/>
+                <w:szCs w:val="22"/>
+              </w:rPr>
+              <w:t xml:space="preserve">4 g de sel fin</w:t>
             </w:r>
           </w:p>
         </w:tc>
@@ -14673,7 +14657,7 @@
                 <w:sz w:val="22"/>
                 <w:szCs w:val="22"/>
               </w:rPr>
-              <w:t xml:space="preserve">Ajouter tous les autres ingrédients et cuire 45 minutes à feu doux en remuant régulièrement.</w:t>
+              <w:t xml:space="preserve">Ajouter tous les autres ingrédients et cuire 30 minutes à feu doux en remuant régulièrement.</w:t>
             </w:r>
           </w:p>
           <w:p>
@@ -14748,7 +14732,7 @@
           <w:sz w:val="22"/>
           <w:szCs w:val="22"/>
         </w:rPr>
-        <w:t xml:space="preserve">(1,5 L)</w:t>
+        <w:t xml:space="preserve">(≈ 60 g par personne)</w:t>
       </w:r>
     </w:p>
     <w:tbl>
@@ -14802,7 +14786,7 @@
                 <w:szCs w:val="22"/>
                 <w:u w:val="single"/>
               </w:rPr>
-              <w:t xml:space="preserve">INGRÉDIENTS :</w:t>
+              <w:t xml:space="preserve">INGRÉDIENTS (10 couverts) :</w:t>
             </w:r>
           </w:p>
         </w:tc>
@@ -14873,160 +14857,160 @@
                 <w:sz w:val="22"/>
                 <w:szCs w:val="22"/>
               </w:rPr>
-              <w:t xml:space="preserve">3 kg d'os et parures de cochon (travers, queues, 1 pied)</w:t>
-            </w:r>
-          </w:p>
-          <w:p>
-            <w:pPr>
-              <w:pStyle w:val="ListParagraph"/>
-              <w:numPr>
-                <w:ilvl w:val="0"/>
-                <w:numId w:val="2"/>
-              </w:numPr>
-            </w:pPr>
-            <w:r>
-              <w:rPr>
-                <w:rFonts w:ascii="Arial Narrow" w:cs="Arial Narrow" w:eastAsia="Arial Narrow" w:hAnsi="Arial Narrow"/>
-                <w:sz w:val="22"/>
-                <w:szCs w:val="22"/>
-              </w:rPr>
-              <w:t xml:space="preserve">2 oignons</w:t>
-            </w:r>
-          </w:p>
-          <w:p>
-            <w:pPr>
-              <w:pStyle w:val="ListParagraph"/>
-              <w:numPr>
-                <w:ilvl w:val="0"/>
-                <w:numId w:val="2"/>
-              </w:numPr>
-            </w:pPr>
-            <w:r>
-              <w:rPr>
-                <w:rFonts w:ascii="Arial Narrow" w:cs="Arial Narrow" w:eastAsia="Arial Narrow" w:hAnsi="Arial Narrow"/>
-                <w:sz w:val="22"/>
-                <w:szCs w:val="22"/>
-              </w:rPr>
-              <w:t xml:space="preserve">2 carottes</w:t>
-            </w:r>
-          </w:p>
-          <w:p>
-            <w:pPr>
-              <w:pStyle w:val="ListParagraph"/>
-              <w:numPr>
-                <w:ilvl w:val="0"/>
-                <w:numId w:val="2"/>
-              </w:numPr>
-            </w:pPr>
-            <w:r>
-              <w:rPr>
-                <w:rFonts w:ascii="Arial Narrow" w:cs="Arial Narrow" w:eastAsia="Arial Narrow" w:hAnsi="Arial Narrow"/>
-                <w:sz w:val="22"/>
-                <w:szCs w:val="22"/>
-              </w:rPr>
-              <w:t xml:space="preserve">3 échalotes</w:t>
-            </w:r>
-          </w:p>
-          <w:p>
-            <w:pPr>
-              <w:pStyle w:val="ListParagraph"/>
-              <w:numPr>
-                <w:ilvl w:val="0"/>
-                <w:numId w:val="2"/>
-              </w:numPr>
-            </w:pPr>
-            <w:r>
-              <w:rPr>
-                <w:rFonts w:ascii="Arial Narrow" w:cs="Arial Narrow" w:eastAsia="Arial Narrow" w:hAnsi="Arial Narrow"/>
-                <w:sz w:val="22"/>
-                <w:szCs w:val="22"/>
-              </w:rPr>
-              <w:t xml:space="preserve">1 tête d'ail</w:t>
-            </w:r>
-          </w:p>
-          <w:p>
-            <w:pPr>
-              <w:pStyle w:val="ListParagraph"/>
-              <w:numPr>
-                <w:ilvl w:val="0"/>
-                <w:numId w:val="2"/>
-              </w:numPr>
-            </w:pPr>
-            <w:r>
-              <w:rPr>
-                <w:rFonts w:ascii="Arial Narrow" w:cs="Arial Narrow" w:eastAsia="Arial Narrow" w:hAnsi="Arial Narrow"/>
-                <w:sz w:val="22"/>
-                <w:szCs w:val="22"/>
-              </w:rPr>
-              <w:t xml:space="preserve">50 g de concentré de tomate</w:t>
-            </w:r>
-          </w:p>
-          <w:p>
-            <w:pPr>
-              <w:pStyle w:val="ListParagraph"/>
-              <w:numPr>
-                <w:ilvl w:val="0"/>
-                <w:numId w:val="2"/>
-              </w:numPr>
-            </w:pPr>
-            <w:r>
-              <w:rPr>
-                <w:rFonts w:ascii="Arial Narrow" w:cs="Arial Narrow" w:eastAsia="Arial Narrow" w:hAnsi="Arial Narrow"/>
-                <w:sz w:val="22"/>
-                <w:szCs w:val="22"/>
-              </w:rPr>
-              <w:t xml:space="preserve">300 g de vin blanc sec</w:t>
-            </w:r>
-          </w:p>
-          <w:p>
-            <w:pPr>
-              <w:pStyle w:val="ListParagraph"/>
-              <w:numPr>
-                <w:ilvl w:val="0"/>
-                <w:numId w:val="2"/>
-              </w:numPr>
-            </w:pPr>
-            <w:r>
-              <w:rPr>
-                <w:rFonts w:ascii="Arial Narrow" w:cs="Arial Narrow" w:eastAsia="Arial Narrow" w:hAnsi="Arial Narrow"/>
-                <w:sz w:val="22"/>
-                <w:szCs w:val="22"/>
-              </w:rPr>
-              <w:t xml:space="preserve">5 L d'eau ou de fond blanc</w:t>
-            </w:r>
-          </w:p>
-          <w:p>
-            <w:pPr>
-              <w:pStyle w:val="ListParagraph"/>
-              <w:numPr>
-                <w:ilvl w:val="0"/>
-                <w:numId w:val="2"/>
-              </w:numPr>
-            </w:pPr>
-            <w:r>
-              <w:rPr>
-                <w:rFonts w:ascii="Arial Narrow" w:cs="Arial Narrow" w:eastAsia="Arial Narrow" w:hAnsi="Arial Narrow"/>
-                <w:sz w:val="22"/>
-                <w:szCs w:val="22"/>
-              </w:rPr>
-              <w:t xml:space="preserve">1 bouquet garni</w:t>
-            </w:r>
-          </w:p>
-          <w:p>
-            <w:pPr>
-              <w:pStyle w:val="ListParagraph"/>
-              <w:numPr>
-                <w:ilvl w:val="0"/>
-                <w:numId w:val="2"/>
-              </w:numPr>
-            </w:pPr>
-            <w:r>
-              <w:rPr>
-                <w:rFonts w:ascii="Arial Narrow" w:cs="Arial Narrow" w:eastAsia="Arial Narrow" w:hAnsi="Arial Narrow"/>
-                <w:sz w:val="22"/>
-                <w:szCs w:val="22"/>
-              </w:rPr>
-              <w:t xml:space="preserve">5 g de poivre en grains</w:t>
+              <w:t xml:space="preserve">1,2 kg d'os et parures de cochon (travers, queues, ½ pied)</w:t>
+            </w:r>
+          </w:p>
+          <w:p>
+            <w:pPr>
+              <w:pStyle w:val="ListParagraph"/>
+              <w:numPr>
+                <w:ilvl w:val="0"/>
+                <w:numId w:val="2"/>
+              </w:numPr>
+            </w:pPr>
+            <w:r>
+              <w:rPr>
+                <w:rFonts w:ascii="Arial Narrow" w:cs="Arial Narrow" w:eastAsia="Arial Narrow" w:hAnsi="Arial Narrow"/>
+                <w:sz w:val="22"/>
+                <w:szCs w:val="22"/>
+              </w:rPr>
+              <w:t xml:space="preserve">1 oignon</w:t>
+            </w:r>
+          </w:p>
+          <w:p>
+            <w:pPr>
+              <w:pStyle w:val="ListParagraph"/>
+              <w:numPr>
+                <w:ilvl w:val="0"/>
+                <w:numId w:val="2"/>
+              </w:numPr>
+            </w:pPr>
+            <w:r>
+              <w:rPr>
+                <w:rFonts w:ascii="Arial Narrow" w:cs="Arial Narrow" w:eastAsia="Arial Narrow" w:hAnsi="Arial Narrow"/>
+                <w:sz w:val="22"/>
+                <w:szCs w:val="22"/>
+              </w:rPr>
+              <w:t xml:space="preserve">1 carotte</w:t>
+            </w:r>
+          </w:p>
+          <w:p>
+            <w:pPr>
+              <w:pStyle w:val="ListParagraph"/>
+              <w:numPr>
+                <w:ilvl w:val="0"/>
+                <w:numId w:val="2"/>
+              </w:numPr>
+            </w:pPr>
+            <w:r>
+              <w:rPr>
+                <w:rFonts w:ascii="Arial Narrow" w:cs="Arial Narrow" w:eastAsia="Arial Narrow" w:hAnsi="Arial Narrow"/>
+                <w:sz w:val="22"/>
+                <w:szCs w:val="22"/>
+              </w:rPr>
+              <w:t xml:space="preserve">1 échalote</w:t>
+            </w:r>
+          </w:p>
+          <w:p>
+            <w:pPr>
+              <w:pStyle w:val="ListParagraph"/>
+              <w:numPr>
+                <w:ilvl w:val="0"/>
+                <w:numId w:val="2"/>
+              </w:numPr>
+            </w:pPr>
+            <w:r>
+              <w:rPr>
+                <w:rFonts w:ascii="Arial Narrow" w:cs="Arial Narrow" w:eastAsia="Arial Narrow" w:hAnsi="Arial Narrow"/>
+                <w:sz w:val="22"/>
+                <w:szCs w:val="22"/>
+              </w:rPr>
+              <w:t xml:space="preserve">½ tête d'ail</w:t>
+            </w:r>
+          </w:p>
+          <w:p>
+            <w:pPr>
+              <w:pStyle w:val="ListParagraph"/>
+              <w:numPr>
+                <w:ilvl w:val="0"/>
+                <w:numId w:val="2"/>
+              </w:numPr>
+            </w:pPr>
+            <w:r>
+              <w:rPr>
+                <w:rFonts w:ascii="Arial Narrow" w:cs="Arial Narrow" w:eastAsia="Arial Narrow" w:hAnsi="Arial Narrow"/>
+                <w:sz w:val="22"/>
+                <w:szCs w:val="22"/>
+              </w:rPr>
+              <w:t xml:space="preserve">20 g de concentré de tomate</w:t>
+            </w:r>
+          </w:p>
+          <w:p>
+            <w:pPr>
+              <w:pStyle w:val="ListParagraph"/>
+              <w:numPr>
+                <w:ilvl w:val="0"/>
+                <w:numId w:val="2"/>
+              </w:numPr>
+            </w:pPr>
+            <w:r>
+              <w:rPr>
+                <w:rFonts w:ascii="Arial Narrow" w:cs="Arial Narrow" w:eastAsia="Arial Narrow" w:hAnsi="Arial Narrow"/>
+                <w:sz w:val="22"/>
+                <w:szCs w:val="22"/>
+              </w:rPr>
+              <w:t xml:space="preserve">120 g de vin blanc sec</w:t>
+            </w:r>
+          </w:p>
+          <w:p>
+            <w:pPr>
+              <w:pStyle w:val="ListParagraph"/>
+              <w:numPr>
+                <w:ilvl w:val="0"/>
+                <w:numId w:val="2"/>
+              </w:numPr>
+            </w:pPr>
+            <w:r>
+              <w:rPr>
+                <w:rFonts w:ascii="Arial Narrow" w:cs="Arial Narrow" w:eastAsia="Arial Narrow" w:hAnsi="Arial Narrow"/>
+                <w:sz w:val="22"/>
+                <w:szCs w:val="22"/>
+              </w:rPr>
+              <w:t xml:space="preserve">2 L d'eau ou de fond blanc</w:t>
+            </w:r>
+          </w:p>
+          <w:p>
+            <w:pPr>
+              <w:pStyle w:val="ListParagraph"/>
+              <w:numPr>
+                <w:ilvl w:val="0"/>
+                <w:numId w:val="2"/>
+              </w:numPr>
+            </w:pPr>
+            <w:r>
+              <w:rPr>
+                <w:rFonts w:ascii="Arial Narrow" w:cs="Arial Narrow" w:eastAsia="Arial Narrow" w:hAnsi="Arial Narrow"/>
+                <w:sz w:val="22"/>
+                <w:szCs w:val="22"/>
+              </w:rPr>
+              <w:t xml:space="preserve">1 petit bouquet garni</w:t>
+            </w:r>
+          </w:p>
+          <w:p>
+            <w:pPr>
+              <w:pStyle w:val="ListParagraph"/>
+              <w:numPr>
+                <w:ilvl w:val="0"/>
+                <w:numId w:val="2"/>
+              </w:numPr>
+            </w:pPr>
+            <w:r>
+              <w:rPr>
+                <w:rFonts w:ascii="Arial Narrow" w:cs="Arial Narrow" w:eastAsia="Arial Narrow" w:hAnsi="Arial Narrow"/>
+                <w:sz w:val="22"/>
+                <w:szCs w:val="22"/>
+              </w:rPr>
+              <w:t xml:space="preserve">2 g de poivre en grains</w:t>
             </w:r>
           </w:p>
         </w:tc>
@@ -15138,7 +15122,7 @@
                 <w:sz w:val="22"/>
                 <w:szCs w:val="22"/>
               </w:rPr>
-              <w:t xml:space="preserve">Ajouter le bouquet garni et le poivre, cuire 4 heures à frémissement en écumant régulièrement.</w:t>
+              <w:t xml:space="preserve">Ajouter le bouquet garni et le poivre, cuire 3 heures à frémissement en écumant régulièrement.</w:t>
             </w:r>
           </w:p>
           <w:p>
@@ -19571,7 +19555,7 @@
           <w:sz w:val="22"/>
           <w:szCs w:val="22"/>
         </w:rPr>
-        <w:t xml:space="preserve">(10 couverts – service en salle)</w:t>
+        <w:t xml:space="preserve">(service en salle)</w:t>
       </w:r>
     </w:p>
     <w:tbl>
@@ -19625,7 +19609,7 @@
                 <w:szCs w:val="22"/>
                 <w:u w:val="single"/>
               </w:rPr>
-              <w:t xml:space="preserve">INGRÉDIENTS :</w:t>
+              <w:t xml:space="preserve">INGRÉDIENTS (10 couverts) :</w:t>
             </w:r>
           </w:p>
         </w:tc>
@@ -22080,7 +22064,7 @@
           <w:sz w:val="22"/>
           <w:szCs w:val="22"/>
         </w:rPr>
-        <w:t xml:space="preserve">(10 couverts – uniquement le mercredi)</w:t>
+        <w:t xml:space="preserve">(uniquement le mercredi)</w:t>
       </w:r>
     </w:p>
     <w:tbl>
@@ -22134,7 +22118,7 @@
                 <w:szCs w:val="22"/>
                 <w:u w:val="single"/>
               </w:rPr>
-              <w:t xml:space="preserve">INGRÉDIENTS :</w:t>
+              <w:t xml:space="preserve">INGRÉDIENTS (10 couverts) :</w:t>
             </w:r>
           </w:p>
         </w:tc>
@@ -23760,7 +23744,7 @@
           <w:sz w:val="22"/>
           <w:szCs w:val="22"/>
         </w:rPr>
-        <w:t xml:space="preserve">(10 couverts – 8 raviolis par personne)</w:t>
+        <w:t xml:space="preserve">(8 raviolis par personne)</w:t>
       </w:r>
     </w:p>
     <w:tbl>
@@ -23814,7 +23798,7 @@
                 <w:szCs w:val="22"/>
                 <w:u w:val="single"/>
               </w:rPr>
-              <w:t xml:space="preserve">INGRÉDIENTS :</w:t>
+              <w:t xml:space="preserve">INGRÉDIENTS (10 couverts) :</w:t>
             </w:r>
           </w:p>
         </w:tc>
@@ -25798,7 +25782,7 @@
                 <w:sz w:val="22"/>
                 <w:szCs w:val="22"/>
               </w:rPr>
-              <w:t xml:space="preserve">Remplir des moules beurrés et cacaotés à 80 g, réserver 1 heure au froid.</w:t>
+              <w:t xml:space="preserve">Remplir des moules beurrés et cacaotés à 75 g (10 pièces), réserver 1 heure au froid.</w:t>
             </w:r>
           </w:p>
           <w:p>
@@ -26683,7 +26667,7 @@
           <w:sz w:val="22"/>
           <w:szCs w:val="22"/>
         </w:rPr>
-        <w:t xml:space="preserve">(20 financiers – 10 couverts)</w:t>
+        <w:t xml:space="preserve">(2 financiers par personne)</w:t>
       </w:r>
     </w:p>
     <w:tbl>
@@ -26737,7 +26721,7 @@
                 <w:szCs w:val="22"/>
                 <w:u w:val="single"/>
               </w:rPr>
-              <w:t xml:space="preserve">INGRÉDIENTS :</w:t>
+              <w:t xml:space="preserve">INGRÉDIENTS (10 couverts) :</w:t>
             </w:r>
           </w:p>
         </w:tc>

--- a/fiches_techniques/FICHES_TECHNIQUES_CLUB_COCHON.docx
+++ b/fiches_techniques/FICHES_TECHNIQUES_CLUB_COCHON.docx
@@ -2,6 +2,157 @@
 <file path=word/document.xml><?xml version="1.0" encoding="utf-8"?>
 <w:document xmlns:wpc="http://schemas.microsoft.com/office/word/2010/wordprocessingCanvas" xmlns:mc="http://schemas.openxmlformats.org/markup-compatibility/2006" xmlns:o="urn:schemas-microsoft-com:office:office" xmlns:r="http://schemas.openxmlformats.org/officeDocument/2006/relationships" xmlns:m="http://schemas.openxmlformats.org/officeDocument/2006/math" xmlns:v="urn:schemas-microsoft-com:vml" xmlns:wp14="http://schemas.microsoft.com/office/word/2010/wordprocessingDrawing" xmlns:wp="http://schemas.openxmlformats.org/drawingml/2006/wordprocessingDrawing" xmlns:w10="urn:schemas-microsoft-com:office:word" xmlns:w="http://schemas.openxmlformats.org/wordprocessingml/2006/main" xmlns:w14="http://schemas.microsoft.com/office/word/2010/wordml" xmlns:w15="http://schemas.microsoft.com/office/word/2012/wordml" xmlns:wpg="http://schemas.microsoft.com/office/word/2010/wordprocessingGroup" xmlns:wpi="http://schemas.microsoft.com/office/word/2010/wordprocessingInk" xmlns:wne="http://schemas.microsoft.com/office/word/2006/wordml" xmlns:wps="http://schemas.microsoft.com/office/word/2010/wordprocessingShape" xmlns:cx="http://schemas.microsoft.com/office/drawing/2014/chartex" xmlns:cx1="http://schemas.microsoft.com/office/drawing/2015/9/8/chartex" xmlns:cx2="http://schemas.microsoft.com/office/drawing/2015/10/21/chartex" xmlns:cx3="http://schemas.microsoft.com/office/drawing/2016/5/9/chartex" xmlns:cx4="http://schemas.microsoft.com/office/drawing/2016/5/10/chartex" xmlns:cx5="http://schemas.microsoft.com/office/drawing/2016/5/11/chartex" xmlns:cx6="http://schemas.microsoft.com/office/drawing/2016/5/12/chartex" xmlns:cx7="http://schemas.microsoft.com/office/drawing/2016/5/13/chartex" xmlns:cx8="http://schemas.microsoft.com/office/drawing/2016/5/14/chartex" xmlns:aink="http://schemas.microsoft.com/office/drawing/2016/ink" xmlns:am3d="http://schemas.microsoft.com/office/drawing/2017/model3d" xmlns:w16cex="http://schemas.microsoft.com/office/word/2018/wordml/cex" xmlns:w16cid="http://schemas.microsoft.com/office/word/2016/wordml/cid" xmlns:w16="http://schemas.microsoft.com/office/word/2018/wordml" xmlns:w16sdtdh="http://schemas.microsoft.com/office/word/2020/wordml/sdtdatahash" xmlns:w16se="http://schemas.microsoft.com/office/word/2015/wordml/symex" mc:Ignorable="w14 w15 wp14">
   <w:body>
+    <w:p>
+      <w:pPr>
+        <w:spacing w:after="500" w:before="900"/>
+        <w:jc w:val="center"/>
+      </w:pPr>
+      <w:r>
+        <w:drawing>
+          <wp:inline distT="0" distB="0" distL="0" distR="0">
+            <wp:extent cx="2190750" cy="2190750"/>
+            <wp:effectExtent t="0" r="0" b="0" l="0"/>
+            <wp:docPr id="1" name="" descr="" title=""/>
+            <wp:cNvGraphicFramePr>
+              <a:graphicFrameLocks xmlns:a="http://schemas.openxmlformats.org/drawingml/2006/main" noChangeAspect="1"/>
+            </wp:cNvGraphicFramePr>
+            <a:graphic xmlns:a="http://schemas.openxmlformats.org/drawingml/2006/main">
+              <a:graphicData uri="http://schemas.openxmlformats.org/drawingml/2006/picture">
+                <pic:pic xmlns:pic="http://schemas.openxmlformats.org/drawingml/2006/picture">
+                  <pic:nvPicPr>
+                    <pic:cNvPr id="0" name="" descr=""/>
+                    <pic:cNvPicPr>
+                      <a:picLocks noChangeAspect="1" noChangeArrowheads="1"/>
+                    </pic:cNvPicPr>
+                  </pic:nvPicPr>
+                  <pic:blipFill>
+                    <a:blip r:embed="rId9" cstate="none"/>
+                    <a:srcRect/>
+                    <a:stretch>
+                      <a:fillRect/>
+                    </a:stretch>
+                  </pic:blipFill>
+                  <pic:spPr bwMode="auto">
+                    <a:xfrm>
+                      <a:off x="0" y="0"/>
+                      <a:ext cx="2190750" cy="2190750"/>
+                    </a:xfrm>
+                    <a:prstGeom prst="rect">
+                      <a:avLst/>
+                    </a:prstGeom>
+                  </pic:spPr>
+                </pic:pic>
+              </a:graphicData>
+            </a:graphic>
+          </wp:inline>
+        </w:drawing>
+      </w:r>
+    </w:p>
+    <w:p>
+      <w:pPr>
+        <w:spacing w:after="160"/>
+        <w:jc w:val="center"/>
+      </w:pPr>
+      <w:r>
+        <w:rPr>
+          <w:rFonts w:ascii="Arial Narrow" w:cs="Arial Narrow" w:eastAsia="Arial Narrow" w:hAnsi="Arial Narrow"/>
+          <w:b/>
+          <w:bCs/>
+          <w:sz w:val="48"/>
+          <w:szCs w:val="48"/>
+          <w:u w:val="single"/>
+        </w:rPr>
+        <w:t xml:space="preserve">FICHES TECHNIQUES</w:t>
+      </w:r>
+    </w:p>
+    <w:p>
+      <w:pPr>
+        <w:spacing w:after="120"/>
+        <w:jc w:val="center"/>
+      </w:pPr>
+      <w:r>
+        <w:rPr>
+          <w:rFonts w:ascii="Arial Narrow" w:cs="Arial Narrow" w:eastAsia="Arial Narrow" w:hAnsi="Arial Narrow"/>
+          <w:b/>
+          <w:bCs/>
+          <w:sz w:val="32"/>
+          <w:szCs w:val="32"/>
+        </w:rPr>
+        <w:t xml:space="preserve">PROPOSITION DE CARTE</w:t>
+      </w:r>
+    </w:p>
+    <w:p>
+      <w:pPr>
+        <w:spacing w:after="700"/>
+        <w:jc w:val="center"/>
+      </w:pPr>
+      <w:r>
+        <w:rPr>
+          <w:rFonts w:ascii="Arial Narrow" w:cs="Arial Narrow" w:eastAsia="Arial Narrow" w:hAnsi="Arial Narrow"/>
+          <w:i/>
+          <w:iCs/>
+          <w:sz w:val="28"/>
+          <w:szCs w:val="28"/>
+        </w:rPr>
+        <w:t xml:space="preserve">Période du 5 octobre 2026 au 30 novembre 2026</w:t>
+      </w:r>
+    </w:p>
+    <w:p>
+      <w:pPr>
+        <w:jc w:val="center"/>
+      </w:pPr>
+      <w:r>
+        <w:drawing>
+          <wp:inline distT="0" distB="0" distL="0" distR="0">
+            <wp:extent cx="1428750" cy="1428750"/>
+            <wp:effectExtent t="0" r="0" b="0" l="0"/>
+            <wp:docPr id="1" name="" descr="" title=""/>
+            <wp:cNvGraphicFramePr>
+              <a:graphicFrameLocks xmlns:a="http://schemas.openxmlformats.org/drawingml/2006/main" noChangeAspect="1"/>
+            </wp:cNvGraphicFramePr>
+            <a:graphic xmlns:a="http://schemas.openxmlformats.org/drawingml/2006/main">
+              <a:graphicData uri="http://schemas.openxmlformats.org/drawingml/2006/picture">
+                <pic:pic xmlns:pic="http://schemas.openxmlformats.org/drawingml/2006/picture">
+                  <pic:nvPicPr>
+                    <pic:cNvPr id="0" name="" descr=""/>
+                    <pic:cNvPicPr>
+                      <a:picLocks noChangeAspect="1" noChangeArrowheads="1"/>
+                    </pic:cNvPicPr>
+                  </pic:nvPicPr>
+                  <pic:blipFill>
+                    <a:blip r:embed="rId10" cstate="none"/>
+                    <a:srcRect/>
+                    <a:stretch>
+                      <a:fillRect/>
+                    </a:stretch>
+                  </pic:blipFill>
+                  <pic:spPr bwMode="auto">
+                    <a:xfrm>
+                      <a:off x="0" y="0"/>
+                      <a:ext cx="1428750" cy="1428750"/>
+                    </a:xfrm>
+                    <a:prstGeom prst="rect">
+                      <a:avLst/>
+                    </a:prstGeom>
+                  </pic:spPr>
+                </pic:pic>
+              </a:graphicData>
+            </a:graphic>
+          </wp:inline>
+        </w:drawing>
+      </w:r>
+    </w:p>
+    <w:p>
+      <w:pPr>
+        <w:sectPr>
+          <w:footerReference w:type="default" r:id="rId7"/>
+          <w:pgSz w:w="16838" w:h="11906" w:orient="landscape"/>
+          <w:pgMar w:top="600" w:right="720" w:bottom="600" w:left="720" w:header="708" w:footer="300" w:gutter="0"/>
+          <w:pgNumType/>
+          <w:docGrid w:linePitch="360"/>
+        </w:sectPr>
+      </w:pPr>
+    </w:p>
     <w:p>
       <w:pPr>
         <w:spacing w:after="60"/>
@@ -127,6 +278,9 @@
         </w:tc>
       </w:tr>
       <w:tr>
+        <w:trPr>
+          <w:cantSplit/>
+        </w:trPr>
         <w:tc>
           <w:tcPr>
             <w:tcW w:type="dxa" w:w="7300"/>
@@ -322,6 +476,9 @@
         </w:tc>
       </w:tr>
       <w:tr>
+        <w:trPr>
+          <w:cantSplit/>
+        </w:trPr>
         <w:tc>
           <w:tcPr>
             <w:tcW w:type="dxa" w:w="7300"/>
@@ -585,6 +742,9 @@
         </w:tc>
       </w:tr>
       <w:tr>
+        <w:trPr>
+          <w:cantSplit/>
+        </w:trPr>
         <w:tc>
           <w:tcPr>
             <w:tcW w:type="dxa" w:w="7300"/>
@@ -871,6 +1031,9 @@
         </w:tc>
       </w:tr>
       <w:tr>
+        <w:trPr>
+          <w:cantSplit/>
+        </w:trPr>
         <w:tc>
           <w:tcPr>
             <w:tcW w:type="dxa" w:w="7300"/>
@@ -1187,6 +1350,9 @@
         </w:tc>
       </w:tr>
       <w:tr>
+        <w:trPr>
+          <w:cantSplit/>
+        </w:trPr>
         <w:tc>
           <w:tcPr>
             <w:tcW w:type="dxa" w:w="7300"/>
@@ -1526,6 +1692,9 @@
         </w:tc>
       </w:tr>
       <w:tr>
+        <w:trPr>
+          <w:cantSplit/>
+        </w:trPr>
         <w:tc>
           <w:tcPr>
             <w:tcW w:type="dxa" w:w="7300"/>
@@ -1772,6 +1941,9 @@
         </w:tc>
       </w:tr>
       <w:tr>
+        <w:trPr>
+          <w:cantSplit/>
+        </w:trPr>
         <w:tc>
           <w:tcPr>
             <w:tcW w:type="dxa" w:w="7300"/>
@@ -2088,6 +2260,9 @@
         </w:tc>
       </w:tr>
       <w:tr>
+        <w:trPr>
+          <w:cantSplit/>
+        </w:trPr>
         <w:tc>
           <w:tcPr>
             <w:tcW w:type="dxa" w:w="7300"/>
@@ -2304,6 +2479,9 @@
         </w:tc>
       </w:tr>
       <w:tr>
+        <w:trPr>
+          <w:cantSplit/>
+        </w:trPr>
         <w:tc>
           <w:tcPr>
             <w:tcW w:type="dxa" w:w="7300"/>
@@ -2444,6 +2622,9 @@
         </w:tc>
       </w:tr>
       <w:tr>
+        <w:trPr>
+          <w:cantSplit/>
+        </w:trPr>
         <w:tc>
           <w:tcPr>
             <w:tcW w:type="dxa" w:w="7300"/>
@@ -2828,6 +3009,9 @@
         </w:tc>
       </w:tr>
       <w:tr>
+        <w:trPr>
+          <w:cantSplit/>
+        </w:trPr>
         <w:tc>
           <w:tcPr>
             <w:tcW w:type="dxa" w:w="7300"/>
@@ -3057,6 +3241,9 @@
         </w:tc>
       </w:tr>
       <w:tr>
+        <w:trPr>
+          <w:cantSplit/>
+        </w:trPr>
         <w:tc>
           <w:tcPr>
             <w:tcW w:type="dxa" w:w="7300"/>
@@ -3307,6 +3494,9 @@
         </w:tc>
       </w:tr>
       <w:tr>
+        <w:trPr>
+          <w:cantSplit/>
+        </w:trPr>
         <w:tc>
           <w:tcPr>
             <w:tcW w:type="dxa" w:w="7300"/>
@@ -3481,6 +3671,9 @@
         </w:tc>
       </w:tr>
       <w:tr>
+        <w:trPr>
+          <w:cantSplit/>
+        </w:trPr>
         <w:tc>
           <w:tcPr>
             <w:tcW w:type="dxa" w:w="7300"/>
@@ -3746,6 +3939,9 @@
         </w:tc>
       </w:tr>
       <w:tr>
+        <w:trPr>
+          <w:cantSplit/>
+        </w:trPr>
         <w:tc>
           <w:tcPr>
             <w:tcW w:type="dxa" w:w="7300"/>
@@ -3881,6 +4077,437 @@
                 <w:szCs w:val="22"/>
               </w:rPr>
               <w:t xml:space="preserve">Déposer l'escalope de foie gras, accompagner d'une tranche de pain grillé et d'un peu de mesclun.</w:t>
+            </w:r>
+          </w:p>
+        </w:tc>
+      </w:tr>
+    </w:tbl>
+    <w:p>
+      <w:pPr>
+        <w:pageBreakBefore/>
+        <w:spacing w:after="360"/>
+        <w:jc w:val="center"/>
+      </w:pPr>
+      <w:r>
+        <w:rPr>
+          <w:rFonts w:ascii="Arial Narrow" w:cs="Arial Narrow" w:eastAsia="Arial Narrow" w:hAnsi="Arial Narrow"/>
+          <w:b/>
+          <w:bCs/>
+          <w:sz w:val="28"/>
+          <w:szCs w:val="28"/>
+          <w:u w:val="single"/>
+        </w:rPr>
+        <w:t xml:space="preserve">PÂTE À PÂTÉ</w:t>
+      </w:r>
+    </w:p>
+    <w:tbl>
+      <w:tblPr>
+        <w:tblW w:type="dxa" w:w="15398"/>
+        <w:tblBorders>
+          <w:top w:val="none" w:color="FFFFFF" w:sz="0"/>
+          <w:left w:val="none" w:color="FFFFFF" w:sz="0"/>
+          <w:bottom w:val="none" w:color="FFFFFF" w:sz="0"/>
+          <w:right w:val="none" w:color="FFFFFF" w:sz="0"/>
+          <w:insideH w:val="none" w:color="FFFFFF" w:sz="0"/>
+          <w:insideV w:val="none" w:color="FFFFFF" w:sz="0"/>
+        </w:tblBorders>
+      </w:tblPr>
+      <w:tblGrid>
+        <w:gridCol w:w="7300"/>
+        <w:gridCol w:w="8098"/>
+      </w:tblGrid>
+      <w:tr>
+        <w:trPr>
+          <w:cantSplit/>
+        </w:trPr>
+        <w:tc>
+          <w:tcPr>
+            <w:tcW w:type="dxa" w:w="7300"/>
+            <w:tcBorders>
+              <w:top w:val="none" w:color="FFFFFF" w:sz="0"/>
+              <w:left w:val="none" w:color="FFFFFF" w:sz="0"/>
+              <w:bottom w:val="none" w:color="FFFFFF" w:sz="0"/>
+              <w:right w:val="single" w:color="7F7F7F" w:sz="6"/>
+            </w:tcBorders>
+            <w:tcMar>
+              <w:top w:type="dxa" w:w="0"/>
+              <w:left w:type="dxa" w:w="0"/>
+              <w:bottom w:type="dxa" w:w="60"/>
+              <w:right w:type="dxa" w:w="200"/>
+            </w:tcMar>
+          </w:tcPr>
+          <w:p>
+            <w:pPr>
+              <w:spacing w:after="200"/>
+            </w:pPr>
+            <w:r>
+              <w:rPr>
+                <w:rFonts w:ascii="Arial Narrow" w:cs="Arial Narrow" w:eastAsia="Arial Narrow" w:hAnsi="Arial Narrow"/>
+                <w:b/>
+                <w:bCs/>
+                <w:i/>
+                <w:iCs/>
+                <w:sz w:val="22"/>
+                <w:szCs w:val="22"/>
+                <w:u w:val="single"/>
+              </w:rPr>
+              <w:t xml:space="preserve">INGRÉDIENTS :</w:t>
+            </w:r>
+          </w:p>
+        </w:tc>
+        <w:tc>
+          <w:tcPr>
+            <w:tcW w:type="dxa" w:w="8098"/>
+            <w:tcBorders>
+              <w:top w:val="none" w:color="FFFFFF" w:sz="0"/>
+              <w:left w:val="none" w:color="FFFFFF" w:sz="0"/>
+              <w:bottom w:val="none" w:color="FFFFFF" w:sz="0"/>
+              <w:right w:val="none" w:color="FFFFFF" w:sz="0"/>
+            </w:tcBorders>
+            <w:tcMar>
+              <w:top w:type="dxa" w:w="0"/>
+              <w:left w:type="dxa" w:w="200"/>
+              <w:bottom w:type="dxa" w:w="60"/>
+              <w:right w:type="dxa" w:w="0"/>
+            </w:tcMar>
+          </w:tcPr>
+          <w:p>
+            <w:pPr>
+              <w:spacing w:after="200"/>
+            </w:pPr>
+            <w:r>
+              <w:rPr>
+                <w:rFonts w:ascii="Arial Narrow" w:cs="Arial Narrow" w:eastAsia="Arial Narrow" w:hAnsi="Arial Narrow"/>
+                <w:b/>
+                <w:bCs/>
+                <w:i/>
+                <w:iCs/>
+                <w:sz w:val="22"/>
+                <w:szCs w:val="22"/>
+                <w:u w:val="single"/>
+              </w:rPr>
+              <w:t xml:space="preserve">PRÉPARATION PAR SABLAGE :</w:t>
+            </w:r>
+          </w:p>
+        </w:tc>
+      </w:tr>
+      <w:tr>
+        <w:trPr>
+          <w:cantSplit/>
+        </w:trPr>
+        <w:tc>
+          <w:tcPr>
+            <w:tcW w:type="dxa" w:w="7300"/>
+            <w:tcBorders>
+              <w:top w:val="none" w:color="FFFFFF" w:sz="0"/>
+              <w:left w:val="none" w:color="FFFFFF" w:sz="0"/>
+              <w:bottom w:val="none" w:color="FFFFFF" w:sz="0"/>
+              <w:right w:val="single" w:color="7F7F7F" w:sz="6"/>
+            </w:tcBorders>
+            <w:tcMar>
+              <w:top w:type="dxa" w:w="0"/>
+              <w:left w:type="dxa" w:w="0"/>
+              <w:bottom w:type="dxa" w:w="120"/>
+              <w:right w:type="dxa" w:w="200"/>
+            </w:tcMar>
+          </w:tcPr>
+          <w:p>
+            <w:pPr>
+              <w:pStyle w:val="ListParagraph"/>
+              <w:numPr>
+                <w:ilvl w:val="0"/>
+                <w:numId w:val="2"/>
+              </w:numPr>
+            </w:pPr>
+            <w:r>
+              <w:rPr>
+                <w:rFonts w:ascii="Arial Narrow" w:cs="Arial Narrow" w:eastAsia="Arial Narrow" w:hAnsi="Arial Narrow"/>
+                <w:sz w:val="22"/>
+                <w:szCs w:val="22"/>
+              </w:rPr>
+              <w:t xml:space="preserve">900 g de farine T55</w:t>
+            </w:r>
+          </w:p>
+          <w:p>
+            <w:pPr>
+              <w:pStyle w:val="ListParagraph"/>
+              <w:numPr>
+                <w:ilvl w:val="0"/>
+                <w:numId w:val="2"/>
+              </w:numPr>
+            </w:pPr>
+            <w:r>
+              <w:rPr>
+                <w:rFonts w:ascii="Arial Narrow" w:cs="Arial Narrow" w:eastAsia="Arial Narrow" w:hAnsi="Arial Narrow"/>
+                <w:sz w:val="22"/>
+                <w:szCs w:val="22"/>
+              </w:rPr>
+              <w:t xml:space="preserve">100 g de farine de seigle</w:t>
+            </w:r>
+          </w:p>
+          <w:p>
+            <w:pPr>
+              <w:pStyle w:val="ListParagraph"/>
+              <w:numPr>
+                <w:ilvl w:val="0"/>
+                <w:numId w:val="2"/>
+              </w:numPr>
+            </w:pPr>
+            <w:r>
+              <w:rPr>
+                <w:rFonts w:ascii="Arial Narrow" w:cs="Arial Narrow" w:eastAsia="Arial Narrow" w:hAnsi="Arial Narrow"/>
+                <w:sz w:val="22"/>
+                <w:szCs w:val="22"/>
+              </w:rPr>
+              <w:t xml:space="preserve">300 g de beurre froid</w:t>
+            </w:r>
+          </w:p>
+          <w:p>
+            <w:pPr>
+              <w:pStyle w:val="ListParagraph"/>
+              <w:numPr>
+                <w:ilvl w:val="0"/>
+                <w:numId w:val="2"/>
+              </w:numPr>
+            </w:pPr>
+            <w:r>
+              <w:rPr>
+                <w:rFonts w:ascii="Arial Narrow" w:cs="Arial Narrow" w:eastAsia="Arial Narrow" w:hAnsi="Arial Narrow"/>
+                <w:sz w:val="22"/>
+                <w:szCs w:val="22"/>
+              </w:rPr>
+              <w:t xml:space="preserve">200 g de saindoux</w:t>
+            </w:r>
+          </w:p>
+          <w:p>
+            <w:pPr>
+              <w:pStyle w:val="ListParagraph"/>
+              <w:numPr>
+                <w:ilvl w:val="0"/>
+                <w:numId w:val="2"/>
+              </w:numPr>
+            </w:pPr>
+            <w:r>
+              <w:rPr>
+                <w:rFonts w:ascii="Arial Narrow" w:cs="Arial Narrow" w:eastAsia="Arial Narrow" w:hAnsi="Arial Narrow"/>
+                <w:sz w:val="22"/>
+                <w:szCs w:val="22"/>
+              </w:rPr>
+              <w:t xml:space="preserve">2 œufs entiers</w:t>
+            </w:r>
+          </w:p>
+          <w:p>
+            <w:pPr>
+              <w:pStyle w:val="ListParagraph"/>
+              <w:numPr>
+                <w:ilvl w:val="0"/>
+                <w:numId w:val="2"/>
+              </w:numPr>
+            </w:pPr>
+            <w:r>
+              <w:rPr>
+                <w:rFonts w:ascii="Arial Narrow" w:cs="Arial Narrow" w:eastAsia="Arial Narrow" w:hAnsi="Arial Narrow"/>
+                <w:sz w:val="22"/>
+                <w:szCs w:val="22"/>
+              </w:rPr>
+              <w:t xml:space="preserve">200 g d'eau très froide</w:t>
+            </w:r>
+          </w:p>
+          <w:p>
+            <w:pPr>
+              <w:pStyle w:val="ListParagraph"/>
+              <w:numPr>
+                <w:ilvl w:val="0"/>
+                <w:numId w:val="2"/>
+              </w:numPr>
+            </w:pPr>
+            <w:r>
+              <w:rPr>
+                <w:rFonts w:ascii="Arial Narrow" w:cs="Arial Narrow" w:eastAsia="Arial Narrow" w:hAnsi="Arial Narrow"/>
+                <w:sz w:val="22"/>
+                <w:szCs w:val="22"/>
+              </w:rPr>
+              <w:t xml:space="preserve">18 g de sel fin</w:t>
+            </w:r>
+          </w:p>
+          <w:p>
+            <w:pPr>
+              <w:pStyle w:val="ListParagraph"/>
+              <w:numPr>
+                <w:ilvl w:val="0"/>
+                <w:numId w:val="2"/>
+              </w:numPr>
+            </w:pPr>
+            <w:r>
+              <w:rPr>
+                <w:rFonts w:ascii="Arial Narrow" w:cs="Arial Narrow" w:eastAsia="Arial Narrow" w:hAnsi="Arial Narrow"/>
+                <w:sz w:val="22"/>
+                <w:szCs w:val="22"/>
+              </w:rPr>
+              <w:t xml:space="preserve">5 g de sucre semoule</w:t>
+            </w:r>
+          </w:p>
+          <w:p>
+            <w:pPr>
+              <w:pStyle w:val="ListParagraph"/>
+              <w:numPr>
+                <w:ilvl w:val="0"/>
+                <w:numId w:val="2"/>
+              </w:numPr>
+            </w:pPr>
+            <w:r>
+              <w:rPr>
+                <w:rFonts w:ascii="Arial Narrow" w:cs="Arial Narrow" w:eastAsia="Arial Narrow" w:hAnsi="Arial Narrow"/>
+                <w:sz w:val="22"/>
+                <w:szCs w:val="22"/>
+              </w:rPr>
+              <w:t xml:space="preserve">1g de 4 épices</w:t>
+            </w:r>
+          </w:p>
+          <w:p>
+            <w:pPr>
+              <w:pStyle w:val="ListParagraph"/>
+              <w:numPr>
+                <w:ilvl w:val="0"/>
+                <w:numId w:val="2"/>
+              </w:numPr>
+            </w:pPr>
+            <w:r>
+              <w:rPr>
+                <w:rFonts w:ascii="Arial Narrow" w:cs="Arial Narrow" w:eastAsia="Arial Narrow" w:hAnsi="Arial Narrow"/>
+                <w:sz w:val="22"/>
+                <w:szCs w:val="22"/>
+              </w:rPr>
+              <w:t xml:space="preserve">1 g de muscade râpée</w:t>
+            </w:r>
+          </w:p>
+          <w:p>
+            <w:pPr>
+              <w:pStyle w:val="ListParagraph"/>
+              <w:numPr>
+                <w:ilvl w:val="0"/>
+                <w:numId w:val="2"/>
+              </w:numPr>
+            </w:pPr>
+            <w:r>
+              <w:rPr>
+                <w:rFonts w:ascii="Arial Narrow" w:cs="Arial Narrow" w:eastAsia="Arial Narrow" w:hAnsi="Arial Narrow"/>
+                <w:sz w:val="22"/>
+                <w:szCs w:val="22"/>
+              </w:rPr>
+              <w:t xml:space="preserve">2g de poivre moulu</w:t>
+            </w:r>
+          </w:p>
+        </w:tc>
+        <w:tc>
+          <w:tcPr>
+            <w:tcW w:type="dxa" w:w="8098"/>
+            <w:tcBorders>
+              <w:top w:val="none" w:color="FFFFFF" w:sz="0"/>
+              <w:left w:val="none" w:color="FFFFFF" w:sz="0"/>
+              <w:bottom w:val="none" w:color="FFFFFF" w:sz="0"/>
+              <w:right w:val="none" w:color="FFFFFF" w:sz="0"/>
+            </w:tcBorders>
+            <w:tcMar>
+              <w:top w:type="dxa" w:w="0"/>
+              <w:left w:type="dxa" w:w="200"/>
+              <w:bottom w:type="dxa" w:w="120"/>
+              <w:right w:type="dxa" w:w="0"/>
+            </w:tcMar>
+          </w:tcPr>
+          <w:p>
+            <w:pPr>
+              <w:pStyle w:val="ListParagraph"/>
+              <w:numPr>
+                <w:ilvl w:val="0"/>
+                <w:numId w:val="18"/>
+              </w:numPr>
+              <w:spacing w:after="240"/>
+              <w:jc w:val="both"/>
+            </w:pPr>
+            <w:r>
+              <w:rPr>
+                <w:rFonts w:ascii="Arial Narrow" w:cs="Arial Narrow" w:eastAsia="Arial Narrow" w:hAnsi="Arial Narrow"/>
+                <w:sz w:val="22"/>
+                <w:szCs w:val="22"/>
+              </w:rPr>
+              <w:t xml:space="preserve">Dans le bol du batteur, mélanger les poudres : les farines, le sel, le sucre et les épices.</w:t>
+            </w:r>
+          </w:p>
+          <w:p>
+            <w:pPr>
+              <w:pStyle w:val="ListParagraph"/>
+              <w:numPr>
+                <w:ilvl w:val="0"/>
+                <w:numId w:val="18"/>
+              </w:numPr>
+              <w:spacing w:after="240"/>
+              <w:jc w:val="both"/>
+            </w:pPr>
+            <w:r>
+              <w:rPr>
+                <w:rFonts w:ascii="Arial Narrow" w:cs="Arial Narrow" w:eastAsia="Arial Narrow" w:hAnsi="Arial Narrow"/>
+                <w:sz w:val="22"/>
+                <w:szCs w:val="22"/>
+              </w:rPr>
+              <w:t xml:space="preserve">Couper le beurre très froid et le saindoux en petits cubes et ajouter aux poudres. Incorporer avec le crochet du batteur jusqu'à obtenir un beau sablage.</w:t>
+            </w:r>
+          </w:p>
+          <w:p>
+            <w:pPr>
+              <w:pStyle w:val="ListParagraph"/>
+              <w:numPr>
+                <w:ilvl w:val="0"/>
+                <w:numId w:val="18"/>
+              </w:numPr>
+              <w:spacing w:after="240"/>
+              <w:jc w:val="both"/>
+            </w:pPr>
+            <w:r>
+              <w:rPr>
+                <w:rFonts w:ascii="Arial Narrow" w:cs="Arial Narrow" w:eastAsia="Arial Narrow" w:hAnsi="Arial Narrow"/>
+                <w:sz w:val="22"/>
+                <w:szCs w:val="22"/>
+              </w:rPr>
+              <w:t xml:space="preserve">Ajouter les liquides : battre les œufs avec l'eau très froide et verser ce mélange au centre du ‘sablage’.</w:t>
+            </w:r>
+          </w:p>
+          <w:p>
+            <w:pPr>
+              <w:pStyle w:val="ListParagraph"/>
+              <w:numPr>
+                <w:ilvl w:val="0"/>
+                <w:numId w:val="18"/>
+              </w:numPr>
+              <w:spacing w:after="240"/>
+              <w:jc w:val="both"/>
+            </w:pPr>
+            <w:r>
+              <w:rPr>
+                <w:rFonts w:ascii="Arial Narrow" w:cs="Arial Narrow" w:eastAsia="Arial Narrow" w:hAnsi="Arial Narrow"/>
+                <w:sz w:val="22"/>
+                <w:szCs w:val="22"/>
+              </w:rPr>
+              <w:t xml:space="preserve">Frasage : sortir la pâte de la cuve du batteur et la ramasser sur le plan de travail pour façonner un pâton homogène.</w:t>
+            </w:r>
+          </w:p>
+          <w:p>
+            <w:pPr>
+              <w:pStyle w:val="ListParagraph"/>
+              <w:numPr>
+                <w:ilvl w:val="0"/>
+                <w:numId w:val="18"/>
+              </w:numPr>
+              <w:spacing w:after="240"/>
+              <w:jc w:val="both"/>
+            </w:pPr>
+            <w:r>
+              <w:rPr>
+                <w:rFonts w:ascii="Arial Narrow" w:cs="Arial Narrow" w:eastAsia="Arial Narrow" w:hAnsi="Arial Narrow"/>
+                <w:sz w:val="22"/>
+                <w:szCs w:val="22"/>
+              </w:rPr>
+              <w:t xml:space="preserve">Abaisser la pâte à 4 à 5 mm d'épaisseur et filmer-la au contact. Placer-la au réfrigérateur pour au moins 2 heures.</w:t>
             </w:r>
           </w:p>
         </w:tc>
@@ -3901,7 +4528,7 @@
           <w:szCs w:val="28"/>
           <w:u w:val="single"/>
         </w:rPr>
-        <w:t xml:space="preserve">TOURTE DE TÊTE DE COCHON ET SUPRÊME DE PIGEON RAMIER, FOIE GRAS ET CÈPES, JUS CORSÉ AU THYM</w:t>
+        <w:t xml:space="preserve">TOURTE DE TÊTE DE COCHON ET SUPRÊME DE PIGEON RAMIER, FOIE GRAS ET CÈPES, JUS CORSÉ AU THYM (1/2)</w:t>
       </w:r>
     </w:p>
     <w:p>
@@ -4012,6 +4639,9 @@
         </w:tc>
       </w:tr>
       <w:tr>
+        <w:trPr>
+          <w:cantSplit/>
+        </w:trPr>
         <w:tc>
           <w:tcPr>
             <w:tcW w:type="dxa" w:w="7300"/>
@@ -4218,7 +4848,7 @@
               <w:pStyle w:val="ListParagraph"/>
               <w:numPr>
                 <w:ilvl w:val="0"/>
-                <w:numId w:val="18"/>
+                <w:numId w:val="19"/>
               </w:numPr>
               <w:spacing w:after="80"/>
               <w:jc w:val="both"/>
@@ -4237,7 +4867,7 @@
               <w:pStyle w:val="ListParagraph"/>
               <w:numPr>
                 <w:ilvl w:val="0"/>
-                <w:numId w:val="18"/>
+                <w:numId w:val="19"/>
               </w:numPr>
               <w:spacing w:after="80"/>
               <w:jc w:val="both"/>
@@ -4256,7 +4886,7 @@
               <w:pStyle w:val="ListParagraph"/>
               <w:numPr>
                 <w:ilvl w:val="0"/>
-                <w:numId w:val="18"/>
+                <w:numId w:val="19"/>
               </w:numPr>
               <w:spacing w:after="80"/>
               <w:jc w:val="both"/>
@@ -4273,6 +4903,9 @@
         </w:tc>
       </w:tr>
       <w:tr>
+        <w:trPr>
+          <w:cantSplit/>
+        </w:trPr>
         <w:tc>
           <w:tcPr>
             <w:tcW w:type="dxa" w:w="7300"/>
@@ -4428,7 +5061,7 @@
               <w:pStyle w:val="ListParagraph"/>
               <w:numPr>
                 <w:ilvl w:val="0"/>
-                <w:numId w:val="19"/>
+                <w:numId w:val="20"/>
               </w:numPr>
               <w:spacing w:after="80"/>
               <w:jc w:val="both"/>
@@ -4447,7 +5080,7 @@
               <w:pStyle w:val="ListParagraph"/>
               <w:numPr>
                 <w:ilvl w:val="0"/>
-                <w:numId w:val="19"/>
+                <w:numId w:val="20"/>
               </w:numPr>
               <w:spacing w:after="80"/>
               <w:jc w:val="both"/>
@@ -4464,6 +5097,307 @@
         </w:tc>
       </w:tr>
       <w:tr>
+        <w:trPr>
+          <w:cantSplit/>
+        </w:trPr>
+        <w:tc>
+          <w:tcPr>
+            <w:tcW w:type="dxa" w:w="7300"/>
+            <w:tcBorders>
+              <w:top w:val="none" w:color="FFFFFF" w:sz="0"/>
+              <w:left w:val="none" w:color="FFFFFF" w:sz="0"/>
+              <w:bottom w:val="none" w:color="FFFFFF" w:sz="0"/>
+              <w:right w:val="single" w:color="7F7F7F" w:sz="6"/>
+            </w:tcBorders>
+            <w:tcMar>
+              <w:top w:type="dxa" w:w="0"/>
+              <w:left w:type="dxa" w:w="0"/>
+              <w:bottom w:type="dxa" w:w="120"/>
+              <w:right w:type="dxa" w:w="200"/>
+            </w:tcMar>
+          </w:tcPr>
+          <w:p>
+            <w:pPr>
+              <w:spacing w:after="60" w:before="60"/>
+            </w:pPr>
+            <w:r>
+              <w:rPr>
+                <w:rFonts w:ascii="Arial Narrow" w:cs="Arial Narrow" w:eastAsia="Arial Narrow" w:hAnsi="Arial Narrow"/>
+                <w:b/>
+                <w:bCs/>
+                <w:sz w:val="22"/>
+                <w:szCs w:val="22"/>
+                <w:u w:val="single"/>
+              </w:rPr>
+              <w:t xml:space="preserve">Pigeon, foie gras et cèpes :</w:t>
+            </w:r>
+          </w:p>
+          <w:p>
+            <w:pPr>
+              <w:pStyle w:val="ListParagraph"/>
+              <w:numPr>
+                <w:ilvl w:val="0"/>
+                <w:numId w:val="2"/>
+              </w:numPr>
+            </w:pPr>
+            <w:r>
+              <w:rPr>
+                <w:rFonts w:ascii="Arial Narrow" w:cs="Arial Narrow" w:eastAsia="Arial Narrow" w:hAnsi="Arial Narrow"/>
+                <w:sz w:val="22"/>
+                <w:szCs w:val="22"/>
+              </w:rPr>
+              <w:t xml:space="preserve">5 pigeons ramiers (10 suprêmes)</w:t>
+            </w:r>
+          </w:p>
+          <w:p>
+            <w:pPr>
+              <w:pStyle w:val="ListParagraph"/>
+              <w:numPr>
+                <w:ilvl w:val="0"/>
+                <w:numId w:val="2"/>
+              </w:numPr>
+            </w:pPr>
+            <w:r>
+              <w:rPr>
+                <w:rFonts w:ascii="Arial Narrow" w:cs="Arial Narrow" w:eastAsia="Arial Narrow" w:hAnsi="Arial Narrow"/>
+                <w:sz w:val="22"/>
+                <w:szCs w:val="22"/>
+              </w:rPr>
+              <w:t xml:space="preserve">400 g de foie gras de canard cru (10 × 40 g)</w:t>
+            </w:r>
+          </w:p>
+          <w:p>
+            <w:pPr>
+              <w:pStyle w:val="ListParagraph"/>
+              <w:numPr>
+                <w:ilvl w:val="0"/>
+                <w:numId w:val="2"/>
+              </w:numPr>
+            </w:pPr>
+            <w:r>
+              <w:rPr>
+                <w:rFonts w:ascii="Arial Narrow" w:cs="Arial Narrow" w:eastAsia="Arial Narrow" w:hAnsi="Arial Narrow"/>
+                <w:sz w:val="22"/>
+                <w:szCs w:val="22"/>
+              </w:rPr>
+              <w:t xml:space="preserve">500 g de cèpes</w:t>
+            </w:r>
+          </w:p>
+          <w:p>
+            <w:pPr>
+              <w:pStyle w:val="ListParagraph"/>
+              <w:numPr>
+                <w:ilvl w:val="0"/>
+                <w:numId w:val="2"/>
+              </w:numPr>
+            </w:pPr>
+            <w:r>
+              <w:rPr>
+                <w:rFonts w:ascii="Arial Narrow" w:cs="Arial Narrow" w:eastAsia="Arial Narrow" w:hAnsi="Arial Narrow"/>
+                <w:sz w:val="22"/>
+                <w:szCs w:val="22"/>
+              </w:rPr>
+              <w:t xml:space="preserve">2 échalotes</w:t>
+            </w:r>
+          </w:p>
+          <w:p>
+            <w:pPr>
+              <w:pStyle w:val="ListParagraph"/>
+              <w:numPr>
+                <w:ilvl w:val="0"/>
+                <w:numId w:val="2"/>
+              </w:numPr>
+            </w:pPr>
+            <w:r>
+              <w:rPr>
+                <w:rFonts w:ascii="Arial Narrow" w:cs="Arial Narrow" w:eastAsia="Arial Narrow" w:hAnsi="Arial Narrow"/>
+                <w:sz w:val="22"/>
+                <w:szCs w:val="22"/>
+              </w:rPr>
+              <w:t xml:space="preserve">30 g de graisse de canard</w:t>
+            </w:r>
+          </w:p>
+          <w:p>
+            <w:pPr>
+              <w:pStyle w:val="ListParagraph"/>
+              <w:numPr>
+                <w:ilvl w:val="0"/>
+                <w:numId w:val="2"/>
+              </w:numPr>
+            </w:pPr>
+            <w:r>
+              <w:rPr>
+                <w:rFonts w:ascii="Arial Narrow" w:cs="Arial Narrow" w:eastAsia="Arial Narrow" w:hAnsi="Arial Narrow"/>
+                <w:sz w:val="22"/>
+                <w:szCs w:val="22"/>
+              </w:rPr>
+              <w:t xml:space="preserve">30 g de beurre</w:t>
+            </w:r>
+          </w:p>
+          <w:p>
+            <w:pPr>
+              <w:pStyle w:val="ListParagraph"/>
+              <w:numPr>
+                <w:ilvl w:val="0"/>
+                <w:numId w:val="2"/>
+              </w:numPr>
+            </w:pPr>
+            <w:r>
+              <w:rPr>
+                <w:rFonts w:ascii="Arial Narrow" w:cs="Arial Narrow" w:eastAsia="Arial Narrow" w:hAnsi="Arial Narrow"/>
+                <w:sz w:val="22"/>
+                <w:szCs w:val="22"/>
+              </w:rPr>
+              <w:t xml:space="preserve">10 g de persil plat</w:t>
+            </w:r>
+          </w:p>
+        </w:tc>
+        <w:tc>
+          <w:tcPr>
+            <w:tcW w:type="dxa" w:w="8098"/>
+            <w:tcBorders>
+              <w:top w:val="none" w:color="FFFFFF" w:sz="0"/>
+              <w:left w:val="none" w:color="FFFFFF" w:sz="0"/>
+              <w:bottom w:val="none" w:color="FFFFFF" w:sz="0"/>
+              <w:right w:val="none" w:color="FFFFFF" w:sz="0"/>
+            </w:tcBorders>
+            <w:tcMar>
+              <w:top w:type="dxa" w:w="0"/>
+              <w:left w:type="dxa" w:w="200"/>
+              <w:bottom w:type="dxa" w:w="120"/>
+              <w:right w:type="dxa" w:w="0"/>
+            </w:tcMar>
+          </w:tcPr>
+          <w:p>
+            <w:pPr>
+              <w:spacing w:after="60" w:before="60"/>
+            </w:pPr>
+            <w:r>
+              <w:rPr>
+                <w:rFonts w:ascii="Arial Narrow" w:cs="Arial Narrow" w:eastAsia="Arial Narrow" w:hAnsi="Arial Narrow"/>
+                <w:b/>
+                <w:bCs/>
+                <w:sz w:val="22"/>
+                <w:szCs w:val="22"/>
+                <w:u w:val="single"/>
+              </w:rPr>
+              <w:t xml:space="preserve">Pigeon, foie gras et cèpes :</w:t>
+            </w:r>
+          </w:p>
+          <w:p>
+            <w:pPr>
+              <w:pStyle w:val="ListParagraph"/>
+              <w:numPr>
+                <w:ilvl w:val="0"/>
+                <w:numId w:val="21"/>
+              </w:numPr>
+              <w:spacing w:after="80"/>
+              <w:jc w:val="both"/>
+            </w:pPr>
+            <w:r>
+              <w:rPr>
+                <w:rFonts w:ascii="Arial Narrow" w:cs="Arial Narrow" w:eastAsia="Arial Narrow" w:hAnsi="Arial Narrow"/>
+                <w:sz w:val="22"/>
+                <w:szCs w:val="22"/>
+              </w:rPr>
+              <w:t xml:space="preserve">Lever les suprêmes de pigeon, retirer la peau, saisir 30 secondes par face au beurre et refroidir. Réserver les carcasses pour le jus.</w:t>
+            </w:r>
+          </w:p>
+          <w:p>
+            <w:pPr>
+              <w:pStyle w:val="ListParagraph"/>
+              <w:numPr>
+                <w:ilvl w:val="0"/>
+                <w:numId w:val="21"/>
+              </w:numPr>
+              <w:spacing w:after="80"/>
+              <w:jc w:val="both"/>
+            </w:pPr>
+            <w:r>
+              <w:rPr>
+                <w:rFonts w:ascii="Arial Narrow" w:cs="Arial Narrow" w:eastAsia="Arial Narrow" w:hAnsi="Arial Narrow"/>
+                <w:sz w:val="22"/>
+                <w:szCs w:val="22"/>
+              </w:rPr>
+              <w:t xml:space="preserve">Tailler le foie gras en escalopes de 40 g, assaisonner.</w:t>
+            </w:r>
+          </w:p>
+          <w:p>
+            <w:pPr>
+              <w:pStyle w:val="ListParagraph"/>
+              <w:numPr>
+                <w:ilvl w:val="0"/>
+                <w:numId w:val="21"/>
+              </w:numPr>
+              <w:spacing w:after="80"/>
+              <w:jc w:val="both"/>
+            </w:pPr>
+            <w:r>
+              <w:rPr>
+                <w:rFonts w:ascii="Arial Narrow" w:cs="Arial Narrow" w:eastAsia="Arial Narrow" w:hAnsi="Arial Narrow"/>
+                <w:sz w:val="22"/>
+                <w:szCs w:val="22"/>
+              </w:rPr>
+              <w:t xml:space="preserve">Sauter les cèpes émincés dans la graisse de canard avec les échalotes, ajouter le persil et laisser refroidir.</w:t>
+            </w:r>
+          </w:p>
+        </w:tc>
+      </w:tr>
+    </w:tbl>
+    <w:p>
+      <w:pPr>
+        <w:pageBreakBefore/>
+        <w:spacing w:after="60"/>
+        <w:jc w:val="center"/>
+      </w:pPr>
+      <w:r>
+        <w:rPr>
+          <w:rFonts w:ascii="Arial Narrow" w:cs="Arial Narrow" w:eastAsia="Arial Narrow" w:hAnsi="Arial Narrow"/>
+          <w:b/>
+          <w:bCs/>
+          <w:sz w:val="28"/>
+          <w:szCs w:val="28"/>
+          <w:u w:val="single"/>
+        </w:rPr>
+        <w:t xml:space="preserve">TOURTE DE TÊTE DE COCHON ET SUPRÊME DE PIGEON RAMIER, FOIE GRAS ET CÈPES, JUS CORSÉ AU THYM (2/2)</w:t>
+      </w:r>
+    </w:p>
+    <w:p>
+      <w:pPr>
+        <w:spacing w:after="300"/>
+        <w:jc w:val="center"/>
+      </w:pPr>
+      <w:r>
+        <w:rPr>
+          <w:rFonts w:ascii="Arial Narrow" w:cs="Arial Narrow" w:eastAsia="Arial Narrow" w:hAnsi="Arial Narrow"/>
+          <w:i/>
+          <w:iCs/>
+          <w:sz w:val="22"/>
+          <w:szCs w:val="22"/>
+        </w:rPr>
+        <w:t xml:space="preserve">(1 tourte individuelle par personne)</w:t>
+      </w:r>
+    </w:p>
+    <w:tbl>
+      <w:tblPr>
+        <w:tblW w:type="dxa" w:w="15398"/>
+        <w:tblBorders>
+          <w:top w:val="none" w:color="FFFFFF" w:sz="0"/>
+          <w:left w:val="none" w:color="FFFFFF" w:sz="0"/>
+          <w:bottom w:val="none" w:color="FFFFFF" w:sz="0"/>
+          <w:right w:val="none" w:color="FFFFFF" w:sz="0"/>
+          <w:insideH w:val="none" w:color="FFFFFF" w:sz="0"/>
+          <w:insideV w:val="none" w:color="FFFFFF" w:sz="0"/>
+        </w:tblBorders>
+      </w:tblPr>
+      <w:tblGrid>
+        <w:gridCol w:w="7300"/>
+        <w:gridCol w:w="8098"/>
+      </w:tblGrid>
+      <w:tr>
+        <w:trPr>
+          <w:cantSplit/>
+        </w:trPr>
         <w:tc>
           <w:tcPr>
             <w:tcW w:type="dxa" w:w="7300"/>
@@ -4482,137 +5416,20 @@
           </w:tcPr>
           <w:p>
             <w:pPr>
-              <w:spacing w:after="60" w:before="60"/>
+              <w:spacing w:after="200"/>
             </w:pPr>
             <w:r>
               <w:rPr>
                 <w:rFonts w:ascii="Arial Narrow" w:cs="Arial Narrow" w:eastAsia="Arial Narrow" w:hAnsi="Arial Narrow"/>
                 <w:b/>
                 <w:bCs/>
+                <w:i/>
+                <w:iCs/>
                 <w:sz w:val="22"/>
                 <w:szCs w:val="22"/>
                 <w:u w:val="single"/>
               </w:rPr>
-              <w:t xml:space="preserve">Pigeon, foie gras et cèpes :</w:t>
-            </w:r>
-          </w:p>
-          <w:p>
-            <w:pPr>
-              <w:pStyle w:val="ListParagraph"/>
-              <w:numPr>
-                <w:ilvl w:val="0"/>
-                <w:numId w:val="2"/>
-              </w:numPr>
-            </w:pPr>
-            <w:r>
-              <w:rPr>
-                <w:rFonts w:ascii="Arial Narrow" w:cs="Arial Narrow" w:eastAsia="Arial Narrow" w:hAnsi="Arial Narrow"/>
-                <w:sz w:val="22"/>
-                <w:szCs w:val="22"/>
-              </w:rPr>
-              <w:t xml:space="preserve">5 pigeons ramiers (10 suprêmes)</w:t>
-            </w:r>
-          </w:p>
-          <w:p>
-            <w:pPr>
-              <w:pStyle w:val="ListParagraph"/>
-              <w:numPr>
-                <w:ilvl w:val="0"/>
-                <w:numId w:val="2"/>
-              </w:numPr>
-            </w:pPr>
-            <w:r>
-              <w:rPr>
-                <w:rFonts w:ascii="Arial Narrow" w:cs="Arial Narrow" w:eastAsia="Arial Narrow" w:hAnsi="Arial Narrow"/>
-                <w:sz w:val="22"/>
-                <w:szCs w:val="22"/>
-              </w:rPr>
-              <w:t xml:space="preserve">400 g de foie gras de canard cru (10 × 40 g)</w:t>
-            </w:r>
-          </w:p>
-          <w:p>
-            <w:pPr>
-              <w:pStyle w:val="ListParagraph"/>
-              <w:numPr>
-                <w:ilvl w:val="0"/>
-                <w:numId w:val="2"/>
-              </w:numPr>
-            </w:pPr>
-            <w:r>
-              <w:rPr>
-                <w:rFonts w:ascii="Arial Narrow" w:cs="Arial Narrow" w:eastAsia="Arial Narrow" w:hAnsi="Arial Narrow"/>
-                <w:sz w:val="22"/>
-                <w:szCs w:val="22"/>
-              </w:rPr>
-              <w:t xml:space="preserve">500 g de cèpes</w:t>
-            </w:r>
-          </w:p>
-          <w:p>
-            <w:pPr>
-              <w:pStyle w:val="ListParagraph"/>
-              <w:numPr>
-                <w:ilvl w:val="0"/>
-                <w:numId w:val="2"/>
-              </w:numPr>
-            </w:pPr>
-            <w:r>
-              <w:rPr>
-                <w:rFonts w:ascii="Arial Narrow" w:cs="Arial Narrow" w:eastAsia="Arial Narrow" w:hAnsi="Arial Narrow"/>
-                <w:sz w:val="22"/>
-                <w:szCs w:val="22"/>
-              </w:rPr>
-              <w:t xml:space="preserve">2 échalotes</w:t>
-            </w:r>
-          </w:p>
-          <w:p>
-            <w:pPr>
-              <w:pStyle w:val="ListParagraph"/>
-              <w:numPr>
-                <w:ilvl w:val="0"/>
-                <w:numId w:val="2"/>
-              </w:numPr>
-            </w:pPr>
-            <w:r>
-              <w:rPr>
-                <w:rFonts w:ascii="Arial Narrow" w:cs="Arial Narrow" w:eastAsia="Arial Narrow" w:hAnsi="Arial Narrow"/>
-                <w:sz w:val="22"/>
-                <w:szCs w:val="22"/>
-              </w:rPr>
-              <w:t xml:space="preserve">30 g de graisse de canard</w:t>
-            </w:r>
-          </w:p>
-          <w:p>
-            <w:pPr>
-              <w:pStyle w:val="ListParagraph"/>
-              <w:numPr>
-                <w:ilvl w:val="0"/>
-                <w:numId w:val="2"/>
-              </w:numPr>
-            </w:pPr>
-            <w:r>
-              <w:rPr>
-                <w:rFonts w:ascii="Arial Narrow" w:cs="Arial Narrow" w:eastAsia="Arial Narrow" w:hAnsi="Arial Narrow"/>
-                <w:sz w:val="22"/>
-                <w:szCs w:val="22"/>
-              </w:rPr>
-              <w:t xml:space="preserve">30 g de beurre</w:t>
-            </w:r>
-          </w:p>
-          <w:p>
-            <w:pPr>
-              <w:pStyle w:val="ListParagraph"/>
-              <w:numPr>
-                <w:ilvl w:val="0"/>
-                <w:numId w:val="2"/>
-              </w:numPr>
-            </w:pPr>
-            <w:r>
-              <w:rPr>
-                <w:rFonts w:ascii="Arial Narrow" w:cs="Arial Narrow" w:eastAsia="Arial Narrow" w:hAnsi="Arial Narrow"/>
-                <w:sz w:val="22"/>
-                <w:szCs w:val="22"/>
-              </w:rPr>
-              <w:t xml:space="preserve">10 g de persil plat</w:t>
+              <w:t xml:space="preserve">INGRÉDIENTS (10 couverts) :</w:t>
             </w:r>
           </w:p>
         </w:tc>
@@ -4634,80 +5451,28 @@
           </w:tcPr>
           <w:p>
             <w:pPr>
-              <w:spacing w:after="60" w:before="60"/>
+              <w:spacing w:after="200"/>
             </w:pPr>
             <w:r>
               <w:rPr>
                 <w:rFonts w:ascii="Arial Narrow" w:cs="Arial Narrow" w:eastAsia="Arial Narrow" w:hAnsi="Arial Narrow"/>
                 <w:b/>
                 <w:bCs/>
+                <w:i/>
+                <w:iCs/>
                 <w:sz w:val="22"/>
                 <w:szCs w:val="22"/>
                 <w:u w:val="single"/>
               </w:rPr>
-              <w:t xml:space="preserve">Pigeon, foie gras et cèpes :</w:t>
-            </w:r>
-          </w:p>
-          <w:p>
-            <w:pPr>
-              <w:pStyle w:val="ListParagraph"/>
-              <w:numPr>
-                <w:ilvl w:val="0"/>
-                <w:numId w:val="20"/>
-              </w:numPr>
-              <w:spacing w:after="80"/>
-              <w:jc w:val="both"/>
-            </w:pPr>
-            <w:r>
-              <w:rPr>
-                <w:rFonts w:ascii="Arial Narrow" w:cs="Arial Narrow" w:eastAsia="Arial Narrow" w:hAnsi="Arial Narrow"/>
-                <w:sz w:val="22"/>
-                <w:szCs w:val="22"/>
-              </w:rPr>
-              <w:t xml:space="preserve">Lever les suprêmes de pigeon, retirer la peau, saisir 30 secondes par face au beurre et refroidir. Réserver les carcasses pour le jus.</w:t>
-            </w:r>
-          </w:p>
-          <w:p>
-            <w:pPr>
-              <w:pStyle w:val="ListParagraph"/>
-              <w:numPr>
-                <w:ilvl w:val="0"/>
-                <w:numId w:val="20"/>
-              </w:numPr>
-              <w:spacing w:after="80"/>
-              <w:jc w:val="both"/>
-            </w:pPr>
-            <w:r>
-              <w:rPr>
-                <w:rFonts w:ascii="Arial Narrow" w:cs="Arial Narrow" w:eastAsia="Arial Narrow" w:hAnsi="Arial Narrow"/>
-                <w:sz w:val="22"/>
-                <w:szCs w:val="22"/>
-              </w:rPr>
-              <w:t xml:space="preserve">Tailler le foie gras en escalopes de 40 g, assaisonner.</w:t>
-            </w:r>
-          </w:p>
-          <w:p>
-            <w:pPr>
-              <w:pStyle w:val="ListParagraph"/>
-              <w:numPr>
-                <w:ilvl w:val="0"/>
-                <w:numId w:val="20"/>
-              </w:numPr>
-              <w:spacing w:after="80"/>
-              <w:jc w:val="both"/>
-            </w:pPr>
-            <w:r>
-              <w:rPr>
-                <w:rFonts w:ascii="Arial Narrow" w:cs="Arial Narrow" w:eastAsia="Arial Narrow" w:hAnsi="Arial Narrow"/>
-                <w:sz w:val="22"/>
-                <w:szCs w:val="22"/>
-              </w:rPr>
-              <w:t xml:space="preserve">Sauter les cèpes émincés dans la graisse de canard avec les échalotes, ajouter le persil et laisser refroidir.</w:t>
+              <w:t xml:space="preserve">PRÉPARATION :</w:t>
             </w:r>
           </w:p>
         </w:tc>
       </w:tr>
       <w:tr>
+        <w:trPr>
+          <w:cantSplit/>
+        </w:trPr>
         <w:tc>
           <w:tcPr>
             <w:tcW w:type="dxa" w:w="7300"/>
@@ -4812,7 +5577,7 @@
               <w:pStyle w:val="ListParagraph"/>
               <w:numPr>
                 <w:ilvl w:val="0"/>
-                <w:numId w:val="21"/>
+                <w:numId w:val="22"/>
               </w:numPr>
               <w:spacing w:after="80"/>
               <w:jc w:val="both"/>
@@ -4831,7 +5596,7 @@
               <w:pStyle w:val="ListParagraph"/>
               <w:numPr>
                 <w:ilvl w:val="0"/>
-                <w:numId w:val="21"/>
+                <w:numId w:val="22"/>
               </w:numPr>
               <w:spacing w:after="80"/>
               <w:jc w:val="both"/>
@@ -4850,7 +5615,7 @@
               <w:pStyle w:val="ListParagraph"/>
               <w:numPr>
                 <w:ilvl w:val="0"/>
-                <w:numId w:val="21"/>
+                <w:numId w:val="22"/>
               </w:numPr>
               <w:spacing w:after="80"/>
               <w:jc w:val="both"/>
@@ -4869,7 +5634,7 @@
               <w:pStyle w:val="ListParagraph"/>
               <w:numPr>
                 <w:ilvl w:val="0"/>
-                <w:numId w:val="21"/>
+                <w:numId w:val="22"/>
               </w:numPr>
               <w:spacing w:after="80"/>
               <w:jc w:val="both"/>
@@ -4886,6 +5651,9 @@
         </w:tc>
       </w:tr>
       <w:tr>
+        <w:trPr>
+          <w:cantSplit/>
+        </w:trPr>
         <w:tc>
           <w:tcPr>
             <w:tcW w:type="dxa" w:w="7300"/>
@@ -5024,7 +5792,7 @@
               <w:pStyle w:val="ListParagraph"/>
               <w:numPr>
                 <w:ilvl w:val="0"/>
-                <w:numId w:val="22"/>
+                <w:numId w:val="23"/>
               </w:numPr>
               <w:spacing w:after="80"/>
               <w:jc w:val="both"/>
@@ -5043,7 +5811,7 @@
               <w:pStyle w:val="ListParagraph"/>
               <w:numPr>
                 <w:ilvl w:val="0"/>
-                <w:numId w:val="22"/>
+                <w:numId w:val="23"/>
               </w:numPr>
               <w:spacing w:after="80"/>
               <w:jc w:val="both"/>
@@ -5062,7 +5830,7 @@
               <w:pStyle w:val="ListParagraph"/>
               <w:numPr>
                 <w:ilvl w:val="0"/>
-                <w:numId w:val="22"/>
+                <w:numId w:val="23"/>
               </w:numPr>
               <w:spacing w:after="80"/>
               <w:jc w:val="both"/>
@@ -5205,6 +5973,9 @@
         </w:tc>
       </w:tr>
       <w:tr>
+        <w:trPr>
+          <w:cantSplit/>
+        </w:trPr>
         <w:tc>
           <w:tcPr>
             <w:tcW w:type="dxa" w:w="7300"/>
@@ -5428,7 +6199,7 @@
               <w:pStyle w:val="ListParagraph"/>
               <w:numPr>
                 <w:ilvl w:val="0"/>
-                <w:numId w:val="23"/>
+                <w:numId w:val="24"/>
               </w:numPr>
               <w:spacing w:after="80"/>
               <w:jc w:val="both"/>
@@ -5447,7 +6218,7 @@
               <w:pStyle w:val="ListParagraph"/>
               <w:numPr>
                 <w:ilvl w:val="0"/>
-                <w:numId w:val="23"/>
+                <w:numId w:val="24"/>
               </w:numPr>
               <w:spacing w:after="80"/>
               <w:jc w:val="both"/>
@@ -5466,7 +6237,7 @@
               <w:pStyle w:val="ListParagraph"/>
               <w:numPr>
                 <w:ilvl w:val="0"/>
-                <w:numId w:val="23"/>
+                <w:numId w:val="24"/>
               </w:numPr>
               <w:spacing w:after="80"/>
               <w:jc w:val="both"/>
@@ -5485,7 +6256,7 @@
               <w:pStyle w:val="ListParagraph"/>
               <w:numPr>
                 <w:ilvl w:val="0"/>
-                <w:numId w:val="23"/>
+                <w:numId w:val="24"/>
               </w:numPr>
               <w:spacing w:after="80"/>
               <w:jc w:val="both"/>
@@ -5504,7 +6275,7 @@
               <w:pStyle w:val="ListParagraph"/>
               <w:numPr>
                 <w:ilvl w:val="0"/>
-                <w:numId w:val="23"/>
+                <w:numId w:val="24"/>
               </w:numPr>
               <w:spacing w:after="80"/>
               <w:jc w:val="both"/>
@@ -5521,6 +6292,9 @@
         </w:tc>
       </w:tr>
       <w:tr>
+        <w:trPr>
+          <w:cantSplit/>
+        </w:trPr>
         <w:tc>
           <w:tcPr>
             <w:tcW w:type="dxa" w:w="7300"/>
@@ -5710,7 +6484,7 @@
               <w:pStyle w:val="ListParagraph"/>
               <w:numPr>
                 <w:ilvl w:val="0"/>
-                <w:numId w:val="24"/>
+                <w:numId w:val="25"/>
               </w:numPr>
               <w:spacing w:after="80"/>
               <w:jc w:val="both"/>
@@ -5729,7 +6503,7 @@
               <w:pStyle w:val="ListParagraph"/>
               <w:numPr>
                 <w:ilvl w:val="0"/>
-                <w:numId w:val="24"/>
+                <w:numId w:val="25"/>
               </w:numPr>
               <w:spacing w:after="80"/>
               <w:jc w:val="both"/>
@@ -5748,7 +6522,7 @@
               <w:pStyle w:val="ListParagraph"/>
               <w:numPr>
                 <w:ilvl w:val="0"/>
-                <w:numId w:val="24"/>
+                <w:numId w:val="25"/>
               </w:numPr>
               <w:spacing w:after="80"/>
               <w:jc w:val="both"/>
@@ -5765,6 +6539,9 @@
         </w:tc>
       </w:tr>
       <w:tr>
+        <w:trPr>
+          <w:cantSplit/>
+        </w:trPr>
         <w:tc>
           <w:tcPr>
             <w:tcW w:type="dxa" w:w="7300"/>
@@ -5869,7 +6646,7 @@
               <w:pStyle w:val="ListParagraph"/>
               <w:numPr>
                 <w:ilvl w:val="0"/>
-                <w:numId w:val="25"/>
+                <w:numId w:val="26"/>
               </w:numPr>
               <w:spacing w:after="80"/>
               <w:jc w:val="both"/>
@@ -5888,7 +6665,7 @@
               <w:pStyle w:val="ListParagraph"/>
               <w:numPr>
                 <w:ilvl w:val="0"/>
-                <w:numId w:val="25"/>
+                <w:numId w:val="26"/>
               </w:numPr>
               <w:spacing w:after="80"/>
               <w:jc w:val="both"/>
@@ -6015,6 +6792,9 @@
         </w:tc>
       </w:tr>
       <w:tr>
+        <w:trPr>
+          <w:cantSplit/>
+        </w:trPr>
         <w:tc>
           <w:tcPr>
             <w:tcW w:type="dxa" w:w="7300"/>
@@ -6221,7 +7001,7 @@
               <w:pStyle w:val="ListParagraph"/>
               <w:numPr>
                 <w:ilvl w:val="0"/>
-                <w:numId w:val="26"/>
+                <w:numId w:val="27"/>
               </w:numPr>
               <w:spacing w:after="80"/>
               <w:jc w:val="both"/>
@@ -6240,7 +7020,7 @@
               <w:pStyle w:val="ListParagraph"/>
               <w:numPr>
                 <w:ilvl w:val="0"/>
-                <w:numId w:val="26"/>
+                <w:numId w:val="27"/>
               </w:numPr>
               <w:spacing w:after="80"/>
               <w:jc w:val="both"/>
@@ -6259,7 +7039,7 @@
               <w:pStyle w:val="ListParagraph"/>
               <w:numPr>
                 <w:ilvl w:val="0"/>
-                <w:numId w:val="26"/>
+                <w:numId w:val="27"/>
               </w:numPr>
               <w:spacing w:after="80"/>
               <w:jc w:val="both"/>
@@ -6278,7 +7058,7 @@
               <w:pStyle w:val="ListParagraph"/>
               <w:numPr>
                 <w:ilvl w:val="0"/>
-                <w:numId w:val="26"/>
+                <w:numId w:val="27"/>
               </w:numPr>
               <w:spacing w:after="80"/>
               <w:jc w:val="both"/>
@@ -6297,7 +7077,7 @@
               <w:pStyle w:val="ListParagraph"/>
               <w:numPr>
                 <w:ilvl w:val="0"/>
-                <w:numId w:val="26"/>
+                <w:numId w:val="27"/>
               </w:numPr>
               <w:spacing w:after="80"/>
               <w:jc w:val="both"/>
@@ -6314,6 +7094,9 @@
         </w:tc>
       </w:tr>
       <w:tr>
+        <w:trPr>
+          <w:cantSplit/>
+        </w:trPr>
         <w:tc>
           <w:tcPr>
             <w:tcW w:type="dxa" w:w="7300"/>
@@ -6554,7 +7337,7 @@
               <w:pStyle w:val="ListParagraph"/>
               <w:numPr>
                 <w:ilvl w:val="0"/>
-                <w:numId w:val="27"/>
+                <w:numId w:val="28"/>
               </w:numPr>
               <w:spacing w:after="80"/>
               <w:jc w:val="both"/>
@@ -6573,7 +7356,7 @@
               <w:pStyle w:val="ListParagraph"/>
               <w:numPr>
                 <w:ilvl w:val="0"/>
-                <w:numId w:val="27"/>
+                <w:numId w:val="28"/>
               </w:numPr>
               <w:spacing w:after="80"/>
               <w:jc w:val="both"/>
@@ -6592,7 +7375,7 @@
               <w:pStyle w:val="ListParagraph"/>
               <w:numPr>
                 <w:ilvl w:val="0"/>
-                <w:numId w:val="27"/>
+                <w:numId w:val="28"/>
               </w:numPr>
               <w:spacing w:after="80"/>
               <w:jc w:val="both"/>
@@ -6611,7 +7394,7 @@
               <w:pStyle w:val="ListParagraph"/>
               <w:numPr>
                 <w:ilvl w:val="0"/>
-                <w:numId w:val="27"/>
+                <w:numId w:val="28"/>
               </w:numPr>
               <w:spacing w:after="80"/>
               <w:jc w:val="both"/>
@@ -6630,7 +7413,7 @@
               <w:pStyle w:val="ListParagraph"/>
               <w:numPr>
                 <w:ilvl w:val="0"/>
-                <w:numId w:val="27"/>
+                <w:numId w:val="28"/>
               </w:numPr>
               <w:spacing w:after="80"/>
               <w:jc w:val="both"/>
@@ -6647,6 +7430,9 @@
         </w:tc>
       </w:tr>
       <w:tr>
+        <w:trPr>
+          <w:cantSplit/>
+        </w:trPr>
         <w:tc>
           <w:tcPr>
             <w:tcW w:type="dxa" w:w="7300"/>
@@ -6717,7 +7503,7 @@
               <w:pStyle w:val="ListParagraph"/>
               <w:numPr>
                 <w:ilvl w:val="0"/>
-                <w:numId w:val="28"/>
+                <w:numId w:val="29"/>
               </w:numPr>
               <w:spacing w:after="80"/>
               <w:jc w:val="both"/>
@@ -6736,7 +7522,7 @@
               <w:pStyle w:val="ListParagraph"/>
               <w:numPr>
                 <w:ilvl w:val="0"/>
-                <w:numId w:val="28"/>
+                <w:numId w:val="29"/>
               </w:numPr>
               <w:spacing w:after="80"/>
               <w:jc w:val="both"/>
@@ -6879,6 +7665,9 @@
         </w:tc>
       </w:tr>
       <w:tr>
+        <w:trPr>
+          <w:cantSplit/>
+        </w:trPr>
         <w:tc>
           <w:tcPr>
             <w:tcW w:type="dxa" w:w="7300"/>
@@ -7051,7 +7840,7 @@
               <w:pStyle w:val="ListParagraph"/>
               <w:numPr>
                 <w:ilvl w:val="0"/>
-                <w:numId w:val="29"/>
+                <w:numId w:val="30"/>
               </w:numPr>
               <w:spacing w:after="80"/>
               <w:jc w:val="both"/>
@@ -7070,7 +7859,7 @@
               <w:pStyle w:val="ListParagraph"/>
               <w:numPr>
                 <w:ilvl w:val="0"/>
-                <w:numId w:val="29"/>
+                <w:numId w:val="30"/>
               </w:numPr>
               <w:spacing w:after="80"/>
               <w:jc w:val="both"/>
@@ -7089,7 +7878,7 @@
               <w:pStyle w:val="ListParagraph"/>
               <w:numPr>
                 <w:ilvl w:val="0"/>
-                <w:numId w:val="29"/>
+                <w:numId w:val="30"/>
               </w:numPr>
               <w:spacing w:after="80"/>
               <w:jc w:val="both"/>
@@ -7108,7 +7897,7 @@
               <w:pStyle w:val="ListParagraph"/>
               <w:numPr>
                 <w:ilvl w:val="0"/>
-                <w:numId w:val="29"/>
+                <w:numId w:val="30"/>
               </w:numPr>
               <w:spacing w:after="80"/>
               <w:jc w:val="both"/>
@@ -7125,6 +7914,9 @@
         </w:tc>
       </w:tr>
       <w:tr>
+        <w:trPr>
+          <w:cantSplit/>
+        </w:trPr>
         <w:tc>
           <w:tcPr>
             <w:tcW w:type="dxa" w:w="7300"/>
@@ -7297,7 +8089,7 @@
               <w:pStyle w:val="ListParagraph"/>
               <w:numPr>
                 <w:ilvl w:val="0"/>
-                <w:numId w:val="30"/>
+                <w:numId w:val="31"/>
               </w:numPr>
               <w:spacing w:after="80"/>
               <w:jc w:val="both"/>
@@ -7316,7 +8108,7 @@
               <w:pStyle w:val="ListParagraph"/>
               <w:numPr>
                 <w:ilvl w:val="0"/>
-                <w:numId w:val="30"/>
+                <w:numId w:val="31"/>
               </w:numPr>
               <w:spacing w:after="80"/>
               <w:jc w:val="both"/>
@@ -7335,7 +8127,7 @@
               <w:pStyle w:val="ListParagraph"/>
               <w:numPr>
                 <w:ilvl w:val="0"/>
-                <w:numId w:val="30"/>
+                <w:numId w:val="31"/>
               </w:numPr>
               <w:spacing w:after="80"/>
               <w:jc w:val="both"/>
@@ -7354,7 +8146,7 @@
               <w:pStyle w:val="ListParagraph"/>
               <w:numPr>
                 <w:ilvl w:val="0"/>
-                <w:numId w:val="30"/>
+                <w:numId w:val="31"/>
               </w:numPr>
               <w:spacing w:after="80"/>
               <w:jc w:val="both"/>
@@ -7371,6 +8163,9 @@
         </w:tc>
       </w:tr>
       <w:tr>
+        <w:trPr>
+          <w:cantSplit/>
+        </w:trPr>
         <w:tc>
           <w:tcPr>
             <w:tcW w:type="dxa" w:w="7300"/>
@@ -7441,7 +8236,7 @@
               <w:pStyle w:val="ListParagraph"/>
               <w:numPr>
                 <w:ilvl w:val="0"/>
-                <w:numId w:val="31"/>
+                <w:numId w:val="32"/>
               </w:numPr>
               <w:spacing w:after="80"/>
               <w:jc w:val="both"/>
@@ -7460,7 +8255,7 @@
               <w:pStyle w:val="ListParagraph"/>
               <w:numPr>
                 <w:ilvl w:val="0"/>
-                <w:numId w:val="31"/>
+                <w:numId w:val="32"/>
               </w:numPr>
               <w:spacing w:after="80"/>
               <w:jc w:val="both"/>
@@ -7587,6 +8382,9 @@
         </w:tc>
       </w:tr>
       <w:tr>
+        <w:trPr>
+          <w:cantSplit/>
+        </w:trPr>
         <w:tc>
           <w:tcPr>
             <w:tcW w:type="dxa" w:w="7300"/>
@@ -7759,7 +8557,7 @@
               <w:pStyle w:val="ListParagraph"/>
               <w:numPr>
                 <w:ilvl w:val="0"/>
-                <w:numId w:val="32"/>
+                <w:numId w:val="33"/>
               </w:numPr>
               <w:spacing w:after="80"/>
               <w:jc w:val="both"/>
@@ -7778,7 +8576,7 @@
               <w:pStyle w:val="ListParagraph"/>
               <w:numPr>
                 <w:ilvl w:val="0"/>
-                <w:numId w:val="32"/>
+                <w:numId w:val="33"/>
               </w:numPr>
               <w:spacing w:after="80"/>
               <w:jc w:val="both"/>
@@ -7797,7 +8595,7 @@
               <w:pStyle w:val="ListParagraph"/>
               <w:numPr>
                 <w:ilvl w:val="0"/>
-                <w:numId w:val="32"/>
+                <w:numId w:val="33"/>
               </w:numPr>
               <w:spacing w:after="80"/>
               <w:jc w:val="both"/>
@@ -7816,7 +8614,7 @@
               <w:pStyle w:val="ListParagraph"/>
               <w:numPr>
                 <w:ilvl w:val="0"/>
-                <w:numId w:val="32"/>
+                <w:numId w:val="33"/>
               </w:numPr>
               <w:spacing w:after="80"/>
               <w:jc w:val="both"/>
@@ -7833,6 +8631,9 @@
         </w:tc>
       </w:tr>
       <w:tr>
+        <w:trPr>
+          <w:cantSplit/>
+        </w:trPr>
         <w:tc>
           <w:tcPr>
             <w:tcW w:type="dxa" w:w="7300"/>
@@ -7971,7 +8772,7 @@
               <w:pStyle w:val="ListParagraph"/>
               <w:numPr>
                 <w:ilvl w:val="0"/>
-                <w:numId w:val="33"/>
+                <w:numId w:val="34"/>
               </w:numPr>
               <w:spacing w:after="80"/>
               <w:jc w:val="both"/>
@@ -7990,7 +8791,7 @@
               <w:pStyle w:val="ListParagraph"/>
               <w:numPr>
                 <w:ilvl w:val="0"/>
-                <w:numId w:val="33"/>
+                <w:numId w:val="34"/>
               </w:numPr>
               <w:spacing w:after="80"/>
               <w:jc w:val="both"/>
@@ -8009,7 +8810,7 @@
               <w:pStyle w:val="ListParagraph"/>
               <w:numPr>
                 <w:ilvl w:val="0"/>
-                <w:numId w:val="33"/>
+                <w:numId w:val="34"/>
               </w:numPr>
               <w:spacing w:after="80"/>
               <w:jc w:val="both"/>
@@ -8028,7 +8829,7 @@
               <w:pStyle w:val="ListParagraph"/>
               <w:numPr>
                 <w:ilvl w:val="0"/>
-                <w:numId w:val="33"/>
+                <w:numId w:val="34"/>
               </w:numPr>
               <w:spacing w:after="80"/>
               <w:jc w:val="both"/>
@@ -8045,6 +8846,9 @@
         </w:tc>
       </w:tr>
       <w:tr>
+        <w:trPr>
+          <w:cantSplit/>
+        </w:trPr>
         <w:tc>
           <w:tcPr>
             <w:tcW w:type="dxa" w:w="7300"/>
@@ -8183,7 +8987,7 @@
               <w:pStyle w:val="ListParagraph"/>
               <w:numPr>
                 <w:ilvl w:val="0"/>
-                <w:numId w:val="34"/>
+                <w:numId w:val="35"/>
               </w:numPr>
               <w:spacing w:after="80"/>
               <w:jc w:val="both"/>
@@ -8202,7 +9006,7 @@
               <w:pStyle w:val="ListParagraph"/>
               <w:numPr>
                 <w:ilvl w:val="0"/>
-                <w:numId w:val="34"/>
+                <w:numId w:val="35"/>
               </w:numPr>
               <w:spacing w:after="80"/>
               <w:jc w:val="both"/>
@@ -8221,7 +9025,7 @@
               <w:pStyle w:val="ListParagraph"/>
               <w:numPr>
                 <w:ilvl w:val="0"/>
-                <w:numId w:val="34"/>
+                <w:numId w:val="35"/>
               </w:numPr>
               <w:spacing w:after="80"/>
               <w:jc w:val="both"/>
@@ -8238,6 +9042,9 @@
         </w:tc>
       </w:tr>
       <w:tr>
+        <w:trPr>
+          <w:cantSplit/>
+        </w:trPr>
         <w:tc>
           <w:tcPr>
             <w:tcW w:type="dxa" w:w="7300"/>
@@ -8308,7 +9115,7 @@
               <w:pStyle w:val="ListParagraph"/>
               <w:numPr>
                 <w:ilvl w:val="0"/>
-                <w:numId w:val="35"/>
+                <w:numId w:val="36"/>
               </w:numPr>
               <w:spacing w:after="80"/>
               <w:jc w:val="both"/>
@@ -8327,7 +9134,7 @@
               <w:pStyle w:val="ListParagraph"/>
               <w:numPr>
                 <w:ilvl w:val="0"/>
-                <w:numId w:val="35"/>
+                <w:numId w:val="36"/>
               </w:numPr>
               <w:spacing w:after="80"/>
               <w:jc w:val="both"/>
@@ -8470,6 +9277,9 @@
         </w:tc>
       </w:tr>
       <w:tr>
+        <w:trPr>
+          <w:cantSplit/>
+        </w:trPr>
         <w:tc>
           <w:tcPr>
             <w:tcW w:type="dxa" w:w="7300"/>
@@ -8642,7 +9452,7 @@
               <w:pStyle w:val="ListParagraph"/>
               <w:numPr>
                 <w:ilvl w:val="0"/>
-                <w:numId w:val="36"/>
+                <w:numId w:val="37"/>
               </w:numPr>
               <w:spacing w:after="80"/>
               <w:jc w:val="both"/>
@@ -8661,7 +9471,7 @@
               <w:pStyle w:val="ListParagraph"/>
               <w:numPr>
                 <w:ilvl w:val="0"/>
-                <w:numId w:val="36"/>
+                <w:numId w:val="37"/>
               </w:numPr>
               <w:spacing w:after="80"/>
               <w:jc w:val="both"/>
@@ -8680,7 +9490,7 @@
               <w:pStyle w:val="ListParagraph"/>
               <w:numPr>
                 <w:ilvl w:val="0"/>
-                <w:numId w:val="36"/>
+                <w:numId w:val="37"/>
               </w:numPr>
               <w:spacing w:after="80"/>
               <w:jc w:val="both"/>
@@ -8699,7 +9509,7 @@
               <w:pStyle w:val="ListParagraph"/>
               <w:numPr>
                 <w:ilvl w:val="0"/>
-                <w:numId w:val="36"/>
+                <w:numId w:val="37"/>
               </w:numPr>
               <w:spacing w:after="80"/>
               <w:jc w:val="both"/>
@@ -8716,6 +9526,9 @@
         </w:tc>
       </w:tr>
       <w:tr>
+        <w:trPr>
+          <w:cantSplit/>
+        </w:trPr>
         <w:tc>
           <w:tcPr>
             <w:tcW w:type="dxa" w:w="7300"/>
@@ -8905,7 +9718,7 @@
               <w:pStyle w:val="ListParagraph"/>
               <w:numPr>
                 <w:ilvl w:val="0"/>
-                <w:numId w:val="37"/>
+                <w:numId w:val="38"/>
               </w:numPr>
               <w:spacing w:after="80"/>
               <w:jc w:val="both"/>
@@ -8924,7 +9737,7 @@
               <w:pStyle w:val="ListParagraph"/>
               <w:numPr>
                 <w:ilvl w:val="0"/>
-                <w:numId w:val="37"/>
+                <w:numId w:val="38"/>
               </w:numPr>
               <w:spacing w:after="80"/>
               <w:jc w:val="both"/>
@@ -8943,7 +9756,7 @@
               <w:pStyle w:val="ListParagraph"/>
               <w:numPr>
                 <w:ilvl w:val="0"/>
-                <w:numId w:val="37"/>
+                <w:numId w:val="38"/>
               </w:numPr>
               <w:spacing w:after="80"/>
               <w:jc w:val="both"/>
@@ -8962,7 +9775,7 @@
               <w:pStyle w:val="ListParagraph"/>
               <w:numPr>
                 <w:ilvl w:val="0"/>
-                <w:numId w:val="37"/>
+                <w:numId w:val="38"/>
               </w:numPr>
               <w:spacing w:after="80"/>
               <w:jc w:val="both"/>
@@ -8979,6 +9792,9 @@
         </w:tc>
       </w:tr>
       <w:tr>
+        <w:trPr>
+          <w:cantSplit/>
+        </w:trPr>
         <w:tc>
           <w:tcPr>
             <w:tcW w:type="dxa" w:w="7300"/>
@@ -9049,7 +9865,7 @@
               <w:pStyle w:val="ListParagraph"/>
               <w:numPr>
                 <w:ilvl w:val="0"/>
-                <w:numId w:val="38"/>
+                <w:numId w:val="39"/>
               </w:numPr>
               <w:spacing w:after="80"/>
               <w:jc w:val="both"/>
@@ -9068,7 +9884,7 @@
               <w:pStyle w:val="ListParagraph"/>
               <w:numPr>
                 <w:ilvl w:val="0"/>
-                <w:numId w:val="38"/>
+                <w:numId w:val="39"/>
               </w:numPr>
               <w:spacing w:after="80"/>
               <w:jc w:val="both"/>
@@ -9195,6 +10011,9 @@
         </w:tc>
       </w:tr>
       <w:tr>
+        <w:trPr>
+          <w:cantSplit/>
+        </w:trPr>
         <w:tc>
           <w:tcPr>
             <w:tcW w:type="dxa" w:w="7300"/>
@@ -9384,7 +10203,7 @@
               <w:pStyle w:val="ListParagraph"/>
               <w:numPr>
                 <w:ilvl w:val="0"/>
-                <w:numId w:val="39"/>
+                <w:numId w:val="40"/>
               </w:numPr>
               <w:spacing w:after="80"/>
               <w:jc w:val="both"/>
@@ -9403,7 +10222,7 @@
               <w:pStyle w:val="ListParagraph"/>
               <w:numPr>
                 <w:ilvl w:val="0"/>
-                <w:numId w:val="39"/>
+                <w:numId w:val="40"/>
               </w:numPr>
               <w:spacing w:after="80"/>
               <w:jc w:val="both"/>
@@ -9422,7 +10241,7 @@
               <w:pStyle w:val="ListParagraph"/>
               <w:numPr>
                 <w:ilvl w:val="0"/>
-                <w:numId w:val="39"/>
+                <w:numId w:val="40"/>
               </w:numPr>
               <w:spacing w:after="80"/>
               <w:jc w:val="both"/>
@@ -9441,7 +10260,7 @@
               <w:pStyle w:val="ListParagraph"/>
               <w:numPr>
                 <w:ilvl w:val="0"/>
-                <w:numId w:val="39"/>
+                <w:numId w:val="40"/>
               </w:numPr>
               <w:spacing w:after="80"/>
               <w:jc w:val="both"/>
@@ -9460,7 +10279,7 @@
               <w:pStyle w:val="ListParagraph"/>
               <w:numPr>
                 <w:ilvl w:val="0"/>
-                <w:numId w:val="39"/>
+                <w:numId w:val="40"/>
               </w:numPr>
               <w:spacing w:after="80"/>
               <w:jc w:val="both"/>
@@ -9477,6 +10296,9 @@
         </w:tc>
       </w:tr>
       <w:tr>
+        <w:trPr>
+          <w:cantSplit/>
+        </w:trPr>
         <w:tc>
           <w:tcPr>
             <w:tcW w:type="dxa" w:w="7300"/>
@@ -9649,7 +10471,7 @@
               <w:pStyle w:val="ListParagraph"/>
               <w:numPr>
                 <w:ilvl w:val="0"/>
-                <w:numId w:val="40"/>
+                <w:numId w:val="41"/>
               </w:numPr>
               <w:spacing w:after="80"/>
               <w:jc w:val="both"/>
@@ -9668,7 +10490,7 @@
               <w:pStyle w:val="ListParagraph"/>
               <w:numPr>
                 <w:ilvl w:val="0"/>
-                <w:numId w:val="40"/>
+                <w:numId w:val="41"/>
               </w:numPr>
               <w:spacing w:after="80"/>
               <w:jc w:val="both"/>
@@ -9687,7 +10509,7 @@
               <w:pStyle w:val="ListParagraph"/>
               <w:numPr>
                 <w:ilvl w:val="0"/>
-                <w:numId w:val="40"/>
+                <w:numId w:val="41"/>
               </w:numPr>
               <w:spacing w:after="80"/>
               <w:jc w:val="both"/>
@@ -9706,7 +10528,7 @@
               <w:pStyle w:val="ListParagraph"/>
               <w:numPr>
                 <w:ilvl w:val="0"/>
-                <w:numId w:val="40"/>
+                <w:numId w:val="41"/>
               </w:numPr>
               <w:spacing w:after="80"/>
               <w:jc w:val="both"/>
@@ -9723,6 +10545,9 @@
         </w:tc>
       </w:tr>
       <w:tr>
+        <w:trPr>
+          <w:cantSplit/>
+        </w:trPr>
         <w:tc>
           <w:tcPr>
             <w:tcW w:type="dxa" w:w="7300"/>
@@ -9810,7 +10635,7 @@
               <w:pStyle w:val="ListParagraph"/>
               <w:numPr>
                 <w:ilvl w:val="0"/>
-                <w:numId w:val="41"/>
+                <w:numId w:val="42"/>
               </w:numPr>
               <w:spacing w:after="80"/>
               <w:jc w:val="both"/>
@@ -9829,7 +10654,7 @@
               <w:pStyle w:val="ListParagraph"/>
               <w:numPr>
                 <w:ilvl w:val="0"/>
-                <w:numId w:val="41"/>
+                <w:numId w:val="42"/>
               </w:numPr>
               <w:spacing w:after="80"/>
               <w:jc w:val="both"/>
@@ -9972,6 +10797,9 @@
         </w:tc>
       </w:tr>
       <w:tr>
+        <w:trPr>
+          <w:cantSplit/>
+        </w:trPr>
         <w:tc>
           <w:tcPr>
             <w:tcW w:type="dxa" w:w="7300"/>
@@ -10195,7 +11023,7 @@
               <w:pStyle w:val="ListParagraph"/>
               <w:numPr>
                 <w:ilvl w:val="0"/>
-                <w:numId w:val="42"/>
+                <w:numId w:val="43"/>
               </w:numPr>
               <w:spacing w:after="80"/>
               <w:jc w:val="both"/>
@@ -10212,6 +11040,9 @@
         </w:tc>
       </w:tr>
       <w:tr>
+        <w:trPr>
+          <w:cantSplit/>
+        </w:trPr>
         <w:tc>
           <w:tcPr>
             <w:tcW w:type="dxa" w:w="7300"/>
@@ -10316,7 +11147,7 @@
               <w:pStyle w:val="ListParagraph"/>
               <w:numPr>
                 <w:ilvl w:val="0"/>
-                <w:numId w:val="43"/>
+                <w:numId w:val="44"/>
               </w:numPr>
               <w:spacing w:after="80"/>
               <w:jc w:val="both"/>
@@ -10335,7 +11166,7 @@
               <w:pStyle w:val="ListParagraph"/>
               <w:numPr>
                 <w:ilvl w:val="0"/>
-                <w:numId w:val="43"/>
+                <w:numId w:val="44"/>
               </w:numPr>
               <w:spacing w:after="80"/>
               <w:jc w:val="both"/>
@@ -10354,7 +11185,7 @@
               <w:pStyle w:val="ListParagraph"/>
               <w:numPr>
                 <w:ilvl w:val="0"/>
-                <w:numId w:val="43"/>
+                <w:numId w:val="44"/>
               </w:numPr>
               <w:spacing w:after="80"/>
               <w:jc w:val="both"/>
@@ -10371,6 +11202,9 @@
         </w:tc>
       </w:tr>
       <w:tr>
+        <w:trPr>
+          <w:cantSplit/>
+        </w:trPr>
         <w:tc>
           <w:tcPr>
             <w:tcW w:type="dxa" w:w="7300"/>
@@ -10526,7 +11360,7 @@
               <w:pStyle w:val="ListParagraph"/>
               <w:numPr>
                 <w:ilvl w:val="0"/>
-                <w:numId w:val="44"/>
+                <w:numId w:val="45"/>
               </w:numPr>
               <w:spacing w:after="80"/>
               <w:jc w:val="both"/>
@@ -10545,7 +11379,7 @@
               <w:pStyle w:val="ListParagraph"/>
               <w:numPr>
                 <w:ilvl w:val="0"/>
-                <w:numId w:val="44"/>
+                <w:numId w:val="45"/>
               </w:numPr>
               <w:spacing w:after="80"/>
               <w:jc w:val="both"/>
@@ -10564,7 +11398,7 @@
               <w:pStyle w:val="ListParagraph"/>
               <w:numPr>
                 <w:ilvl w:val="0"/>
-                <w:numId w:val="44"/>
+                <w:numId w:val="45"/>
               </w:numPr>
               <w:spacing w:after="80"/>
               <w:jc w:val="both"/>
@@ -10583,7 +11417,7 @@
               <w:pStyle w:val="ListParagraph"/>
               <w:numPr>
                 <w:ilvl w:val="0"/>
-                <w:numId w:val="44"/>
+                <w:numId w:val="45"/>
               </w:numPr>
               <w:spacing w:after="80"/>
               <w:jc w:val="both"/>
@@ -10600,6 +11434,9 @@
         </w:tc>
       </w:tr>
       <w:tr>
+        <w:trPr>
+          <w:cantSplit/>
+        </w:trPr>
         <w:tc>
           <w:tcPr>
             <w:tcW w:type="dxa" w:w="7300"/>
@@ -10721,7 +11558,7 @@
               <w:pStyle w:val="ListParagraph"/>
               <w:numPr>
                 <w:ilvl w:val="0"/>
-                <w:numId w:val="45"/>
+                <w:numId w:val="46"/>
               </w:numPr>
               <w:spacing w:after="80"/>
               <w:jc w:val="both"/>
@@ -10740,7 +11577,7 @@
               <w:pStyle w:val="ListParagraph"/>
               <w:numPr>
                 <w:ilvl w:val="0"/>
-                <w:numId w:val="45"/>
+                <w:numId w:val="46"/>
               </w:numPr>
               <w:spacing w:after="80"/>
               <w:jc w:val="both"/>
@@ -10883,6 +11720,9 @@
         </w:tc>
       </w:tr>
       <w:tr>
+        <w:trPr>
+          <w:cantSplit/>
+        </w:trPr>
         <w:tc>
           <w:tcPr>
             <w:tcW w:type="dxa" w:w="7300"/>
@@ -11038,7 +11878,7 @@
               <w:pStyle w:val="ListParagraph"/>
               <w:numPr>
                 <w:ilvl w:val="0"/>
-                <w:numId w:val="46"/>
+                <w:numId w:val="47"/>
               </w:numPr>
               <w:spacing w:after="80"/>
               <w:jc w:val="both"/>
@@ -11057,7 +11897,7 @@
               <w:pStyle w:val="ListParagraph"/>
               <w:numPr>
                 <w:ilvl w:val="0"/>
-                <w:numId w:val="46"/>
+                <w:numId w:val="47"/>
               </w:numPr>
               <w:spacing w:after="80"/>
               <w:jc w:val="both"/>
@@ -11074,6 +11914,9 @@
         </w:tc>
       </w:tr>
       <w:tr>
+        <w:trPr>
+          <w:cantSplit/>
+        </w:trPr>
         <w:tc>
           <w:tcPr>
             <w:tcW w:type="dxa" w:w="7300"/>
@@ -11280,7 +12123,7 @@
               <w:pStyle w:val="ListParagraph"/>
               <w:numPr>
                 <w:ilvl w:val="0"/>
-                <w:numId w:val="47"/>
+                <w:numId w:val="48"/>
               </w:numPr>
               <w:spacing w:after="80"/>
               <w:jc w:val="both"/>
@@ -11299,7 +12142,7 @@
               <w:pStyle w:val="ListParagraph"/>
               <w:numPr>
                 <w:ilvl w:val="0"/>
-                <w:numId w:val="47"/>
+                <w:numId w:val="48"/>
               </w:numPr>
               <w:spacing w:after="80"/>
               <w:jc w:val="both"/>
@@ -11318,7 +12161,7 @@
               <w:pStyle w:val="ListParagraph"/>
               <w:numPr>
                 <w:ilvl w:val="0"/>
-                <w:numId w:val="47"/>
+                <w:numId w:val="48"/>
               </w:numPr>
               <w:spacing w:after="80"/>
               <w:jc w:val="both"/>
@@ -11337,7 +12180,7 @@
               <w:pStyle w:val="ListParagraph"/>
               <w:numPr>
                 <w:ilvl w:val="0"/>
-                <w:numId w:val="47"/>
+                <w:numId w:val="48"/>
               </w:numPr>
               <w:spacing w:after="80"/>
               <w:jc w:val="both"/>
@@ -11356,7 +12199,7 @@
               <w:pStyle w:val="ListParagraph"/>
               <w:numPr>
                 <w:ilvl w:val="0"/>
-                <w:numId w:val="47"/>
+                <w:numId w:val="48"/>
               </w:numPr>
               <w:spacing w:after="80"/>
               <w:jc w:val="both"/>
@@ -11373,6 +12216,9 @@
         </w:tc>
       </w:tr>
       <w:tr>
+        <w:trPr>
+          <w:cantSplit/>
+        </w:trPr>
         <w:tc>
           <w:tcPr>
             <w:tcW w:type="dxa" w:w="7300"/>
@@ -11477,7 +12323,7 @@
               <w:pStyle w:val="ListParagraph"/>
               <w:numPr>
                 <w:ilvl w:val="0"/>
-                <w:numId w:val="48"/>
+                <w:numId w:val="49"/>
               </w:numPr>
               <w:spacing w:after="80"/>
               <w:jc w:val="both"/>
@@ -11496,7 +12342,7 @@
               <w:pStyle w:val="ListParagraph"/>
               <w:numPr>
                 <w:ilvl w:val="0"/>
-                <w:numId w:val="48"/>
+                <w:numId w:val="49"/>
               </w:numPr>
               <w:spacing w:after="80"/>
               <w:jc w:val="both"/>
@@ -11639,6 +12485,9 @@
         </w:tc>
       </w:tr>
       <w:tr>
+        <w:trPr>
+          <w:cantSplit/>
+        </w:trPr>
         <w:tc>
           <w:tcPr>
             <w:tcW w:type="dxa" w:w="7300"/>
@@ -11811,7 +12660,7 @@
               <w:pStyle w:val="ListParagraph"/>
               <w:numPr>
                 <w:ilvl w:val="0"/>
-                <w:numId w:val="49"/>
+                <w:numId w:val="50"/>
               </w:numPr>
               <w:spacing w:after="80"/>
               <w:jc w:val="both"/>
@@ -11830,7 +12679,7 @@
               <w:pStyle w:val="ListParagraph"/>
               <w:numPr>
                 <w:ilvl w:val="0"/>
-                <w:numId w:val="49"/>
+                <w:numId w:val="50"/>
               </w:numPr>
               <w:spacing w:after="80"/>
               <w:jc w:val="both"/>
@@ -11847,6 +12696,9 @@
         </w:tc>
       </w:tr>
       <w:tr>
+        <w:trPr>
+          <w:cantSplit/>
+        </w:trPr>
         <w:tc>
           <w:tcPr>
             <w:tcW w:type="dxa" w:w="7300"/>
@@ -12019,7 +12871,7 @@
               <w:pStyle w:val="ListParagraph"/>
               <w:numPr>
                 <w:ilvl w:val="0"/>
-                <w:numId w:val="50"/>
+                <w:numId w:val="51"/>
               </w:numPr>
               <w:spacing w:after="80"/>
               <w:jc w:val="both"/>
@@ -12038,7 +12890,7 @@
               <w:pStyle w:val="ListParagraph"/>
               <w:numPr>
                 <w:ilvl w:val="0"/>
-                <w:numId w:val="50"/>
+                <w:numId w:val="51"/>
               </w:numPr>
               <w:spacing w:after="80"/>
               <w:jc w:val="both"/>
@@ -12057,7 +12909,7 @@
               <w:pStyle w:val="ListParagraph"/>
               <w:numPr>
                 <w:ilvl w:val="0"/>
-                <w:numId w:val="50"/>
+                <w:numId w:val="51"/>
               </w:numPr>
               <w:spacing w:after="80"/>
               <w:jc w:val="both"/>
@@ -12076,7 +12928,7 @@
               <w:pStyle w:val="ListParagraph"/>
               <w:numPr>
                 <w:ilvl w:val="0"/>
-                <w:numId w:val="50"/>
+                <w:numId w:val="51"/>
               </w:numPr>
               <w:spacing w:after="80"/>
               <w:jc w:val="both"/>
@@ -12093,6 +12945,9 @@
         </w:tc>
       </w:tr>
       <w:tr>
+        <w:trPr>
+          <w:cantSplit/>
+        </w:trPr>
         <w:tc>
           <w:tcPr>
             <w:tcW w:type="dxa" w:w="7300"/>
@@ -12197,7 +13052,7 @@
               <w:pStyle w:val="ListParagraph"/>
               <w:numPr>
                 <w:ilvl w:val="0"/>
-                <w:numId w:val="51"/>
+                <w:numId w:val="52"/>
               </w:numPr>
               <w:spacing w:after="80"/>
               <w:jc w:val="both"/>
@@ -12216,7 +13071,7 @@
               <w:pStyle w:val="ListParagraph"/>
               <w:numPr>
                 <w:ilvl w:val="0"/>
-                <w:numId w:val="51"/>
+                <w:numId w:val="52"/>
               </w:numPr>
               <w:spacing w:after="80"/>
               <w:jc w:val="both"/>
@@ -12359,6 +13214,9 @@
         </w:tc>
       </w:tr>
       <w:tr>
+        <w:trPr>
+          <w:cantSplit/>
+        </w:trPr>
         <w:tc>
           <w:tcPr>
             <w:tcW w:type="dxa" w:w="7300"/>
@@ -12463,7 +13321,7 @@
               <w:pStyle w:val="ListParagraph"/>
               <w:numPr>
                 <w:ilvl w:val="0"/>
-                <w:numId w:val="52"/>
+                <w:numId w:val="53"/>
               </w:numPr>
               <w:spacing w:after="80"/>
               <w:jc w:val="both"/>
@@ -12482,7 +13340,7 @@
               <w:pStyle w:val="ListParagraph"/>
               <w:numPr>
                 <w:ilvl w:val="0"/>
-                <w:numId w:val="52"/>
+                <w:numId w:val="53"/>
               </w:numPr>
               <w:spacing w:after="80"/>
               <w:jc w:val="both"/>
@@ -12499,6 +13357,9 @@
         </w:tc>
       </w:tr>
       <w:tr>
+        <w:trPr>
+          <w:cantSplit/>
+        </w:trPr>
         <w:tc>
           <w:tcPr>
             <w:tcW w:type="dxa" w:w="7300"/>
@@ -12705,7 +13566,7 @@
               <w:pStyle w:val="ListParagraph"/>
               <w:numPr>
                 <w:ilvl w:val="0"/>
-                <w:numId w:val="53"/>
+                <w:numId w:val="54"/>
               </w:numPr>
               <w:spacing w:after="80"/>
               <w:jc w:val="both"/>
@@ -12724,7 +13585,7 @@
               <w:pStyle w:val="ListParagraph"/>
               <w:numPr>
                 <w:ilvl w:val="0"/>
-                <w:numId w:val="53"/>
+                <w:numId w:val="54"/>
               </w:numPr>
               <w:spacing w:after="80"/>
               <w:jc w:val="both"/>
@@ -12743,7 +13604,7 @@
               <w:pStyle w:val="ListParagraph"/>
               <w:numPr>
                 <w:ilvl w:val="0"/>
-                <w:numId w:val="53"/>
+                <w:numId w:val="54"/>
               </w:numPr>
               <w:spacing w:after="80"/>
               <w:jc w:val="both"/>
@@ -12762,7 +13623,7 @@
               <w:pStyle w:val="ListParagraph"/>
               <w:numPr>
                 <w:ilvl w:val="0"/>
-                <w:numId w:val="53"/>
+                <w:numId w:val="54"/>
               </w:numPr>
               <w:spacing w:after="80"/>
               <w:jc w:val="both"/>
@@ -12779,6 +13640,9 @@
         </w:tc>
       </w:tr>
       <w:tr>
+        <w:trPr>
+          <w:cantSplit/>
+        </w:trPr>
         <w:tc>
           <w:tcPr>
             <w:tcW w:type="dxa" w:w="7300"/>
@@ -12866,7 +13730,7 @@
               <w:pStyle w:val="ListParagraph"/>
               <w:numPr>
                 <w:ilvl w:val="0"/>
-                <w:numId w:val="54"/>
+                <w:numId w:val="55"/>
               </w:numPr>
               <w:spacing w:after="80"/>
               <w:jc w:val="both"/>
@@ -12885,7 +13749,7 @@
               <w:pStyle w:val="ListParagraph"/>
               <w:numPr>
                 <w:ilvl w:val="0"/>
-                <w:numId w:val="54"/>
+                <w:numId w:val="55"/>
               </w:numPr>
               <w:spacing w:after="80"/>
               <w:jc w:val="both"/>
@@ -12904,7 +13768,7 @@
               <w:pStyle w:val="ListParagraph"/>
               <w:numPr>
                 <w:ilvl w:val="0"/>
-                <w:numId w:val="54"/>
+                <w:numId w:val="55"/>
               </w:numPr>
               <w:spacing w:after="80"/>
               <w:jc w:val="both"/>
@@ -12923,7 +13787,7 @@
               <w:pStyle w:val="ListParagraph"/>
               <w:numPr>
                 <w:ilvl w:val="0"/>
-                <w:numId w:val="54"/>
+                <w:numId w:val="55"/>
               </w:numPr>
               <w:spacing w:after="80"/>
               <w:jc w:val="both"/>
@@ -12940,6 +13804,9 @@
         </w:tc>
       </w:tr>
       <w:tr>
+        <w:trPr>
+          <w:cantSplit/>
+        </w:trPr>
         <w:tc>
           <w:tcPr>
             <w:tcW w:type="dxa" w:w="7300"/>
@@ -13010,7 +13877,7 @@
               <w:pStyle w:val="ListParagraph"/>
               <w:numPr>
                 <w:ilvl w:val="0"/>
-                <w:numId w:val="55"/>
+                <w:numId w:val="56"/>
               </w:numPr>
               <w:spacing w:after="80"/>
               <w:jc w:val="both"/>
@@ -13153,6 +14020,9 @@
         </w:tc>
       </w:tr>
       <w:tr>
+        <w:trPr>
+          <w:cantSplit/>
+        </w:trPr>
         <w:tc>
           <w:tcPr>
             <w:tcW w:type="dxa" w:w="7300"/>
@@ -13325,7 +14195,7 @@
               <w:pStyle w:val="ListParagraph"/>
               <w:numPr>
                 <w:ilvl w:val="0"/>
-                <w:numId w:val="56"/>
+                <w:numId w:val="57"/>
               </w:numPr>
               <w:spacing w:after="80"/>
               <w:jc w:val="both"/>
@@ -13344,7 +14214,7 @@
               <w:pStyle w:val="ListParagraph"/>
               <w:numPr>
                 <w:ilvl w:val="0"/>
-                <w:numId w:val="56"/>
+                <w:numId w:val="57"/>
               </w:numPr>
               <w:spacing w:after="80"/>
               <w:jc w:val="both"/>
@@ -13361,6 +14231,9 @@
         </w:tc>
       </w:tr>
       <w:tr>
+        <w:trPr>
+          <w:cantSplit/>
+        </w:trPr>
         <w:tc>
           <w:tcPr>
             <w:tcW w:type="dxa" w:w="7300"/>
@@ -13516,7 +14389,7 @@
               <w:pStyle w:val="ListParagraph"/>
               <w:numPr>
                 <w:ilvl w:val="0"/>
-                <w:numId w:val="57"/>
+                <w:numId w:val="58"/>
               </w:numPr>
               <w:spacing w:after="80"/>
               <w:jc w:val="both"/>
@@ -13535,7 +14408,7 @@
               <w:pStyle w:val="ListParagraph"/>
               <w:numPr>
                 <w:ilvl w:val="0"/>
-                <w:numId w:val="57"/>
+                <w:numId w:val="58"/>
               </w:numPr>
               <w:spacing w:after="80"/>
               <w:jc w:val="both"/>
@@ -13554,7 +14427,7 @@
               <w:pStyle w:val="ListParagraph"/>
               <w:numPr>
                 <w:ilvl w:val="0"/>
-                <w:numId w:val="57"/>
+                <w:numId w:val="58"/>
               </w:numPr>
               <w:spacing w:after="80"/>
               <w:jc w:val="both"/>
@@ -13573,7 +14446,7 @@
               <w:pStyle w:val="ListParagraph"/>
               <w:numPr>
                 <w:ilvl w:val="0"/>
-                <w:numId w:val="57"/>
+                <w:numId w:val="58"/>
               </w:numPr>
               <w:spacing w:after="80"/>
               <w:jc w:val="both"/>
@@ -13590,6 +14463,9 @@
         </w:tc>
       </w:tr>
       <w:tr>
+        <w:trPr>
+          <w:cantSplit/>
+        </w:trPr>
         <w:tc>
           <w:tcPr>
             <w:tcW w:type="dxa" w:w="7300"/>
@@ -13660,7 +14536,7 @@
               <w:pStyle w:val="ListParagraph"/>
               <w:numPr>
                 <w:ilvl w:val="0"/>
-                <w:numId w:val="58"/>
+                <w:numId w:val="59"/>
               </w:numPr>
               <w:spacing w:after="80"/>
               <w:jc w:val="both"/>
@@ -13803,6 +14679,9 @@
         </w:tc>
       </w:tr>
       <w:tr>
+        <w:trPr>
+          <w:cantSplit/>
+        </w:trPr>
         <w:tc>
           <w:tcPr>
             <w:tcW w:type="dxa" w:w="7300"/>
@@ -14062,7 +14941,7 @@
               <w:pStyle w:val="ListParagraph"/>
               <w:numPr>
                 <w:ilvl w:val="0"/>
-                <w:numId w:val="59"/>
+                <w:numId w:val="60"/>
               </w:numPr>
               <w:spacing w:after="80"/>
               <w:jc w:val="both"/>
@@ -14081,7 +14960,7 @@
               <w:pStyle w:val="ListParagraph"/>
               <w:numPr>
                 <w:ilvl w:val="0"/>
-                <w:numId w:val="59"/>
+                <w:numId w:val="60"/>
               </w:numPr>
               <w:spacing w:after="80"/>
               <w:jc w:val="both"/>
@@ -14100,7 +14979,7 @@
               <w:pStyle w:val="ListParagraph"/>
               <w:numPr>
                 <w:ilvl w:val="0"/>
-                <w:numId w:val="59"/>
+                <w:numId w:val="60"/>
               </w:numPr>
               <w:spacing w:after="80"/>
               <w:jc w:val="both"/>
@@ -14119,7 +14998,7 @@
               <w:pStyle w:val="ListParagraph"/>
               <w:numPr>
                 <w:ilvl w:val="0"/>
-                <w:numId w:val="59"/>
+                <w:numId w:val="60"/>
               </w:numPr>
               <w:spacing w:after="80"/>
               <w:jc w:val="both"/>
@@ -14138,7 +15017,7 @@
               <w:pStyle w:val="ListParagraph"/>
               <w:numPr>
                 <w:ilvl w:val="0"/>
-                <w:numId w:val="59"/>
+                <w:numId w:val="60"/>
               </w:numPr>
               <w:spacing w:after="80"/>
               <w:jc w:val="both"/>
@@ -14281,6 +15160,9 @@
         </w:tc>
       </w:tr>
       <w:tr>
+        <w:trPr>
+          <w:cantSplit/>
+        </w:trPr>
         <w:tc>
           <w:tcPr>
             <w:tcW w:type="dxa" w:w="7300"/>
@@ -14608,7 +15490,7 @@
               <w:pStyle w:val="ListParagraph"/>
               <w:numPr>
                 <w:ilvl w:val="0"/>
-                <w:numId w:val="60"/>
+                <w:numId w:val="61"/>
               </w:numPr>
               <w:spacing w:after="80"/>
               <w:jc w:val="both"/>
@@ -14627,7 +15509,7 @@
               <w:pStyle w:val="ListParagraph"/>
               <w:numPr>
                 <w:ilvl w:val="0"/>
-                <w:numId w:val="60"/>
+                <w:numId w:val="61"/>
               </w:numPr>
               <w:spacing w:after="80"/>
               <w:jc w:val="both"/>
@@ -14646,7 +15528,7 @@
               <w:pStyle w:val="ListParagraph"/>
               <w:numPr>
                 <w:ilvl w:val="0"/>
-                <w:numId w:val="60"/>
+                <w:numId w:val="61"/>
               </w:numPr>
               <w:spacing w:after="80"/>
               <w:jc w:val="both"/>
@@ -14665,7 +15547,7 @@
               <w:pStyle w:val="ListParagraph"/>
               <w:numPr>
                 <w:ilvl w:val="0"/>
-                <w:numId w:val="60"/>
+                <w:numId w:val="61"/>
               </w:numPr>
               <w:spacing w:after="80"/>
               <w:jc w:val="both"/>
@@ -14684,7 +15566,7 @@
               <w:pStyle w:val="ListParagraph"/>
               <w:numPr>
                 <w:ilvl w:val="0"/>
-                <w:numId w:val="60"/>
+                <w:numId w:val="61"/>
               </w:numPr>
               <w:spacing w:after="80"/>
               <w:jc w:val="both"/>
@@ -14827,6 +15709,9 @@
         </w:tc>
       </w:tr>
       <w:tr>
+        <w:trPr>
+          <w:cantSplit/>
+        </w:trPr>
         <w:tc>
           <w:tcPr>
             <w:tcW w:type="dxa" w:w="7300"/>
@@ -15035,7 +15920,7 @@
               <w:pStyle w:val="ListParagraph"/>
               <w:numPr>
                 <w:ilvl w:val="0"/>
-                <w:numId w:val="61"/>
+                <w:numId w:val="62"/>
               </w:numPr>
               <w:spacing w:after="80"/>
               <w:jc w:val="both"/>
@@ -15054,7 +15939,7 @@
               <w:pStyle w:val="ListParagraph"/>
               <w:numPr>
                 <w:ilvl w:val="0"/>
-                <w:numId w:val="61"/>
+                <w:numId w:val="62"/>
               </w:numPr>
               <w:spacing w:after="80"/>
               <w:jc w:val="both"/>
@@ -15073,7 +15958,7 @@
               <w:pStyle w:val="ListParagraph"/>
               <w:numPr>
                 <w:ilvl w:val="0"/>
-                <w:numId w:val="61"/>
+                <w:numId w:val="62"/>
               </w:numPr>
               <w:spacing w:after="80"/>
               <w:jc w:val="both"/>
@@ -15092,7 +15977,7 @@
               <w:pStyle w:val="ListParagraph"/>
               <w:numPr>
                 <w:ilvl w:val="0"/>
-                <w:numId w:val="61"/>
+                <w:numId w:val="62"/>
               </w:numPr>
               <w:spacing w:after="80"/>
               <w:jc w:val="both"/>
@@ -15111,7 +15996,7 @@
               <w:pStyle w:val="ListParagraph"/>
               <w:numPr>
                 <w:ilvl w:val="0"/>
-                <w:numId w:val="61"/>
+                <w:numId w:val="62"/>
               </w:numPr>
               <w:spacing w:after="80"/>
               <w:jc w:val="both"/>
@@ -15130,7 +16015,7 @@
               <w:pStyle w:val="ListParagraph"/>
               <w:numPr>
                 <w:ilvl w:val="0"/>
-                <w:numId w:val="61"/>
+                <w:numId w:val="62"/>
               </w:numPr>
               <w:spacing w:after="80"/>
               <w:jc w:val="both"/>
@@ -15257,6 +16142,9 @@
         </w:tc>
       </w:tr>
       <w:tr>
+        <w:trPr>
+          <w:cantSplit/>
+        </w:trPr>
         <w:tc>
           <w:tcPr>
             <w:tcW w:type="dxa" w:w="7300"/>
@@ -15380,7 +16268,7 @@
               <w:pStyle w:val="ListParagraph"/>
               <w:numPr>
                 <w:ilvl w:val="0"/>
-                <w:numId w:val="62"/>
+                <w:numId w:val="63"/>
               </w:numPr>
               <w:spacing w:after="80"/>
               <w:jc w:val="both"/>
@@ -15399,7 +16287,7 @@
               <w:pStyle w:val="ListParagraph"/>
               <w:numPr>
                 <w:ilvl w:val="0"/>
-                <w:numId w:val="62"/>
+                <w:numId w:val="63"/>
               </w:numPr>
               <w:spacing w:after="80"/>
               <w:jc w:val="both"/>
@@ -15418,7 +16306,7 @@
               <w:pStyle w:val="ListParagraph"/>
               <w:numPr>
                 <w:ilvl w:val="0"/>
-                <w:numId w:val="62"/>
+                <w:numId w:val="63"/>
               </w:numPr>
               <w:spacing w:after="80"/>
               <w:jc w:val="both"/>
@@ -15437,7 +16325,7 @@
               <w:pStyle w:val="ListParagraph"/>
               <w:numPr>
                 <w:ilvl w:val="0"/>
-                <w:numId w:val="62"/>
+                <w:numId w:val="63"/>
               </w:numPr>
               <w:spacing w:after="80"/>
               <w:jc w:val="both"/>
@@ -15456,7 +16344,7 @@
               <w:pStyle w:val="ListParagraph"/>
               <w:numPr>
                 <w:ilvl w:val="0"/>
-                <w:numId w:val="62"/>
+                <w:numId w:val="63"/>
               </w:numPr>
               <w:spacing w:after="80"/>
               <w:jc w:val="both"/>
@@ -15583,6 +16471,9 @@
         </w:tc>
       </w:tr>
       <w:tr>
+        <w:trPr>
+          <w:cantSplit/>
+        </w:trPr>
         <w:tc>
           <w:tcPr>
             <w:tcW w:type="dxa" w:w="7300"/>
@@ -15672,7 +16563,7 @@
               <w:pStyle w:val="ListParagraph"/>
               <w:numPr>
                 <w:ilvl w:val="0"/>
-                <w:numId w:val="63"/>
+                <w:numId w:val="64"/>
               </w:numPr>
               <w:spacing w:after="80"/>
               <w:jc w:val="both"/>
@@ -15691,7 +16582,7 @@
               <w:pStyle w:val="ListParagraph"/>
               <w:numPr>
                 <w:ilvl w:val="0"/>
-                <w:numId w:val="63"/>
+                <w:numId w:val="64"/>
               </w:numPr>
               <w:spacing w:after="80"/>
               <w:jc w:val="both"/>
@@ -15710,7 +16601,7 @@
               <w:pStyle w:val="ListParagraph"/>
               <w:numPr>
                 <w:ilvl w:val="0"/>
-                <w:numId w:val="63"/>
+                <w:numId w:val="64"/>
               </w:numPr>
               <w:spacing w:after="80"/>
               <w:jc w:val="both"/>
@@ -15729,7 +16620,7 @@
               <w:pStyle w:val="ListParagraph"/>
               <w:numPr>
                 <w:ilvl w:val="0"/>
-                <w:numId w:val="63"/>
+                <w:numId w:val="64"/>
               </w:numPr>
               <w:spacing w:after="80"/>
               <w:jc w:val="both"/>
@@ -15748,7 +16639,7 @@
               <w:pStyle w:val="ListParagraph"/>
               <w:numPr>
                 <w:ilvl w:val="0"/>
-                <w:numId w:val="63"/>
+                <w:numId w:val="64"/>
               </w:numPr>
               <w:spacing w:after="80"/>
               <w:jc w:val="both"/>
@@ -15875,6 +16766,9 @@
         </w:tc>
       </w:tr>
       <w:tr>
+        <w:trPr>
+          <w:cantSplit/>
+        </w:trPr>
         <w:tc>
           <w:tcPr>
             <w:tcW w:type="dxa" w:w="7300"/>
@@ -16083,7 +16977,7 @@
               <w:pStyle w:val="ListParagraph"/>
               <w:numPr>
                 <w:ilvl w:val="0"/>
-                <w:numId w:val="64"/>
+                <w:numId w:val="65"/>
               </w:numPr>
               <w:spacing w:after="80"/>
               <w:jc w:val="both"/>
@@ -16102,7 +16996,7 @@
               <w:pStyle w:val="ListParagraph"/>
               <w:numPr>
                 <w:ilvl w:val="0"/>
-                <w:numId w:val="64"/>
+                <w:numId w:val="65"/>
               </w:numPr>
               <w:spacing w:after="80"/>
               <w:jc w:val="both"/>
@@ -16121,7 +17015,7 @@
               <w:pStyle w:val="ListParagraph"/>
               <w:numPr>
                 <w:ilvl w:val="0"/>
-                <w:numId w:val="64"/>
+                <w:numId w:val="65"/>
               </w:numPr>
               <w:spacing w:after="80"/>
               <w:jc w:val="both"/>
@@ -16140,7 +17034,7 @@
               <w:pStyle w:val="ListParagraph"/>
               <w:numPr>
                 <w:ilvl w:val="0"/>
-                <w:numId w:val="64"/>
+                <w:numId w:val="65"/>
               </w:numPr>
               <w:spacing w:after="80"/>
               <w:jc w:val="both"/>
@@ -16159,7 +17053,7 @@
               <w:pStyle w:val="ListParagraph"/>
               <w:numPr>
                 <w:ilvl w:val="0"/>
-                <w:numId w:val="64"/>
+                <w:numId w:val="65"/>
               </w:numPr>
               <w:spacing w:after="80"/>
               <w:jc w:val="both"/>
@@ -16286,6 +17180,9 @@
         </w:tc>
       </w:tr>
       <w:tr>
+        <w:trPr>
+          <w:cantSplit/>
+        </w:trPr>
         <w:tc>
           <w:tcPr>
             <w:tcW w:type="dxa" w:w="7300"/>
@@ -16494,7 +17391,7 @@
               <w:pStyle w:val="ListParagraph"/>
               <w:numPr>
                 <w:ilvl w:val="0"/>
-                <w:numId w:val="65"/>
+                <w:numId w:val="66"/>
               </w:numPr>
               <w:spacing w:after="80"/>
               <w:jc w:val="both"/>
@@ -16513,7 +17410,7 @@
               <w:pStyle w:val="ListParagraph"/>
               <w:numPr>
                 <w:ilvl w:val="0"/>
-                <w:numId w:val="65"/>
+                <w:numId w:val="66"/>
               </w:numPr>
               <w:spacing w:after="80"/>
               <w:jc w:val="both"/>
@@ -16532,7 +17429,7 @@
               <w:pStyle w:val="ListParagraph"/>
               <w:numPr>
                 <w:ilvl w:val="0"/>
-                <w:numId w:val="65"/>
+                <w:numId w:val="66"/>
               </w:numPr>
               <w:spacing w:after="80"/>
               <w:jc w:val="both"/>
@@ -16551,7 +17448,7 @@
               <w:pStyle w:val="ListParagraph"/>
               <w:numPr>
                 <w:ilvl w:val="0"/>
-                <w:numId w:val="65"/>
+                <w:numId w:val="66"/>
               </w:numPr>
               <w:spacing w:after="80"/>
               <w:jc w:val="both"/>
@@ -16583,7 +17480,7 @@
           <w:szCs w:val="28"/>
           <w:u w:val="single"/>
         </w:rPr>
-        <w:t xml:space="preserve">BABA AU RHUM, COMPOTÉE POMME/POIRE AU VINAIGRE DE CIDRE, CRÈME MONTÉE AU MARRON</w:t>
+        <w:t xml:space="preserve">BABA AU RHUM, COMPOTÉE POMME/POIRE AU VINAIGRE DE CIDRE, CRÈME MONTÉE AU MARRON (1/2)</w:t>
       </w:r>
     </w:p>
     <w:tbl>
@@ -16678,6 +17575,9 @@
         </w:tc>
       </w:tr>
       <w:tr>
+        <w:trPr>
+          <w:cantSplit/>
+        </w:trPr>
         <w:tc>
           <w:tcPr>
             <w:tcW w:type="dxa" w:w="7300"/>
@@ -16867,7 +17767,7 @@
               <w:pStyle w:val="ListParagraph"/>
               <w:numPr>
                 <w:ilvl w:val="0"/>
-                <w:numId w:val="66"/>
+                <w:numId w:val="67"/>
               </w:numPr>
               <w:spacing w:after="80"/>
               <w:jc w:val="both"/>
@@ -16886,7 +17786,7 @@
               <w:pStyle w:val="ListParagraph"/>
               <w:numPr>
                 <w:ilvl w:val="0"/>
-                <w:numId w:val="66"/>
+                <w:numId w:val="67"/>
               </w:numPr>
               <w:spacing w:after="80"/>
               <w:jc w:val="both"/>
@@ -16905,7 +17805,7 @@
               <w:pStyle w:val="ListParagraph"/>
               <w:numPr>
                 <w:ilvl w:val="0"/>
-                <w:numId w:val="66"/>
+                <w:numId w:val="67"/>
               </w:numPr>
               <w:spacing w:after="80"/>
               <w:jc w:val="both"/>
@@ -16924,7 +17824,7 @@
               <w:pStyle w:val="ListParagraph"/>
               <w:numPr>
                 <w:ilvl w:val="0"/>
-                <w:numId w:val="66"/>
+                <w:numId w:val="67"/>
               </w:numPr>
               <w:spacing w:after="80"/>
               <w:jc w:val="both"/>
@@ -16943,7 +17843,7 @@
               <w:pStyle w:val="ListParagraph"/>
               <w:numPr>
                 <w:ilvl w:val="0"/>
-                <w:numId w:val="66"/>
+                <w:numId w:val="67"/>
               </w:numPr>
               <w:spacing w:after="80"/>
               <w:jc w:val="both"/>
@@ -16960,6 +17860,291 @@
         </w:tc>
       </w:tr>
       <w:tr>
+        <w:trPr>
+          <w:cantSplit/>
+        </w:trPr>
+        <w:tc>
+          <w:tcPr>
+            <w:tcW w:type="dxa" w:w="7300"/>
+            <w:tcBorders>
+              <w:top w:val="none" w:color="FFFFFF" w:sz="0"/>
+              <w:left w:val="none" w:color="FFFFFF" w:sz="0"/>
+              <w:bottom w:val="none" w:color="FFFFFF" w:sz="0"/>
+              <w:right w:val="single" w:color="7F7F7F" w:sz="6"/>
+            </w:tcBorders>
+            <w:tcMar>
+              <w:top w:type="dxa" w:w="0"/>
+              <w:left w:type="dxa" w:w="0"/>
+              <w:bottom w:type="dxa" w:w="120"/>
+              <w:right w:type="dxa" w:w="200"/>
+            </w:tcMar>
+          </w:tcPr>
+          <w:p>
+            <w:pPr>
+              <w:spacing w:after="60" w:before="60"/>
+            </w:pPr>
+            <w:r>
+              <w:rPr>
+                <w:rFonts w:ascii="Arial Narrow" w:cs="Arial Narrow" w:eastAsia="Arial Narrow" w:hAnsi="Arial Narrow"/>
+                <w:b/>
+                <w:bCs/>
+                <w:sz w:val="22"/>
+                <w:szCs w:val="22"/>
+                <w:u w:val="single"/>
+              </w:rPr>
+              <w:t xml:space="preserve">Sirop au rhum :</w:t>
+            </w:r>
+          </w:p>
+          <w:p>
+            <w:pPr>
+              <w:pStyle w:val="ListParagraph"/>
+              <w:numPr>
+                <w:ilvl w:val="0"/>
+                <w:numId w:val="2"/>
+              </w:numPr>
+            </w:pPr>
+            <w:r>
+              <w:rPr>
+                <w:rFonts w:ascii="Arial Narrow" w:cs="Arial Narrow" w:eastAsia="Arial Narrow" w:hAnsi="Arial Narrow"/>
+                <w:sz w:val="22"/>
+                <w:szCs w:val="22"/>
+              </w:rPr>
+              <w:t xml:space="preserve">1 L d'eau</w:t>
+            </w:r>
+          </w:p>
+          <w:p>
+            <w:pPr>
+              <w:pStyle w:val="ListParagraph"/>
+              <w:numPr>
+                <w:ilvl w:val="0"/>
+                <w:numId w:val="2"/>
+              </w:numPr>
+            </w:pPr>
+            <w:r>
+              <w:rPr>
+                <w:rFonts w:ascii="Arial Narrow" w:cs="Arial Narrow" w:eastAsia="Arial Narrow" w:hAnsi="Arial Narrow"/>
+                <w:sz w:val="22"/>
+                <w:szCs w:val="22"/>
+              </w:rPr>
+              <w:t xml:space="preserve">450 g de sucre semoule</w:t>
+            </w:r>
+          </w:p>
+          <w:p>
+            <w:pPr>
+              <w:pStyle w:val="ListParagraph"/>
+              <w:numPr>
+                <w:ilvl w:val="0"/>
+                <w:numId w:val="2"/>
+              </w:numPr>
+            </w:pPr>
+            <w:r>
+              <w:rPr>
+                <w:rFonts w:ascii="Arial Narrow" w:cs="Arial Narrow" w:eastAsia="Arial Narrow" w:hAnsi="Arial Narrow"/>
+                <w:sz w:val="22"/>
+                <w:szCs w:val="22"/>
+              </w:rPr>
+              <w:t xml:space="preserve">Le zeste d'1 orange et d'1 citron</w:t>
+            </w:r>
+          </w:p>
+          <w:p>
+            <w:pPr>
+              <w:pStyle w:val="ListParagraph"/>
+              <w:numPr>
+                <w:ilvl w:val="0"/>
+                <w:numId w:val="2"/>
+              </w:numPr>
+            </w:pPr>
+            <w:r>
+              <w:rPr>
+                <w:rFonts w:ascii="Arial Narrow" w:cs="Arial Narrow" w:eastAsia="Arial Narrow" w:hAnsi="Arial Narrow"/>
+                <w:sz w:val="22"/>
+                <w:szCs w:val="22"/>
+              </w:rPr>
+              <w:t xml:space="preserve">1 gousse de vanille</w:t>
+            </w:r>
+          </w:p>
+          <w:p>
+            <w:pPr>
+              <w:pStyle w:val="ListParagraph"/>
+              <w:numPr>
+                <w:ilvl w:val="0"/>
+                <w:numId w:val="2"/>
+              </w:numPr>
+            </w:pPr>
+            <w:r>
+              <w:rPr>
+                <w:rFonts w:ascii="Arial Narrow" w:cs="Arial Narrow" w:eastAsia="Arial Narrow" w:hAnsi="Arial Narrow"/>
+                <w:sz w:val="22"/>
+                <w:szCs w:val="22"/>
+              </w:rPr>
+              <w:t xml:space="preserve">1 bâton de cannelle</w:t>
+            </w:r>
+          </w:p>
+          <w:p>
+            <w:pPr>
+              <w:pStyle w:val="ListParagraph"/>
+              <w:numPr>
+                <w:ilvl w:val="0"/>
+                <w:numId w:val="2"/>
+              </w:numPr>
+            </w:pPr>
+            <w:r>
+              <w:rPr>
+                <w:rFonts w:ascii="Arial Narrow" w:cs="Arial Narrow" w:eastAsia="Arial Narrow" w:hAnsi="Arial Narrow"/>
+                <w:sz w:val="22"/>
+                <w:szCs w:val="22"/>
+              </w:rPr>
+              <w:t xml:space="preserve">150 g de rhum ambré (+ 50 g pour le service)</w:t>
+            </w:r>
+          </w:p>
+          <w:p>
+            <w:pPr>
+              <w:pStyle w:val="ListParagraph"/>
+              <w:numPr>
+                <w:ilvl w:val="0"/>
+                <w:numId w:val="2"/>
+              </w:numPr>
+            </w:pPr>
+            <w:r>
+              <w:rPr>
+                <w:rFonts w:ascii="Arial Narrow" w:cs="Arial Narrow" w:eastAsia="Arial Narrow" w:hAnsi="Arial Narrow"/>
+                <w:sz w:val="22"/>
+                <w:szCs w:val="22"/>
+              </w:rPr>
+              <w:t xml:space="preserve">100 g de nappage abricot</w:t>
+            </w:r>
+          </w:p>
+        </w:tc>
+        <w:tc>
+          <w:tcPr>
+            <w:tcW w:type="dxa" w:w="8098"/>
+            <w:tcBorders>
+              <w:top w:val="none" w:color="FFFFFF" w:sz="0"/>
+              <w:left w:val="none" w:color="FFFFFF" w:sz="0"/>
+              <w:bottom w:val="none" w:color="FFFFFF" w:sz="0"/>
+              <w:right w:val="none" w:color="FFFFFF" w:sz="0"/>
+            </w:tcBorders>
+            <w:tcMar>
+              <w:top w:type="dxa" w:w="0"/>
+              <w:left w:type="dxa" w:w="200"/>
+              <w:bottom w:type="dxa" w:w="120"/>
+              <w:right w:type="dxa" w:w="0"/>
+            </w:tcMar>
+          </w:tcPr>
+          <w:p>
+            <w:pPr>
+              <w:spacing w:after="60" w:before="60"/>
+            </w:pPr>
+            <w:r>
+              <w:rPr>
+                <w:rFonts w:ascii="Arial Narrow" w:cs="Arial Narrow" w:eastAsia="Arial Narrow" w:hAnsi="Arial Narrow"/>
+                <w:b/>
+                <w:bCs/>
+                <w:sz w:val="22"/>
+                <w:szCs w:val="22"/>
+                <w:u w:val="single"/>
+              </w:rPr>
+              <w:t xml:space="preserve">Sirop au rhum :</w:t>
+            </w:r>
+          </w:p>
+          <w:p>
+            <w:pPr>
+              <w:pStyle w:val="ListParagraph"/>
+              <w:numPr>
+                <w:ilvl w:val="0"/>
+                <w:numId w:val="68"/>
+              </w:numPr>
+              <w:spacing w:after="80"/>
+              <w:jc w:val="both"/>
+            </w:pPr>
+            <w:r>
+              <w:rPr>
+                <w:rFonts w:ascii="Arial Narrow" w:cs="Arial Narrow" w:eastAsia="Arial Narrow" w:hAnsi="Arial Narrow"/>
+                <w:sz w:val="22"/>
+                <w:szCs w:val="22"/>
+              </w:rPr>
+              <w:t xml:space="preserve">Porter à ébullition l'eau, le sucre, les zestes et les épices, laisser infuser puis ajouter le rhum hors du feu.</w:t>
+            </w:r>
+          </w:p>
+          <w:p>
+            <w:pPr>
+              <w:pStyle w:val="ListParagraph"/>
+              <w:numPr>
+                <w:ilvl w:val="0"/>
+                <w:numId w:val="68"/>
+              </w:numPr>
+              <w:spacing w:after="80"/>
+              <w:jc w:val="both"/>
+            </w:pPr>
+            <w:r>
+              <w:rPr>
+                <w:rFonts w:ascii="Arial Narrow" w:cs="Arial Narrow" w:eastAsia="Arial Narrow" w:hAnsi="Arial Narrow"/>
+                <w:sz w:val="22"/>
+                <w:szCs w:val="22"/>
+              </w:rPr>
+              <w:t xml:space="preserve">Tremper les babas dans le sirop à 55–60 °C jusqu'à ce qu'ils soient bien imbibés, égoutter sur grille.</w:t>
+            </w:r>
+          </w:p>
+          <w:p>
+            <w:pPr>
+              <w:pStyle w:val="ListParagraph"/>
+              <w:numPr>
+                <w:ilvl w:val="0"/>
+                <w:numId w:val="68"/>
+              </w:numPr>
+              <w:spacing w:after="80"/>
+              <w:jc w:val="both"/>
+            </w:pPr>
+            <w:r>
+              <w:rPr>
+                <w:rFonts w:ascii="Arial Narrow" w:cs="Arial Narrow" w:eastAsia="Arial Narrow" w:hAnsi="Arial Narrow"/>
+                <w:sz w:val="22"/>
+                <w:szCs w:val="22"/>
+              </w:rPr>
+              <w:t xml:space="preserve">Lustrer au nappage abricot chaud.</w:t>
+            </w:r>
+          </w:p>
+        </w:tc>
+      </w:tr>
+    </w:tbl>
+    <w:p>
+      <w:pPr>
+        <w:pageBreakBefore/>
+        <w:spacing w:after="360"/>
+        <w:jc w:val="center"/>
+      </w:pPr>
+      <w:r>
+        <w:rPr>
+          <w:rFonts w:ascii="Arial Narrow" w:cs="Arial Narrow" w:eastAsia="Arial Narrow" w:hAnsi="Arial Narrow"/>
+          <w:b/>
+          <w:bCs/>
+          <w:sz w:val="28"/>
+          <w:szCs w:val="28"/>
+          <w:u w:val="single"/>
+        </w:rPr>
+        <w:t xml:space="preserve">BABA AU RHUM, COMPOTÉE POMME/POIRE AU VINAIGRE DE CIDRE, CRÈME MONTÉE AU MARRON (2/2)</w:t>
+      </w:r>
+    </w:p>
+    <w:tbl>
+      <w:tblPr>
+        <w:tblW w:type="dxa" w:w="15398"/>
+        <w:tblBorders>
+          <w:top w:val="none" w:color="FFFFFF" w:sz="0"/>
+          <w:left w:val="none" w:color="FFFFFF" w:sz="0"/>
+          <w:bottom w:val="none" w:color="FFFFFF" w:sz="0"/>
+          <w:right w:val="none" w:color="FFFFFF" w:sz="0"/>
+          <w:insideH w:val="none" w:color="FFFFFF" w:sz="0"/>
+          <w:insideV w:val="none" w:color="FFFFFF" w:sz="0"/>
+        </w:tblBorders>
+      </w:tblPr>
+      <w:tblGrid>
+        <w:gridCol w:w="7300"/>
+        <w:gridCol w:w="8098"/>
+      </w:tblGrid>
+      <w:tr>
+        <w:trPr>
+          <w:cantSplit/>
+        </w:trPr>
         <w:tc>
           <w:tcPr>
             <w:tcW w:type="dxa" w:w="7300"/>
@@ -16978,137 +18163,20 @@
           </w:tcPr>
           <w:p>
             <w:pPr>
-              <w:spacing w:after="60" w:before="60"/>
+              <w:spacing w:after="200"/>
             </w:pPr>
             <w:r>
               <w:rPr>
                 <w:rFonts w:ascii="Arial Narrow" w:cs="Arial Narrow" w:eastAsia="Arial Narrow" w:hAnsi="Arial Narrow"/>
                 <w:b/>
                 <w:bCs/>
+                <w:i/>
+                <w:iCs/>
                 <w:sz w:val="22"/>
                 <w:szCs w:val="22"/>
                 <w:u w:val="single"/>
               </w:rPr>
-              <w:t xml:space="preserve">Sirop au rhum :</w:t>
-            </w:r>
-          </w:p>
-          <w:p>
-            <w:pPr>
-              <w:pStyle w:val="ListParagraph"/>
-              <w:numPr>
-                <w:ilvl w:val="0"/>
-                <w:numId w:val="2"/>
-              </w:numPr>
-            </w:pPr>
-            <w:r>
-              <w:rPr>
-                <w:rFonts w:ascii="Arial Narrow" w:cs="Arial Narrow" w:eastAsia="Arial Narrow" w:hAnsi="Arial Narrow"/>
-                <w:sz w:val="22"/>
-                <w:szCs w:val="22"/>
-              </w:rPr>
-              <w:t xml:space="preserve">1 L d'eau</w:t>
-            </w:r>
-          </w:p>
-          <w:p>
-            <w:pPr>
-              <w:pStyle w:val="ListParagraph"/>
-              <w:numPr>
-                <w:ilvl w:val="0"/>
-                <w:numId w:val="2"/>
-              </w:numPr>
-            </w:pPr>
-            <w:r>
-              <w:rPr>
-                <w:rFonts w:ascii="Arial Narrow" w:cs="Arial Narrow" w:eastAsia="Arial Narrow" w:hAnsi="Arial Narrow"/>
-                <w:sz w:val="22"/>
-                <w:szCs w:val="22"/>
-              </w:rPr>
-              <w:t xml:space="preserve">450 g de sucre semoule</w:t>
-            </w:r>
-          </w:p>
-          <w:p>
-            <w:pPr>
-              <w:pStyle w:val="ListParagraph"/>
-              <w:numPr>
-                <w:ilvl w:val="0"/>
-                <w:numId w:val="2"/>
-              </w:numPr>
-            </w:pPr>
-            <w:r>
-              <w:rPr>
-                <w:rFonts w:ascii="Arial Narrow" w:cs="Arial Narrow" w:eastAsia="Arial Narrow" w:hAnsi="Arial Narrow"/>
-                <w:sz w:val="22"/>
-                <w:szCs w:val="22"/>
-              </w:rPr>
-              <w:t xml:space="preserve">Le zeste d'1 orange et d'1 citron</w:t>
-            </w:r>
-          </w:p>
-          <w:p>
-            <w:pPr>
-              <w:pStyle w:val="ListParagraph"/>
-              <w:numPr>
-                <w:ilvl w:val="0"/>
-                <w:numId w:val="2"/>
-              </w:numPr>
-            </w:pPr>
-            <w:r>
-              <w:rPr>
-                <w:rFonts w:ascii="Arial Narrow" w:cs="Arial Narrow" w:eastAsia="Arial Narrow" w:hAnsi="Arial Narrow"/>
-                <w:sz w:val="22"/>
-                <w:szCs w:val="22"/>
-              </w:rPr>
-              <w:t xml:space="preserve">1 gousse de vanille</w:t>
-            </w:r>
-          </w:p>
-          <w:p>
-            <w:pPr>
-              <w:pStyle w:val="ListParagraph"/>
-              <w:numPr>
-                <w:ilvl w:val="0"/>
-                <w:numId w:val="2"/>
-              </w:numPr>
-            </w:pPr>
-            <w:r>
-              <w:rPr>
-                <w:rFonts w:ascii="Arial Narrow" w:cs="Arial Narrow" w:eastAsia="Arial Narrow" w:hAnsi="Arial Narrow"/>
-                <w:sz w:val="22"/>
-                <w:szCs w:val="22"/>
-              </w:rPr>
-              <w:t xml:space="preserve">1 bâton de cannelle</w:t>
-            </w:r>
-          </w:p>
-          <w:p>
-            <w:pPr>
-              <w:pStyle w:val="ListParagraph"/>
-              <w:numPr>
-                <w:ilvl w:val="0"/>
-                <w:numId w:val="2"/>
-              </w:numPr>
-            </w:pPr>
-            <w:r>
-              <w:rPr>
-                <w:rFonts w:ascii="Arial Narrow" w:cs="Arial Narrow" w:eastAsia="Arial Narrow" w:hAnsi="Arial Narrow"/>
-                <w:sz w:val="22"/>
-                <w:szCs w:val="22"/>
-              </w:rPr>
-              <w:t xml:space="preserve">150 g de rhum ambré (+ 50 g pour le service)</w:t>
-            </w:r>
-          </w:p>
-          <w:p>
-            <w:pPr>
-              <w:pStyle w:val="ListParagraph"/>
-              <w:numPr>
-                <w:ilvl w:val="0"/>
-                <w:numId w:val="2"/>
-              </w:numPr>
-            </w:pPr>
-            <w:r>
-              <w:rPr>
-                <w:rFonts w:ascii="Arial Narrow" w:cs="Arial Narrow" w:eastAsia="Arial Narrow" w:hAnsi="Arial Narrow"/>
-                <w:sz w:val="22"/>
-                <w:szCs w:val="22"/>
-              </w:rPr>
-              <w:t xml:space="preserve">100 g de nappage abricot</w:t>
+              <w:t xml:space="preserve">INGRÉDIENTS (10 couverts) :</w:t>
             </w:r>
           </w:p>
         </w:tc>
@@ -17130,80 +18198,28 @@
           </w:tcPr>
           <w:p>
             <w:pPr>
-              <w:spacing w:after="60" w:before="60"/>
+              <w:spacing w:after="200"/>
             </w:pPr>
             <w:r>
               <w:rPr>
                 <w:rFonts w:ascii="Arial Narrow" w:cs="Arial Narrow" w:eastAsia="Arial Narrow" w:hAnsi="Arial Narrow"/>
                 <w:b/>
                 <w:bCs/>
+                <w:i/>
+                <w:iCs/>
                 <w:sz w:val="22"/>
                 <w:szCs w:val="22"/>
                 <w:u w:val="single"/>
               </w:rPr>
-              <w:t xml:space="preserve">Sirop au rhum :</w:t>
-            </w:r>
-          </w:p>
-          <w:p>
-            <w:pPr>
-              <w:pStyle w:val="ListParagraph"/>
-              <w:numPr>
-                <w:ilvl w:val="0"/>
-                <w:numId w:val="67"/>
-              </w:numPr>
-              <w:spacing w:after="80"/>
-              <w:jc w:val="both"/>
-            </w:pPr>
-            <w:r>
-              <w:rPr>
-                <w:rFonts w:ascii="Arial Narrow" w:cs="Arial Narrow" w:eastAsia="Arial Narrow" w:hAnsi="Arial Narrow"/>
-                <w:sz w:val="22"/>
-                <w:szCs w:val="22"/>
-              </w:rPr>
-              <w:t xml:space="preserve">Porter à ébullition l'eau, le sucre, les zestes et les épices, laisser infuser puis ajouter le rhum hors du feu.</w:t>
-            </w:r>
-          </w:p>
-          <w:p>
-            <w:pPr>
-              <w:pStyle w:val="ListParagraph"/>
-              <w:numPr>
-                <w:ilvl w:val="0"/>
-                <w:numId w:val="67"/>
-              </w:numPr>
-              <w:spacing w:after="80"/>
-              <w:jc w:val="both"/>
-            </w:pPr>
-            <w:r>
-              <w:rPr>
-                <w:rFonts w:ascii="Arial Narrow" w:cs="Arial Narrow" w:eastAsia="Arial Narrow" w:hAnsi="Arial Narrow"/>
-                <w:sz w:val="22"/>
-                <w:szCs w:val="22"/>
-              </w:rPr>
-              <w:t xml:space="preserve">Tremper les babas dans le sirop à 55–60 °C jusqu'à ce qu'ils soient bien imbibés, égoutter sur grille.</w:t>
-            </w:r>
-          </w:p>
-          <w:p>
-            <w:pPr>
-              <w:pStyle w:val="ListParagraph"/>
-              <w:numPr>
-                <w:ilvl w:val="0"/>
-                <w:numId w:val="67"/>
-              </w:numPr>
-              <w:spacing w:after="80"/>
-              <w:jc w:val="both"/>
-            </w:pPr>
-            <w:r>
-              <w:rPr>
-                <w:rFonts w:ascii="Arial Narrow" w:cs="Arial Narrow" w:eastAsia="Arial Narrow" w:hAnsi="Arial Narrow"/>
-                <w:sz w:val="22"/>
-                <w:szCs w:val="22"/>
-              </w:rPr>
-              <w:t xml:space="preserve">Lustrer au nappage abricot chaud.</w:t>
+              <w:t xml:space="preserve">PRÉPARATION :</w:t>
             </w:r>
           </w:p>
         </w:tc>
       </w:tr>
       <w:tr>
+        <w:trPr>
+          <w:cantSplit/>
+        </w:trPr>
         <w:tc>
           <w:tcPr>
             <w:tcW w:type="dxa" w:w="7300"/>
@@ -17376,7 +18392,7 @@
               <w:pStyle w:val="ListParagraph"/>
               <w:numPr>
                 <w:ilvl w:val="0"/>
-                <w:numId w:val="68"/>
+                <w:numId w:val="69"/>
               </w:numPr>
               <w:spacing w:after="80"/>
               <w:jc w:val="both"/>
@@ -17395,7 +18411,7 @@
               <w:pStyle w:val="ListParagraph"/>
               <w:numPr>
                 <w:ilvl w:val="0"/>
-                <w:numId w:val="68"/>
+                <w:numId w:val="69"/>
               </w:numPr>
               <w:spacing w:after="80"/>
               <w:jc w:val="both"/>
@@ -17414,7 +18430,7 @@
               <w:pStyle w:val="ListParagraph"/>
               <w:numPr>
                 <w:ilvl w:val="0"/>
-                <w:numId w:val="68"/>
+                <w:numId w:val="69"/>
               </w:numPr>
               <w:spacing w:after="80"/>
               <w:jc w:val="both"/>
@@ -17431,6 +18447,9 @@
         </w:tc>
       </w:tr>
       <w:tr>
+        <w:trPr>
+          <w:cantSplit/>
+        </w:trPr>
         <w:tc>
           <w:tcPr>
             <w:tcW w:type="dxa" w:w="7300"/>
@@ -17552,7 +18571,7 @@
               <w:pStyle w:val="ListParagraph"/>
               <w:numPr>
                 <w:ilvl w:val="0"/>
-                <w:numId w:val="69"/>
+                <w:numId w:val="70"/>
               </w:numPr>
               <w:spacing w:after="80"/>
               <w:jc w:val="both"/>
@@ -17571,7 +18590,7 @@
               <w:pStyle w:val="ListParagraph"/>
               <w:numPr>
                 <w:ilvl w:val="0"/>
-                <w:numId w:val="69"/>
+                <w:numId w:val="70"/>
               </w:numPr>
               <w:spacing w:after="80"/>
               <w:jc w:val="both"/>
@@ -17588,6 +18607,9 @@
         </w:tc>
       </w:tr>
       <w:tr>
+        <w:trPr>
+          <w:cantSplit/>
+        </w:trPr>
         <w:tc>
           <w:tcPr>
             <w:tcW w:type="dxa" w:w="7300"/>
@@ -17658,7 +18680,7 @@
               <w:pStyle w:val="ListParagraph"/>
               <w:numPr>
                 <w:ilvl w:val="0"/>
-                <w:numId w:val="70"/>
+                <w:numId w:val="71"/>
               </w:numPr>
               <w:spacing w:after="80"/>
               <w:jc w:val="both"/>
@@ -17677,7 +18699,7 @@
               <w:pStyle w:val="ListParagraph"/>
               <w:numPr>
                 <w:ilvl w:val="0"/>
-                <w:numId w:val="70"/>
+                <w:numId w:val="71"/>
               </w:numPr>
               <w:spacing w:after="80"/>
               <w:jc w:val="both"/>
@@ -17804,6 +18826,9 @@
         </w:tc>
       </w:tr>
       <w:tr>
+        <w:trPr>
+          <w:cantSplit/>
+        </w:trPr>
         <w:tc>
           <w:tcPr>
             <w:tcW w:type="dxa" w:w="7300"/>
@@ -17976,7 +19001,7 @@
               <w:pStyle w:val="ListParagraph"/>
               <w:numPr>
                 <w:ilvl w:val="0"/>
-                <w:numId w:val="71"/>
+                <w:numId w:val="72"/>
               </w:numPr>
               <w:spacing w:after="80"/>
               <w:jc w:val="both"/>
@@ -17995,7 +19020,7 @@
               <w:pStyle w:val="ListParagraph"/>
               <w:numPr>
                 <w:ilvl w:val="0"/>
-                <w:numId w:val="71"/>
+                <w:numId w:val="72"/>
               </w:numPr>
               <w:spacing w:after="80"/>
               <w:jc w:val="both"/>
@@ -18012,6 +19037,9 @@
         </w:tc>
       </w:tr>
       <w:tr>
+        <w:trPr>
+          <w:cantSplit/>
+        </w:trPr>
         <w:tc>
           <w:tcPr>
             <w:tcW w:type="dxa" w:w="7300"/>
@@ -18201,7 +19229,7 @@
               <w:pStyle w:val="ListParagraph"/>
               <w:numPr>
                 <w:ilvl w:val="0"/>
-                <w:numId w:val="72"/>
+                <w:numId w:val="73"/>
               </w:numPr>
               <w:spacing w:after="80"/>
               <w:jc w:val="both"/>
@@ -18220,7 +19248,7 @@
               <w:pStyle w:val="ListParagraph"/>
               <w:numPr>
                 <w:ilvl w:val="0"/>
-                <w:numId w:val="72"/>
+                <w:numId w:val="73"/>
               </w:numPr>
               <w:spacing w:after="80"/>
               <w:jc w:val="both"/>
@@ -18239,7 +19267,7 @@
               <w:pStyle w:val="ListParagraph"/>
               <w:numPr>
                 <w:ilvl w:val="0"/>
-                <w:numId w:val="72"/>
+                <w:numId w:val="73"/>
               </w:numPr>
               <w:spacing w:after="80"/>
               <w:jc w:val="both"/>
@@ -18258,7 +19286,7 @@
               <w:pStyle w:val="ListParagraph"/>
               <w:numPr>
                 <w:ilvl w:val="0"/>
-                <w:numId w:val="72"/>
+                <w:numId w:val="73"/>
               </w:numPr>
               <w:spacing w:after="80"/>
               <w:jc w:val="both"/>
@@ -18277,7 +19305,7 @@
               <w:pStyle w:val="ListParagraph"/>
               <w:numPr>
                 <w:ilvl w:val="0"/>
-                <w:numId w:val="72"/>
+                <w:numId w:val="73"/>
               </w:numPr>
               <w:spacing w:after="80"/>
               <w:jc w:val="both"/>
@@ -18294,6 +19322,9 @@
         </w:tc>
       </w:tr>
       <w:tr>
+        <w:trPr>
+          <w:cantSplit/>
+        </w:trPr>
         <w:tc>
           <w:tcPr>
             <w:tcW w:type="dxa" w:w="7300"/>
@@ -18398,7 +19429,7 @@
               <w:pStyle w:val="ListParagraph"/>
               <w:numPr>
                 <w:ilvl w:val="0"/>
-                <w:numId w:val="73"/>
+                <w:numId w:val="74"/>
               </w:numPr>
               <w:spacing w:after="80"/>
               <w:jc w:val="both"/>
@@ -18417,7 +19448,7 @@
               <w:pStyle w:val="ListParagraph"/>
               <w:numPr>
                 <w:ilvl w:val="0"/>
-                <w:numId w:val="73"/>
+                <w:numId w:val="74"/>
               </w:numPr>
               <w:spacing w:after="80"/>
               <w:jc w:val="both"/>
@@ -18544,6 +19575,9 @@
         </w:tc>
       </w:tr>
       <w:tr>
+        <w:trPr>
+          <w:cantSplit/>
+        </w:trPr>
         <w:tc>
           <w:tcPr>
             <w:tcW w:type="dxa" w:w="7300"/>
@@ -18682,7 +19716,7 @@
               <w:pStyle w:val="ListParagraph"/>
               <w:numPr>
                 <w:ilvl w:val="0"/>
-                <w:numId w:val="74"/>
+                <w:numId w:val="75"/>
               </w:numPr>
               <w:spacing w:after="80"/>
               <w:jc w:val="both"/>
@@ -18701,7 +19735,7 @@
               <w:pStyle w:val="ListParagraph"/>
               <w:numPr>
                 <w:ilvl w:val="0"/>
-                <w:numId w:val="74"/>
+                <w:numId w:val="75"/>
               </w:numPr>
               <w:spacing w:after="80"/>
               <w:jc w:val="both"/>
@@ -18718,6 +19752,9 @@
         </w:tc>
       </w:tr>
       <w:tr>
+        <w:trPr>
+          <w:cantSplit/>
+        </w:trPr>
         <w:tc>
           <w:tcPr>
             <w:tcW w:type="dxa" w:w="7300"/>
@@ -18907,7 +19944,7 @@
               <w:pStyle w:val="ListParagraph"/>
               <w:numPr>
                 <w:ilvl w:val="0"/>
-                <w:numId w:val="75"/>
+                <w:numId w:val="76"/>
               </w:numPr>
               <w:spacing w:after="80"/>
               <w:jc w:val="both"/>
@@ -18926,7 +19963,7 @@
               <w:pStyle w:val="ListParagraph"/>
               <w:numPr>
                 <w:ilvl w:val="0"/>
-                <w:numId w:val="75"/>
+                <w:numId w:val="76"/>
               </w:numPr>
               <w:spacing w:after="80"/>
               <w:jc w:val="both"/>
@@ -18945,7 +19982,7 @@
               <w:pStyle w:val="ListParagraph"/>
               <w:numPr>
                 <w:ilvl w:val="0"/>
-                <w:numId w:val="75"/>
+                <w:numId w:val="76"/>
               </w:numPr>
               <w:spacing w:after="80"/>
               <w:jc w:val="both"/>
@@ -18964,7 +20001,7 @@
               <w:pStyle w:val="ListParagraph"/>
               <w:numPr>
                 <w:ilvl w:val="0"/>
-                <w:numId w:val="75"/>
+                <w:numId w:val="76"/>
               </w:numPr>
               <w:spacing w:after="80"/>
               <w:jc w:val="both"/>
@@ -18983,7 +20020,7 @@
               <w:pStyle w:val="ListParagraph"/>
               <w:numPr>
                 <w:ilvl w:val="0"/>
-                <w:numId w:val="75"/>
+                <w:numId w:val="76"/>
               </w:numPr>
               <w:spacing w:after="80"/>
               <w:jc w:val="both"/>
@@ -19000,6 +20037,9 @@
         </w:tc>
       </w:tr>
       <w:tr>
+        <w:trPr>
+          <w:cantSplit/>
+        </w:trPr>
         <w:tc>
           <w:tcPr>
             <w:tcW w:type="dxa" w:w="7300"/>
@@ -19172,7 +20212,7 @@
               <w:pStyle w:val="ListParagraph"/>
               <w:numPr>
                 <w:ilvl w:val="0"/>
-                <w:numId w:val="76"/>
+                <w:numId w:val="77"/>
               </w:numPr>
               <w:spacing w:after="80"/>
               <w:jc w:val="both"/>
@@ -19191,7 +20231,7 @@
               <w:pStyle w:val="ListParagraph"/>
               <w:numPr>
                 <w:ilvl w:val="0"/>
-                <w:numId w:val="76"/>
+                <w:numId w:val="77"/>
               </w:numPr>
               <w:spacing w:after="80"/>
               <w:jc w:val="both"/>
@@ -19210,7 +20250,7 @@
               <w:pStyle w:val="ListParagraph"/>
               <w:numPr>
                 <w:ilvl w:val="0"/>
-                <w:numId w:val="76"/>
+                <w:numId w:val="77"/>
               </w:numPr>
               <w:spacing w:after="80"/>
               <w:jc w:val="both"/>
@@ -19227,6 +20267,9 @@
         </w:tc>
       </w:tr>
       <w:tr>
+        <w:trPr>
+          <w:cantSplit/>
+        </w:trPr>
         <w:tc>
           <w:tcPr>
             <w:tcW w:type="dxa" w:w="7300"/>
@@ -19382,7 +20425,7 @@
               <w:pStyle w:val="ListParagraph"/>
               <w:numPr>
                 <w:ilvl w:val="0"/>
-                <w:numId w:val="77"/>
+                <w:numId w:val="78"/>
               </w:numPr>
               <w:spacing w:after="80"/>
               <w:jc w:val="both"/>
@@ -19401,7 +20444,7 @@
               <w:pStyle w:val="ListParagraph"/>
               <w:numPr>
                 <w:ilvl w:val="0"/>
-                <w:numId w:val="77"/>
+                <w:numId w:val="78"/>
               </w:numPr>
               <w:spacing w:after="80"/>
               <w:jc w:val="both"/>
@@ -19420,7 +20463,7 @@
               <w:pStyle w:val="ListParagraph"/>
               <w:numPr>
                 <w:ilvl w:val="0"/>
-                <w:numId w:val="77"/>
+                <w:numId w:val="78"/>
               </w:numPr>
               <w:spacing w:after="80"/>
               <w:jc w:val="both"/>
@@ -19437,6 +20480,9 @@
         </w:tc>
       </w:tr>
       <w:tr>
+        <w:trPr>
+          <w:cantSplit/>
+        </w:trPr>
         <w:tc>
           <w:tcPr>
             <w:tcW w:type="dxa" w:w="7300"/>
@@ -19507,7 +20553,7 @@
               <w:pStyle w:val="ListParagraph"/>
               <w:numPr>
                 <w:ilvl w:val="0"/>
-                <w:numId w:val="78"/>
+                <w:numId w:val="79"/>
               </w:numPr>
               <w:spacing w:after="80"/>
               <w:jc w:val="both"/>
@@ -19650,6 +20696,9 @@
         </w:tc>
       </w:tr>
       <w:tr>
+        <w:trPr>
+          <w:cantSplit/>
+        </w:trPr>
         <w:tc>
           <w:tcPr>
             <w:tcW w:type="dxa" w:w="7300"/>
@@ -19839,7 +20888,7 @@
               <w:pStyle w:val="ListParagraph"/>
               <w:numPr>
                 <w:ilvl w:val="0"/>
-                <w:numId w:val="79"/>
+                <w:numId w:val="80"/>
               </w:numPr>
               <w:spacing w:after="80"/>
               <w:jc w:val="both"/>
@@ -19858,7 +20907,7 @@
               <w:pStyle w:val="ListParagraph"/>
               <w:numPr>
                 <w:ilvl w:val="0"/>
-                <w:numId w:val="79"/>
+                <w:numId w:val="80"/>
               </w:numPr>
               <w:spacing w:after="80"/>
               <w:jc w:val="both"/>
@@ -19877,7 +20926,7 @@
               <w:pStyle w:val="ListParagraph"/>
               <w:numPr>
                 <w:ilvl w:val="0"/>
-                <w:numId w:val="79"/>
+                <w:numId w:val="80"/>
               </w:numPr>
               <w:spacing w:after="80"/>
               <w:jc w:val="both"/>
@@ -19896,7 +20945,7 @@
               <w:pStyle w:val="ListParagraph"/>
               <w:numPr>
                 <w:ilvl w:val="0"/>
-                <w:numId w:val="79"/>
+                <w:numId w:val="80"/>
               </w:numPr>
               <w:spacing w:after="80"/>
               <w:jc w:val="both"/>
@@ -19915,7 +20964,7 @@
               <w:pStyle w:val="ListParagraph"/>
               <w:numPr>
                 <w:ilvl w:val="0"/>
-                <w:numId w:val="79"/>
+                <w:numId w:val="80"/>
               </w:numPr>
               <w:spacing w:after="80"/>
               <w:jc w:val="both"/>
@@ -19932,6 +20981,9 @@
         </w:tc>
       </w:tr>
       <w:tr>
+        <w:trPr>
+          <w:cantSplit/>
+        </w:trPr>
         <w:tc>
           <w:tcPr>
             <w:tcW w:type="dxa" w:w="7300"/>
@@ -20087,7 +21139,7 @@
               <w:pStyle w:val="ListParagraph"/>
               <w:numPr>
                 <w:ilvl w:val="0"/>
-                <w:numId w:val="80"/>
+                <w:numId w:val="81"/>
               </w:numPr>
               <w:spacing w:after="80"/>
               <w:jc w:val="both"/>
@@ -20106,7 +21158,7 @@
               <w:pStyle w:val="ListParagraph"/>
               <w:numPr>
                 <w:ilvl w:val="0"/>
-                <w:numId w:val="80"/>
+                <w:numId w:val="81"/>
               </w:numPr>
               <w:spacing w:after="80"/>
               <w:jc w:val="both"/>
@@ -20125,7 +21177,7 @@
               <w:pStyle w:val="ListParagraph"/>
               <w:numPr>
                 <w:ilvl w:val="0"/>
-                <w:numId w:val="80"/>
+                <w:numId w:val="81"/>
               </w:numPr>
               <w:spacing w:after="80"/>
               <w:jc w:val="both"/>
@@ -20142,6 +21194,9 @@
         </w:tc>
       </w:tr>
       <w:tr>
+        <w:trPr>
+          <w:cantSplit/>
+        </w:trPr>
         <w:tc>
           <w:tcPr>
             <w:tcW w:type="dxa" w:w="7300"/>
@@ -20212,7 +21267,7 @@
               <w:pStyle w:val="ListParagraph"/>
               <w:numPr>
                 <w:ilvl w:val="0"/>
-                <w:numId w:val="81"/>
+                <w:numId w:val="82"/>
               </w:numPr>
               <w:spacing w:after="80"/>
               <w:jc w:val="both"/>
@@ -20231,7 +21286,7 @@
               <w:pStyle w:val="ListParagraph"/>
               <w:numPr>
                 <w:ilvl w:val="0"/>
-                <w:numId w:val="81"/>
+                <w:numId w:val="82"/>
               </w:numPr>
               <w:spacing w:after="80"/>
               <w:jc w:val="both"/>
@@ -20358,6 +21413,9 @@
         </w:tc>
       </w:tr>
       <w:tr>
+        <w:trPr>
+          <w:cantSplit/>
+        </w:trPr>
         <w:tc>
           <w:tcPr>
             <w:tcW w:type="dxa" w:w="7300"/>
@@ -20462,7 +21520,7 @@
               <w:pStyle w:val="ListParagraph"/>
               <w:numPr>
                 <w:ilvl w:val="0"/>
-                <w:numId w:val="82"/>
+                <w:numId w:val="83"/>
               </w:numPr>
               <w:spacing w:after="80"/>
               <w:jc w:val="both"/>
@@ -20481,7 +21539,7 @@
               <w:pStyle w:val="ListParagraph"/>
               <w:numPr>
                 <w:ilvl w:val="0"/>
-                <w:numId w:val="82"/>
+                <w:numId w:val="83"/>
               </w:numPr>
               <w:spacing w:after="80"/>
               <w:jc w:val="both"/>
@@ -20500,7 +21558,7 @@
               <w:pStyle w:val="ListParagraph"/>
               <w:numPr>
                 <w:ilvl w:val="0"/>
-                <w:numId w:val="82"/>
+                <w:numId w:val="83"/>
               </w:numPr>
               <w:spacing w:after="80"/>
               <w:jc w:val="both"/>
@@ -20517,6 +21575,9 @@
         </w:tc>
       </w:tr>
       <w:tr>
+        <w:trPr>
+          <w:cantSplit/>
+        </w:trPr>
         <w:tc>
           <w:tcPr>
             <w:tcW w:type="dxa" w:w="7300"/>
@@ -20774,7 +21835,7 @@
               <w:pStyle w:val="ListParagraph"/>
               <w:numPr>
                 <w:ilvl w:val="0"/>
-                <w:numId w:val="83"/>
+                <w:numId w:val="84"/>
               </w:numPr>
               <w:spacing w:after="80"/>
               <w:jc w:val="both"/>
@@ -20793,7 +21854,7 @@
               <w:pStyle w:val="ListParagraph"/>
               <w:numPr>
                 <w:ilvl w:val="0"/>
-                <w:numId w:val="83"/>
+                <w:numId w:val="84"/>
               </w:numPr>
               <w:spacing w:after="80"/>
               <w:jc w:val="both"/>
@@ -20812,7 +21873,7 @@
               <w:pStyle w:val="ListParagraph"/>
               <w:numPr>
                 <w:ilvl w:val="0"/>
-                <w:numId w:val="83"/>
+                <w:numId w:val="84"/>
               </w:numPr>
               <w:spacing w:after="80"/>
               <w:jc w:val="both"/>
@@ -20831,7 +21892,7 @@
               <w:pStyle w:val="ListParagraph"/>
               <w:numPr>
                 <w:ilvl w:val="0"/>
-                <w:numId w:val="83"/>
+                <w:numId w:val="84"/>
               </w:numPr>
               <w:spacing w:after="80"/>
               <w:jc w:val="both"/>
@@ -20848,6 +21909,9 @@
         </w:tc>
       </w:tr>
       <w:tr>
+        <w:trPr>
+          <w:cantSplit/>
+        </w:trPr>
         <w:tc>
           <w:tcPr>
             <w:tcW w:type="dxa" w:w="7300"/>
@@ -20918,7 +21982,7 @@
               <w:pStyle w:val="ListParagraph"/>
               <w:numPr>
                 <w:ilvl w:val="0"/>
-                <w:numId w:val="84"/>
+                <w:numId w:val="85"/>
               </w:numPr>
               <w:spacing w:after="80"/>
               <w:jc w:val="both"/>
@@ -21045,6 +22109,9 @@
         </w:tc>
       </w:tr>
       <w:tr>
+        <w:trPr>
+          <w:cantSplit/>
+        </w:trPr>
         <w:tc>
           <w:tcPr>
             <w:tcW w:type="dxa" w:w="7300"/>
@@ -21253,7 +22320,7 @@
               <w:pStyle w:val="ListParagraph"/>
               <w:numPr>
                 <w:ilvl w:val="0"/>
-                <w:numId w:val="85"/>
+                <w:numId w:val="86"/>
               </w:numPr>
               <w:spacing w:after="80"/>
               <w:jc w:val="both"/>
@@ -21272,7 +22339,7 @@
               <w:pStyle w:val="ListParagraph"/>
               <w:numPr>
                 <w:ilvl w:val="0"/>
-                <w:numId w:val="85"/>
+                <w:numId w:val="86"/>
               </w:numPr>
               <w:spacing w:after="80"/>
               <w:jc w:val="both"/>
@@ -21291,7 +22358,7 @@
               <w:pStyle w:val="ListParagraph"/>
               <w:numPr>
                 <w:ilvl w:val="0"/>
-                <w:numId w:val="85"/>
+                <w:numId w:val="86"/>
               </w:numPr>
               <w:spacing w:after="80"/>
               <w:jc w:val="both"/>
@@ -21310,7 +22377,7 @@
               <w:pStyle w:val="ListParagraph"/>
               <w:numPr>
                 <w:ilvl w:val="0"/>
-                <w:numId w:val="85"/>
+                <w:numId w:val="86"/>
               </w:numPr>
               <w:spacing w:after="80"/>
               <w:jc w:val="both"/>
@@ -21437,6 +22504,9 @@
         </w:tc>
       </w:tr>
       <w:tr>
+        <w:trPr>
+          <w:cantSplit/>
+        </w:trPr>
         <w:tc>
           <w:tcPr>
             <w:tcW w:type="dxa" w:w="7300"/>
@@ -21609,7 +22679,7 @@
               <w:pStyle w:val="ListParagraph"/>
               <w:numPr>
                 <w:ilvl w:val="0"/>
-                <w:numId w:val="86"/>
+                <w:numId w:val="87"/>
               </w:numPr>
               <w:spacing w:after="80"/>
               <w:jc w:val="both"/>
@@ -21628,7 +22698,7 @@
               <w:pStyle w:val="ListParagraph"/>
               <w:numPr>
                 <w:ilvl w:val="0"/>
-                <w:numId w:val="86"/>
+                <w:numId w:val="87"/>
               </w:numPr>
               <w:spacing w:after="80"/>
               <w:jc w:val="both"/>
@@ -21647,7 +22717,7 @@
               <w:pStyle w:val="ListParagraph"/>
               <w:numPr>
                 <w:ilvl w:val="0"/>
-                <w:numId w:val="86"/>
+                <w:numId w:val="87"/>
               </w:numPr>
               <w:spacing w:after="80"/>
               <w:jc w:val="both"/>
@@ -21666,7 +22736,7 @@
               <w:pStyle w:val="ListParagraph"/>
               <w:numPr>
                 <w:ilvl w:val="0"/>
-                <w:numId w:val="86"/>
+                <w:numId w:val="87"/>
               </w:numPr>
               <w:spacing w:after="80"/>
               <w:jc w:val="both"/>
@@ -21683,6 +22753,9 @@
         </w:tc>
       </w:tr>
       <w:tr>
+        <w:trPr>
+          <w:cantSplit/>
+        </w:trPr>
         <w:tc>
           <w:tcPr>
             <w:tcW w:type="dxa" w:w="7300"/>
@@ -21838,7 +22911,7 @@
               <w:pStyle w:val="ListParagraph"/>
               <w:numPr>
                 <w:ilvl w:val="0"/>
-                <w:numId w:val="87"/>
+                <w:numId w:val="88"/>
               </w:numPr>
               <w:spacing w:after="80"/>
               <w:jc w:val="both"/>
@@ -21857,7 +22930,7 @@
               <w:pStyle w:val="ListParagraph"/>
               <w:numPr>
                 <w:ilvl w:val="0"/>
-                <w:numId w:val="87"/>
+                <w:numId w:val="88"/>
               </w:numPr>
               <w:spacing w:after="80"/>
               <w:jc w:val="both"/>
@@ -21876,7 +22949,7 @@
               <w:pStyle w:val="ListParagraph"/>
               <w:numPr>
                 <w:ilvl w:val="0"/>
-                <w:numId w:val="87"/>
+                <w:numId w:val="88"/>
               </w:numPr>
               <w:spacing w:after="80"/>
               <w:jc w:val="both"/>
@@ -21893,6 +22966,9 @@
         </w:tc>
       </w:tr>
       <w:tr>
+        <w:trPr>
+          <w:cantSplit/>
+        </w:trPr>
         <w:tc>
           <w:tcPr>
             <w:tcW w:type="dxa" w:w="7300"/>
@@ -21997,7 +23073,7 @@
               <w:pStyle w:val="ListParagraph"/>
               <w:numPr>
                 <w:ilvl w:val="0"/>
-                <w:numId w:val="88"/>
+                <w:numId w:val="89"/>
               </w:numPr>
               <w:spacing w:after="80"/>
               <w:jc w:val="both"/>
@@ -22016,7 +23092,7 @@
               <w:pStyle w:val="ListParagraph"/>
               <w:numPr>
                 <w:ilvl w:val="0"/>
-                <w:numId w:val="88"/>
+                <w:numId w:val="89"/>
               </w:numPr>
               <w:spacing w:after="80"/>
               <w:jc w:val="both"/>
@@ -22159,6 +23235,9 @@
         </w:tc>
       </w:tr>
       <w:tr>
+        <w:trPr>
+          <w:cantSplit/>
+        </w:trPr>
         <w:tc>
           <w:tcPr>
             <w:tcW w:type="dxa" w:w="7300"/>
@@ -22314,7 +23393,7 @@
               <w:pStyle w:val="ListParagraph"/>
               <w:numPr>
                 <w:ilvl w:val="0"/>
-                <w:numId w:val="89"/>
+                <w:numId w:val="90"/>
               </w:numPr>
               <w:spacing w:after="80"/>
               <w:jc w:val="both"/>
@@ -22333,7 +23412,7 @@
               <w:pStyle w:val="ListParagraph"/>
               <w:numPr>
                 <w:ilvl w:val="0"/>
-                <w:numId w:val="89"/>
+                <w:numId w:val="90"/>
               </w:numPr>
               <w:spacing w:after="80"/>
               <w:jc w:val="both"/>
@@ -22352,7 +23431,7 @@
               <w:pStyle w:val="ListParagraph"/>
               <w:numPr>
                 <w:ilvl w:val="0"/>
-                <w:numId w:val="89"/>
+                <w:numId w:val="90"/>
               </w:numPr>
               <w:spacing w:after="80"/>
               <w:jc w:val="both"/>
@@ -22369,6 +23448,9 @@
         </w:tc>
       </w:tr>
       <w:tr>
+        <w:trPr>
+          <w:cantSplit/>
+        </w:trPr>
         <w:tc>
           <w:tcPr>
             <w:tcW w:type="dxa" w:w="7300"/>
@@ -22507,7 +23589,7 @@
               <w:pStyle w:val="ListParagraph"/>
               <w:numPr>
                 <w:ilvl w:val="0"/>
-                <w:numId w:val="90"/>
+                <w:numId w:val="91"/>
               </w:numPr>
               <w:spacing w:after="80"/>
               <w:jc w:val="both"/>
@@ -22526,7 +23608,7 @@
               <w:pStyle w:val="ListParagraph"/>
               <w:numPr>
                 <w:ilvl w:val="0"/>
-                <w:numId w:val="90"/>
+                <w:numId w:val="91"/>
               </w:numPr>
               <w:spacing w:after="80"/>
               <w:jc w:val="both"/>
@@ -22545,7 +23627,7 @@
               <w:pStyle w:val="ListParagraph"/>
               <w:numPr>
                 <w:ilvl w:val="0"/>
-                <w:numId w:val="90"/>
+                <w:numId w:val="91"/>
               </w:numPr>
               <w:spacing w:after="80"/>
               <w:jc w:val="both"/>
@@ -22562,6 +23644,9 @@
         </w:tc>
       </w:tr>
       <w:tr>
+        <w:trPr>
+          <w:cantSplit/>
+        </w:trPr>
         <w:tc>
           <w:tcPr>
             <w:tcW w:type="dxa" w:w="7300"/>
@@ -22666,7 +23751,7 @@
               <w:pStyle w:val="ListParagraph"/>
               <w:numPr>
                 <w:ilvl w:val="0"/>
-                <w:numId w:val="91"/>
+                <w:numId w:val="92"/>
               </w:numPr>
               <w:spacing w:after="80"/>
               <w:jc w:val="both"/>
@@ -22793,6 +23878,9 @@
         </w:tc>
       </w:tr>
       <w:tr>
+        <w:trPr>
+          <w:cantSplit/>
+        </w:trPr>
         <w:tc>
           <w:tcPr>
             <w:tcW w:type="dxa" w:w="7300"/>
@@ -22965,7 +24053,7 @@
               <w:pStyle w:val="ListParagraph"/>
               <w:numPr>
                 <w:ilvl w:val="0"/>
-                <w:numId w:val="92"/>
+                <w:numId w:val="93"/>
               </w:numPr>
               <w:spacing w:after="80"/>
               <w:jc w:val="both"/>
@@ -22984,7 +24072,7 @@
               <w:pStyle w:val="ListParagraph"/>
               <w:numPr>
                 <w:ilvl w:val="0"/>
-                <w:numId w:val="92"/>
+                <w:numId w:val="93"/>
               </w:numPr>
               <w:spacing w:after="80"/>
               <w:jc w:val="both"/>
@@ -23003,7 +24091,7 @@
               <w:pStyle w:val="ListParagraph"/>
               <w:numPr>
                 <w:ilvl w:val="0"/>
-                <w:numId w:val="92"/>
+                <w:numId w:val="93"/>
               </w:numPr>
               <w:spacing w:after="80"/>
               <w:jc w:val="both"/>
@@ -23022,7 +24110,7 @@
               <w:pStyle w:val="ListParagraph"/>
               <w:numPr>
                 <w:ilvl w:val="0"/>
-                <w:numId w:val="92"/>
+                <w:numId w:val="93"/>
               </w:numPr>
               <w:spacing w:after="80"/>
               <w:jc w:val="both"/>
@@ -23039,6 +24127,9 @@
         </w:tc>
       </w:tr>
       <w:tr>
+        <w:trPr>
+          <w:cantSplit/>
+        </w:trPr>
         <w:tc>
           <w:tcPr>
             <w:tcW w:type="dxa" w:w="7300"/>
@@ -23211,7 +24302,7 @@
               <w:pStyle w:val="ListParagraph"/>
               <w:numPr>
                 <w:ilvl w:val="0"/>
-                <w:numId w:val="93"/>
+                <w:numId w:val="94"/>
               </w:numPr>
               <w:spacing w:after="80"/>
               <w:jc w:val="both"/>
@@ -23230,7 +24321,7 @@
               <w:pStyle w:val="ListParagraph"/>
               <w:numPr>
                 <w:ilvl w:val="0"/>
-                <w:numId w:val="93"/>
+                <w:numId w:val="94"/>
               </w:numPr>
               <w:spacing w:after="80"/>
               <w:jc w:val="both"/>
@@ -23247,6 +24338,9 @@
         </w:tc>
       </w:tr>
       <w:tr>
+        <w:trPr>
+          <w:cantSplit/>
+        </w:trPr>
         <w:tc>
           <w:tcPr>
             <w:tcW w:type="dxa" w:w="7300"/>
@@ -23351,7 +24445,7 @@
               <w:pStyle w:val="ListParagraph"/>
               <w:numPr>
                 <w:ilvl w:val="0"/>
-                <w:numId w:val="94"/>
+                <w:numId w:val="95"/>
               </w:numPr>
               <w:spacing w:after="80"/>
               <w:jc w:val="both"/>
@@ -23370,7 +24464,7 @@
               <w:pStyle w:val="ListParagraph"/>
               <w:numPr>
                 <w:ilvl w:val="0"/>
-                <w:numId w:val="94"/>
+                <w:numId w:val="95"/>
               </w:numPr>
               <w:spacing w:after="80"/>
               <w:jc w:val="both"/>
@@ -23389,7 +24483,7 @@
               <w:pStyle w:val="ListParagraph"/>
               <w:numPr>
                 <w:ilvl w:val="0"/>
-                <w:numId w:val="94"/>
+                <w:numId w:val="95"/>
               </w:numPr>
               <w:spacing w:after="80"/>
               <w:jc w:val="both"/>
@@ -23516,6 +24610,9 @@
         </w:tc>
       </w:tr>
       <w:tr>
+        <w:trPr>
+          <w:cantSplit/>
+        </w:trPr>
         <w:tc>
           <w:tcPr>
             <w:tcW w:type="dxa" w:w="7300"/>
@@ -23639,7 +24736,7 @@
               <w:pStyle w:val="ListParagraph"/>
               <w:numPr>
                 <w:ilvl w:val="0"/>
-                <w:numId w:val="95"/>
+                <w:numId w:val="96"/>
               </w:numPr>
               <w:spacing w:after="80"/>
               <w:jc w:val="both"/>
@@ -23658,7 +24755,7 @@
               <w:pStyle w:val="ListParagraph"/>
               <w:numPr>
                 <w:ilvl w:val="0"/>
-                <w:numId w:val="95"/>
+                <w:numId w:val="96"/>
               </w:numPr>
               <w:spacing w:after="80"/>
               <w:jc w:val="both"/>
@@ -23677,7 +24774,7 @@
               <w:pStyle w:val="ListParagraph"/>
               <w:numPr>
                 <w:ilvl w:val="0"/>
-                <w:numId w:val="95"/>
+                <w:numId w:val="96"/>
               </w:numPr>
               <w:spacing w:after="80"/>
               <w:jc w:val="both"/>
@@ -23696,7 +24793,7 @@
               <w:pStyle w:val="ListParagraph"/>
               <w:numPr>
                 <w:ilvl w:val="0"/>
-                <w:numId w:val="95"/>
+                <w:numId w:val="96"/>
               </w:numPr>
               <w:spacing w:after="80"/>
               <w:jc w:val="both"/>
@@ -23728,7 +24825,7 @@
           <w:szCs w:val="28"/>
           <w:u w:val="single"/>
         </w:rPr>
-        <w:t xml:space="preserve">RAVIOLIS RICOTTA ET ÉPINARDS, SAUCE POULETTE</w:t>
+        <w:t xml:space="preserve">RAVIOLIS RICOTTA ET ÉPINARDS, SAUCE POULETTE (1/2)</w:t>
       </w:r>
     </w:p>
     <w:p>
@@ -23839,6 +24936,9 @@
         </w:tc>
       </w:tr>
       <w:tr>
+        <w:trPr>
+          <w:cantSplit/>
+        </w:trPr>
         <w:tc>
           <w:tcPr>
             <w:tcW w:type="dxa" w:w="7300"/>
@@ -23977,7 +25077,7 @@
               <w:pStyle w:val="ListParagraph"/>
               <w:numPr>
                 <w:ilvl w:val="0"/>
-                <w:numId w:val="96"/>
+                <w:numId w:val="97"/>
               </w:numPr>
               <w:spacing w:after="80"/>
               <w:jc w:val="both"/>
@@ -23996,7 +25096,7 @@
               <w:pStyle w:val="ListParagraph"/>
               <w:numPr>
                 <w:ilvl w:val="0"/>
-                <w:numId w:val="96"/>
+                <w:numId w:val="97"/>
               </w:numPr>
               <w:spacing w:after="80"/>
               <w:jc w:val="both"/>
@@ -24013,6 +25113,9 @@
         </w:tc>
       </w:tr>
       <w:tr>
+        <w:trPr>
+          <w:cantSplit/>
+        </w:trPr>
         <w:tc>
           <w:tcPr>
             <w:tcW w:type="dxa" w:w="7300"/>
@@ -24202,7 +25305,7 @@
               <w:pStyle w:val="ListParagraph"/>
               <w:numPr>
                 <w:ilvl w:val="0"/>
-                <w:numId w:val="97"/>
+                <w:numId w:val="98"/>
               </w:numPr>
               <w:spacing w:after="80"/>
               <w:jc w:val="both"/>
@@ -24221,7 +25324,7 @@
               <w:pStyle w:val="ListParagraph"/>
               <w:numPr>
                 <w:ilvl w:val="0"/>
-                <w:numId w:val="97"/>
+                <w:numId w:val="98"/>
               </w:numPr>
               <w:spacing w:after="80"/>
               <w:jc w:val="both"/>
@@ -24238,6 +25341,222 @@
         </w:tc>
       </w:tr>
       <w:tr>
+        <w:trPr>
+          <w:cantSplit/>
+        </w:trPr>
+        <w:tc>
+          <w:tcPr>
+            <w:tcW w:type="dxa" w:w="7300"/>
+            <w:tcBorders>
+              <w:top w:val="none" w:color="FFFFFF" w:sz="0"/>
+              <w:left w:val="none" w:color="FFFFFF" w:sz="0"/>
+              <w:bottom w:val="none" w:color="FFFFFF" w:sz="0"/>
+              <w:right w:val="single" w:color="7F7F7F" w:sz="6"/>
+            </w:tcBorders>
+            <w:tcMar>
+              <w:top w:type="dxa" w:w="0"/>
+              <w:left w:type="dxa" w:w="0"/>
+              <w:bottom w:type="dxa" w:w="120"/>
+              <w:right w:type="dxa" w:w="200"/>
+            </w:tcMar>
+          </w:tcPr>
+          <w:p>
+            <w:pPr>
+              <w:spacing w:after="60" w:before="60"/>
+            </w:pPr>
+            <w:r>
+              <w:rPr>
+                <w:rFonts w:ascii="Arial Narrow" w:cs="Arial Narrow" w:eastAsia="Arial Narrow" w:hAnsi="Arial Narrow"/>
+                <w:b/>
+                <w:bCs/>
+                <w:sz w:val="22"/>
+                <w:szCs w:val="22"/>
+                <w:u w:val="single"/>
+              </w:rPr>
+              <w:t xml:space="preserve">Façonnage :</w:t>
+            </w:r>
+          </w:p>
+          <w:p>
+            <w:pPr>
+              <w:pStyle w:val="ListParagraph"/>
+              <w:numPr>
+                <w:ilvl w:val="0"/>
+                <w:numId w:val="2"/>
+              </w:numPr>
+            </w:pPr>
+            <w:r>
+              <w:rPr>
+                <w:rFonts w:ascii="Arial Narrow" w:cs="Arial Narrow" w:eastAsia="Arial Narrow" w:hAnsi="Arial Narrow"/>
+                <w:sz w:val="22"/>
+                <w:szCs w:val="22"/>
+              </w:rPr>
+              <w:t xml:space="preserve">1 œuf battu</w:t>
+            </w:r>
+          </w:p>
+          <w:p>
+            <w:pPr>
+              <w:pStyle w:val="ListParagraph"/>
+              <w:numPr>
+                <w:ilvl w:val="0"/>
+                <w:numId w:val="2"/>
+              </w:numPr>
+            </w:pPr>
+            <w:r>
+              <w:rPr>
+                <w:rFonts w:ascii="Arial Narrow" w:cs="Arial Narrow" w:eastAsia="Arial Narrow" w:hAnsi="Arial Narrow"/>
+                <w:sz w:val="22"/>
+                <w:szCs w:val="22"/>
+              </w:rPr>
+              <w:t xml:space="preserve">Semoule fine</w:t>
+            </w:r>
+          </w:p>
+        </w:tc>
+        <w:tc>
+          <w:tcPr>
+            <w:tcW w:type="dxa" w:w="8098"/>
+            <w:tcBorders>
+              <w:top w:val="none" w:color="FFFFFF" w:sz="0"/>
+              <w:left w:val="none" w:color="FFFFFF" w:sz="0"/>
+              <w:bottom w:val="none" w:color="FFFFFF" w:sz="0"/>
+              <w:right w:val="none" w:color="FFFFFF" w:sz="0"/>
+            </w:tcBorders>
+            <w:tcMar>
+              <w:top w:type="dxa" w:w="0"/>
+              <w:left w:type="dxa" w:w="200"/>
+              <w:bottom w:type="dxa" w:w="120"/>
+              <w:right w:type="dxa" w:w="0"/>
+            </w:tcMar>
+          </w:tcPr>
+          <w:p>
+            <w:pPr>
+              <w:spacing w:after="60" w:before="60"/>
+            </w:pPr>
+            <w:r>
+              <w:rPr>
+                <w:rFonts w:ascii="Arial Narrow" w:cs="Arial Narrow" w:eastAsia="Arial Narrow" w:hAnsi="Arial Narrow"/>
+                <w:b/>
+                <w:bCs/>
+                <w:sz w:val="22"/>
+                <w:szCs w:val="22"/>
+                <w:u w:val="single"/>
+              </w:rPr>
+              <w:t xml:space="preserve">Façonnage :</w:t>
+            </w:r>
+          </w:p>
+          <w:p>
+            <w:pPr>
+              <w:pStyle w:val="ListParagraph"/>
+              <w:numPr>
+                <w:ilvl w:val="0"/>
+                <w:numId w:val="99"/>
+              </w:numPr>
+              <w:spacing w:after="80"/>
+              <w:jc w:val="both"/>
+            </w:pPr>
+            <w:r>
+              <w:rPr>
+                <w:rFonts w:ascii="Arial Narrow" w:cs="Arial Narrow" w:eastAsia="Arial Narrow" w:hAnsi="Arial Narrow"/>
+                <w:sz w:val="22"/>
+                <w:szCs w:val="22"/>
+              </w:rPr>
+              <w:t xml:space="preserve">Abaisser la pâte au laminoir à 1 mm d'épaisseur.</w:t>
+            </w:r>
+          </w:p>
+          <w:p>
+            <w:pPr>
+              <w:pStyle w:val="ListParagraph"/>
+              <w:numPr>
+                <w:ilvl w:val="0"/>
+                <w:numId w:val="99"/>
+              </w:numPr>
+              <w:spacing w:after="80"/>
+              <w:jc w:val="both"/>
+            </w:pPr>
+            <w:r>
+              <w:rPr>
+                <w:rFonts w:ascii="Arial Narrow" w:cs="Arial Narrow" w:eastAsia="Arial Narrow" w:hAnsi="Arial Narrow"/>
+                <w:sz w:val="22"/>
+                <w:szCs w:val="22"/>
+              </w:rPr>
+              <w:t xml:space="preserve">Pocher 12 g de farce tous les 5 cm, badigeonner d'œuf battu autour, recouvrir d'une seconde bande de pâte.</w:t>
+            </w:r>
+          </w:p>
+          <w:p>
+            <w:pPr>
+              <w:pStyle w:val="ListParagraph"/>
+              <w:numPr>
+                <w:ilvl w:val="0"/>
+                <w:numId w:val="99"/>
+              </w:numPr>
+              <w:spacing w:after="80"/>
+              <w:jc w:val="both"/>
+            </w:pPr>
+            <w:r>
+              <w:rPr>
+                <w:rFonts w:ascii="Arial Narrow" w:cs="Arial Narrow" w:eastAsia="Arial Narrow" w:hAnsi="Arial Narrow"/>
+                <w:sz w:val="22"/>
+                <w:szCs w:val="22"/>
+              </w:rPr>
+              <w:t xml:space="preserve">Chasser l'air, souder et détailler à l'emporte-pièce. Réserver sur plaque semoulée.</w:t>
+            </w:r>
+          </w:p>
+        </w:tc>
+      </w:tr>
+    </w:tbl>
+    <w:p>
+      <w:pPr>
+        <w:pageBreakBefore/>
+        <w:spacing w:after="60"/>
+        <w:jc w:val="center"/>
+      </w:pPr>
+      <w:r>
+        <w:rPr>
+          <w:rFonts w:ascii="Arial Narrow" w:cs="Arial Narrow" w:eastAsia="Arial Narrow" w:hAnsi="Arial Narrow"/>
+          <w:b/>
+          <w:bCs/>
+          <w:sz w:val="28"/>
+          <w:szCs w:val="28"/>
+          <w:u w:val="single"/>
+        </w:rPr>
+        <w:t xml:space="preserve">RAVIOLIS RICOTTA ET ÉPINARDS, SAUCE POULETTE (2/2)</w:t>
+      </w:r>
+    </w:p>
+    <w:p>
+      <w:pPr>
+        <w:spacing w:after="300"/>
+        <w:jc w:val="center"/>
+      </w:pPr>
+      <w:r>
+        <w:rPr>
+          <w:rFonts w:ascii="Arial Narrow" w:cs="Arial Narrow" w:eastAsia="Arial Narrow" w:hAnsi="Arial Narrow"/>
+          <w:i/>
+          <w:iCs/>
+          <w:sz w:val="22"/>
+          <w:szCs w:val="22"/>
+        </w:rPr>
+        <w:t xml:space="preserve">(8 raviolis par personne)</w:t>
+      </w:r>
+    </w:p>
+    <w:tbl>
+      <w:tblPr>
+        <w:tblW w:type="dxa" w:w="15398"/>
+        <w:tblBorders>
+          <w:top w:val="none" w:color="FFFFFF" w:sz="0"/>
+          <w:left w:val="none" w:color="FFFFFF" w:sz="0"/>
+          <w:bottom w:val="none" w:color="FFFFFF" w:sz="0"/>
+          <w:right w:val="none" w:color="FFFFFF" w:sz="0"/>
+          <w:insideH w:val="none" w:color="FFFFFF" w:sz="0"/>
+          <w:insideV w:val="none" w:color="FFFFFF" w:sz="0"/>
+        </w:tblBorders>
+      </w:tblPr>
+      <w:tblGrid>
+        <w:gridCol w:w="7300"/>
+        <w:gridCol w:w="8098"/>
+      </w:tblGrid>
+      <w:tr>
+        <w:trPr>
+          <w:cantSplit/>
+        </w:trPr>
         <w:tc>
           <w:tcPr>
             <w:tcW w:type="dxa" w:w="7300"/>
@@ -24256,52 +25575,20 @@
           </w:tcPr>
           <w:p>
             <w:pPr>
-              <w:spacing w:after="60" w:before="60"/>
+              <w:spacing w:after="200"/>
             </w:pPr>
             <w:r>
               <w:rPr>
                 <w:rFonts w:ascii="Arial Narrow" w:cs="Arial Narrow" w:eastAsia="Arial Narrow" w:hAnsi="Arial Narrow"/>
                 <w:b/>
                 <w:bCs/>
+                <w:i/>
+                <w:iCs/>
                 <w:sz w:val="22"/>
                 <w:szCs w:val="22"/>
                 <w:u w:val="single"/>
               </w:rPr>
-              <w:t xml:space="preserve">Façonnage :</w:t>
-            </w:r>
-          </w:p>
-          <w:p>
-            <w:pPr>
-              <w:pStyle w:val="ListParagraph"/>
-              <w:numPr>
-                <w:ilvl w:val="0"/>
-                <w:numId w:val="2"/>
-              </w:numPr>
-            </w:pPr>
-            <w:r>
-              <w:rPr>
-                <w:rFonts w:ascii="Arial Narrow" w:cs="Arial Narrow" w:eastAsia="Arial Narrow" w:hAnsi="Arial Narrow"/>
-                <w:sz w:val="22"/>
-                <w:szCs w:val="22"/>
-              </w:rPr>
-              <w:t xml:space="preserve">1 œuf battu</w:t>
-            </w:r>
-          </w:p>
-          <w:p>
-            <w:pPr>
-              <w:pStyle w:val="ListParagraph"/>
-              <w:numPr>
-                <w:ilvl w:val="0"/>
-                <w:numId w:val="2"/>
-              </w:numPr>
-            </w:pPr>
-            <w:r>
-              <w:rPr>
-                <w:rFonts w:ascii="Arial Narrow" w:cs="Arial Narrow" w:eastAsia="Arial Narrow" w:hAnsi="Arial Narrow"/>
-                <w:sz w:val="22"/>
-                <w:szCs w:val="22"/>
-              </w:rPr>
-              <w:t xml:space="preserve">Semoule fine</w:t>
+              <w:t xml:space="preserve">INGRÉDIENTS (10 couverts) :</w:t>
             </w:r>
           </w:p>
         </w:tc>
@@ -24323,80 +25610,28 @@
           </w:tcPr>
           <w:p>
             <w:pPr>
-              <w:spacing w:after="60" w:before="60"/>
+              <w:spacing w:after="200"/>
             </w:pPr>
             <w:r>
               <w:rPr>
                 <w:rFonts w:ascii="Arial Narrow" w:cs="Arial Narrow" w:eastAsia="Arial Narrow" w:hAnsi="Arial Narrow"/>
                 <w:b/>
                 <w:bCs/>
+                <w:i/>
+                <w:iCs/>
                 <w:sz w:val="22"/>
                 <w:szCs w:val="22"/>
                 <w:u w:val="single"/>
               </w:rPr>
-              <w:t xml:space="preserve">Façonnage :</w:t>
-            </w:r>
-          </w:p>
-          <w:p>
-            <w:pPr>
-              <w:pStyle w:val="ListParagraph"/>
-              <w:numPr>
-                <w:ilvl w:val="0"/>
-                <w:numId w:val="98"/>
-              </w:numPr>
-              <w:spacing w:after="80"/>
-              <w:jc w:val="both"/>
-            </w:pPr>
-            <w:r>
-              <w:rPr>
-                <w:rFonts w:ascii="Arial Narrow" w:cs="Arial Narrow" w:eastAsia="Arial Narrow" w:hAnsi="Arial Narrow"/>
-                <w:sz w:val="22"/>
-                <w:szCs w:val="22"/>
-              </w:rPr>
-              <w:t xml:space="preserve">Abaisser la pâte au laminoir à 1 mm d'épaisseur.</w:t>
-            </w:r>
-          </w:p>
-          <w:p>
-            <w:pPr>
-              <w:pStyle w:val="ListParagraph"/>
-              <w:numPr>
-                <w:ilvl w:val="0"/>
-                <w:numId w:val="98"/>
-              </w:numPr>
-              <w:spacing w:after="80"/>
-              <w:jc w:val="both"/>
-            </w:pPr>
-            <w:r>
-              <w:rPr>
-                <w:rFonts w:ascii="Arial Narrow" w:cs="Arial Narrow" w:eastAsia="Arial Narrow" w:hAnsi="Arial Narrow"/>
-                <w:sz w:val="22"/>
-                <w:szCs w:val="22"/>
-              </w:rPr>
-              <w:t xml:space="preserve">Pocher 12 g de farce tous les 5 cm, badigeonner d'œuf battu autour, recouvrir d'une seconde bande de pâte.</w:t>
-            </w:r>
-          </w:p>
-          <w:p>
-            <w:pPr>
-              <w:pStyle w:val="ListParagraph"/>
-              <w:numPr>
-                <w:ilvl w:val="0"/>
-                <w:numId w:val="98"/>
-              </w:numPr>
-              <w:spacing w:after="80"/>
-              <w:jc w:val="both"/>
-            </w:pPr>
-            <w:r>
-              <w:rPr>
-                <w:rFonts w:ascii="Arial Narrow" w:cs="Arial Narrow" w:eastAsia="Arial Narrow" w:hAnsi="Arial Narrow"/>
-                <w:sz w:val="22"/>
-                <w:szCs w:val="22"/>
-              </w:rPr>
-              <w:t xml:space="preserve">Chasser l'air, souder et détailler à l'emporte-pièce. Réserver sur plaque semoulée.</w:t>
+              <w:t xml:space="preserve">PRÉPARATION :</w:t>
             </w:r>
           </w:p>
         </w:tc>
       </w:tr>
       <w:tr>
+        <w:trPr>
+          <w:cantSplit/>
+        </w:trPr>
         <w:tc>
           <w:tcPr>
             <w:tcW w:type="dxa" w:w="7300"/>
@@ -24603,7 +25838,7 @@
               <w:pStyle w:val="ListParagraph"/>
               <w:numPr>
                 <w:ilvl w:val="0"/>
-                <w:numId w:val="99"/>
+                <w:numId w:val="100"/>
               </w:numPr>
               <w:spacing w:after="80"/>
               <w:jc w:val="both"/>
@@ -24622,7 +25857,7 @@
               <w:pStyle w:val="ListParagraph"/>
               <w:numPr>
                 <w:ilvl w:val="0"/>
-                <w:numId w:val="99"/>
+                <w:numId w:val="100"/>
               </w:numPr>
               <w:spacing w:after="80"/>
               <w:jc w:val="both"/>
@@ -24641,7 +25876,7 @@
               <w:pStyle w:val="ListParagraph"/>
               <w:numPr>
                 <w:ilvl w:val="0"/>
-                <w:numId w:val="99"/>
+                <w:numId w:val="100"/>
               </w:numPr>
               <w:spacing w:after="80"/>
               <w:jc w:val="both"/>
@@ -24660,7 +25895,7 @@
               <w:pStyle w:val="ListParagraph"/>
               <w:numPr>
                 <w:ilvl w:val="0"/>
-                <w:numId w:val="99"/>
+                <w:numId w:val="100"/>
               </w:numPr>
               <w:spacing w:after="80"/>
               <w:jc w:val="both"/>
@@ -24677,6 +25912,9 @@
         </w:tc>
       </w:tr>
       <w:tr>
+        <w:trPr>
+          <w:cantSplit/>
+        </w:trPr>
         <w:tc>
           <w:tcPr>
             <w:tcW w:type="dxa" w:w="7300"/>
@@ -24764,7 +26002,7 @@
               <w:pStyle w:val="ListParagraph"/>
               <w:numPr>
                 <w:ilvl w:val="0"/>
-                <w:numId w:val="100"/>
+                <w:numId w:val="101"/>
               </w:numPr>
               <w:spacing w:after="80"/>
               <w:jc w:val="both"/>
@@ -24783,7 +26021,7 @@
               <w:pStyle w:val="ListParagraph"/>
               <w:numPr>
                 <w:ilvl w:val="0"/>
-                <w:numId w:val="100"/>
+                <w:numId w:val="101"/>
               </w:numPr>
               <w:spacing w:after="80"/>
               <w:jc w:val="both"/>
@@ -24910,6 +26148,9 @@
         </w:tc>
       </w:tr>
       <w:tr>
+        <w:trPr>
+          <w:cantSplit/>
+        </w:trPr>
         <w:tc>
           <w:tcPr>
             <w:tcW w:type="dxa" w:w="7300"/>
@@ -25218,7 +26459,7 @@
               <w:pStyle w:val="ListParagraph"/>
               <w:numPr>
                 <w:ilvl w:val="0"/>
-                <w:numId w:val="101"/>
+                <w:numId w:val="102"/>
               </w:numPr>
               <w:spacing w:after="80"/>
               <w:jc w:val="both"/>
@@ -25237,7 +26478,7 @@
               <w:pStyle w:val="ListParagraph"/>
               <w:numPr>
                 <w:ilvl w:val="0"/>
-                <w:numId w:val="101"/>
+                <w:numId w:val="102"/>
               </w:numPr>
               <w:spacing w:after="80"/>
               <w:jc w:val="both"/>
@@ -25256,7 +26497,7 @@
               <w:pStyle w:val="ListParagraph"/>
               <w:numPr>
                 <w:ilvl w:val="0"/>
-                <w:numId w:val="101"/>
+                <w:numId w:val="102"/>
               </w:numPr>
               <w:spacing w:after="80"/>
               <w:jc w:val="both"/>
@@ -25275,7 +26516,7 @@
               <w:pStyle w:val="ListParagraph"/>
               <w:numPr>
                 <w:ilvl w:val="0"/>
-                <w:numId w:val="101"/>
+                <w:numId w:val="102"/>
               </w:numPr>
               <w:spacing w:after="80"/>
               <w:jc w:val="both"/>
@@ -25294,7 +26535,7 @@
               <w:pStyle w:val="ListParagraph"/>
               <w:numPr>
                 <w:ilvl w:val="0"/>
-                <w:numId w:val="101"/>
+                <w:numId w:val="102"/>
               </w:numPr>
               <w:spacing w:after="80"/>
               <w:jc w:val="both"/>
@@ -25311,6 +26552,9 @@
         </w:tc>
       </w:tr>
       <w:tr>
+        <w:trPr>
+          <w:cantSplit/>
+        </w:trPr>
         <w:tc>
           <w:tcPr>
             <w:tcW w:type="dxa" w:w="7300"/>
@@ -25415,7 +26659,7 @@
               <w:pStyle w:val="ListParagraph"/>
               <w:numPr>
                 <w:ilvl w:val="0"/>
-                <w:numId w:val="102"/>
+                <w:numId w:val="103"/>
               </w:numPr>
               <w:spacing w:after="80"/>
               <w:jc w:val="both"/>
@@ -25542,6 +26786,9 @@
         </w:tc>
       </w:tr>
       <w:tr>
+        <w:trPr>
+          <w:cantSplit/>
+        </w:trPr>
         <w:tc>
           <w:tcPr>
             <w:tcW w:type="dxa" w:w="7300"/>
@@ -25714,7 +26961,7 @@
               <w:pStyle w:val="ListParagraph"/>
               <w:numPr>
                 <w:ilvl w:val="0"/>
-                <w:numId w:val="103"/>
+                <w:numId w:val="104"/>
               </w:numPr>
               <w:spacing w:after="80"/>
               <w:jc w:val="both"/>
@@ -25733,7 +26980,7 @@
               <w:pStyle w:val="ListParagraph"/>
               <w:numPr>
                 <w:ilvl w:val="0"/>
-                <w:numId w:val="103"/>
+                <w:numId w:val="104"/>
               </w:numPr>
               <w:spacing w:after="80"/>
               <w:jc w:val="both"/>
@@ -25752,7 +26999,7 @@
               <w:pStyle w:val="ListParagraph"/>
               <w:numPr>
                 <w:ilvl w:val="0"/>
-                <w:numId w:val="103"/>
+                <w:numId w:val="104"/>
               </w:numPr>
               <w:spacing w:after="80"/>
               <w:jc w:val="both"/>
@@ -25771,7 +27018,7 @@
               <w:pStyle w:val="ListParagraph"/>
               <w:numPr>
                 <w:ilvl w:val="0"/>
-                <w:numId w:val="103"/>
+                <w:numId w:val="104"/>
               </w:numPr>
               <w:spacing w:after="80"/>
               <w:jc w:val="both"/>
@@ -25790,7 +27037,7 @@
               <w:pStyle w:val="ListParagraph"/>
               <w:numPr>
                 <w:ilvl w:val="0"/>
-                <w:numId w:val="103"/>
+                <w:numId w:val="104"/>
               </w:numPr>
               <w:spacing w:after="80"/>
               <w:jc w:val="both"/>
@@ -25807,6 +27054,9 @@
         </w:tc>
       </w:tr>
       <w:tr>
+        <w:trPr>
+          <w:cantSplit/>
+        </w:trPr>
         <w:tc>
           <w:tcPr>
             <w:tcW w:type="dxa" w:w="7300"/>
@@ -25962,7 +27212,7 @@
               <w:pStyle w:val="ListParagraph"/>
               <w:numPr>
                 <w:ilvl w:val="0"/>
-                <w:numId w:val="104"/>
+                <w:numId w:val="105"/>
               </w:numPr>
               <w:spacing w:after="80"/>
               <w:jc w:val="both"/>
@@ -25981,7 +27231,7 @@
               <w:pStyle w:val="ListParagraph"/>
               <w:numPr>
                 <w:ilvl w:val="0"/>
-                <w:numId w:val="104"/>
+                <w:numId w:val="105"/>
               </w:numPr>
               <w:spacing w:after="80"/>
               <w:jc w:val="both"/>
@@ -26000,7 +27250,7 @@
               <w:pStyle w:val="ListParagraph"/>
               <w:numPr>
                 <w:ilvl w:val="0"/>
-                <w:numId w:val="104"/>
+                <w:numId w:val="105"/>
               </w:numPr>
               <w:spacing w:after="80"/>
               <w:jc w:val="both"/>
@@ -26017,6 +27267,9 @@
         </w:tc>
       </w:tr>
       <w:tr>
+        <w:trPr>
+          <w:cantSplit/>
+        </w:trPr>
         <w:tc>
           <w:tcPr>
             <w:tcW w:type="dxa" w:w="7300"/>
@@ -26087,7 +27340,7 @@
               <w:pStyle w:val="ListParagraph"/>
               <w:numPr>
                 <w:ilvl w:val="0"/>
-                <w:numId w:val="105"/>
+                <w:numId w:val="106"/>
               </w:numPr>
               <w:spacing w:after="80"/>
               <w:jc w:val="both"/>
@@ -26214,6 +27467,9 @@
         </w:tc>
       </w:tr>
       <w:tr>
+        <w:trPr>
+          <w:cantSplit/>
+        </w:trPr>
         <w:tc>
           <w:tcPr>
             <w:tcW w:type="dxa" w:w="7300"/>
@@ -26318,7 +27574,7 @@
               <w:pStyle w:val="ListParagraph"/>
               <w:numPr>
                 <w:ilvl w:val="0"/>
-                <w:numId w:val="106"/>
+                <w:numId w:val="107"/>
               </w:numPr>
               <w:spacing w:after="80"/>
               <w:jc w:val="both"/>
@@ -26337,7 +27593,7 @@
               <w:pStyle w:val="ListParagraph"/>
               <w:numPr>
                 <w:ilvl w:val="0"/>
-                <w:numId w:val="106"/>
+                <w:numId w:val="107"/>
               </w:numPr>
               <w:spacing w:after="80"/>
               <w:jc w:val="both"/>
@@ -26354,6 +27610,9 @@
         </w:tc>
       </w:tr>
       <w:tr>
+        <w:trPr>
+          <w:cantSplit/>
+        </w:trPr>
         <w:tc>
           <w:tcPr>
             <w:tcW w:type="dxa" w:w="7300"/>
@@ -26543,7 +27802,7 @@
               <w:pStyle w:val="ListParagraph"/>
               <w:numPr>
                 <w:ilvl w:val="0"/>
-                <w:numId w:val="107"/>
+                <w:numId w:val="108"/>
               </w:numPr>
               <w:spacing w:after="80"/>
               <w:jc w:val="both"/>
@@ -26562,7 +27821,7 @@
               <w:pStyle w:val="ListParagraph"/>
               <w:numPr>
                 <w:ilvl w:val="0"/>
-                <w:numId w:val="107"/>
+                <w:numId w:val="108"/>
               </w:numPr>
               <w:spacing w:after="80"/>
               <w:jc w:val="both"/>
@@ -26581,7 +27840,7 @@
               <w:pStyle w:val="ListParagraph"/>
               <w:numPr>
                 <w:ilvl w:val="0"/>
-                <w:numId w:val="107"/>
+                <w:numId w:val="108"/>
               </w:numPr>
               <w:spacing w:after="80"/>
               <w:jc w:val="both"/>
@@ -26600,7 +27859,7 @@
               <w:pStyle w:val="ListParagraph"/>
               <w:numPr>
                 <w:ilvl w:val="0"/>
-                <w:numId w:val="107"/>
+                <w:numId w:val="108"/>
               </w:numPr>
               <w:spacing w:after="80"/>
               <w:jc w:val="both"/>
@@ -26619,7 +27878,7 @@
               <w:pStyle w:val="ListParagraph"/>
               <w:numPr>
                 <w:ilvl w:val="0"/>
-                <w:numId w:val="107"/>
+                <w:numId w:val="108"/>
               </w:numPr>
               <w:spacing w:after="80"/>
               <w:jc w:val="both"/>
@@ -26762,6 +28021,9 @@
         </w:tc>
       </w:tr>
       <w:tr>
+        <w:trPr>
+          <w:cantSplit/>
+        </w:trPr>
         <w:tc>
           <w:tcPr>
             <w:tcW w:type="dxa" w:w="7300"/>
@@ -27002,7 +28264,7 @@
               <w:pStyle w:val="ListParagraph"/>
               <w:numPr>
                 <w:ilvl w:val="0"/>
-                <w:numId w:val="108"/>
+                <w:numId w:val="109"/>
               </w:numPr>
               <w:spacing w:after="80"/>
               <w:jc w:val="both"/>
@@ -27021,7 +28283,7 @@
               <w:pStyle w:val="ListParagraph"/>
               <w:numPr>
                 <w:ilvl w:val="0"/>
-                <w:numId w:val="108"/>
+                <w:numId w:val="109"/>
               </w:numPr>
               <w:spacing w:after="80"/>
               <w:jc w:val="both"/>
@@ -27040,7 +28302,7 @@
               <w:pStyle w:val="ListParagraph"/>
               <w:numPr>
                 <w:ilvl w:val="0"/>
-                <w:numId w:val="108"/>
+                <w:numId w:val="109"/>
               </w:numPr>
               <w:spacing w:after="80"/>
               <w:jc w:val="both"/>
@@ -27059,7 +28321,7 @@
               <w:pStyle w:val="ListParagraph"/>
               <w:numPr>
                 <w:ilvl w:val="0"/>
-                <w:numId w:val="108"/>
+                <w:numId w:val="109"/>
               </w:numPr>
               <w:spacing w:after="80"/>
               <w:jc w:val="both"/>
@@ -27078,7 +28340,7 @@
               <w:pStyle w:val="ListParagraph"/>
               <w:numPr>
                 <w:ilvl w:val="0"/>
-                <w:numId w:val="108"/>
+                <w:numId w:val="109"/>
               </w:numPr>
               <w:spacing w:after="80"/>
               <w:jc w:val="both"/>
@@ -27095,6 +28357,9 @@
         </w:tc>
       </w:tr>
       <w:tr>
+        <w:trPr>
+          <w:cantSplit/>
+        </w:trPr>
         <w:tc>
           <w:tcPr>
             <w:tcW w:type="dxa" w:w="7300"/>
@@ -27165,7 +28430,7 @@
               <w:pStyle w:val="ListParagraph"/>
               <w:numPr>
                 <w:ilvl w:val="0"/>
-                <w:numId w:val="109"/>
+                <w:numId w:val="110"/>
               </w:numPr>
               <w:spacing w:after="80"/>
               <w:jc w:val="both"/>
@@ -27183,10 +28448,10 @@
       </w:tr>
     </w:tbl>
     <w:sectPr>
-      <w:footerReference w:type="default" r:id="rId7"/>
+      <w:footerReference w:type="default" r:id="rId8"/>
       <w:pgSz w:w="16838" w:h="11906" w:orient="landscape"/>
       <w:pgMar w:top="600" w:right="720" w:bottom="600" w:left="720" w:header="708" w:footer="300" w:gutter="0"/>
-      <w:pgNumType/>
+      <w:pgNumType w:start="1"/>
       <w:docGrid w:linePitch="360"/>
     </w:sectPr>
   </w:body>
@@ -27235,6 +28500,12 @@
 </file>
 
 <file path=word/footer1.xml><?xml version="1.0" encoding="utf-8"?>
+<w:ftr xmlns:wpc="http://schemas.microsoft.com/office/word/2010/wordprocessingCanvas" xmlns:mc="http://schemas.openxmlformats.org/markup-compatibility/2006" xmlns:o="urn:schemas-microsoft-com:office:office" xmlns:r="http://schemas.openxmlformats.org/officeDocument/2006/relationships" xmlns:m="http://schemas.openxmlformats.org/officeDocument/2006/math" xmlns:v="urn:schemas-microsoft-com:vml" xmlns:wp14="http://schemas.microsoft.com/office/word/2010/wordprocessingDrawing" xmlns:wp="http://schemas.openxmlformats.org/drawingml/2006/wordprocessingDrawing" xmlns:w10="urn:schemas-microsoft-com:office:word" xmlns:w="http://schemas.openxmlformats.org/wordprocessingml/2006/main" xmlns:w14="http://schemas.microsoft.com/office/word/2010/wordml" xmlns:w15="http://schemas.microsoft.com/office/word/2012/wordml" xmlns:wpg="http://schemas.microsoft.com/office/word/2010/wordprocessingGroup" xmlns:wpi="http://schemas.microsoft.com/office/word/2010/wordprocessingInk" xmlns:wne="http://schemas.microsoft.com/office/word/2006/wordml" xmlns:wps="http://schemas.microsoft.com/office/word/2010/wordprocessingShape">
+  <w:p/>
+</w:ftr>
+</file>
+
+<file path=word/footer2.xml><?xml version="1.0" encoding="utf-8"?>
 <w:ftr xmlns:wpc="http://schemas.microsoft.com/office/word/2010/wordprocessingCanvas" xmlns:mc="http://schemas.openxmlformats.org/markup-compatibility/2006" xmlns:o="urn:schemas-microsoft-com:office:office" xmlns:r="http://schemas.openxmlformats.org/officeDocument/2006/relationships" xmlns:m="http://schemas.openxmlformats.org/officeDocument/2006/math" xmlns:v="urn:schemas-microsoft-com:vml" xmlns:wp14="http://schemas.microsoft.com/office/word/2010/wordprocessingDrawing" xmlns:wp="http://schemas.openxmlformats.org/drawingml/2006/wordprocessingDrawing" xmlns:w10="urn:schemas-microsoft-com:office:word" xmlns:w="http://schemas.openxmlformats.org/wordprocessingml/2006/main" xmlns:w14="http://schemas.microsoft.com/office/word/2010/wordml" xmlns:w15="http://schemas.microsoft.com/office/word/2012/wordml" xmlns:wpg="http://schemas.microsoft.com/office/word/2010/wordprocessingGroup" xmlns:wpi="http://schemas.microsoft.com/office/word/2010/wordprocessingInk" xmlns:wne="http://schemas.microsoft.com/office/word/2006/wordml" xmlns:wps="http://schemas.microsoft.com/office/word/2010/wordprocessingShape">
   <w:tbl>
     <w:tblPr>
@@ -28214,6 +29485,12 @@
       <w:startOverride w:val="1"/>
     </w:lvlOverride>
   </w:num>
+  <w:num w:numId="110">
+    <w:abstractNumId w:val="3"/>
+    <w:lvlOverride w:ilvl="0">
+      <w:startOverride w:val="1"/>
+    </w:lvlOverride>
+  </w:num>
 </w:numbering>
 </file>
 

--- a/fiches_techniques/FICHES_TECHNIQUES_CLUB_COCHON.docx
+++ b/fiches_techniques/FICHES_TECHNIQUES_CLUB_COCHON.docx
@@ -159,6 +159,102 @@
         <w:jc w:val="center"/>
       </w:pPr>
       <w:r>
+        <w:drawing>
+          <wp:anchor distT="0" distB="0" distL="0" distR="0" simplePos="0" allowOverlap="1" behindDoc="0" locked="0" layoutInCell="1" relativeHeight="762000">
+            <wp:simplePos x="0" y="0"/>
+            <wp:positionH relativeFrom="page">
+              <wp:posOffset>493200</wp:posOffset>
+            </wp:positionH>
+            <wp:positionV relativeFrom="page">
+              <wp:posOffset>6444000</wp:posOffset>
+            </wp:positionV>
+            <wp:extent cx="762000" cy="762000"/>
+            <wp:effectExtent t="0" r="0" b="0" l="0"/>
+            <wp:wrapNone/>
+            <wp:docPr id="1" name="" descr="" title=""/>
+            <wp:cNvGraphicFramePr>
+              <a:graphicFrameLocks xmlns:a="http://schemas.openxmlformats.org/drawingml/2006/main" noChangeAspect="1"/>
+            </wp:cNvGraphicFramePr>
+            <a:graphic xmlns:a="http://schemas.openxmlformats.org/drawingml/2006/main">
+              <a:graphicData uri="http://schemas.openxmlformats.org/drawingml/2006/picture">
+                <pic:pic xmlns:pic="http://schemas.openxmlformats.org/drawingml/2006/picture">
+                  <pic:nvPicPr>
+                    <pic:cNvPr id="0" name="" descr=""/>
+                    <pic:cNvPicPr>
+                      <a:picLocks noChangeAspect="1" noChangeArrowheads="1"/>
+                    </pic:cNvPicPr>
+                  </pic:nvPicPr>
+                  <pic:blipFill>
+                    <a:blip r:embed="rId9" cstate="none"/>
+                    <a:srcRect/>
+                    <a:stretch>
+                      <a:fillRect/>
+                    </a:stretch>
+                  </pic:blipFill>
+                  <pic:spPr bwMode="auto">
+                    <a:xfrm>
+                      <a:off x="0" y="0"/>
+                      <a:ext cx="762000" cy="762000"/>
+                    </a:xfrm>
+                    <a:prstGeom prst="rect">
+                      <a:avLst/>
+                    </a:prstGeom>
+                  </pic:spPr>
+                </pic:pic>
+              </a:graphicData>
+            </a:graphic>
+          </wp:anchor>
+        </w:drawing>
+      </w:r>
+      <w:r>
+        <w:drawing>
+          <wp:anchor distT="0" distB="0" distL="0" distR="0" simplePos="0" allowOverlap="1" behindDoc="0" locked="0" layoutInCell="1" relativeHeight="723900">
+            <wp:simplePos x="0" y="0"/>
+            <wp:positionH relativeFrom="page">
+              <wp:posOffset>9216000</wp:posOffset>
+            </wp:positionH>
+            <wp:positionV relativeFrom="page">
+              <wp:posOffset>6480000</wp:posOffset>
+            </wp:positionV>
+            <wp:extent cx="723900" cy="723900"/>
+            <wp:effectExtent t="0" r="0" b="0" l="0"/>
+            <wp:wrapNone/>
+            <wp:docPr id="1" name="" descr="" title=""/>
+            <wp:cNvGraphicFramePr>
+              <a:graphicFrameLocks xmlns:a="http://schemas.openxmlformats.org/drawingml/2006/main" noChangeAspect="1"/>
+            </wp:cNvGraphicFramePr>
+            <a:graphic xmlns:a="http://schemas.openxmlformats.org/drawingml/2006/main">
+              <a:graphicData uri="http://schemas.openxmlformats.org/drawingml/2006/picture">
+                <pic:pic xmlns:pic="http://schemas.openxmlformats.org/drawingml/2006/picture">
+                  <pic:nvPicPr>
+                    <pic:cNvPr id="0" name="" descr=""/>
+                    <pic:cNvPicPr>
+                      <a:picLocks noChangeAspect="1" noChangeArrowheads="1"/>
+                    </pic:cNvPicPr>
+                  </pic:nvPicPr>
+                  <pic:blipFill>
+                    <a:blip r:embed="rId10" cstate="none"/>
+                    <a:srcRect/>
+                    <a:stretch>
+                      <a:fillRect/>
+                    </a:stretch>
+                  </pic:blipFill>
+                  <pic:spPr bwMode="auto">
+                    <a:xfrm>
+                      <a:off x="0" y="0"/>
+                      <a:ext cx="723900" cy="723900"/>
+                    </a:xfrm>
+                    <a:prstGeom prst="rect">
+                      <a:avLst/>
+                    </a:prstGeom>
+                  </pic:spPr>
+                </pic:pic>
+              </a:graphicData>
+            </a:graphic>
+          </wp:anchor>
+        </w:drawing>
+      </w:r>
+      <w:r>
         <w:rPr>
           <w:rFonts w:ascii="Arial Narrow" w:cs="Arial Narrow" w:eastAsia="Arial Narrow" w:hAnsi="Arial Narrow"/>
           <w:b/>
@@ -928,6 +1024,102 @@
         <w:jc w:val="center"/>
       </w:pPr>
       <w:r>
+        <w:drawing>
+          <wp:anchor distT="0" distB="0" distL="0" distR="0" simplePos="0" allowOverlap="1" behindDoc="0" locked="0" layoutInCell="1" relativeHeight="762000">
+            <wp:simplePos x="0" y="0"/>
+            <wp:positionH relativeFrom="page">
+              <wp:posOffset>493200</wp:posOffset>
+            </wp:positionH>
+            <wp:positionV relativeFrom="page">
+              <wp:posOffset>6444000</wp:posOffset>
+            </wp:positionV>
+            <wp:extent cx="762000" cy="762000"/>
+            <wp:effectExtent t="0" r="0" b="0" l="0"/>
+            <wp:wrapNone/>
+            <wp:docPr id="1" name="" descr="" title=""/>
+            <wp:cNvGraphicFramePr>
+              <a:graphicFrameLocks xmlns:a="http://schemas.openxmlformats.org/drawingml/2006/main" noChangeAspect="1"/>
+            </wp:cNvGraphicFramePr>
+            <a:graphic xmlns:a="http://schemas.openxmlformats.org/drawingml/2006/main">
+              <a:graphicData uri="http://schemas.openxmlformats.org/drawingml/2006/picture">
+                <pic:pic xmlns:pic="http://schemas.openxmlformats.org/drawingml/2006/picture">
+                  <pic:nvPicPr>
+                    <pic:cNvPr id="0" name="" descr=""/>
+                    <pic:cNvPicPr>
+                      <a:picLocks noChangeAspect="1" noChangeArrowheads="1"/>
+                    </pic:cNvPicPr>
+                  </pic:nvPicPr>
+                  <pic:blipFill>
+                    <a:blip r:embed="rId9" cstate="none"/>
+                    <a:srcRect/>
+                    <a:stretch>
+                      <a:fillRect/>
+                    </a:stretch>
+                  </pic:blipFill>
+                  <pic:spPr bwMode="auto">
+                    <a:xfrm>
+                      <a:off x="0" y="0"/>
+                      <a:ext cx="762000" cy="762000"/>
+                    </a:xfrm>
+                    <a:prstGeom prst="rect">
+                      <a:avLst/>
+                    </a:prstGeom>
+                  </pic:spPr>
+                </pic:pic>
+              </a:graphicData>
+            </a:graphic>
+          </wp:anchor>
+        </w:drawing>
+      </w:r>
+      <w:r>
+        <w:drawing>
+          <wp:anchor distT="0" distB="0" distL="0" distR="0" simplePos="0" allowOverlap="1" behindDoc="0" locked="0" layoutInCell="1" relativeHeight="723900">
+            <wp:simplePos x="0" y="0"/>
+            <wp:positionH relativeFrom="page">
+              <wp:posOffset>9216000</wp:posOffset>
+            </wp:positionH>
+            <wp:positionV relativeFrom="page">
+              <wp:posOffset>6480000</wp:posOffset>
+            </wp:positionV>
+            <wp:extent cx="723900" cy="723900"/>
+            <wp:effectExtent t="0" r="0" b="0" l="0"/>
+            <wp:wrapNone/>
+            <wp:docPr id="1" name="" descr="" title=""/>
+            <wp:cNvGraphicFramePr>
+              <a:graphicFrameLocks xmlns:a="http://schemas.openxmlformats.org/drawingml/2006/main" noChangeAspect="1"/>
+            </wp:cNvGraphicFramePr>
+            <a:graphic xmlns:a="http://schemas.openxmlformats.org/drawingml/2006/main">
+              <a:graphicData uri="http://schemas.openxmlformats.org/drawingml/2006/picture">
+                <pic:pic xmlns:pic="http://schemas.openxmlformats.org/drawingml/2006/picture">
+                  <pic:nvPicPr>
+                    <pic:cNvPr id="0" name="" descr=""/>
+                    <pic:cNvPicPr>
+                      <a:picLocks noChangeAspect="1" noChangeArrowheads="1"/>
+                    </pic:cNvPicPr>
+                  </pic:nvPicPr>
+                  <pic:blipFill>
+                    <a:blip r:embed="rId10" cstate="none"/>
+                    <a:srcRect/>
+                    <a:stretch>
+                      <a:fillRect/>
+                    </a:stretch>
+                  </pic:blipFill>
+                  <pic:spPr bwMode="auto">
+                    <a:xfrm>
+                      <a:off x="0" y="0"/>
+                      <a:ext cx="723900" cy="723900"/>
+                    </a:xfrm>
+                    <a:prstGeom prst="rect">
+                      <a:avLst/>
+                    </a:prstGeom>
+                  </pic:spPr>
+                </pic:pic>
+              </a:graphicData>
+            </a:graphic>
+          </wp:anchor>
+        </w:drawing>
+      </w:r>
+      <w:r>
         <w:rPr>
           <w:rFonts w:ascii="Arial Narrow" w:cs="Arial Narrow" w:eastAsia="Arial Narrow" w:hAnsi="Arial Narrow"/>
           <w:b/>
@@ -1588,6 +1780,102 @@
         <w:spacing w:after="360"/>
         <w:jc w:val="center"/>
       </w:pPr>
+      <w:r>
+        <w:drawing>
+          <wp:anchor distT="0" distB="0" distL="0" distR="0" simplePos="0" allowOverlap="1" behindDoc="0" locked="0" layoutInCell="1" relativeHeight="762000">
+            <wp:simplePos x="0" y="0"/>
+            <wp:positionH relativeFrom="page">
+              <wp:posOffset>493200</wp:posOffset>
+            </wp:positionH>
+            <wp:positionV relativeFrom="page">
+              <wp:posOffset>6444000</wp:posOffset>
+            </wp:positionV>
+            <wp:extent cx="762000" cy="762000"/>
+            <wp:effectExtent t="0" r="0" b="0" l="0"/>
+            <wp:wrapNone/>
+            <wp:docPr id="1" name="" descr="" title=""/>
+            <wp:cNvGraphicFramePr>
+              <a:graphicFrameLocks xmlns:a="http://schemas.openxmlformats.org/drawingml/2006/main" noChangeAspect="1"/>
+            </wp:cNvGraphicFramePr>
+            <a:graphic xmlns:a="http://schemas.openxmlformats.org/drawingml/2006/main">
+              <a:graphicData uri="http://schemas.openxmlformats.org/drawingml/2006/picture">
+                <pic:pic xmlns:pic="http://schemas.openxmlformats.org/drawingml/2006/picture">
+                  <pic:nvPicPr>
+                    <pic:cNvPr id="0" name="" descr=""/>
+                    <pic:cNvPicPr>
+                      <a:picLocks noChangeAspect="1" noChangeArrowheads="1"/>
+                    </pic:cNvPicPr>
+                  </pic:nvPicPr>
+                  <pic:blipFill>
+                    <a:blip r:embed="rId9" cstate="none"/>
+                    <a:srcRect/>
+                    <a:stretch>
+                      <a:fillRect/>
+                    </a:stretch>
+                  </pic:blipFill>
+                  <pic:spPr bwMode="auto">
+                    <a:xfrm>
+                      <a:off x="0" y="0"/>
+                      <a:ext cx="762000" cy="762000"/>
+                    </a:xfrm>
+                    <a:prstGeom prst="rect">
+                      <a:avLst/>
+                    </a:prstGeom>
+                  </pic:spPr>
+                </pic:pic>
+              </a:graphicData>
+            </a:graphic>
+          </wp:anchor>
+        </w:drawing>
+      </w:r>
+      <w:r>
+        <w:drawing>
+          <wp:anchor distT="0" distB="0" distL="0" distR="0" simplePos="0" allowOverlap="1" behindDoc="0" locked="0" layoutInCell="1" relativeHeight="723900">
+            <wp:simplePos x="0" y="0"/>
+            <wp:positionH relativeFrom="page">
+              <wp:posOffset>9216000</wp:posOffset>
+            </wp:positionH>
+            <wp:positionV relativeFrom="page">
+              <wp:posOffset>6480000</wp:posOffset>
+            </wp:positionV>
+            <wp:extent cx="723900" cy="723900"/>
+            <wp:effectExtent t="0" r="0" b="0" l="0"/>
+            <wp:wrapNone/>
+            <wp:docPr id="1" name="" descr="" title=""/>
+            <wp:cNvGraphicFramePr>
+              <a:graphicFrameLocks xmlns:a="http://schemas.openxmlformats.org/drawingml/2006/main" noChangeAspect="1"/>
+            </wp:cNvGraphicFramePr>
+            <a:graphic xmlns:a="http://schemas.openxmlformats.org/drawingml/2006/main">
+              <a:graphicData uri="http://schemas.openxmlformats.org/drawingml/2006/picture">
+                <pic:pic xmlns:pic="http://schemas.openxmlformats.org/drawingml/2006/picture">
+                  <pic:nvPicPr>
+                    <pic:cNvPr id="0" name="" descr=""/>
+                    <pic:cNvPicPr>
+                      <a:picLocks noChangeAspect="1" noChangeArrowheads="1"/>
+                    </pic:cNvPicPr>
+                  </pic:nvPicPr>
+                  <pic:blipFill>
+                    <a:blip r:embed="rId10" cstate="none"/>
+                    <a:srcRect/>
+                    <a:stretch>
+                      <a:fillRect/>
+                    </a:stretch>
+                  </pic:blipFill>
+                  <pic:spPr bwMode="auto">
+                    <a:xfrm>
+                      <a:off x="0" y="0"/>
+                      <a:ext cx="723900" cy="723900"/>
+                    </a:xfrm>
+                    <a:prstGeom prst="rect">
+                      <a:avLst/>
+                    </a:prstGeom>
+                  </pic:spPr>
+                </pic:pic>
+              </a:graphicData>
+            </a:graphic>
+          </wp:anchor>
+        </w:drawing>
+      </w:r>
       <w:r>
         <w:rPr>
           <w:rFonts w:ascii="Arial Narrow" w:cs="Arial Narrow" w:eastAsia="Arial Narrow" w:hAnsi="Arial Narrow"/>
@@ -2376,6 +2664,102 @@
         <w:jc w:val="center"/>
       </w:pPr>
       <w:r>
+        <w:drawing>
+          <wp:anchor distT="0" distB="0" distL="0" distR="0" simplePos="0" allowOverlap="1" behindDoc="0" locked="0" layoutInCell="1" relativeHeight="762000">
+            <wp:simplePos x="0" y="0"/>
+            <wp:positionH relativeFrom="page">
+              <wp:posOffset>493200</wp:posOffset>
+            </wp:positionH>
+            <wp:positionV relativeFrom="page">
+              <wp:posOffset>6444000</wp:posOffset>
+            </wp:positionV>
+            <wp:extent cx="762000" cy="762000"/>
+            <wp:effectExtent t="0" r="0" b="0" l="0"/>
+            <wp:wrapNone/>
+            <wp:docPr id="1" name="" descr="" title=""/>
+            <wp:cNvGraphicFramePr>
+              <a:graphicFrameLocks xmlns:a="http://schemas.openxmlformats.org/drawingml/2006/main" noChangeAspect="1"/>
+            </wp:cNvGraphicFramePr>
+            <a:graphic xmlns:a="http://schemas.openxmlformats.org/drawingml/2006/main">
+              <a:graphicData uri="http://schemas.openxmlformats.org/drawingml/2006/picture">
+                <pic:pic xmlns:pic="http://schemas.openxmlformats.org/drawingml/2006/picture">
+                  <pic:nvPicPr>
+                    <pic:cNvPr id="0" name="" descr=""/>
+                    <pic:cNvPicPr>
+                      <a:picLocks noChangeAspect="1" noChangeArrowheads="1"/>
+                    </pic:cNvPicPr>
+                  </pic:nvPicPr>
+                  <pic:blipFill>
+                    <a:blip r:embed="rId9" cstate="none"/>
+                    <a:srcRect/>
+                    <a:stretch>
+                      <a:fillRect/>
+                    </a:stretch>
+                  </pic:blipFill>
+                  <pic:spPr bwMode="auto">
+                    <a:xfrm>
+                      <a:off x="0" y="0"/>
+                      <a:ext cx="762000" cy="762000"/>
+                    </a:xfrm>
+                    <a:prstGeom prst="rect">
+                      <a:avLst/>
+                    </a:prstGeom>
+                  </pic:spPr>
+                </pic:pic>
+              </a:graphicData>
+            </a:graphic>
+          </wp:anchor>
+        </w:drawing>
+      </w:r>
+      <w:r>
+        <w:drawing>
+          <wp:anchor distT="0" distB="0" distL="0" distR="0" simplePos="0" allowOverlap="1" behindDoc="0" locked="0" layoutInCell="1" relativeHeight="723900">
+            <wp:simplePos x="0" y="0"/>
+            <wp:positionH relativeFrom="page">
+              <wp:posOffset>9216000</wp:posOffset>
+            </wp:positionH>
+            <wp:positionV relativeFrom="page">
+              <wp:posOffset>6480000</wp:posOffset>
+            </wp:positionV>
+            <wp:extent cx="723900" cy="723900"/>
+            <wp:effectExtent t="0" r="0" b="0" l="0"/>
+            <wp:wrapNone/>
+            <wp:docPr id="1" name="" descr="" title=""/>
+            <wp:cNvGraphicFramePr>
+              <a:graphicFrameLocks xmlns:a="http://schemas.openxmlformats.org/drawingml/2006/main" noChangeAspect="1"/>
+            </wp:cNvGraphicFramePr>
+            <a:graphic xmlns:a="http://schemas.openxmlformats.org/drawingml/2006/main">
+              <a:graphicData uri="http://schemas.openxmlformats.org/drawingml/2006/picture">
+                <pic:pic xmlns:pic="http://schemas.openxmlformats.org/drawingml/2006/picture">
+                  <pic:nvPicPr>
+                    <pic:cNvPr id="0" name="" descr=""/>
+                    <pic:cNvPicPr>
+                      <a:picLocks noChangeAspect="1" noChangeArrowheads="1"/>
+                    </pic:cNvPicPr>
+                  </pic:nvPicPr>
+                  <pic:blipFill>
+                    <a:blip r:embed="rId10" cstate="none"/>
+                    <a:srcRect/>
+                    <a:stretch>
+                      <a:fillRect/>
+                    </a:stretch>
+                  </pic:blipFill>
+                  <pic:spPr bwMode="auto">
+                    <a:xfrm>
+                      <a:off x="0" y="0"/>
+                      <a:ext cx="723900" cy="723900"/>
+                    </a:xfrm>
+                    <a:prstGeom prst="rect">
+                      <a:avLst/>
+                    </a:prstGeom>
+                  </pic:spPr>
+                </pic:pic>
+              </a:graphicData>
+            </a:graphic>
+          </wp:anchor>
+        </w:drawing>
+      </w:r>
+      <w:r>
         <w:rPr>
           <w:rFonts w:ascii="Arial Narrow" w:cs="Arial Narrow" w:eastAsia="Arial Narrow" w:hAnsi="Arial Narrow"/>
           <w:b/>
@@ -3390,6 +3774,102 @@
         <w:spacing w:after="360"/>
         <w:jc w:val="center"/>
       </w:pPr>
+      <w:r>
+        <w:drawing>
+          <wp:anchor distT="0" distB="0" distL="0" distR="0" simplePos="0" allowOverlap="1" behindDoc="0" locked="0" layoutInCell="1" relativeHeight="762000">
+            <wp:simplePos x="0" y="0"/>
+            <wp:positionH relativeFrom="page">
+              <wp:posOffset>493200</wp:posOffset>
+            </wp:positionH>
+            <wp:positionV relativeFrom="page">
+              <wp:posOffset>6444000</wp:posOffset>
+            </wp:positionV>
+            <wp:extent cx="762000" cy="762000"/>
+            <wp:effectExtent t="0" r="0" b="0" l="0"/>
+            <wp:wrapNone/>
+            <wp:docPr id="1" name="" descr="" title=""/>
+            <wp:cNvGraphicFramePr>
+              <a:graphicFrameLocks xmlns:a="http://schemas.openxmlformats.org/drawingml/2006/main" noChangeAspect="1"/>
+            </wp:cNvGraphicFramePr>
+            <a:graphic xmlns:a="http://schemas.openxmlformats.org/drawingml/2006/main">
+              <a:graphicData uri="http://schemas.openxmlformats.org/drawingml/2006/picture">
+                <pic:pic xmlns:pic="http://schemas.openxmlformats.org/drawingml/2006/picture">
+                  <pic:nvPicPr>
+                    <pic:cNvPr id="0" name="" descr=""/>
+                    <pic:cNvPicPr>
+                      <a:picLocks noChangeAspect="1" noChangeArrowheads="1"/>
+                    </pic:cNvPicPr>
+                  </pic:nvPicPr>
+                  <pic:blipFill>
+                    <a:blip r:embed="rId9" cstate="none"/>
+                    <a:srcRect/>
+                    <a:stretch>
+                      <a:fillRect/>
+                    </a:stretch>
+                  </pic:blipFill>
+                  <pic:spPr bwMode="auto">
+                    <a:xfrm>
+                      <a:off x="0" y="0"/>
+                      <a:ext cx="762000" cy="762000"/>
+                    </a:xfrm>
+                    <a:prstGeom prst="rect">
+                      <a:avLst/>
+                    </a:prstGeom>
+                  </pic:spPr>
+                </pic:pic>
+              </a:graphicData>
+            </a:graphic>
+          </wp:anchor>
+        </w:drawing>
+      </w:r>
+      <w:r>
+        <w:drawing>
+          <wp:anchor distT="0" distB="0" distL="0" distR="0" simplePos="0" allowOverlap="1" behindDoc="0" locked="0" layoutInCell="1" relativeHeight="723900">
+            <wp:simplePos x="0" y="0"/>
+            <wp:positionH relativeFrom="page">
+              <wp:posOffset>9216000</wp:posOffset>
+            </wp:positionH>
+            <wp:positionV relativeFrom="page">
+              <wp:posOffset>6480000</wp:posOffset>
+            </wp:positionV>
+            <wp:extent cx="723900" cy="723900"/>
+            <wp:effectExtent t="0" r="0" b="0" l="0"/>
+            <wp:wrapNone/>
+            <wp:docPr id="1" name="" descr="" title=""/>
+            <wp:cNvGraphicFramePr>
+              <a:graphicFrameLocks xmlns:a="http://schemas.openxmlformats.org/drawingml/2006/main" noChangeAspect="1"/>
+            </wp:cNvGraphicFramePr>
+            <a:graphic xmlns:a="http://schemas.openxmlformats.org/drawingml/2006/main">
+              <a:graphicData uri="http://schemas.openxmlformats.org/drawingml/2006/picture">
+                <pic:pic xmlns:pic="http://schemas.openxmlformats.org/drawingml/2006/picture">
+                  <pic:nvPicPr>
+                    <pic:cNvPr id="0" name="" descr=""/>
+                    <pic:cNvPicPr>
+                      <a:picLocks noChangeAspect="1" noChangeArrowheads="1"/>
+                    </pic:cNvPicPr>
+                  </pic:nvPicPr>
+                  <pic:blipFill>
+                    <a:blip r:embed="rId10" cstate="none"/>
+                    <a:srcRect/>
+                    <a:stretch>
+                      <a:fillRect/>
+                    </a:stretch>
+                  </pic:blipFill>
+                  <pic:spPr bwMode="auto">
+                    <a:xfrm>
+                      <a:off x="0" y="0"/>
+                      <a:ext cx="723900" cy="723900"/>
+                    </a:xfrm>
+                    <a:prstGeom prst="rect">
+                      <a:avLst/>
+                    </a:prstGeom>
+                  </pic:spPr>
+                </pic:pic>
+              </a:graphicData>
+            </a:graphic>
+          </wp:anchor>
+        </w:drawing>
+      </w:r>
       <w:r>
         <w:rPr>
           <w:rFonts w:ascii="Arial Narrow" w:cs="Arial Narrow" w:eastAsia="Arial Narrow" w:hAnsi="Arial Narrow"/>
@@ -4089,6 +4569,102 @@
         <w:jc w:val="center"/>
       </w:pPr>
       <w:r>
+        <w:drawing>
+          <wp:anchor distT="0" distB="0" distL="0" distR="0" simplePos="0" allowOverlap="1" behindDoc="0" locked="0" layoutInCell="1" relativeHeight="762000">
+            <wp:simplePos x="0" y="0"/>
+            <wp:positionH relativeFrom="page">
+              <wp:posOffset>493200</wp:posOffset>
+            </wp:positionH>
+            <wp:positionV relativeFrom="page">
+              <wp:posOffset>6444000</wp:posOffset>
+            </wp:positionV>
+            <wp:extent cx="762000" cy="762000"/>
+            <wp:effectExtent t="0" r="0" b="0" l="0"/>
+            <wp:wrapNone/>
+            <wp:docPr id="1" name="" descr="" title=""/>
+            <wp:cNvGraphicFramePr>
+              <a:graphicFrameLocks xmlns:a="http://schemas.openxmlformats.org/drawingml/2006/main" noChangeAspect="1"/>
+            </wp:cNvGraphicFramePr>
+            <a:graphic xmlns:a="http://schemas.openxmlformats.org/drawingml/2006/main">
+              <a:graphicData uri="http://schemas.openxmlformats.org/drawingml/2006/picture">
+                <pic:pic xmlns:pic="http://schemas.openxmlformats.org/drawingml/2006/picture">
+                  <pic:nvPicPr>
+                    <pic:cNvPr id="0" name="" descr=""/>
+                    <pic:cNvPicPr>
+                      <a:picLocks noChangeAspect="1" noChangeArrowheads="1"/>
+                    </pic:cNvPicPr>
+                  </pic:nvPicPr>
+                  <pic:blipFill>
+                    <a:blip r:embed="rId9" cstate="none"/>
+                    <a:srcRect/>
+                    <a:stretch>
+                      <a:fillRect/>
+                    </a:stretch>
+                  </pic:blipFill>
+                  <pic:spPr bwMode="auto">
+                    <a:xfrm>
+                      <a:off x="0" y="0"/>
+                      <a:ext cx="762000" cy="762000"/>
+                    </a:xfrm>
+                    <a:prstGeom prst="rect">
+                      <a:avLst/>
+                    </a:prstGeom>
+                  </pic:spPr>
+                </pic:pic>
+              </a:graphicData>
+            </a:graphic>
+          </wp:anchor>
+        </w:drawing>
+      </w:r>
+      <w:r>
+        <w:drawing>
+          <wp:anchor distT="0" distB="0" distL="0" distR="0" simplePos="0" allowOverlap="1" behindDoc="0" locked="0" layoutInCell="1" relativeHeight="723900">
+            <wp:simplePos x="0" y="0"/>
+            <wp:positionH relativeFrom="page">
+              <wp:posOffset>9216000</wp:posOffset>
+            </wp:positionH>
+            <wp:positionV relativeFrom="page">
+              <wp:posOffset>6480000</wp:posOffset>
+            </wp:positionV>
+            <wp:extent cx="723900" cy="723900"/>
+            <wp:effectExtent t="0" r="0" b="0" l="0"/>
+            <wp:wrapNone/>
+            <wp:docPr id="1" name="" descr="" title=""/>
+            <wp:cNvGraphicFramePr>
+              <a:graphicFrameLocks xmlns:a="http://schemas.openxmlformats.org/drawingml/2006/main" noChangeAspect="1"/>
+            </wp:cNvGraphicFramePr>
+            <a:graphic xmlns:a="http://schemas.openxmlformats.org/drawingml/2006/main">
+              <a:graphicData uri="http://schemas.openxmlformats.org/drawingml/2006/picture">
+                <pic:pic xmlns:pic="http://schemas.openxmlformats.org/drawingml/2006/picture">
+                  <pic:nvPicPr>
+                    <pic:cNvPr id="0" name="" descr=""/>
+                    <pic:cNvPicPr>
+                      <a:picLocks noChangeAspect="1" noChangeArrowheads="1"/>
+                    </pic:cNvPicPr>
+                  </pic:nvPicPr>
+                  <pic:blipFill>
+                    <a:blip r:embed="rId10" cstate="none"/>
+                    <a:srcRect/>
+                    <a:stretch>
+                      <a:fillRect/>
+                    </a:stretch>
+                  </pic:blipFill>
+                  <pic:spPr bwMode="auto">
+                    <a:xfrm>
+                      <a:off x="0" y="0"/>
+                      <a:ext cx="723900" cy="723900"/>
+                    </a:xfrm>
+                    <a:prstGeom prst="rect">
+                      <a:avLst/>
+                    </a:prstGeom>
+                  </pic:spPr>
+                </pic:pic>
+              </a:graphicData>
+            </a:graphic>
+          </wp:anchor>
+        </w:drawing>
+      </w:r>
+      <w:r>
         <w:rPr>
           <w:rFonts w:ascii="Arial Narrow" w:cs="Arial Narrow" w:eastAsia="Arial Narrow" w:hAnsi="Arial Narrow"/>
           <w:b/>
@@ -4519,6 +5095,102 @@
         <w:spacing w:after="60"/>
         <w:jc w:val="center"/>
       </w:pPr>
+      <w:r>
+        <w:drawing>
+          <wp:anchor distT="0" distB="0" distL="0" distR="0" simplePos="0" allowOverlap="1" behindDoc="0" locked="0" layoutInCell="1" relativeHeight="762000">
+            <wp:simplePos x="0" y="0"/>
+            <wp:positionH relativeFrom="page">
+              <wp:posOffset>493200</wp:posOffset>
+            </wp:positionH>
+            <wp:positionV relativeFrom="page">
+              <wp:posOffset>6444000</wp:posOffset>
+            </wp:positionV>
+            <wp:extent cx="762000" cy="762000"/>
+            <wp:effectExtent t="0" r="0" b="0" l="0"/>
+            <wp:wrapNone/>
+            <wp:docPr id="1" name="" descr="" title=""/>
+            <wp:cNvGraphicFramePr>
+              <a:graphicFrameLocks xmlns:a="http://schemas.openxmlformats.org/drawingml/2006/main" noChangeAspect="1"/>
+            </wp:cNvGraphicFramePr>
+            <a:graphic xmlns:a="http://schemas.openxmlformats.org/drawingml/2006/main">
+              <a:graphicData uri="http://schemas.openxmlformats.org/drawingml/2006/picture">
+                <pic:pic xmlns:pic="http://schemas.openxmlformats.org/drawingml/2006/picture">
+                  <pic:nvPicPr>
+                    <pic:cNvPr id="0" name="" descr=""/>
+                    <pic:cNvPicPr>
+                      <a:picLocks noChangeAspect="1" noChangeArrowheads="1"/>
+                    </pic:cNvPicPr>
+                  </pic:nvPicPr>
+                  <pic:blipFill>
+                    <a:blip r:embed="rId9" cstate="none"/>
+                    <a:srcRect/>
+                    <a:stretch>
+                      <a:fillRect/>
+                    </a:stretch>
+                  </pic:blipFill>
+                  <pic:spPr bwMode="auto">
+                    <a:xfrm>
+                      <a:off x="0" y="0"/>
+                      <a:ext cx="762000" cy="762000"/>
+                    </a:xfrm>
+                    <a:prstGeom prst="rect">
+                      <a:avLst/>
+                    </a:prstGeom>
+                  </pic:spPr>
+                </pic:pic>
+              </a:graphicData>
+            </a:graphic>
+          </wp:anchor>
+        </w:drawing>
+      </w:r>
+      <w:r>
+        <w:drawing>
+          <wp:anchor distT="0" distB="0" distL="0" distR="0" simplePos="0" allowOverlap="1" behindDoc="0" locked="0" layoutInCell="1" relativeHeight="723900">
+            <wp:simplePos x="0" y="0"/>
+            <wp:positionH relativeFrom="page">
+              <wp:posOffset>9216000</wp:posOffset>
+            </wp:positionH>
+            <wp:positionV relativeFrom="page">
+              <wp:posOffset>6480000</wp:posOffset>
+            </wp:positionV>
+            <wp:extent cx="723900" cy="723900"/>
+            <wp:effectExtent t="0" r="0" b="0" l="0"/>
+            <wp:wrapNone/>
+            <wp:docPr id="1" name="" descr="" title=""/>
+            <wp:cNvGraphicFramePr>
+              <a:graphicFrameLocks xmlns:a="http://schemas.openxmlformats.org/drawingml/2006/main" noChangeAspect="1"/>
+            </wp:cNvGraphicFramePr>
+            <a:graphic xmlns:a="http://schemas.openxmlformats.org/drawingml/2006/main">
+              <a:graphicData uri="http://schemas.openxmlformats.org/drawingml/2006/picture">
+                <pic:pic xmlns:pic="http://schemas.openxmlformats.org/drawingml/2006/picture">
+                  <pic:nvPicPr>
+                    <pic:cNvPr id="0" name="" descr=""/>
+                    <pic:cNvPicPr>
+                      <a:picLocks noChangeAspect="1" noChangeArrowheads="1"/>
+                    </pic:cNvPicPr>
+                  </pic:nvPicPr>
+                  <pic:blipFill>
+                    <a:blip r:embed="rId10" cstate="none"/>
+                    <a:srcRect/>
+                    <a:stretch>
+                      <a:fillRect/>
+                    </a:stretch>
+                  </pic:blipFill>
+                  <pic:spPr bwMode="auto">
+                    <a:xfrm>
+                      <a:off x="0" y="0"/>
+                      <a:ext cx="723900" cy="723900"/>
+                    </a:xfrm>
+                    <a:prstGeom prst="rect">
+                      <a:avLst/>
+                    </a:prstGeom>
+                  </pic:spPr>
+                </pic:pic>
+              </a:graphicData>
+            </a:graphic>
+          </wp:anchor>
+        </w:drawing>
+      </w:r>
       <w:r>
         <w:rPr>
           <w:rFonts w:ascii="Arial Narrow" w:cs="Arial Narrow" w:eastAsia="Arial Narrow" w:hAnsi="Arial Narrow"/>
@@ -5351,6 +6023,102 @@
         <w:jc w:val="center"/>
       </w:pPr>
       <w:r>
+        <w:drawing>
+          <wp:anchor distT="0" distB="0" distL="0" distR="0" simplePos="0" allowOverlap="1" behindDoc="0" locked="0" layoutInCell="1" relativeHeight="762000">
+            <wp:simplePos x="0" y="0"/>
+            <wp:positionH relativeFrom="page">
+              <wp:posOffset>493200</wp:posOffset>
+            </wp:positionH>
+            <wp:positionV relativeFrom="page">
+              <wp:posOffset>6444000</wp:posOffset>
+            </wp:positionV>
+            <wp:extent cx="762000" cy="762000"/>
+            <wp:effectExtent t="0" r="0" b="0" l="0"/>
+            <wp:wrapNone/>
+            <wp:docPr id="1" name="" descr="" title=""/>
+            <wp:cNvGraphicFramePr>
+              <a:graphicFrameLocks xmlns:a="http://schemas.openxmlformats.org/drawingml/2006/main" noChangeAspect="1"/>
+            </wp:cNvGraphicFramePr>
+            <a:graphic xmlns:a="http://schemas.openxmlformats.org/drawingml/2006/main">
+              <a:graphicData uri="http://schemas.openxmlformats.org/drawingml/2006/picture">
+                <pic:pic xmlns:pic="http://schemas.openxmlformats.org/drawingml/2006/picture">
+                  <pic:nvPicPr>
+                    <pic:cNvPr id="0" name="" descr=""/>
+                    <pic:cNvPicPr>
+                      <a:picLocks noChangeAspect="1" noChangeArrowheads="1"/>
+                    </pic:cNvPicPr>
+                  </pic:nvPicPr>
+                  <pic:blipFill>
+                    <a:blip r:embed="rId9" cstate="none"/>
+                    <a:srcRect/>
+                    <a:stretch>
+                      <a:fillRect/>
+                    </a:stretch>
+                  </pic:blipFill>
+                  <pic:spPr bwMode="auto">
+                    <a:xfrm>
+                      <a:off x="0" y="0"/>
+                      <a:ext cx="762000" cy="762000"/>
+                    </a:xfrm>
+                    <a:prstGeom prst="rect">
+                      <a:avLst/>
+                    </a:prstGeom>
+                  </pic:spPr>
+                </pic:pic>
+              </a:graphicData>
+            </a:graphic>
+          </wp:anchor>
+        </w:drawing>
+      </w:r>
+      <w:r>
+        <w:drawing>
+          <wp:anchor distT="0" distB="0" distL="0" distR="0" simplePos="0" allowOverlap="1" behindDoc="0" locked="0" layoutInCell="1" relativeHeight="723900">
+            <wp:simplePos x="0" y="0"/>
+            <wp:positionH relativeFrom="page">
+              <wp:posOffset>9216000</wp:posOffset>
+            </wp:positionH>
+            <wp:positionV relativeFrom="page">
+              <wp:posOffset>6480000</wp:posOffset>
+            </wp:positionV>
+            <wp:extent cx="723900" cy="723900"/>
+            <wp:effectExtent t="0" r="0" b="0" l="0"/>
+            <wp:wrapNone/>
+            <wp:docPr id="1" name="" descr="" title=""/>
+            <wp:cNvGraphicFramePr>
+              <a:graphicFrameLocks xmlns:a="http://schemas.openxmlformats.org/drawingml/2006/main" noChangeAspect="1"/>
+            </wp:cNvGraphicFramePr>
+            <a:graphic xmlns:a="http://schemas.openxmlformats.org/drawingml/2006/main">
+              <a:graphicData uri="http://schemas.openxmlformats.org/drawingml/2006/picture">
+                <pic:pic xmlns:pic="http://schemas.openxmlformats.org/drawingml/2006/picture">
+                  <pic:nvPicPr>
+                    <pic:cNvPr id="0" name="" descr=""/>
+                    <pic:cNvPicPr>
+                      <a:picLocks noChangeAspect="1" noChangeArrowheads="1"/>
+                    </pic:cNvPicPr>
+                  </pic:nvPicPr>
+                  <pic:blipFill>
+                    <a:blip r:embed="rId10" cstate="none"/>
+                    <a:srcRect/>
+                    <a:stretch>
+                      <a:fillRect/>
+                    </a:stretch>
+                  </pic:blipFill>
+                  <pic:spPr bwMode="auto">
+                    <a:xfrm>
+                      <a:off x="0" y="0"/>
+                      <a:ext cx="723900" cy="723900"/>
+                    </a:xfrm>
+                    <a:prstGeom prst="rect">
+                      <a:avLst/>
+                    </a:prstGeom>
+                  </pic:spPr>
+                </pic:pic>
+              </a:graphicData>
+            </a:graphic>
+          </wp:anchor>
+        </w:drawing>
+      </w:r>
+      <w:r>
         <w:rPr>
           <w:rFonts w:ascii="Arial Narrow" w:cs="Arial Narrow" w:eastAsia="Arial Narrow" w:hAnsi="Arial Narrow"/>
           <w:b/>
@@ -5853,6 +6621,102 @@
         <w:spacing w:after="60"/>
         <w:jc w:val="center"/>
       </w:pPr>
+      <w:r>
+        <w:drawing>
+          <wp:anchor distT="0" distB="0" distL="0" distR="0" simplePos="0" allowOverlap="1" behindDoc="0" locked="0" layoutInCell="1" relativeHeight="762000">
+            <wp:simplePos x="0" y="0"/>
+            <wp:positionH relativeFrom="page">
+              <wp:posOffset>493200</wp:posOffset>
+            </wp:positionH>
+            <wp:positionV relativeFrom="page">
+              <wp:posOffset>6444000</wp:posOffset>
+            </wp:positionV>
+            <wp:extent cx="762000" cy="762000"/>
+            <wp:effectExtent t="0" r="0" b="0" l="0"/>
+            <wp:wrapNone/>
+            <wp:docPr id="1" name="" descr="" title=""/>
+            <wp:cNvGraphicFramePr>
+              <a:graphicFrameLocks xmlns:a="http://schemas.openxmlformats.org/drawingml/2006/main" noChangeAspect="1"/>
+            </wp:cNvGraphicFramePr>
+            <a:graphic xmlns:a="http://schemas.openxmlformats.org/drawingml/2006/main">
+              <a:graphicData uri="http://schemas.openxmlformats.org/drawingml/2006/picture">
+                <pic:pic xmlns:pic="http://schemas.openxmlformats.org/drawingml/2006/picture">
+                  <pic:nvPicPr>
+                    <pic:cNvPr id="0" name="" descr=""/>
+                    <pic:cNvPicPr>
+                      <a:picLocks noChangeAspect="1" noChangeArrowheads="1"/>
+                    </pic:cNvPicPr>
+                  </pic:nvPicPr>
+                  <pic:blipFill>
+                    <a:blip r:embed="rId9" cstate="none"/>
+                    <a:srcRect/>
+                    <a:stretch>
+                      <a:fillRect/>
+                    </a:stretch>
+                  </pic:blipFill>
+                  <pic:spPr bwMode="auto">
+                    <a:xfrm>
+                      <a:off x="0" y="0"/>
+                      <a:ext cx="762000" cy="762000"/>
+                    </a:xfrm>
+                    <a:prstGeom prst="rect">
+                      <a:avLst/>
+                    </a:prstGeom>
+                  </pic:spPr>
+                </pic:pic>
+              </a:graphicData>
+            </a:graphic>
+          </wp:anchor>
+        </w:drawing>
+      </w:r>
+      <w:r>
+        <w:drawing>
+          <wp:anchor distT="0" distB="0" distL="0" distR="0" simplePos="0" allowOverlap="1" behindDoc="0" locked="0" layoutInCell="1" relativeHeight="723900">
+            <wp:simplePos x="0" y="0"/>
+            <wp:positionH relativeFrom="page">
+              <wp:posOffset>9216000</wp:posOffset>
+            </wp:positionH>
+            <wp:positionV relativeFrom="page">
+              <wp:posOffset>6480000</wp:posOffset>
+            </wp:positionV>
+            <wp:extent cx="723900" cy="723900"/>
+            <wp:effectExtent t="0" r="0" b="0" l="0"/>
+            <wp:wrapNone/>
+            <wp:docPr id="1" name="" descr="" title=""/>
+            <wp:cNvGraphicFramePr>
+              <a:graphicFrameLocks xmlns:a="http://schemas.openxmlformats.org/drawingml/2006/main" noChangeAspect="1"/>
+            </wp:cNvGraphicFramePr>
+            <a:graphic xmlns:a="http://schemas.openxmlformats.org/drawingml/2006/main">
+              <a:graphicData uri="http://schemas.openxmlformats.org/drawingml/2006/picture">
+                <pic:pic xmlns:pic="http://schemas.openxmlformats.org/drawingml/2006/picture">
+                  <pic:nvPicPr>
+                    <pic:cNvPr id="0" name="" descr=""/>
+                    <pic:cNvPicPr>
+                      <a:picLocks noChangeAspect="1" noChangeArrowheads="1"/>
+                    </pic:cNvPicPr>
+                  </pic:nvPicPr>
+                  <pic:blipFill>
+                    <a:blip r:embed="rId10" cstate="none"/>
+                    <a:srcRect/>
+                    <a:stretch>
+                      <a:fillRect/>
+                    </a:stretch>
+                  </pic:blipFill>
+                  <pic:spPr bwMode="auto">
+                    <a:xfrm>
+                      <a:off x="0" y="0"/>
+                      <a:ext cx="723900" cy="723900"/>
+                    </a:xfrm>
+                    <a:prstGeom prst="rect">
+                      <a:avLst/>
+                    </a:prstGeom>
+                  </pic:spPr>
+                </pic:pic>
+              </a:graphicData>
+            </a:graphic>
+          </wp:anchor>
+        </w:drawing>
+      </w:r>
       <w:r>
         <w:rPr>
           <w:rFonts w:ascii="Arial Narrow" w:cs="Arial Narrow" w:eastAsia="Arial Narrow" w:hAnsi="Arial Narrow"/>
@@ -6689,6 +7553,102 @@
         <w:jc w:val="center"/>
       </w:pPr>
       <w:r>
+        <w:drawing>
+          <wp:anchor distT="0" distB="0" distL="0" distR="0" simplePos="0" allowOverlap="1" behindDoc="0" locked="0" layoutInCell="1" relativeHeight="762000">
+            <wp:simplePos x="0" y="0"/>
+            <wp:positionH relativeFrom="page">
+              <wp:posOffset>493200</wp:posOffset>
+            </wp:positionH>
+            <wp:positionV relativeFrom="page">
+              <wp:posOffset>6444000</wp:posOffset>
+            </wp:positionV>
+            <wp:extent cx="762000" cy="762000"/>
+            <wp:effectExtent t="0" r="0" b="0" l="0"/>
+            <wp:wrapNone/>
+            <wp:docPr id="1" name="" descr="" title=""/>
+            <wp:cNvGraphicFramePr>
+              <a:graphicFrameLocks xmlns:a="http://schemas.openxmlformats.org/drawingml/2006/main" noChangeAspect="1"/>
+            </wp:cNvGraphicFramePr>
+            <a:graphic xmlns:a="http://schemas.openxmlformats.org/drawingml/2006/main">
+              <a:graphicData uri="http://schemas.openxmlformats.org/drawingml/2006/picture">
+                <pic:pic xmlns:pic="http://schemas.openxmlformats.org/drawingml/2006/picture">
+                  <pic:nvPicPr>
+                    <pic:cNvPr id="0" name="" descr=""/>
+                    <pic:cNvPicPr>
+                      <a:picLocks noChangeAspect="1" noChangeArrowheads="1"/>
+                    </pic:cNvPicPr>
+                  </pic:nvPicPr>
+                  <pic:blipFill>
+                    <a:blip r:embed="rId9" cstate="none"/>
+                    <a:srcRect/>
+                    <a:stretch>
+                      <a:fillRect/>
+                    </a:stretch>
+                  </pic:blipFill>
+                  <pic:spPr bwMode="auto">
+                    <a:xfrm>
+                      <a:off x="0" y="0"/>
+                      <a:ext cx="762000" cy="762000"/>
+                    </a:xfrm>
+                    <a:prstGeom prst="rect">
+                      <a:avLst/>
+                    </a:prstGeom>
+                  </pic:spPr>
+                </pic:pic>
+              </a:graphicData>
+            </a:graphic>
+          </wp:anchor>
+        </w:drawing>
+      </w:r>
+      <w:r>
+        <w:drawing>
+          <wp:anchor distT="0" distB="0" distL="0" distR="0" simplePos="0" allowOverlap="1" behindDoc="0" locked="0" layoutInCell="1" relativeHeight="723900">
+            <wp:simplePos x="0" y="0"/>
+            <wp:positionH relativeFrom="page">
+              <wp:posOffset>9216000</wp:posOffset>
+            </wp:positionH>
+            <wp:positionV relativeFrom="page">
+              <wp:posOffset>6480000</wp:posOffset>
+            </wp:positionV>
+            <wp:extent cx="723900" cy="723900"/>
+            <wp:effectExtent t="0" r="0" b="0" l="0"/>
+            <wp:wrapNone/>
+            <wp:docPr id="1" name="" descr="" title=""/>
+            <wp:cNvGraphicFramePr>
+              <a:graphicFrameLocks xmlns:a="http://schemas.openxmlformats.org/drawingml/2006/main" noChangeAspect="1"/>
+            </wp:cNvGraphicFramePr>
+            <a:graphic xmlns:a="http://schemas.openxmlformats.org/drawingml/2006/main">
+              <a:graphicData uri="http://schemas.openxmlformats.org/drawingml/2006/picture">
+                <pic:pic xmlns:pic="http://schemas.openxmlformats.org/drawingml/2006/picture">
+                  <pic:nvPicPr>
+                    <pic:cNvPr id="0" name="" descr=""/>
+                    <pic:cNvPicPr>
+                      <a:picLocks noChangeAspect="1" noChangeArrowheads="1"/>
+                    </pic:cNvPicPr>
+                  </pic:nvPicPr>
+                  <pic:blipFill>
+                    <a:blip r:embed="rId10" cstate="none"/>
+                    <a:srcRect/>
+                    <a:stretch>
+                      <a:fillRect/>
+                    </a:stretch>
+                  </pic:blipFill>
+                  <pic:spPr bwMode="auto">
+                    <a:xfrm>
+                      <a:off x="0" y="0"/>
+                      <a:ext cx="723900" cy="723900"/>
+                    </a:xfrm>
+                    <a:prstGeom prst="rect">
+                      <a:avLst/>
+                    </a:prstGeom>
+                  </pic:spPr>
+                </pic:pic>
+              </a:graphicData>
+            </a:graphic>
+          </wp:anchor>
+        </w:drawing>
+      </w:r>
+      <w:r>
         <w:rPr>
           <w:rFonts w:ascii="Arial Narrow" w:cs="Arial Narrow" w:eastAsia="Arial Narrow" w:hAnsi="Arial Narrow"/>
           <w:b/>
@@ -7545,6 +8505,102 @@
         <w:spacing w:after="60"/>
         <w:jc w:val="center"/>
       </w:pPr>
+      <w:r>
+        <w:drawing>
+          <wp:anchor distT="0" distB="0" distL="0" distR="0" simplePos="0" allowOverlap="1" behindDoc="0" locked="0" layoutInCell="1" relativeHeight="762000">
+            <wp:simplePos x="0" y="0"/>
+            <wp:positionH relativeFrom="page">
+              <wp:posOffset>493200</wp:posOffset>
+            </wp:positionH>
+            <wp:positionV relativeFrom="page">
+              <wp:posOffset>6444000</wp:posOffset>
+            </wp:positionV>
+            <wp:extent cx="762000" cy="762000"/>
+            <wp:effectExtent t="0" r="0" b="0" l="0"/>
+            <wp:wrapNone/>
+            <wp:docPr id="1" name="" descr="" title=""/>
+            <wp:cNvGraphicFramePr>
+              <a:graphicFrameLocks xmlns:a="http://schemas.openxmlformats.org/drawingml/2006/main" noChangeAspect="1"/>
+            </wp:cNvGraphicFramePr>
+            <a:graphic xmlns:a="http://schemas.openxmlformats.org/drawingml/2006/main">
+              <a:graphicData uri="http://schemas.openxmlformats.org/drawingml/2006/picture">
+                <pic:pic xmlns:pic="http://schemas.openxmlformats.org/drawingml/2006/picture">
+                  <pic:nvPicPr>
+                    <pic:cNvPr id="0" name="" descr=""/>
+                    <pic:cNvPicPr>
+                      <a:picLocks noChangeAspect="1" noChangeArrowheads="1"/>
+                    </pic:cNvPicPr>
+                  </pic:nvPicPr>
+                  <pic:blipFill>
+                    <a:blip r:embed="rId9" cstate="none"/>
+                    <a:srcRect/>
+                    <a:stretch>
+                      <a:fillRect/>
+                    </a:stretch>
+                  </pic:blipFill>
+                  <pic:spPr bwMode="auto">
+                    <a:xfrm>
+                      <a:off x="0" y="0"/>
+                      <a:ext cx="762000" cy="762000"/>
+                    </a:xfrm>
+                    <a:prstGeom prst="rect">
+                      <a:avLst/>
+                    </a:prstGeom>
+                  </pic:spPr>
+                </pic:pic>
+              </a:graphicData>
+            </a:graphic>
+          </wp:anchor>
+        </w:drawing>
+      </w:r>
+      <w:r>
+        <w:drawing>
+          <wp:anchor distT="0" distB="0" distL="0" distR="0" simplePos="0" allowOverlap="1" behindDoc="0" locked="0" layoutInCell="1" relativeHeight="723900">
+            <wp:simplePos x="0" y="0"/>
+            <wp:positionH relativeFrom="page">
+              <wp:posOffset>9216000</wp:posOffset>
+            </wp:positionH>
+            <wp:positionV relativeFrom="page">
+              <wp:posOffset>6480000</wp:posOffset>
+            </wp:positionV>
+            <wp:extent cx="723900" cy="723900"/>
+            <wp:effectExtent t="0" r="0" b="0" l="0"/>
+            <wp:wrapNone/>
+            <wp:docPr id="1" name="" descr="" title=""/>
+            <wp:cNvGraphicFramePr>
+              <a:graphicFrameLocks xmlns:a="http://schemas.openxmlformats.org/drawingml/2006/main" noChangeAspect="1"/>
+            </wp:cNvGraphicFramePr>
+            <a:graphic xmlns:a="http://schemas.openxmlformats.org/drawingml/2006/main">
+              <a:graphicData uri="http://schemas.openxmlformats.org/drawingml/2006/picture">
+                <pic:pic xmlns:pic="http://schemas.openxmlformats.org/drawingml/2006/picture">
+                  <pic:nvPicPr>
+                    <pic:cNvPr id="0" name="" descr=""/>
+                    <pic:cNvPicPr>
+                      <a:picLocks noChangeAspect="1" noChangeArrowheads="1"/>
+                    </pic:cNvPicPr>
+                  </pic:nvPicPr>
+                  <pic:blipFill>
+                    <a:blip r:embed="rId10" cstate="none"/>
+                    <a:srcRect/>
+                    <a:stretch>
+                      <a:fillRect/>
+                    </a:stretch>
+                  </pic:blipFill>
+                  <pic:spPr bwMode="auto">
+                    <a:xfrm>
+                      <a:off x="0" y="0"/>
+                      <a:ext cx="723900" cy="723900"/>
+                    </a:xfrm>
+                    <a:prstGeom prst="rect">
+                      <a:avLst/>
+                    </a:prstGeom>
+                  </pic:spPr>
+                </pic:pic>
+              </a:graphicData>
+            </a:graphic>
+          </wp:anchor>
+        </w:drawing>
+      </w:r>
       <w:r>
         <w:rPr>
           <w:rFonts w:ascii="Arial Narrow" w:cs="Arial Narrow" w:eastAsia="Arial Narrow" w:hAnsi="Arial Narrow"/>
@@ -8279,6 +9335,102 @@
         <w:jc w:val="center"/>
       </w:pPr>
       <w:r>
+        <w:drawing>
+          <wp:anchor distT="0" distB="0" distL="0" distR="0" simplePos="0" allowOverlap="1" behindDoc="0" locked="0" layoutInCell="1" relativeHeight="762000">
+            <wp:simplePos x="0" y="0"/>
+            <wp:positionH relativeFrom="page">
+              <wp:posOffset>493200</wp:posOffset>
+            </wp:positionH>
+            <wp:positionV relativeFrom="page">
+              <wp:posOffset>6444000</wp:posOffset>
+            </wp:positionV>
+            <wp:extent cx="762000" cy="762000"/>
+            <wp:effectExtent t="0" r="0" b="0" l="0"/>
+            <wp:wrapNone/>
+            <wp:docPr id="1" name="" descr="" title=""/>
+            <wp:cNvGraphicFramePr>
+              <a:graphicFrameLocks xmlns:a="http://schemas.openxmlformats.org/drawingml/2006/main" noChangeAspect="1"/>
+            </wp:cNvGraphicFramePr>
+            <a:graphic xmlns:a="http://schemas.openxmlformats.org/drawingml/2006/main">
+              <a:graphicData uri="http://schemas.openxmlformats.org/drawingml/2006/picture">
+                <pic:pic xmlns:pic="http://schemas.openxmlformats.org/drawingml/2006/picture">
+                  <pic:nvPicPr>
+                    <pic:cNvPr id="0" name="" descr=""/>
+                    <pic:cNvPicPr>
+                      <a:picLocks noChangeAspect="1" noChangeArrowheads="1"/>
+                    </pic:cNvPicPr>
+                  </pic:nvPicPr>
+                  <pic:blipFill>
+                    <a:blip r:embed="rId9" cstate="none"/>
+                    <a:srcRect/>
+                    <a:stretch>
+                      <a:fillRect/>
+                    </a:stretch>
+                  </pic:blipFill>
+                  <pic:spPr bwMode="auto">
+                    <a:xfrm>
+                      <a:off x="0" y="0"/>
+                      <a:ext cx="762000" cy="762000"/>
+                    </a:xfrm>
+                    <a:prstGeom prst="rect">
+                      <a:avLst/>
+                    </a:prstGeom>
+                  </pic:spPr>
+                </pic:pic>
+              </a:graphicData>
+            </a:graphic>
+          </wp:anchor>
+        </w:drawing>
+      </w:r>
+      <w:r>
+        <w:drawing>
+          <wp:anchor distT="0" distB="0" distL="0" distR="0" simplePos="0" allowOverlap="1" behindDoc="0" locked="0" layoutInCell="1" relativeHeight="723900">
+            <wp:simplePos x="0" y="0"/>
+            <wp:positionH relativeFrom="page">
+              <wp:posOffset>9216000</wp:posOffset>
+            </wp:positionH>
+            <wp:positionV relativeFrom="page">
+              <wp:posOffset>6480000</wp:posOffset>
+            </wp:positionV>
+            <wp:extent cx="723900" cy="723900"/>
+            <wp:effectExtent t="0" r="0" b="0" l="0"/>
+            <wp:wrapNone/>
+            <wp:docPr id="1" name="" descr="" title=""/>
+            <wp:cNvGraphicFramePr>
+              <a:graphicFrameLocks xmlns:a="http://schemas.openxmlformats.org/drawingml/2006/main" noChangeAspect="1"/>
+            </wp:cNvGraphicFramePr>
+            <a:graphic xmlns:a="http://schemas.openxmlformats.org/drawingml/2006/main">
+              <a:graphicData uri="http://schemas.openxmlformats.org/drawingml/2006/picture">
+                <pic:pic xmlns:pic="http://schemas.openxmlformats.org/drawingml/2006/picture">
+                  <pic:nvPicPr>
+                    <pic:cNvPr id="0" name="" descr=""/>
+                    <pic:cNvPicPr>
+                      <a:picLocks noChangeAspect="1" noChangeArrowheads="1"/>
+                    </pic:cNvPicPr>
+                  </pic:nvPicPr>
+                  <pic:blipFill>
+                    <a:blip r:embed="rId10" cstate="none"/>
+                    <a:srcRect/>
+                    <a:stretch>
+                      <a:fillRect/>
+                    </a:stretch>
+                  </pic:blipFill>
+                  <pic:spPr bwMode="auto">
+                    <a:xfrm>
+                      <a:off x="0" y="0"/>
+                      <a:ext cx="723900" cy="723900"/>
+                    </a:xfrm>
+                    <a:prstGeom prst="rect">
+                      <a:avLst/>
+                    </a:prstGeom>
+                  </pic:spPr>
+                </pic:pic>
+              </a:graphicData>
+            </a:graphic>
+          </wp:anchor>
+        </w:drawing>
+      </w:r>
+      <w:r>
         <w:rPr>
           <w:rFonts w:ascii="Arial Narrow" w:cs="Arial Narrow" w:eastAsia="Arial Narrow" w:hAnsi="Arial Narrow"/>
           <w:b/>
@@ -9157,6 +10309,102 @@
         <w:spacing w:after="60"/>
         <w:jc w:val="center"/>
       </w:pPr>
+      <w:r>
+        <w:drawing>
+          <wp:anchor distT="0" distB="0" distL="0" distR="0" simplePos="0" allowOverlap="1" behindDoc="0" locked="0" layoutInCell="1" relativeHeight="762000">
+            <wp:simplePos x="0" y="0"/>
+            <wp:positionH relativeFrom="page">
+              <wp:posOffset>493200</wp:posOffset>
+            </wp:positionH>
+            <wp:positionV relativeFrom="page">
+              <wp:posOffset>6444000</wp:posOffset>
+            </wp:positionV>
+            <wp:extent cx="762000" cy="762000"/>
+            <wp:effectExtent t="0" r="0" b="0" l="0"/>
+            <wp:wrapNone/>
+            <wp:docPr id="1" name="" descr="" title=""/>
+            <wp:cNvGraphicFramePr>
+              <a:graphicFrameLocks xmlns:a="http://schemas.openxmlformats.org/drawingml/2006/main" noChangeAspect="1"/>
+            </wp:cNvGraphicFramePr>
+            <a:graphic xmlns:a="http://schemas.openxmlformats.org/drawingml/2006/main">
+              <a:graphicData uri="http://schemas.openxmlformats.org/drawingml/2006/picture">
+                <pic:pic xmlns:pic="http://schemas.openxmlformats.org/drawingml/2006/picture">
+                  <pic:nvPicPr>
+                    <pic:cNvPr id="0" name="" descr=""/>
+                    <pic:cNvPicPr>
+                      <a:picLocks noChangeAspect="1" noChangeArrowheads="1"/>
+                    </pic:cNvPicPr>
+                  </pic:nvPicPr>
+                  <pic:blipFill>
+                    <a:blip r:embed="rId9" cstate="none"/>
+                    <a:srcRect/>
+                    <a:stretch>
+                      <a:fillRect/>
+                    </a:stretch>
+                  </pic:blipFill>
+                  <pic:spPr bwMode="auto">
+                    <a:xfrm>
+                      <a:off x="0" y="0"/>
+                      <a:ext cx="762000" cy="762000"/>
+                    </a:xfrm>
+                    <a:prstGeom prst="rect">
+                      <a:avLst/>
+                    </a:prstGeom>
+                  </pic:spPr>
+                </pic:pic>
+              </a:graphicData>
+            </a:graphic>
+          </wp:anchor>
+        </w:drawing>
+      </w:r>
+      <w:r>
+        <w:drawing>
+          <wp:anchor distT="0" distB="0" distL="0" distR="0" simplePos="0" allowOverlap="1" behindDoc="0" locked="0" layoutInCell="1" relativeHeight="723900">
+            <wp:simplePos x="0" y="0"/>
+            <wp:positionH relativeFrom="page">
+              <wp:posOffset>9216000</wp:posOffset>
+            </wp:positionH>
+            <wp:positionV relativeFrom="page">
+              <wp:posOffset>6480000</wp:posOffset>
+            </wp:positionV>
+            <wp:extent cx="723900" cy="723900"/>
+            <wp:effectExtent t="0" r="0" b="0" l="0"/>
+            <wp:wrapNone/>
+            <wp:docPr id="1" name="" descr="" title=""/>
+            <wp:cNvGraphicFramePr>
+              <a:graphicFrameLocks xmlns:a="http://schemas.openxmlformats.org/drawingml/2006/main" noChangeAspect="1"/>
+            </wp:cNvGraphicFramePr>
+            <a:graphic xmlns:a="http://schemas.openxmlformats.org/drawingml/2006/main">
+              <a:graphicData uri="http://schemas.openxmlformats.org/drawingml/2006/picture">
+                <pic:pic xmlns:pic="http://schemas.openxmlformats.org/drawingml/2006/picture">
+                  <pic:nvPicPr>
+                    <pic:cNvPr id="0" name="" descr=""/>
+                    <pic:cNvPicPr>
+                      <a:picLocks noChangeAspect="1" noChangeArrowheads="1"/>
+                    </pic:cNvPicPr>
+                  </pic:nvPicPr>
+                  <pic:blipFill>
+                    <a:blip r:embed="rId10" cstate="none"/>
+                    <a:srcRect/>
+                    <a:stretch>
+                      <a:fillRect/>
+                    </a:stretch>
+                  </pic:blipFill>
+                  <pic:spPr bwMode="auto">
+                    <a:xfrm>
+                      <a:off x="0" y="0"/>
+                      <a:ext cx="723900" cy="723900"/>
+                    </a:xfrm>
+                    <a:prstGeom prst="rect">
+                      <a:avLst/>
+                    </a:prstGeom>
+                  </pic:spPr>
+                </pic:pic>
+              </a:graphicData>
+            </a:graphic>
+          </wp:anchor>
+        </w:drawing>
+      </w:r>
       <w:r>
         <w:rPr>
           <w:rFonts w:ascii="Arial Narrow" w:cs="Arial Narrow" w:eastAsia="Arial Narrow" w:hAnsi="Arial Narrow"/>
@@ -9908,6 +11156,102 @@
         <w:jc w:val="center"/>
       </w:pPr>
       <w:r>
+        <w:drawing>
+          <wp:anchor distT="0" distB="0" distL="0" distR="0" simplePos="0" allowOverlap="1" behindDoc="0" locked="0" layoutInCell="1" relativeHeight="762000">
+            <wp:simplePos x="0" y="0"/>
+            <wp:positionH relativeFrom="page">
+              <wp:posOffset>493200</wp:posOffset>
+            </wp:positionH>
+            <wp:positionV relativeFrom="page">
+              <wp:posOffset>6444000</wp:posOffset>
+            </wp:positionV>
+            <wp:extent cx="762000" cy="762000"/>
+            <wp:effectExtent t="0" r="0" b="0" l="0"/>
+            <wp:wrapNone/>
+            <wp:docPr id="1" name="" descr="" title=""/>
+            <wp:cNvGraphicFramePr>
+              <a:graphicFrameLocks xmlns:a="http://schemas.openxmlformats.org/drawingml/2006/main" noChangeAspect="1"/>
+            </wp:cNvGraphicFramePr>
+            <a:graphic xmlns:a="http://schemas.openxmlformats.org/drawingml/2006/main">
+              <a:graphicData uri="http://schemas.openxmlformats.org/drawingml/2006/picture">
+                <pic:pic xmlns:pic="http://schemas.openxmlformats.org/drawingml/2006/picture">
+                  <pic:nvPicPr>
+                    <pic:cNvPr id="0" name="" descr=""/>
+                    <pic:cNvPicPr>
+                      <a:picLocks noChangeAspect="1" noChangeArrowheads="1"/>
+                    </pic:cNvPicPr>
+                  </pic:nvPicPr>
+                  <pic:blipFill>
+                    <a:blip r:embed="rId9" cstate="none"/>
+                    <a:srcRect/>
+                    <a:stretch>
+                      <a:fillRect/>
+                    </a:stretch>
+                  </pic:blipFill>
+                  <pic:spPr bwMode="auto">
+                    <a:xfrm>
+                      <a:off x="0" y="0"/>
+                      <a:ext cx="762000" cy="762000"/>
+                    </a:xfrm>
+                    <a:prstGeom prst="rect">
+                      <a:avLst/>
+                    </a:prstGeom>
+                  </pic:spPr>
+                </pic:pic>
+              </a:graphicData>
+            </a:graphic>
+          </wp:anchor>
+        </w:drawing>
+      </w:r>
+      <w:r>
+        <w:drawing>
+          <wp:anchor distT="0" distB="0" distL="0" distR="0" simplePos="0" allowOverlap="1" behindDoc="0" locked="0" layoutInCell="1" relativeHeight="723900">
+            <wp:simplePos x="0" y="0"/>
+            <wp:positionH relativeFrom="page">
+              <wp:posOffset>9216000</wp:posOffset>
+            </wp:positionH>
+            <wp:positionV relativeFrom="page">
+              <wp:posOffset>6480000</wp:posOffset>
+            </wp:positionV>
+            <wp:extent cx="723900" cy="723900"/>
+            <wp:effectExtent t="0" r="0" b="0" l="0"/>
+            <wp:wrapNone/>
+            <wp:docPr id="1" name="" descr="" title=""/>
+            <wp:cNvGraphicFramePr>
+              <a:graphicFrameLocks xmlns:a="http://schemas.openxmlformats.org/drawingml/2006/main" noChangeAspect="1"/>
+            </wp:cNvGraphicFramePr>
+            <a:graphic xmlns:a="http://schemas.openxmlformats.org/drawingml/2006/main">
+              <a:graphicData uri="http://schemas.openxmlformats.org/drawingml/2006/picture">
+                <pic:pic xmlns:pic="http://schemas.openxmlformats.org/drawingml/2006/picture">
+                  <pic:nvPicPr>
+                    <pic:cNvPr id="0" name="" descr=""/>
+                    <pic:cNvPicPr>
+                      <a:picLocks noChangeAspect="1" noChangeArrowheads="1"/>
+                    </pic:cNvPicPr>
+                  </pic:nvPicPr>
+                  <pic:blipFill>
+                    <a:blip r:embed="rId10" cstate="none"/>
+                    <a:srcRect/>
+                    <a:stretch>
+                      <a:fillRect/>
+                    </a:stretch>
+                  </pic:blipFill>
+                  <pic:spPr bwMode="auto">
+                    <a:xfrm>
+                      <a:off x="0" y="0"/>
+                      <a:ext cx="723900" cy="723900"/>
+                    </a:xfrm>
+                    <a:prstGeom prst="rect">
+                      <a:avLst/>
+                    </a:prstGeom>
+                  </pic:spPr>
+                </pic:pic>
+              </a:graphicData>
+            </a:graphic>
+          </wp:anchor>
+        </w:drawing>
+      </w:r>
+      <w:r>
         <w:rPr>
           <w:rFonts w:ascii="Arial Narrow" w:cs="Arial Narrow" w:eastAsia="Arial Narrow" w:hAnsi="Arial Narrow"/>
           <w:b/>
@@ -10677,6 +12021,102 @@
         <w:spacing w:after="60"/>
         <w:jc w:val="center"/>
       </w:pPr>
+      <w:r>
+        <w:drawing>
+          <wp:anchor distT="0" distB="0" distL="0" distR="0" simplePos="0" allowOverlap="1" behindDoc="0" locked="0" layoutInCell="1" relativeHeight="762000">
+            <wp:simplePos x="0" y="0"/>
+            <wp:positionH relativeFrom="page">
+              <wp:posOffset>493200</wp:posOffset>
+            </wp:positionH>
+            <wp:positionV relativeFrom="page">
+              <wp:posOffset>6444000</wp:posOffset>
+            </wp:positionV>
+            <wp:extent cx="762000" cy="762000"/>
+            <wp:effectExtent t="0" r="0" b="0" l="0"/>
+            <wp:wrapNone/>
+            <wp:docPr id="1" name="" descr="" title=""/>
+            <wp:cNvGraphicFramePr>
+              <a:graphicFrameLocks xmlns:a="http://schemas.openxmlformats.org/drawingml/2006/main" noChangeAspect="1"/>
+            </wp:cNvGraphicFramePr>
+            <a:graphic xmlns:a="http://schemas.openxmlformats.org/drawingml/2006/main">
+              <a:graphicData uri="http://schemas.openxmlformats.org/drawingml/2006/picture">
+                <pic:pic xmlns:pic="http://schemas.openxmlformats.org/drawingml/2006/picture">
+                  <pic:nvPicPr>
+                    <pic:cNvPr id="0" name="" descr=""/>
+                    <pic:cNvPicPr>
+                      <a:picLocks noChangeAspect="1" noChangeArrowheads="1"/>
+                    </pic:cNvPicPr>
+                  </pic:nvPicPr>
+                  <pic:blipFill>
+                    <a:blip r:embed="rId9" cstate="none"/>
+                    <a:srcRect/>
+                    <a:stretch>
+                      <a:fillRect/>
+                    </a:stretch>
+                  </pic:blipFill>
+                  <pic:spPr bwMode="auto">
+                    <a:xfrm>
+                      <a:off x="0" y="0"/>
+                      <a:ext cx="762000" cy="762000"/>
+                    </a:xfrm>
+                    <a:prstGeom prst="rect">
+                      <a:avLst/>
+                    </a:prstGeom>
+                  </pic:spPr>
+                </pic:pic>
+              </a:graphicData>
+            </a:graphic>
+          </wp:anchor>
+        </w:drawing>
+      </w:r>
+      <w:r>
+        <w:drawing>
+          <wp:anchor distT="0" distB="0" distL="0" distR="0" simplePos="0" allowOverlap="1" behindDoc="0" locked="0" layoutInCell="1" relativeHeight="723900">
+            <wp:simplePos x="0" y="0"/>
+            <wp:positionH relativeFrom="page">
+              <wp:posOffset>9216000</wp:posOffset>
+            </wp:positionH>
+            <wp:positionV relativeFrom="page">
+              <wp:posOffset>6480000</wp:posOffset>
+            </wp:positionV>
+            <wp:extent cx="723900" cy="723900"/>
+            <wp:effectExtent t="0" r="0" b="0" l="0"/>
+            <wp:wrapNone/>
+            <wp:docPr id="1" name="" descr="" title=""/>
+            <wp:cNvGraphicFramePr>
+              <a:graphicFrameLocks xmlns:a="http://schemas.openxmlformats.org/drawingml/2006/main" noChangeAspect="1"/>
+            </wp:cNvGraphicFramePr>
+            <a:graphic xmlns:a="http://schemas.openxmlformats.org/drawingml/2006/main">
+              <a:graphicData uri="http://schemas.openxmlformats.org/drawingml/2006/picture">
+                <pic:pic xmlns:pic="http://schemas.openxmlformats.org/drawingml/2006/picture">
+                  <pic:nvPicPr>
+                    <pic:cNvPr id="0" name="" descr=""/>
+                    <pic:cNvPicPr>
+                      <a:picLocks noChangeAspect="1" noChangeArrowheads="1"/>
+                    </pic:cNvPicPr>
+                  </pic:nvPicPr>
+                  <pic:blipFill>
+                    <a:blip r:embed="rId10" cstate="none"/>
+                    <a:srcRect/>
+                    <a:stretch>
+                      <a:fillRect/>
+                    </a:stretch>
+                  </pic:blipFill>
+                  <pic:spPr bwMode="auto">
+                    <a:xfrm>
+                      <a:off x="0" y="0"/>
+                      <a:ext cx="723900" cy="723900"/>
+                    </a:xfrm>
+                    <a:prstGeom prst="rect">
+                      <a:avLst/>
+                    </a:prstGeom>
+                  </pic:spPr>
+                </pic:pic>
+              </a:graphicData>
+            </a:graphic>
+          </wp:anchor>
+        </w:drawing>
+      </w:r>
       <w:r>
         <w:rPr>
           <w:rFonts w:ascii="Arial Narrow" w:cs="Arial Narrow" w:eastAsia="Arial Narrow" w:hAnsi="Arial Narrow"/>
@@ -11601,6 +13041,102 @@
         <w:jc w:val="center"/>
       </w:pPr>
       <w:r>
+        <w:drawing>
+          <wp:anchor distT="0" distB="0" distL="0" distR="0" simplePos="0" allowOverlap="1" behindDoc="0" locked="0" layoutInCell="1" relativeHeight="762000">
+            <wp:simplePos x="0" y="0"/>
+            <wp:positionH relativeFrom="page">
+              <wp:posOffset>493200</wp:posOffset>
+            </wp:positionH>
+            <wp:positionV relativeFrom="page">
+              <wp:posOffset>6444000</wp:posOffset>
+            </wp:positionV>
+            <wp:extent cx="762000" cy="762000"/>
+            <wp:effectExtent t="0" r="0" b="0" l="0"/>
+            <wp:wrapNone/>
+            <wp:docPr id="1" name="" descr="" title=""/>
+            <wp:cNvGraphicFramePr>
+              <a:graphicFrameLocks xmlns:a="http://schemas.openxmlformats.org/drawingml/2006/main" noChangeAspect="1"/>
+            </wp:cNvGraphicFramePr>
+            <a:graphic xmlns:a="http://schemas.openxmlformats.org/drawingml/2006/main">
+              <a:graphicData uri="http://schemas.openxmlformats.org/drawingml/2006/picture">
+                <pic:pic xmlns:pic="http://schemas.openxmlformats.org/drawingml/2006/picture">
+                  <pic:nvPicPr>
+                    <pic:cNvPr id="0" name="" descr=""/>
+                    <pic:cNvPicPr>
+                      <a:picLocks noChangeAspect="1" noChangeArrowheads="1"/>
+                    </pic:cNvPicPr>
+                  </pic:nvPicPr>
+                  <pic:blipFill>
+                    <a:blip r:embed="rId9" cstate="none"/>
+                    <a:srcRect/>
+                    <a:stretch>
+                      <a:fillRect/>
+                    </a:stretch>
+                  </pic:blipFill>
+                  <pic:spPr bwMode="auto">
+                    <a:xfrm>
+                      <a:off x="0" y="0"/>
+                      <a:ext cx="762000" cy="762000"/>
+                    </a:xfrm>
+                    <a:prstGeom prst="rect">
+                      <a:avLst/>
+                    </a:prstGeom>
+                  </pic:spPr>
+                </pic:pic>
+              </a:graphicData>
+            </a:graphic>
+          </wp:anchor>
+        </w:drawing>
+      </w:r>
+      <w:r>
+        <w:drawing>
+          <wp:anchor distT="0" distB="0" distL="0" distR="0" simplePos="0" allowOverlap="1" behindDoc="0" locked="0" layoutInCell="1" relativeHeight="723900">
+            <wp:simplePos x="0" y="0"/>
+            <wp:positionH relativeFrom="page">
+              <wp:posOffset>9216000</wp:posOffset>
+            </wp:positionH>
+            <wp:positionV relativeFrom="page">
+              <wp:posOffset>6480000</wp:posOffset>
+            </wp:positionV>
+            <wp:extent cx="723900" cy="723900"/>
+            <wp:effectExtent t="0" r="0" b="0" l="0"/>
+            <wp:wrapNone/>
+            <wp:docPr id="1" name="" descr="" title=""/>
+            <wp:cNvGraphicFramePr>
+              <a:graphicFrameLocks xmlns:a="http://schemas.openxmlformats.org/drawingml/2006/main" noChangeAspect="1"/>
+            </wp:cNvGraphicFramePr>
+            <a:graphic xmlns:a="http://schemas.openxmlformats.org/drawingml/2006/main">
+              <a:graphicData uri="http://schemas.openxmlformats.org/drawingml/2006/picture">
+                <pic:pic xmlns:pic="http://schemas.openxmlformats.org/drawingml/2006/picture">
+                  <pic:nvPicPr>
+                    <pic:cNvPr id="0" name="" descr=""/>
+                    <pic:cNvPicPr>
+                      <a:picLocks noChangeAspect="1" noChangeArrowheads="1"/>
+                    </pic:cNvPicPr>
+                  </pic:nvPicPr>
+                  <pic:blipFill>
+                    <a:blip r:embed="rId10" cstate="none"/>
+                    <a:srcRect/>
+                    <a:stretch>
+                      <a:fillRect/>
+                    </a:stretch>
+                  </pic:blipFill>
+                  <pic:spPr bwMode="auto">
+                    <a:xfrm>
+                      <a:off x="0" y="0"/>
+                      <a:ext cx="723900" cy="723900"/>
+                    </a:xfrm>
+                    <a:prstGeom prst="rect">
+                      <a:avLst/>
+                    </a:prstGeom>
+                  </pic:spPr>
+                </pic:pic>
+              </a:graphicData>
+            </a:graphic>
+          </wp:anchor>
+        </w:drawing>
+      </w:r>
+      <w:r>
         <w:rPr>
           <w:rFonts w:ascii="Arial Narrow" w:cs="Arial Narrow" w:eastAsia="Arial Narrow" w:hAnsi="Arial Narrow"/>
           <w:b/>
@@ -12365,6 +13901,102 @@
         <w:spacing w:after="60"/>
         <w:jc w:val="center"/>
       </w:pPr>
+      <w:r>
+        <w:drawing>
+          <wp:anchor distT="0" distB="0" distL="0" distR="0" simplePos="0" allowOverlap="1" behindDoc="0" locked="0" layoutInCell="1" relativeHeight="762000">
+            <wp:simplePos x="0" y="0"/>
+            <wp:positionH relativeFrom="page">
+              <wp:posOffset>493200</wp:posOffset>
+            </wp:positionH>
+            <wp:positionV relativeFrom="page">
+              <wp:posOffset>6444000</wp:posOffset>
+            </wp:positionV>
+            <wp:extent cx="762000" cy="762000"/>
+            <wp:effectExtent t="0" r="0" b="0" l="0"/>
+            <wp:wrapNone/>
+            <wp:docPr id="1" name="" descr="" title=""/>
+            <wp:cNvGraphicFramePr>
+              <a:graphicFrameLocks xmlns:a="http://schemas.openxmlformats.org/drawingml/2006/main" noChangeAspect="1"/>
+            </wp:cNvGraphicFramePr>
+            <a:graphic xmlns:a="http://schemas.openxmlformats.org/drawingml/2006/main">
+              <a:graphicData uri="http://schemas.openxmlformats.org/drawingml/2006/picture">
+                <pic:pic xmlns:pic="http://schemas.openxmlformats.org/drawingml/2006/picture">
+                  <pic:nvPicPr>
+                    <pic:cNvPr id="0" name="" descr=""/>
+                    <pic:cNvPicPr>
+                      <a:picLocks noChangeAspect="1" noChangeArrowheads="1"/>
+                    </pic:cNvPicPr>
+                  </pic:nvPicPr>
+                  <pic:blipFill>
+                    <a:blip r:embed="rId9" cstate="none"/>
+                    <a:srcRect/>
+                    <a:stretch>
+                      <a:fillRect/>
+                    </a:stretch>
+                  </pic:blipFill>
+                  <pic:spPr bwMode="auto">
+                    <a:xfrm>
+                      <a:off x="0" y="0"/>
+                      <a:ext cx="762000" cy="762000"/>
+                    </a:xfrm>
+                    <a:prstGeom prst="rect">
+                      <a:avLst/>
+                    </a:prstGeom>
+                  </pic:spPr>
+                </pic:pic>
+              </a:graphicData>
+            </a:graphic>
+          </wp:anchor>
+        </w:drawing>
+      </w:r>
+      <w:r>
+        <w:drawing>
+          <wp:anchor distT="0" distB="0" distL="0" distR="0" simplePos="0" allowOverlap="1" behindDoc="0" locked="0" layoutInCell="1" relativeHeight="723900">
+            <wp:simplePos x="0" y="0"/>
+            <wp:positionH relativeFrom="page">
+              <wp:posOffset>9216000</wp:posOffset>
+            </wp:positionH>
+            <wp:positionV relativeFrom="page">
+              <wp:posOffset>6480000</wp:posOffset>
+            </wp:positionV>
+            <wp:extent cx="723900" cy="723900"/>
+            <wp:effectExtent t="0" r="0" b="0" l="0"/>
+            <wp:wrapNone/>
+            <wp:docPr id="1" name="" descr="" title=""/>
+            <wp:cNvGraphicFramePr>
+              <a:graphicFrameLocks xmlns:a="http://schemas.openxmlformats.org/drawingml/2006/main" noChangeAspect="1"/>
+            </wp:cNvGraphicFramePr>
+            <a:graphic xmlns:a="http://schemas.openxmlformats.org/drawingml/2006/main">
+              <a:graphicData uri="http://schemas.openxmlformats.org/drawingml/2006/picture">
+                <pic:pic xmlns:pic="http://schemas.openxmlformats.org/drawingml/2006/picture">
+                  <pic:nvPicPr>
+                    <pic:cNvPr id="0" name="" descr=""/>
+                    <pic:cNvPicPr>
+                      <a:picLocks noChangeAspect="1" noChangeArrowheads="1"/>
+                    </pic:cNvPicPr>
+                  </pic:nvPicPr>
+                  <pic:blipFill>
+                    <a:blip r:embed="rId10" cstate="none"/>
+                    <a:srcRect/>
+                    <a:stretch>
+                      <a:fillRect/>
+                    </a:stretch>
+                  </pic:blipFill>
+                  <pic:spPr bwMode="auto">
+                    <a:xfrm>
+                      <a:off x="0" y="0"/>
+                      <a:ext cx="723900" cy="723900"/>
+                    </a:xfrm>
+                    <a:prstGeom prst="rect">
+                      <a:avLst/>
+                    </a:prstGeom>
+                  </pic:spPr>
+                </pic:pic>
+              </a:graphicData>
+            </a:graphic>
+          </wp:anchor>
+        </w:drawing>
+      </w:r>
       <w:r>
         <w:rPr>
           <w:rFonts w:ascii="Arial Narrow" w:cs="Arial Narrow" w:eastAsia="Arial Narrow" w:hAnsi="Arial Narrow"/>
@@ -13095,6 +14727,102 @@
         <w:jc w:val="center"/>
       </w:pPr>
       <w:r>
+        <w:drawing>
+          <wp:anchor distT="0" distB="0" distL="0" distR="0" simplePos="0" allowOverlap="1" behindDoc="0" locked="0" layoutInCell="1" relativeHeight="762000">
+            <wp:simplePos x="0" y="0"/>
+            <wp:positionH relativeFrom="page">
+              <wp:posOffset>493200</wp:posOffset>
+            </wp:positionH>
+            <wp:positionV relativeFrom="page">
+              <wp:posOffset>6444000</wp:posOffset>
+            </wp:positionV>
+            <wp:extent cx="762000" cy="762000"/>
+            <wp:effectExtent t="0" r="0" b="0" l="0"/>
+            <wp:wrapNone/>
+            <wp:docPr id="1" name="" descr="" title=""/>
+            <wp:cNvGraphicFramePr>
+              <a:graphicFrameLocks xmlns:a="http://schemas.openxmlformats.org/drawingml/2006/main" noChangeAspect="1"/>
+            </wp:cNvGraphicFramePr>
+            <a:graphic xmlns:a="http://schemas.openxmlformats.org/drawingml/2006/main">
+              <a:graphicData uri="http://schemas.openxmlformats.org/drawingml/2006/picture">
+                <pic:pic xmlns:pic="http://schemas.openxmlformats.org/drawingml/2006/picture">
+                  <pic:nvPicPr>
+                    <pic:cNvPr id="0" name="" descr=""/>
+                    <pic:cNvPicPr>
+                      <a:picLocks noChangeAspect="1" noChangeArrowheads="1"/>
+                    </pic:cNvPicPr>
+                  </pic:nvPicPr>
+                  <pic:blipFill>
+                    <a:blip r:embed="rId9" cstate="none"/>
+                    <a:srcRect/>
+                    <a:stretch>
+                      <a:fillRect/>
+                    </a:stretch>
+                  </pic:blipFill>
+                  <pic:spPr bwMode="auto">
+                    <a:xfrm>
+                      <a:off x="0" y="0"/>
+                      <a:ext cx="762000" cy="762000"/>
+                    </a:xfrm>
+                    <a:prstGeom prst="rect">
+                      <a:avLst/>
+                    </a:prstGeom>
+                  </pic:spPr>
+                </pic:pic>
+              </a:graphicData>
+            </a:graphic>
+          </wp:anchor>
+        </w:drawing>
+      </w:r>
+      <w:r>
+        <w:drawing>
+          <wp:anchor distT="0" distB="0" distL="0" distR="0" simplePos="0" allowOverlap="1" behindDoc="0" locked="0" layoutInCell="1" relativeHeight="723900">
+            <wp:simplePos x="0" y="0"/>
+            <wp:positionH relativeFrom="page">
+              <wp:posOffset>9216000</wp:posOffset>
+            </wp:positionH>
+            <wp:positionV relativeFrom="page">
+              <wp:posOffset>6480000</wp:posOffset>
+            </wp:positionV>
+            <wp:extent cx="723900" cy="723900"/>
+            <wp:effectExtent t="0" r="0" b="0" l="0"/>
+            <wp:wrapNone/>
+            <wp:docPr id="1" name="" descr="" title=""/>
+            <wp:cNvGraphicFramePr>
+              <a:graphicFrameLocks xmlns:a="http://schemas.openxmlformats.org/drawingml/2006/main" noChangeAspect="1"/>
+            </wp:cNvGraphicFramePr>
+            <a:graphic xmlns:a="http://schemas.openxmlformats.org/drawingml/2006/main">
+              <a:graphicData uri="http://schemas.openxmlformats.org/drawingml/2006/picture">
+                <pic:pic xmlns:pic="http://schemas.openxmlformats.org/drawingml/2006/picture">
+                  <pic:nvPicPr>
+                    <pic:cNvPr id="0" name="" descr=""/>
+                    <pic:cNvPicPr>
+                      <a:picLocks noChangeAspect="1" noChangeArrowheads="1"/>
+                    </pic:cNvPicPr>
+                  </pic:nvPicPr>
+                  <pic:blipFill>
+                    <a:blip r:embed="rId10" cstate="none"/>
+                    <a:srcRect/>
+                    <a:stretch>
+                      <a:fillRect/>
+                    </a:stretch>
+                  </pic:blipFill>
+                  <pic:spPr bwMode="auto">
+                    <a:xfrm>
+                      <a:off x="0" y="0"/>
+                      <a:ext cx="723900" cy="723900"/>
+                    </a:xfrm>
+                    <a:prstGeom prst="rect">
+                      <a:avLst/>
+                    </a:prstGeom>
+                  </pic:spPr>
+                </pic:pic>
+              </a:graphicData>
+            </a:graphic>
+          </wp:anchor>
+        </w:drawing>
+      </w:r>
+      <w:r>
         <w:rPr>
           <w:rFonts w:ascii="Arial Narrow" w:cs="Arial Narrow" w:eastAsia="Arial Narrow" w:hAnsi="Arial Narrow"/>
           <w:b/>
@@ -13900,6 +15628,102 @@
         <w:spacing w:after="60"/>
         <w:jc w:val="center"/>
       </w:pPr>
+      <w:r>
+        <w:drawing>
+          <wp:anchor distT="0" distB="0" distL="0" distR="0" simplePos="0" allowOverlap="1" behindDoc="0" locked="0" layoutInCell="1" relativeHeight="762000">
+            <wp:simplePos x="0" y="0"/>
+            <wp:positionH relativeFrom="page">
+              <wp:posOffset>493200</wp:posOffset>
+            </wp:positionH>
+            <wp:positionV relativeFrom="page">
+              <wp:posOffset>6444000</wp:posOffset>
+            </wp:positionV>
+            <wp:extent cx="762000" cy="762000"/>
+            <wp:effectExtent t="0" r="0" b="0" l="0"/>
+            <wp:wrapNone/>
+            <wp:docPr id="1" name="" descr="" title=""/>
+            <wp:cNvGraphicFramePr>
+              <a:graphicFrameLocks xmlns:a="http://schemas.openxmlformats.org/drawingml/2006/main" noChangeAspect="1"/>
+            </wp:cNvGraphicFramePr>
+            <a:graphic xmlns:a="http://schemas.openxmlformats.org/drawingml/2006/main">
+              <a:graphicData uri="http://schemas.openxmlformats.org/drawingml/2006/picture">
+                <pic:pic xmlns:pic="http://schemas.openxmlformats.org/drawingml/2006/picture">
+                  <pic:nvPicPr>
+                    <pic:cNvPr id="0" name="" descr=""/>
+                    <pic:cNvPicPr>
+                      <a:picLocks noChangeAspect="1" noChangeArrowheads="1"/>
+                    </pic:cNvPicPr>
+                  </pic:nvPicPr>
+                  <pic:blipFill>
+                    <a:blip r:embed="rId9" cstate="none"/>
+                    <a:srcRect/>
+                    <a:stretch>
+                      <a:fillRect/>
+                    </a:stretch>
+                  </pic:blipFill>
+                  <pic:spPr bwMode="auto">
+                    <a:xfrm>
+                      <a:off x="0" y="0"/>
+                      <a:ext cx="762000" cy="762000"/>
+                    </a:xfrm>
+                    <a:prstGeom prst="rect">
+                      <a:avLst/>
+                    </a:prstGeom>
+                  </pic:spPr>
+                </pic:pic>
+              </a:graphicData>
+            </a:graphic>
+          </wp:anchor>
+        </w:drawing>
+      </w:r>
+      <w:r>
+        <w:drawing>
+          <wp:anchor distT="0" distB="0" distL="0" distR="0" simplePos="0" allowOverlap="1" behindDoc="0" locked="0" layoutInCell="1" relativeHeight="723900">
+            <wp:simplePos x="0" y="0"/>
+            <wp:positionH relativeFrom="page">
+              <wp:posOffset>9216000</wp:posOffset>
+            </wp:positionH>
+            <wp:positionV relativeFrom="page">
+              <wp:posOffset>6480000</wp:posOffset>
+            </wp:positionV>
+            <wp:extent cx="723900" cy="723900"/>
+            <wp:effectExtent t="0" r="0" b="0" l="0"/>
+            <wp:wrapNone/>
+            <wp:docPr id="1" name="" descr="" title=""/>
+            <wp:cNvGraphicFramePr>
+              <a:graphicFrameLocks xmlns:a="http://schemas.openxmlformats.org/drawingml/2006/main" noChangeAspect="1"/>
+            </wp:cNvGraphicFramePr>
+            <a:graphic xmlns:a="http://schemas.openxmlformats.org/drawingml/2006/main">
+              <a:graphicData uri="http://schemas.openxmlformats.org/drawingml/2006/picture">
+                <pic:pic xmlns:pic="http://schemas.openxmlformats.org/drawingml/2006/picture">
+                  <pic:nvPicPr>
+                    <pic:cNvPr id="0" name="" descr=""/>
+                    <pic:cNvPicPr>
+                      <a:picLocks noChangeAspect="1" noChangeArrowheads="1"/>
+                    </pic:cNvPicPr>
+                  </pic:nvPicPr>
+                  <pic:blipFill>
+                    <a:blip r:embed="rId10" cstate="none"/>
+                    <a:srcRect/>
+                    <a:stretch>
+                      <a:fillRect/>
+                    </a:stretch>
+                  </pic:blipFill>
+                  <pic:spPr bwMode="auto">
+                    <a:xfrm>
+                      <a:off x="0" y="0"/>
+                      <a:ext cx="723900" cy="723900"/>
+                    </a:xfrm>
+                    <a:prstGeom prst="rect">
+                      <a:avLst/>
+                    </a:prstGeom>
+                  </pic:spPr>
+                </pic:pic>
+              </a:graphicData>
+            </a:graphic>
+          </wp:anchor>
+        </w:drawing>
+      </w:r>
       <w:r>
         <w:rPr>
           <w:rFonts w:ascii="Arial Narrow" w:cs="Arial Narrow" w:eastAsia="Arial Narrow" w:hAnsi="Arial Narrow"/>
@@ -14560,6 +16384,102 @@
         <w:jc w:val="center"/>
       </w:pPr>
       <w:r>
+        <w:drawing>
+          <wp:anchor distT="0" distB="0" distL="0" distR="0" simplePos="0" allowOverlap="1" behindDoc="0" locked="0" layoutInCell="1" relativeHeight="762000">
+            <wp:simplePos x="0" y="0"/>
+            <wp:positionH relativeFrom="page">
+              <wp:posOffset>493200</wp:posOffset>
+            </wp:positionH>
+            <wp:positionV relativeFrom="page">
+              <wp:posOffset>6444000</wp:posOffset>
+            </wp:positionV>
+            <wp:extent cx="762000" cy="762000"/>
+            <wp:effectExtent t="0" r="0" b="0" l="0"/>
+            <wp:wrapNone/>
+            <wp:docPr id="1" name="" descr="" title=""/>
+            <wp:cNvGraphicFramePr>
+              <a:graphicFrameLocks xmlns:a="http://schemas.openxmlformats.org/drawingml/2006/main" noChangeAspect="1"/>
+            </wp:cNvGraphicFramePr>
+            <a:graphic xmlns:a="http://schemas.openxmlformats.org/drawingml/2006/main">
+              <a:graphicData uri="http://schemas.openxmlformats.org/drawingml/2006/picture">
+                <pic:pic xmlns:pic="http://schemas.openxmlformats.org/drawingml/2006/picture">
+                  <pic:nvPicPr>
+                    <pic:cNvPr id="0" name="" descr=""/>
+                    <pic:cNvPicPr>
+                      <a:picLocks noChangeAspect="1" noChangeArrowheads="1"/>
+                    </pic:cNvPicPr>
+                  </pic:nvPicPr>
+                  <pic:blipFill>
+                    <a:blip r:embed="rId9" cstate="none"/>
+                    <a:srcRect/>
+                    <a:stretch>
+                      <a:fillRect/>
+                    </a:stretch>
+                  </pic:blipFill>
+                  <pic:spPr bwMode="auto">
+                    <a:xfrm>
+                      <a:off x="0" y="0"/>
+                      <a:ext cx="762000" cy="762000"/>
+                    </a:xfrm>
+                    <a:prstGeom prst="rect">
+                      <a:avLst/>
+                    </a:prstGeom>
+                  </pic:spPr>
+                </pic:pic>
+              </a:graphicData>
+            </a:graphic>
+          </wp:anchor>
+        </w:drawing>
+      </w:r>
+      <w:r>
+        <w:drawing>
+          <wp:anchor distT="0" distB="0" distL="0" distR="0" simplePos="0" allowOverlap="1" behindDoc="0" locked="0" layoutInCell="1" relativeHeight="723900">
+            <wp:simplePos x="0" y="0"/>
+            <wp:positionH relativeFrom="page">
+              <wp:posOffset>9216000</wp:posOffset>
+            </wp:positionH>
+            <wp:positionV relativeFrom="page">
+              <wp:posOffset>6480000</wp:posOffset>
+            </wp:positionV>
+            <wp:extent cx="723900" cy="723900"/>
+            <wp:effectExtent t="0" r="0" b="0" l="0"/>
+            <wp:wrapNone/>
+            <wp:docPr id="1" name="" descr="" title=""/>
+            <wp:cNvGraphicFramePr>
+              <a:graphicFrameLocks xmlns:a="http://schemas.openxmlformats.org/drawingml/2006/main" noChangeAspect="1"/>
+            </wp:cNvGraphicFramePr>
+            <a:graphic xmlns:a="http://schemas.openxmlformats.org/drawingml/2006/main">
+              <a:graphicData uri="http://schemas.openxmlformats.org/drawingml/2006/picture">
+                <pic:pic xmlns:pic="http://schemas.openxmlformats.org/drawingml/2006/picture">
+                  <pic:nvPicPr>
+                    <pic:cNvPr id="0" name="" descr=""/>
+                    <pic:cNvPicPr>
+                      <a:picLocks noChangeAspect="1" noChangeArrowheads="1"/>
+                    </pic:cNvPicPr>
+                  </pic:nvPicPr>
+                  <pic:blipFill>
+                    <a:blip r:embed="rId10" cstate="none"/>
+                    <a:srcRect/>
+                    <a:stretch>
+                      <a:fillRect/>
+                    </a:stretch>
+                  </pic:blipFill>
+                  <pic:spPr bwMode="auto">
+                    <a:xfrm>
+                      <a:off x="0" y="0"/>
+                      <a:ext cx="723900" cy="723900"/>
+                    </a:xfrm>
+                    <a:prstGeom prst="rect">
+                      <a:avLst/>
+                    </a:prstGeom>
+                  </pic:spPr>
+                </pic:pic>
+              </a:graphicData>
+            </a:graphic>
+          </wp:anchor>
+        </w:drawing>
+      </w:r>
+      <w:r>
         <w:rPr>
           <w:rFonts w:ascii="Arial Narrow" w:cs="Arial Narrow" w:eastAsia="Arial Narrow" w:hAnsi="Arial Narrow"/>
           <w:b/>
@@ -15040,6 +16960,102 @@
         <w:spacing w:after="60"/>
         <w:jc w:val="center"/>
       </w:pPr>
+      <w:r>
+        <w:drawing>
+          <wp:anchor distT="0" distB="0" distL="0" distR="0" simplePos="0" allowOverlap="1" behindDoc="0" locked="0" layoutInCell="1" relativeHeight="762000">
+            <wp:simplePos x="0" y="0"/>
+            <wp:positionH relativeFrom="page">
+              <wp:posOffset>493200</wp:posOffset>
+            </wp:positionH>
+            <wp:positionV relativeFrom="page">
+              <wp:posOffset>6444000</wp:posOffset>
+            </wp:positionV>
+            <wp:extent cx="762000" cy="762000"/>
+            <wp:effectExtent t="0" r="0" b="0" l="0"/>
+            <wp:wrapNone/>
+            <wp:docPr id="1" name="" descr="" title=""/>
+            <wp:cNvGraphicFramePr>
+              <a:graphicFrameLocks xmlns:a="http://schemas.openxmlformats.org/drawingml/2006/main" noChangeAspect="1"/>
+            </wp:cNvGraphicFramePr>
+            <a:graphic xmlns:a="http://schemas.openxmlformats.org/drawingml/2006/main">
+              <a:graphicData uri="http://schemas.openxmlformats.org/drawingml/2006/picture">
+                <pic:pic xmlns:pic="http://schemas.openxmlformats.org/drawingml/2006/picture">
+                  <pic:nvPicPr>
+                    <pic:cNvPr id="0" name="" descr=""/>
+                    <pic:cNvPicPr>
+                      <a:picLocks noChangeAspect="1" noChangeArrowheads="1"/>
+                    </pic:cNvPicPr>
+                  </pic:nvPicPr>
+                  <pic:blipFill>
+                    <a:blip r:embed="rId9" cstate="none"/>
+                    <a:srcRect/>
+                    <a:stretch>
+                      <a:fillRect/>
+                    </a:stretch>
+                  </pic:blipFill>
+                  <pic:spPr bwMode="auto">
+                    <a:xfrm>
+                      <a:off x="0" y="0"/>
+                      <a:ext cx="762000" cy="762000"/>
+                    </a:xfrm>
+                    <a:prstGeom prst="rect">
+                      <a:avLst/>
+                    </a:prstGeom>
+                  </pic:spPr>
+                </pic:pic>
+              </a:graphicData>
+            </a:graphic>
+          </wp:anchor>
+        </w:drawing>
+      </w:r>
+      <w:r>
+        <w:drawing>
+          <wp:anchor distT="0" distB="0" distL="0" distR="0" simplePos="0" allowOverlap="1" behindDoc="0" locked="0" layoutInCell="1" relativeHeight="723900">
+            <wp:simplePos x="0" y="0"/>
+            <wp:positionH relativeFrom="page">
+              <wp:posOffset>9216000</wp:posOffset>
+            </wp:positionH>
+            <wp:positionV relativeFrom="page">
+              <wp:posOffset>6480000</wp:posOffset>
+            </wp:positionV>
+            <wp:extent cx="723900" cy="723900"/>
+            <wp:effectExtent t="0" r="0" b="0" l="0"/>
+            <wp:wrapNone/>
+            <wp:docPr id="1" name="" descr="" title=""/>
+            <wp:cNvGraphicFramePr>
+              <a:graphicFrameLocks xmlns:a="http://schemas.openxmlformats.org/drawingml/2006/main" noChangeAspect="1"/>
+            </wp:cNvGraphicFramePr>
+            <a:graphic xmlns:a="http://schemas.openxmlformats.org/drawingml/2006/main">
+              <a:graphicData uri="http://schemas.openxmlformats.org/drawingml/2006/picture">
+                <pic:pic xmlns:pic="http://schemas.openxmlformats.org/drawingml/2006/picture">
+                  <pic:nvPicPr>
+                    <pic:cNvPr id="0" name="" descr=""/>
+                    <pic:cNvPicPr>
+                      <a:picLocks noChangeAspect="1" noChangeArrowheads="1"/>
+                    </pic:cNvPicPr>
+                  </pic:nvPicPr>
+                  <pic:blipFill>
+                    <a:blip r:embed="rId10" cstate="none"/>
+                    <a:srcRect/>
+                    <a:stretch>
+                      <a:fillRect/>
+                    </a:stretch>
+                  </pic:blipFill>
+                  <pic:spPr bwMode="auto">
+                    <a:xfrm>
+                      <a:off x="0" y="0"/>
+                      <a:ext cx="723900" cy="723900"/>
+                    </a:xfrm>
+                    <a:prstGeom prst="rect">
+                      <a:avLst/>
+                    </a:prstGeom>
+                  </pic:spPr>
+                </pic:pic>
+              </a:graphicData>
+            </a:graphic>
+          </wp:anchor>
+        </w:drawing>
+      </w:r>
       <w:r>
         <w:rPr>
           <w:rFonts w:ascii="Arial Narrow" w:cs="Arial Narrow" w:eastAsia="Arial Narrow" w:hAnsi="Arial Narrow"/>
@@ -15590,6 +17606,102 @@
         <w:jc w:val="center"/>
       </w:pPr>
       <w:r>
+        <w:drawing>
+          <wp:anchor distT="0" distB="0" distL="0" distR="0" simplePos="0" allowOverlap="1" behindDoc="0" locked="0" layoutInCell="1" relativeHeight="762000">
+            <wp:simplePos x="0" y="0"/>
+            <wp:positionH relativeFrom="page">
+              <wp:posOffset>493200</wp:posOffset>
+            </wp:positionH>
+            <wp:positionV relativeFrom="page">
+              <wp:posOffset>6444000</wp:posOffset>
+            </wp:positionV>
+            <wp:extent cx="762000" cy="762000"/>
+            <wp:effectExtent t="0" r="0" b="0" l="0"/>
+            <wp:wrapNone/>
+            <wp:docPr id="1" name="" descr="" title=""/>
+            <wp:cNvGraphicFramePr>
+              <a:graphicFrameLocks xmlns:a="http://schemas.openxmlformats.org/drawingml/2006/main" noChangeAspect="1"/>
+            </wp:cNvGraphicFramePr>
+            <a:graphic xmlns:a="http://schemas.openxmlformats.org/drawingml/2006/main">
+              <a:graphicData uri="http://schemas.openxmlformats.org/drawingml/2006/picture">
+                <pic:pic xmlns:pic="http://schemas.openxmlformats.org/drawingml/2006/picture">
+                  <pic:nvPicPr>
+                    <pic:cNvPr id="0" name="" descr=""/>
+                    <pic:cNvPicPr>
+                      <a:picLocks noChangeAspect="1" noChangeArrowheads="1"/>
+                    </pic:cNvPicPr>
+                  </pic:nvPicPr>
+                  <pic:blipFill>
+                    <a:blip r:embed="rId9" cstate="none"/>
+                    <a:srcRect/>
+                    <a:stretch>
+                      <a:fillRect/>
+                    </a:stretch>
+                  </pic:blipFill>
+                  <pic:spPr bwMode="auto">
+                    <a:xfrm>
+                      <a:off x="0" y="0"/>
+                      <a:ext cx="762000" cy="762000"/>
+                    </a:xfrm>
+                    <a:prstGeom prst="rect">
+                      <a:avLst/>
+                    </a:prstGeom>
+                  </pic:spPr>
+                </pic:pic>
+              </a:graphicData>
+            </a:graphic>
+          </wp:anchor>
+        </w:drawing>
+      </w:r>
+      <w:r>
+        <w:drawing>
+          <wp:anchor distT="0" distB="0" distL="0" distR="0" simplePos="0" allowOverlap="1" behindDoc="0" locked="0" layoutInCell="1" relativeHeight="723900">
+            <wp:simplePos x="0" y="0"/>
+            <wp:positionH relativeFrom="page">
+              <wp:posOffset>9216000</wp:posOffset>
+            </wp:positionH>
+            <wp:positionV relativeFrom="page">
+              <wp:posOffset>6480000</wp:posOffset>
+            </wp:positionV>
+            <wp:extent cx="723900" cy="723900"/>
+            <wp:effectExtent t="0" r="0" b="0" l="0"/>
+            <wp:wrapNone/>
+            <wp:docPr id="1" name="" descr="" title=""/>
+            <wp:cNvGraphicFramePr>
+              <a:graphicFrameLocks xmlns:a="http://schemas.openxmlformats.org/drawingml/2006/main" noChangeAspect="1"/>
+            </wp:cNvGraphicFramePr>
+            <a:graphic xmlns:a="http://schemas.openxmlformats.org/drawingml/2006/main">
+              <a:graphicData uri="http://schemas.openxmlformats.org/drawingml/2006/picture">
+                <pic:pic xmlns:pic="http://schemas.openxmlformats.org/drawingml/2006/picture">
+                  <pic:nvPicPr>
+                    <pic:cNvPr id="0" name="" descr=""/>
+                    <pic:cNvPicPr>
+                      <a:picLocks noChangeAspect="1" noChangeArrowheads="1"/>
+                    </pic:cNvPicPr>
+                  </pic:nvPicPr>
+                  <pic:blipFill>
+                    <a:blip r:embed="rId10" cstate="none"/>
+                    <a:srcRect/>
+                    <a:stretch>
+                      <a:fillRect/>
+                    </a:stretch>
+                  </pic:blipFill>
+                  <pic:spPr bwMode="auto">
+                    <a:xfrm>
+                      <a:off x="0" y="0"/>
+                      <a:ext cx="723900" cy="723900"/>
+                    </a:xfrm>
+                    <a:prstGeom prst="rect">
+                      <a:avLst/>
+                    </a:prstGeom>
+                  </pic:spPr>
+                </pic:pic>
+              </a:graphicData>
+            </a:graphic>
+          </wp:anchor>
+        </w:drawing>
+      </w:r>
+      <w:r>
         <w:rPr>
           <w:rFonts w:ascii="Arial Narrow" w:cs="Arial Narrow" w:eastAsia="Arial Narrow" w:hAnsi="Arial Narrow"/>
           <w:b/>
@@ -16039,6 +18151,102 @@
         <w:jc w:val="center"/>
       </w:pPr>
       <w:r>
+        <w:drawing>
+          <wp:anchor distT="0" distB="0" distL="0" distR="0" simplePos="0" allowOverlap="1" behindDoc="0" locked="0" layoutInCell="1" relativeHeight="762000">
+            <wp:simplePos x="0" y="0"/>
+            <wp:positionH relativeFrom="page">
+              <wp:posOffset>493200</wp:posOffset>
+            </wp:positionH>
+            <wp:positionV relativeFrom="page">
+              <wp:posOffset>6444000</wp:posOffset>
+            </wp:positionV>
+            <wp:extent cx="762000" cy="762000"/>
+            <wp:effectExtent t="0" r="0" b="0" l="0"/>
+            <wp:wrapNone/>
+            <wp:docPr id="1" name="" descr="" title=""/>
+            <wp:cNvGraphicFramePr>
+              <a:graphicFrameLocks xmlns:a="http://schemas.openxmlformats.org/drawingml/2006/main" noChangeAspect="1"/>
+            </wp:cNvGraphicFramePr>
+            <a:graphic xmlns:a="http://schemas.openxmlformats.org/drawingml/2006/main">
+              <a:graphicData uri="http://schemas.openxmlformats.org/drawingml/2006/picture">
+                <pic:pic xmlns:pic="http://schemas.openxmlformats.org/drawingml/2006/picture">
+                  <pic:nvPicPr>
+                    <pic:cNvPr id="0" name="" descr=""/>
+                    <pic:cNvPicPr>
+                      <a:picLocks noChangeAspect="1" noChangeArrowheads="1"/>
+                    </pic:cNvPicPr>
+                  </pic:nvPicPr>
+                  <pic:blipFill>
+                    <a:blip r:embed="rId9" cstate="none"/>
+                    <a:srcRect/>
+                    <a:stretch>
+                      <a:fillRect/>
+                    </a:stretch>
+                  </pic:blipFill>
+                  <pic:spPr bwMode="auto">
+                    <a:xfrm>
+                      <a:off x="0" y="0"/>
+                      <a:ext cx="762000" cy="762000"/>
+                    </a:xfrm>
+                    <a:prstGeom prst="rect">
+                      <a:avLst/>
+                    </a:prstGeom>
+                  </pic:spPr>
+                </pic:pic>
+              </a:graphicData>
+            </a:graphic>
+          </wp:anchor>
+        </w:drawing>
+      </w:r>
+      <w:r>
+        <w:drawing>
+          <wp:anchor distT="0" distB="0" distL="0" distR="0" simplePos="0" allowOverlap="1" behindDoc="0" locked="0" layoutInCell="1" relativeHeight="723900">
+            <wp:simplePos x="0" y="0"/>
+            <wp:positionH relativeFrom="page">
+              <wp:posOffset>9216000</wp:posOffset>
+            </wp:positionH>
+            <wp:positionV relativeFrom="page">
+              <wp:posOffset>6480000</wp:posOffset>
+            </wp:positionV>
+            <wp:extent cx="723900" cy="723900"/>
+            <wp:effectExtent t="0" r="0" b="0" l="0"/>
+            <wp:wrapNone/>
+            <wp:docPr id="1" name="" descr="" title=""/>
+            <wp:cNvGraphicFramePr>
+              <a:graphicFrameLocks xmlns:a="http://schemas.openxmlformats.org/drawingml/2006/main" noChangeAspect="1"/>
+            </wp:cNvGraphicFramePr>
+            <a:graphic xmlns:a="http://schemas.openxmlformats.org/drawingml/2006/main">
+              <a:graphicData uri="http://schemas.openxmlformats.org/drawingml/2006/picture">
+                <pic:pic xmlns:pic="http://schemas.openxmlformats.org/drawingml/2006/picture">
+                  <pic:nvPicPr>
+                    <pic:cNvPr id="0" name="" descr=""/>
+                    <pic:cNvPicPr>
+                      <a:picLocks noChangeAspect="1" noChangeArrowheads="1"/>
+                    </pic:cNvPicPr>
+                  </pic:nvPicPr>
+                  <pic:blipFill>
+                    <a:blip r:embed="rId10" cstate="none"/>
+                    <a:srcRect/>
+                    <a:stretch>
+                      <a:fillRect/>
+                    </a:stretch>
+                  </pic:blipFill>
+                  <pic:spPr bwMode="auto">
+                    <a:xfrm>
+                      <a:off x="0" y="0"/>
+                      <a:ext cx="723900" cy="723900"/>
+                    </a:xfrm>
+                    <a:prstGeom prst="rect">
+                      <a:avLst/>
+                    </a:prstGeom>
+                  </pic:spPr>
+                </pic:pic>
+              </a:graphicData>
+            </a:graphic>
+          </wp:anchor>
+        </w:drawing>
+      </w:r>
+      <w:r>
         <w:rPr>
           <w:rFonts w:ascii="Arial Narrow" w:cs="Arial Narrow" w:eastAsia="Arial Narrow" w:hAnsi="Arial Narrow"/>
           <w:b/>
@@ -16367,6 +18575,102 @@
         <w:spacing w:after="360"/>
         <w:jc w:val="center"/>
       </w:pPr>
+      <w:r>
+        <w:drawing>
+          <wp:anchor distT="0" distB="0" distL="0" distR="0" simplePos="0" allowOverlap="1" behindDoc="0" locked="0" layoutInCell="1" relativeHeight="762000">
+            <wp:simplePos x="0" y="0"/>
+            <wp:positionH relativeFrom="page">
+              <wp:posOffset>493200</wp:posOffset>
+            </wp:positionH>
+            <wp:positionV relativeFrom="page">
+              <wp:posOffset>6444000</wp:posOffset>
+            </wp:positionV>
+            <wp:extent cx="762000" cy="762000"/>
+            <wp:effectExtent t="0" r="0" b="0" l="0"/>
+            <wp:wrapNone/>
+            <wp:docPr id="1" name="" descr="" title=""/>
+            <wp:cNvGraphicFramePr>
+              <a:graphicFrameLocks xmlns:a="http://schemas.openxmlformats.org/drawingml/2006/main" noChangeAspect="1"/>
+            </wp:cNvGraphicFramePr>
+            <a:graphic xmlns:a="http://schemas.openxmlformats.org/drawingml/2006/main">
+              <a:graphicData uri="http://schemas.openxmlformats.org/drawingml/2006/picture">
+                <pic:pic xmlns:pic="http://schemas.openxmlformats.org/drawingml/2006/picture">
+                  <pic:nvPicPr>
+                    <pic:cNvPr id="0" name="" descr=""/>
+                    <pic:cNvPicPr>
+                      <a:picLocks noChangeAspect="1" noChangeArrowheads="1"/>
+                    </pic:cNvPicPr>
+                  </pic:nvPicPr>
+                  <pic:blipFill>
+                    <a:blip r:embed="rId9" cstate="none"/>
+                    <a:srcRect/>
+                    <a:stretch>
+                      <a:fillRect/>
+                    </a:stretch>
+                  </pic:blipFill>
+                  <pic:spPr bwMode="auto">
+                    <a:xfrm>
+                      <a:off x="0" y="0"/>
+                      <a:ext cx="762000" cy="762000"/>
+                    </a:xfrm>
+                    <a:prstGeom prst="rect">
+                      <a:avLst/>
+                    </a:prstGeom>
+                  </pic:spPr>
+                </pic:pic>
+              </a:graphicData>
+            </a:graphic>
+          </wp:anchor>
+        </w:drawing>
+      </w:r>
+      <w:r>
+        <w:drawing>
+          <wp:anchor distT="0" distB="0" distL="0" distR="0" simplePos="0" allowOverlap="1" behindDoc="0" locked="0" layoutInCell="1" relativeHeight="723900">
+            <wp:simplePos x="0" y="0"/>
+            <wp:positionH relativeFrom="page">
+              <wp:posOffset>9216000</wp:posOffset>
+            </wp:positionH>
+            <wp:positionV relativeFrom="page">
+              <wp:posOffset>6480000</wp:posOffset>
+            </wp:positionV>
+            <wp:extent cx="723900" cy="723900"/>
+            <wp:effectExtent t="0" r="0" b="0" l="0"/>
+            <wp:wrapNone/>
+            <wp:docPr id="1" name="" descr="" title=""/>
+            <wp:cNvGraphicFramePr>
+              <a:graphicFrameLocks xmlns:a="http://schemas.openxmlformats.org/drawingml/2006/main" noChangeAspect="1"/>
+            </wp:cNvGraphicFramePr>
+            <a:graphic xmlns:a="http://schemas.openxmlformats.org/drawingml/2006/main">
+              <a:graphicData uri="http://schemas.openxmlformats.org/drawingml/2006/picture">
+                <pic:pic xmlns:pic="http://schemas.openxmlformats.org/drawingml/2006/picture">
+                  <pic:nvPicPr>
+                    <pic:cNvPr id="0" name="" descr=""/>
+                    <pic:cNvPicPr>
+                      <a:picLocks noChangeAspect="1" noChangeArrowheads="1"/>
+                    </pic:cNvPicPr>
+                  </pic:nvPicPr>
+                  <pic:blipFill>
+                    <a:blip r:embed="rId10" cstate="none"/>
+                    <a:srcRect/>
+                    <a:stretch>
+                      <a:fillRect/>
+                    </a:stretch>
+                  </pic:blipFill>
+                  <pic:spPr bwMode="auto">
+                    <a:xfrm>
+                      <a:off x="0" y="0"/>
+                      <a:ext cx="723900" cy="723900"/>
+                    </a:xfrm>
+                    <a:prstGeom prst="rect">
+                      <a:avLst/>
+                    </a:prstGeom>
+                  </pic:spPr>
+                </pic:pic>
+              </a:graphicData>
+            </a:graphic>
+          </wp:anchor>
+        </w:drawing>
+      </w:r>
       <w:r>
         <w:rPr>
           <w:rFonts w:ascii="Arial Narrow" w:cs="Arial Narrow" w:eastAsia="Arial Narrow" w:hAnsi="Arial Narrow"/>
@@ -16663,6 +18967,102 @@
         <w:jc w:val="center"/>
       </w:pPr>
       <w:r>
+        <w:drawing>
+          <wp:anchor distT="0" distB="0" distL="0" distR="0" simplePos="0" allowOverlap="1" behindDoc="0" locked="0" layoutInCell="1" relativeHeight="762000">
+            <wp:simplePos x="0" y="0"/>
+            <wp:positionH relativeFrom="page">
+              <wp:posOffset>493200</wp:posOffset>
+            </wp:positionH>
+            <wp:positionV relativeFrom="page">
+              <wp:posOffset>6444000</wp:posOffset>
+            </wp:positionV>
+            <wp:extent cx="762000" cy="762000"/>
+            <wp:effectExtent t="0" r="0" b="0" l="0"/>
+            <wp:wrapNone/>
+            <wp:docPr id="1" name="" descr="" title=""/>
+            <wp:cNvGraphicFramePr>
+              <a:graphicFrameLocks xmlns:a="http://schemas.openxmlformats.org/drawingml/2006/main" noChangeAspect="1"/>
+            </wp:cNvGraphicFramePr>
+            <a:graphic xmlns:a="http://schemas.openxmlformats.org/drawingml/2006/main">
+              <a:graphicData uri="http://schemas.openxmlformats.org/drawingml/2006/picture">
+                <pic:pic xmlns:pic="http://schemas.openxmlformats.org/drawingml/2006/picture">
+                  <pic:nvPicPr>
+                    <pic:cNvPr id="0" name="" descr=""/>
+                    <pic:cNvPicPr>
+                      <a:picLocks noChangeAspect="1" noChangeArrowheads="1"/>
+                    </pic:cNvPicPr>
+                  </pic:nvPicPr>
+                  <pic:blipFill>
+                    <a:blip r:embed="rId9" cstate="none"/>
+                    <a:srcRect/>
+                    <a:stretch>
+                      <a:fillRect/>
+                    </a:stretch>
+                  </pic:blipFill>
+                  <pic:spPr bwMode="auto">
+                    <a:xfrm>
+                      <a:off x="0" y="0"/>
+                      <a:ext cx="762000" cy="762000"/>
+                    </a:xfrm>
+                    <a:prstGeom prst="rect">
+                      <a:avLst/>
+                    </a:prstGeom>
+                  </pic:spPr>
+                </pic:pic>
+              </a:graphicData>
+            </a:graphic>
+          </wp:anchor>
+        </w:drawing>
+      </w:r>
+      <w:r>
+        <w:drawing>
+          <wp:anchor distT="0" distB="0" distL="0" distR="0" simplePos="0" allowOverlap="1" behindDoc="0" locked="0" layoutInCell="1" relativeHeight="723900">
+            <wp:simplePos x="0" y="0"/>
+            <wp:positionH relativeFrom="page">
+              <wp:posOffset>9216000</wp:posOffset>
+            </wp:positionH>
+            <wp:positionV relativeFrom="page">
+              <wp:posOffset>6480000</wp:posOffset>
+            </wp:positionV>
+            <wp:extent cx="723900" cy="723900"/>
+            <wp:effectExtent t="0" r="0" b="0" l="0"/>
+            <wp:wrapNone/>
+            <wp:docPr id="1" name="" descr="" title=""/>
+            <wp:cNvGraphicFramePr>
+              <a:graphicFrameLocks xmlns:a="http://schemas.openxmlformats.org/drawingml/2006/main" noChangeAspect="1"/>
+            </wp:cNvGraphicFramePr>
+            <a:graphic xmlns:a="http://schemas.openxmlformats.org/drawingml/2006/main">
+              <a:graphicData uri="http://schemas.openxmlformats.org/drawingml/2006/picture">
+                <pic:pic xmlns:pic="http://schemas.openxmlformats.org/drawingml/2006/picture">
+                  <pic:nvPicPr>
+                    <pic:cNvPr id="0" name="" descr=""/>
+                    <pic:cNvPicPr>
+                      <a:picLocks noChangeAspect="1" noChangeArrowheads="1"/>
+                    </pic:cNvPicPr>
+                  </pic:nvPicPr>
+                  <pic:blipFill>
+                    <a:blip r:embed="rId10" cstate="none"/>
+                    <a:srcRect/>
+                    <a:stretch>
+                      <a:fillRect/>
+                    </a:stretch>
+                  </pic:blipFill>
+                  <pic:spPr bwMode="auto">
+                    <a:xfrm>
+                      <a:off x="0" y="0"/>
+                      <a:ext cx="723900" cy="723900"/>
+                    </a:xfrm>
+                    <a:prstGeom prst="rect">
+                      <a:avLst/>
+                    </a:prstGeom>
+                  </pic:spPr>
+                </pic:pic>
+              </a:graphicData>
+            </a:graphic>
+          </wp:anchor>
+        </w:drawing>
+      </w:r>
+      <w:r>
         <w:rPr>
           <w:rFonts w:ascii="Arial Narrow" w:cs="Arial Narrow" w:eastAsia="Arial Narrow" w:hAnsi="Arial Narrow"/>
           <w:b/>
@@ -17076,6 +19476,102 @@
         <w:spacing w:after="360"/>
         <w:jc w:val="center"/>
       </w:pPr>
+      <w:r>
+        <w:drawing>
+          <wp:anchor distT="0" distB="0" distL="0" distR="0" simplePos="0" allowOverlap="1" behindDoc="0" locked="0" layoutInCell="1" relativeHeight="762000">
+            <wp:simplePos x="0" y="0"/>
+            <wp:positionH relativeFrom="page">
+              <wp:posOffset>493200</wp:posOffset>
+            </wp:positionH>
+            <wp:positionV relativeFrom="page">
+              <wp:posOffset>6444000</wp:posOffset>
+            </wp:positionV>
+            <wp:extent cx="762000" cy="762000"/>
+            <wp:effectExtent t="0" r="0" b="0" l="0"/>
+            <wp:wrapNone/>
+            <wp:docPr id="1" name="" descr="" title=""/>
+            <wp:cNvGraphicFramePr>
+              <a:graphicFrameLocks xmlns:a="http://schemas.openxmlformats.org/drawingml/2006/main" noChangeAspect="1"/>
+            </wp:cNvGraphicFramePr>
+            <a:graphic xmlns:a="http://schemas.openxmlformats.org/drawingml/2006/main">
+              <a:graphicData uri="http://schemas.openxmlformats.org/drawingml/2006/picture">
+                <pic:pic xmlns:pic="http://schemas.openxmlformats.org/drawingml/2006/picture">
+                  <pic:nvPicPr>
+                    <pic:cNvPr id="0" name="" descr=""/>
+                    <pic:cNvPicPr>
+                      <a:picLocks noChangeAspect="1" noChangeArrowheads="1"/>
+                    </pic:cNvPicPr>
+                  </pic:nvPicPr>
+                  <pic:blipFill>
+                    <a:blip r:embed="rId9" cstate="none"/>
+                    <a:srcRect/>
+                    <a:stretch>
+                      <a:fillRect/>
+                    </a:stretch>
+                  </pic:blipFill>
+                  <pic:spPr bwMode="auto">
+                    <a:xfrm>
+                      <a:off x="0" y="0"/>
+                      <a:ext cx="762000" cy="762000"/>
+                    </a:xfrm>
+                    <a:prstGeom prst="rect">
+                      <a:avLst/>
+                    </a:prstGeom>
+                  </pic:spPr>
+                </pic:pic>
+              </a:graphicData>
+            </a:graphic>
+          </wp:anchor>
+        </w:drawing>
+      </w:r>
+      <w:r>
+        <w:drawing>
+          <wp:anchor distT="0" distB="0" distL="0" distR="0" simplePos="0" allowOverlap="1" behindDoc="0" locked="0" layoutInCell="1" relativeHeight="723900">
+            <wp:simplePos x="0" y="0"/>
+            <wp:positionH relativeFrom="page">
+              <wp:posOffset>9216000</wp:posOffset>
+            </wp:positionH>
+            <wp:positionV relativeFrom="page">
+              <wp:posOffset>6480000</wp:posOffset>
+            </wp:positionV>
+            <wp:extent cx="723900" cy="723900"/>
+            <wp:effectExtent t="0" r="0" b="0" l="0"/>
+            <wp:wrapNone/>
+            <wp:docPr id="1" name="" descr="" title=""/>
+            <wp:cNvGraphicFramePr>
+              <a:graphicFrameLocks xmlns:a="http://schemas.openxmlformats.org/drawingml/2006/main" noChangeAspect="1"/>
+            </wp:cNvGraphicFramePr>
+            <a:graphic xmlns:a="http://schemas.openxmlformats.org/drawingml/2006/main">
+              <a:graphicData uri="http://schemas.openxmlformats.org/drawingml/2006/picture">
+                <pic:pic xmlns:pic="http://schemas.openxmlformats.org/drawingml/2006/picture">
+                  <pic:nvPicPr>
+                    <pic:cNvPr id="0" name="" descr=""/>
+                    <pic:cNvPicPr>
+                      <a:picLocks noChangeAspect="1" noChangeArrowheads="1"/>
+                    </pic:cNvPicPr>
+                  </pic:nvPicPr>
+                  <pic:blipFill>
+                    <a:blip r:embed="rId10" cstate="none"/>
+                    <a:srcRect/>
+                    <a:stretch>
+                      <a:fillRect/>
+                    </a:stretch>
+                  </pic:blipFill>
+                  <pic:spPr bwMode="auto">
+                    <a:xfrm>
+                      <a:off x="0" y="0"/>
+                      <a:ext cx="723900" cy="723900"/>
+                    </a:xfrm>
+                    <a:prstGeom prst="rect">
+                      <a:avLst/>
+                    </a:prstGeom>
+                  </pic:spPr>
+                </pic:pic>
+              </a:graphicData>
+            </a:graphic>
+          </wp:anchor>
+        </w:drawing>
+      </w:r>
       <w:r>
         <w:rPr>
           <w:rFonts w:ascii="Arial Narrow" w:cs="Arial Narrow" w:eastAsia="Arial Narrow" w:hAnsi="Arial Narrow"/>
@@ -17472,6 +19968,102 @@
         <w:jc w:val="center"/>
       </w:pPr>
       <w:r>
+        <w:drawing>
+          <wp:anchor distT="0" distB="0" distL="0" distR="0" simplePos="0" allowOverlap="1" behindDoc="0" locked="0" layoutInCell="1" relativeHeight="762000">
+            <wp:simplePos x="0" y="0"/>
+            <wp:positionH relativeFrom="page">
+              <wp:posOffset>493200</wp:posOffset>
+            </wp:positionH>
+            <wp:positionV relativeFrom="page">
+              <wp:posOffset>6444000</wp:posOffset>
+            </wp:positionV>
+            <wp:extent cx="762000" cy="762000"/>
+            <wp:effectExtent t="0" r="0" b="0" l="0"/>
+            <wp:wrapNone/>
+            <wp:docPr id="1" name="" descr="" title=""/>
+            <wp:cNvGraphicFramePr>
+              <a:graphicFrameLocks xmlns:a="http://schemas.openxmlformats.org/drawingml/2006/main" noChangeAspect="1"/>
+            </wp:cNvGraphicFramePr>
+            <a:graphic xmlns:a="http://schemas.openxmlformats.org/drawingml/2006/main">
+              <a:graphicData uri="http://schemas.openxmlformats.org/drawingml/2006/picture">
+                <pic:pic xmlns:pic="http://schemas.openxmlformats.org/drawingml/2006/picture">
+                  <pic:nvPicPr>
+                    <pic:cNvPr id="0" name="" descr=""/>
+                    <pic:cNvPicPr>
+                      <a:picLocks noChangeAspect="1" noChangeArrowheads="1"/>
+                    </pic:cNvPicPr>
+                  </pic:nvPicPr>
+                  <pic:blipFill>
+                    <a:blip r:embed="rId9" cstate="none"/>
+                    <a:srcRect/>
+                    <a:stretch>
+                      <a:fillRect/>
+                    </a:stretch>
+                  </pic:blipFill>
+                  <pic:spPr bwMode="auto">
+                    <a:xfrm>
+                      <a:off x="0" y="0"/>
+                      <a:ext cx="762000" cy="762000"/>
+                    </a:xfrm>
+                    <a:prstGeom prst="rect">
+                      <a:avLst/>
+                    </a:prstGeom>
+                  </pic:spPr>
+                </pic:pic>
+              </a:graphicData>
+            </a:graphic>
+          </wp:anchor>
+        </w:drawing>
+      </w:r>
+      <w:r>
+        <w:drawing>
+          <wp:anchor distT="0" distB="0" distL="0" distR="0" simplePos="0" allowOverlap="1" behindDoc="0" locked="0" layoutInCell="1" relativeHeight="723900">
+            <wp:simplePos x="0" y="0"/>
+            <wp:positionH relativeFrom="page">
+              <wp:posOffset>9216000</wp:posOffset>
+            </wp:positionH>
+            <wp:positionV relativeFrom="page">
+              <wp:posOffset>6480000</wp:posOffset>
+            </wp:positionV>
+            <wp:extent cx="723900" cy="723900"/>
+            <wp:effectExtent t="0" r="0" b="0" l="0"/>
+            <wp:wrapNone/>
+            <wp:docPr id="1" name="" descr="" title=""/>
+            <wp:cNvGraphicFramePr>
+              <a:graphicFrameLocks xmlns:a="http://schemas.openxmlformats.org/drawingml/2006/main" noChangeAspect="1"/>
+            </wp:cNvGraphicFramePr>
+            <a:graphic xmlns:a="http://schemas.openxmlformats.org/drawingml/2006/main">
+              <a:graphicData uri="http://schemas.openxmlformats.org/drawingml/2006/picture">
+                <pic:pic xmlns:pic="http://schemas.openxmlformats.org/drawingml/2006/picture">
+                  <pic:nvPicPr>
+                    <pic:cNvPr id="0" name="" descr=""/>
+                    <pic:cNvPicPr>
+                      <a:picLocks noChangeAspect="1" noChangeArrowheads="1"/>
+                    </pic:cNvPicPr>
+                  </pic:nvPicPr>
+                  <pic:blipFill>
+                    <a:blip r:embed="rId10" cstate="none"/>
+                    <a:srcRect/>
+                    <a:stretch>
+                      <a:fillRect/>
+                    </a:stretch>
+                  </pic:blipFill>
+                  <pic:spPr bwMode="auto">
+                    <a:xfrm>
+                      <a:off x="0" y="0"/>
+                      <a:ext cx="723900" cy="723900"/>
+                    </a:xfrm>
+                    <a:prstGeom prst="rect">
+                      <a:avLst/>
+                    </a:prstGeom>
+                  </pic:spPr>
+                </pic:pic>
+              </a:graphicData>
+            </a:graphic>
+          </wp:anchor>
+        </w:drawing>
+      </w:r>
+      <w:r>
         <w:rPr>
           <w:rFonts w:ascii="Arial Narrow" w:cs="Arial Narrow" w:eastAsia="Arial Narrow" w:hAnsi="Arial Narrow"/>
           <w:b/>
@@ -18113,6 +20705,102 @@
         <w:spacing w:after="360"/>
         <w:jc w:val="center"/>
       </w:pPr>
+      <w:r>
+        <w:drawing>
+          <wp:anchor distT="0" distB="0" distL="0" distR="0" simplePos="0" allowOverlap="1" behindDoc="0" locked="0" layoutInCell="1" relativeHeight="762000">
+            <wp:simplePos x="0" y="0"/>
+            <wp:positionH relativeFrom="page">
+              <wp:posOffset>493200</wp:posOffset>
+            </wp:positionH>
+            <wp:positionV relativeFrom="page">
+              <wp:posOffset>6444000</wp:posOffset>
+            </wp:positionV>
+            <wp:extent cx="762000" cy="762000"/>
+            <wp:effectExtent t="0" r="0" b="0" l="0"/>
+            <wp:wrapNone/>
+            <wp:docPr id="1" name="" descr="" title=""/>
+            <wp:cNvGraphicFramePr>
+              <a:graphicFrameLocks xmlns:a="http://schemas.openxmlformats.org/drawingml/2006/main" noChangeAspect="1"/>
+            </wp:cNvGraphicFramePr>
+            <a:graphic xmlns:a="http://schemas.openxmlformats.org/drawingml/2006/main">
+              <a:graphicData uri="http://schemas.openxmlformats.org/drawingml/2006/picture">
+                <pic:pic xmlns:pic="http://schemas.openxmlformats.org/drawingml/2006/picture">
+                  <pic:nvPicPr>
+                    <pic:cNvPr id="0" name="" descr=""/>
+                    <pic:cNvPicPr>
+                      <a:picLocks noChangeAspect="1" noChangeArrowheads="1"/>
+                    </pic:cNvPicPr>
+                  </pic:nvPicPr>
+                  <pic:blipFill>
+                    <a:blip r:embed="rId9" cstate="none"/>
+                    <a:srcRect/>
+                    <a:stretch>
+                      <a:fillRect/>
+                    </a:stretch>
+                  </pic:blipFill>
+                  <pic:spPr bwMode="auto">
+                    <a:xfrm>
+                      <a:off x="0" y="0"/>
+                      <a:ext cx="762000" cy="762000"/>
+                    </a:xfrm>
+                    <a:prstGeom prst="rect">
+                      <a:avLst/>
+                    </a:prstGeom>
+                  </pic:spPr>
+                </pic:pic>
+              </a:graphicData>
+            </a:graphic>
+          </wp:anchor>
+        </w:drawing>
+      </w:r>
+      <w:r>
+        <w:drawing>
+          <wp:anchor distT="0" distB="0" distL="0" distR="0" simplePos="0" allowOverlap="1" behindDoc="0" locked="0" layoutInCell="1" relativeHeight="723900">
+            <wp:simplePos x="0" y="0"/>
+            <wp:positionH relativeFrom="page">
+              <wp:posOffset>9216000</wp:posOffset>
+            </wp:positionH>
+            <wp:positionV relativeFrom="page">
+              <wp:posOffset>6480000</wp:posOffset>
+            </wp:positionV>
+            <wp:extent cx="723900" cy="723900"/>
+            <wp:effectExtent t="0" r="0" b="0" l="0"/>
+            <wp:wrapNone/>
+            <wp:docPr id="1" name="" descr="" title=""/>
+            <wp:cNvGraphicFramePr>
+              <a:graphicFrameLocks xmlns:a="http://schemas.openxmlformats.org/drawingml/2006/main" noChangeAspect="1"/>
+            </wp:cNvGraphicFramePr>
+            <a:graphic xmlns:a="http://schemas.openxmlformats.org/drawingml/2006/main">
+              <a:graphicData uri="http://schemas.openxmlformats.org/drawingml/2006/picture">
+                <pic:pic xmlns:pic="http://schemas.openxmlformats.org/drawingml/2006/picture">
+                  <pic:nvPicPr>
+                    <pic:cNvPr id="0" name="" descr=""/>
+                    <pic:cNvPicPr>
+                      <a:picLocks noChangeAspect="1" noChangeArrowheads="1"/>
+                    </pic:cNvPicPr>
+                  </pic:nvPicPr>
+                  <pic:blipFill>
+                    <a:blip r:embed="rId10" cstate="none"/>
+                    <a:srcRect/>
+                    <a:stretch>
+                      <a:fillRect/>
+                    </a:stretch>
+                  </pic:blipFill>
+                  <pic:spPr bwMode="auto">
+                    <a:xfrm>
+                      <a:off x="0" y="0"/>
+                      <a:ext cx="723900" cy="723900"/>
+                    </a:xfrm>
+                    <a:prstGeom prst="rect">
+                      <a:avLst/>
+                    </a:prstGeom>
+                  </pic:spPr>
+                </pic:pic>
+              </a:graphicData>
+            </a:graphic>
+          </wp:anchor>
+        </w:drawing>
+      </w:r>
       <w:r>
         <w:rPr>
           <w:rFonts w:ascii="Arial Narrow" w:cs="Arial Narrow" w:eastAsia="Arial Narrow" w:hAnsi="Arial Narrow"/>
@@ -18723,6 +21411,102 @@
         <w:jc w:val="center"/>
       </w:pPr>
       <w:r>
+        <w:drawing>
+          <wp:anchor distT="0" distB="0" distL="0" distR="0" simplePos="0" allowOverlap="1" behindDoc="0" locked="0" layoutInCell="1" relativeHeight="762000">
+            <wp:simplePos x="0" y="0"/>
+            <wp:positionH relativeFrom="page">
+              <wp:posOffset>493200</wp:posOffset>
+            </wp:positionH>
+            <wp:positionV relativeFrom="page">
+              <wp:posOffset>6444000</wp:posOffset>
+            </wp:positionV>
+            <wp:extent cx="762000" cy="762000"/>
+            <wp:effectExtent t="0" r="0" b="0" l="0"/>
+            <wp:wrapNone/>
+            <wp:docPr id="1" name="" descr="" title=""/>
+            <wp:cNvGraphicFramePr>
+              <a:graphicFrameLocks xmlns:a="http://schemas.openxmlformats.org/drawingml/2006/main" noChangeAspect="1"/>
+            </wp:cNvGraphicFramePr>
+            <a:graphic xmlns:a="http://schemas.openxmlformats.org/drawingml/2006/main">
+              <a:graphicData uri="http://schemas.openxmlformats.org/drawingml/2006/picture">
+                <pic:pic xmlns:pic="http://schemas.openxmlformats.org/drawingml/2006/picture">
+                  <pic:nvPicPr>
+                    <pic:cNvPr id="0" name="" descr=""/>
+                    <pic:cNvPicPr>
+                      <a:picLocks noChangeAspect="1" noChangeArrowheads="1"/>
+                    </pic:cNvPicPr>
+                  </pic:nvPicPr>
+                  <pic:blipFill>
+                    <a:blip r:embed="rId9" cstate="none"/>
+                    <a:srcRect/>
+                    <a:stretch>
+                      <a:fillRect/>
+                    </a:stretch>
+                  </pic:blipFill>
+                  <pic:spPr bwMode="auto">
+                    <a:xfrm>
+                      <a:off x="0" y="0"/>
+                      <a:ext cx="762000" cy="762000"/>
+                    </a:xfrm>
+                    <a:prstGeom prst="rect">
+                      <a:avLst/>
+                    </a:prstGeom>
+                  </pic:spPr>
+                </pic:pic>
+              </a:graphicData>
+            </a:graphic>
+          </wp:anchor>
+        </w:drawing>
+      </w:r>
+      <w:r>
+        <w:drawing>
+          <wp:anchor distT="0" distB="0" distL="0" distR="0" simplePos="0" allowOverlap="1" behindDoc="0" locked="0" layoutInCell="1" relativeHeight="723900">
+            <wp:simplePos x="0" y="0"/>
+            <wp:positionH relativeFrom="page">
+              <wp:posOffset>9216000</wp:posOffset>
+            </wp:positionH>
+            <wp:positionV relativeFrom="page">
+              <wp:posOffset>6480000</wp:posOffset>
+            </wp:positionV>
+            <wp:extent cx="723900" cy="723900"/>
+            <wp:effectExtent t="0" r="0" b="0" l="0"/>
+            <wp:wrapNone/>
+            <wp:docPr id="1" name="" descr="" title=""/>
+            <wp:cNvGraphicFramePr>
+              <a:graphicFrameLocks xmlns:a="http://schemas.openxmlformats.org/drawingml/2006/main" noChangeAspect="1"/>
+            </wp:cNvGraphicFramePr>
+            <a:graphic xmlns:a="http://schemas.openxmlformats.org/drawingml/2006/main">
+              <a:graphicData uri="http://schemas.openxmlformats.org/drawingml/2006/picture">
+                <pic:pic xmlns:pic="http://schemas.openxmlformats.org/drawingml/2006/picture">
+                  <pic:nvPicPr>
+                    <pic:cNvPr id="0" name="" descr=""/>
+                    <pic:cNvPicPr>
+                      <a:picLocks noChangeAspect="1" noChangeArrowheads="1"/>
+                    </pic:cNvPicPr>
+                  </pic:nvPicPr>
+                  <pic:blipFill>
+                    <a:blip r:embed="rId10" cstate="none"/>
+                    <a:srcRect/>
+                    <a:stretch>
+                      <a:fillRect/>
+                    </a:stretch>
+                  </pic:blipFill>
+                  <pic:spPr bwMode="auto">
+                    <a:xfrm>
+                      <a:off x="0" y="0"/>
+                      <a:ext cx="723900" cy="723900"/>
+                    </a:xfrm>
+                    <a:prstGeom prst="rect">
+                      <a:avLst/>
+                    </a:prstGeom>
+                  </pic:spPr>
+                </pic:pic>
+              </a:graphicData>
+            </a:graphic>
+          </wp:anchor>
+        </w:drawing>
+      </w:r>
+      <w:r>
         <w:rPr>
           <w:rFonts w:ascii="Arial Narrow" w:cs="Arial Narrow" w:eastAsia="Arial Narrow" w:hAnsi="Arial Narrow"/>
           <w:b/>
@@ -19471,6 +22255,102 @@
         <w:spacing w:after="360"/>
         <w:jc w:val="center"/>
       </w:pPr>
+      <w:r>
+        <w:drawing>
+          <wp:anchor distT="0" distB="0" distL="0" distR="0" simplePos="0" allowOverlap="1" behindDoc="0" locked="0" layoutInCell="1" relativeHeight="762000">
+            <wp:simplePos x="0" y="0"/>
+            <wp:positionH relativeFrom="page">
+              <wp:posOffset>493200</wp:posOffset>
+            </wp:positionH>
+            <wp:positionV relativeFrom="page">
+              <wp:posOffset>6444000</wp:posOffset>
+            </wp:positionV>
+            <wp:extent cx="762000" cy="762000"/>
+            <wp:effectExtent t="0" r="0" b="0" l="0"/>
+            <wp:wrapNone/>
+            <wp:docPr id="1" name="" descr="" title=""/>
+            <wp:cNvGraphicFramePr>
+              <a:graphicFrameLocks xmlns:a="http://schemas.openxmlformats.org/drawingml/2006/main" noChangeAspect="1"/>
+            </wp:cNvGraphicFramePr>
+            <a:graphic xmlns:a="http://schemas.openxmlformats.org/drawingml/2006/main">
+              <a:graphicData uri="http://schemas.openxmlformats.org/drawingml/2006/picture">
+                <pic:pic xmlns:pic="http://schemas.openxmlformats.org/drawingml/2006/picture">
+                  <pic:nvPicPr>
+                    <pic:cNvPr id="0" name="" descr=""/>
+                    <pic:cNvPicPr>
+                      <a:picLocks noChangeAspect="1" noChangeArrowheads="1"/>
+                    </pic:cNvPicPr>
+                  </pic:nvPicPr>
+                  <pic:blipFill>
+                    <a:blip r:embed="rId9" cstate="none"/>
+                    <a:srcRect/>
+                    <a:stretch>
+                      <a:fillRect/>
+                    </a:stretch>
+                  </pic:blipFill>
+                  <pic:spPr bwMode="auto">
+                    <a:xfrm>
+                      <a:off x="0" y="0"/>
+                      <a:ext cx="762000" cy="762000"/>
+                    </a:xfrm>
+                    <a:prstGeom prst="rect">
+                      <a:avLst/>
+                    </a:prstGeom>
+                  </pic:spPr>
+                </pic:pic>
+              </a:graphicData>
+            </a:graphic>
+          </wp:anchor>
+        </w:drawing>
+      </w:r>
+      <w:r>
+        <w:drawing>
+          <wp:anchor distT="0" distB="0" distL="0" distR="0" simplePos="0" allowOverlap="1" behindDoc="0" locked="0" layoutInCell="1" relativeHeight="723900">
+            <wp:simplePos x="0" y="0"/>
+            <wp:positionH relativeFrom="page">
+              <wp:posOffset>9216000</wp:posOffset>
+            </wp:positionH>
+            <wp:positionV relativeFrom="page">
+              <wp:posOffset>6480000</wp:posOffset>
+            </wp:positionV>
+            <wp:extent cx="723900" cy="723900"/>
+            <wp:effectExtent t="0" r="0" b="0" l="0"/>
+            <wp:wrapNone/>
+            <wp:docPr id="1" name="" descr="" title=""/>
+            <wp:cNvGraphicFramePr>
+              <a:graphicFrameLocks xmlns:a="http://schemas.openxmlformats.org/drawingml/2006/main" noChangeAspect="1"/>
+            </wp:cNvGraphicFramePr>
+            <a:graphic xmlns:a="http://schemas.openxmlformats.org/drawingml/2006/main">
+              <a:graphicData uri="http://schemas.openxmlformats.org/drawingml/2006/picture">
+                <pic:pic xmlns:pic="http://schemas.openxmlformats.org/drawingml/2006/picture">
+                  <pic:nvPicPr>
+                    <pic:cNvPr id="0" name="" descr=""/>
+                    <pic:cNvPicPr>
+                      <a:picLocks noChangeAspect="1" noChangeArrowheads="1"/>
+                    </pic:cNvPicPr>
+                  </pic:nvPicPr>
+                  <pic:blipFill>
+                    <a:blip r:embed="rId10" cstate="none"/>
+                    <a:srcRect/>
+                    <a:stretch>
+                      <a:fillRect/>
+                    </a:stretch>
+                  </pic:blipFill>
+                  <pic:spPr bwMode="auto">
+                    <a:xfrm>
+                      <a:off x="0" y="0"/>
+                      <a:ext cx="723900" cy="723900"/>
+                    </a:xfrm>
+                    <a:prstGeom prst="rect">
+                      <a:avLst/>
+                    </a:prstGeom>
+                  </pic:spPr>
+                </pic:pic>
+              </a:graphicData>
+            </a:graphic>
+          </wp:anchor>
+        </w:drawing>
+      </w:r>
       <w:r>
         <w:rPr>
           <w:rFonts w:ascii="Arial Narrow" w:cs="Arial Narrow" w:eastAsia="Arial Narrow" w:hAnsi="Arial Narrow"/>
@@ -20576,6 +23456,102 @@
         <w:spacing w:after="60"/>
         <w:jc w:val="center"/>
       </w:pPr>
+      <w:r>
+        <w:drawing>
+          <wp:anchor distT="0" distB="0" distL="0" distR="0" simplePos="0" allowOverlap="1" behindDoc="0" locked="0" layoutInCell="1" relativeHeight="762000">
+            <wp:simplePos x="0" y="0"/>
+            <wp:positionH relativeFrom="page">
+              <wp:posOffset>493200</wp:posOffset>
+            </wp:positionH>
+            <wp:positionV relativeFrom="page">
+              <wp:posOffset>6444000</wp:posOffset>
+            </wp:positionV>
+            <wp:extent cx="762000" cy="762000"/>
+            <wp:effectExtent t="0" r="0" b="0" l="0"/>
+            <wp:wrapNone/>
+            <wp:docPr id="1" name="" descr="" title=""/>
+            <wp:cNvGraphicFramePr>
+              <a:graphicFrameLocks xmlns:a="http://schemas.openxmlformats.org/drawingml/2006/main" noChangeAspect="1"/>
+            </wp:cNvGraphicFramePr>
+            <a:graphic xmlns:a="http://schemas.openxmlformats.org/drawingml/2006/main">
+              <a:graphicData uri="http://schemas.openxmlformats.org/drawingml/2006/picture">
+                <pic:pic xmlns:pic="http://schemas.openxmlformats.org/drawingml/2006/picture">
+                  <pic:nvPicPr>
+                    <pic:cNvPr id="0" name="" descr=""/>
+                    <pic:cNvPicPr>
+                      <a:picLocks noChangeAspect="1" noChangeArrowheads="1"/>
+                    </pic:cNvPicPr>
+                  </pic:nvPicPr>
+                  <pic:blipFill>
+                    <a:blip r:embed="rId9" cstate="none"/>
+                    <a:srcRect/>
+                    <a:stretch>
+                      <a:fillRect/>
+                    </a:stretch>
+                  </pic:blipFill>
+                  <pic:spPr bwMode="auto">
+                    <a:xfrm>
+                      <a:off x="0" y="0"/>
+                      <a:ext cx="762000" cy="762000"/>
+                    </a:xfrm>
+                    <a:prstGeom prst="rect">
+                      <a:avLst/>
+                    </a:prstGeom>
+                  </pic:spPr>
+                </pic:pic>
+              </a:graphicData>
+            </a:graphic>
+          </wp:anchor>
+        </w:drawing>
+      </w:r>
+      <w:r>
+        <w:drawing>
+          <wp:anchor distT="0" distB="0" distL="0" distR="0" simplePos="0" allowOverlap="1" behindDoc="0" locked="0" layoutInCell="1" relativeHeight="723900">
+            <wp:simplePos x="0" y="0"/>
+            <wp:positionH relativeFrom="page">
+              <wp:posOffset>9216000</wp:posOffset>
+            </wp:positionH>
+            <wp:positionV relativeFrom="page">
+              <wp:posOffset>6480000</wp:posOffset>
+            </wp:positionV>
+            <wp:extent cx="723900" cy="723900"/>
+            <wp:effectExtent t="0" r="0" b="0" l="0"/>
+            <wp:wrapNone/>
+            <wp:docPr id="1" name="" descr="" title=""/>
+            <wp:cNvGraphicFramePr>
+              <a:graphicFrameLocks xmlns:a="http://schemas.openxmlformats.org/drawingml/2006/main" noChangeAspect="1"/>
+            </wp:cNvGraphicFramePr>
+            <a:graphic xmlns:a="http://schemas.openxmlformats.org/drawingml/2006/main">
+              <a:graphicData uri="http://schemas.openxmlformats.org/drawingml/2006/picture">
+                <pic:pic xmlns:pic="http://schemas.openxmlformats.org/drawingml/2006/picture">
+                  <pic:nvPicPr>
+                    <pic:cNvPr id="0" name="" descr=""/>
+                    <pic:cNvPicPr>
+                      <a:picLocks noChangeAspect="1" noChangeArrowheads="1"/>
+                    </pic:cNvPicPr>
+                  </pic:nvPicPr>
+                  <pic:blipFill>
+                    <a:blip r:embed="rId10" cstate="none"/>
+                    <a:srcRect/>
+                    <a:stretch>
+                      <a:fillRect/>
+                    </a:stretch>
+                  </pic:blipFill>
+                  <pic:spPr bwMode="auto">
+                    <a:xfrm>
+                      <a:off x="0" y="0"/>
+                      <a:ext cx="723900" cy="723900"/>
+                    </a:xfrm>
+                    <a:prstGeom prst="rect">
+                      <a:avLst/>
+                    </a:prstGeom>
+                  </pic:spPr>
+                </pic:pic>
+              </a:graphicData>
+            </a:graphic>
+          </wp:anchor>
+        </w:drawing>
+      </w:r>
       <w:r>
         <w:rPr>
           <w:rFonts w:ascii="Arial Narrow" w:cs="Arial Narrow" w:eastAsia="Arial Narrow" w:hAnsi="Arial Narrow"/>
@@ -21310,6 +24286,102 @@
         <w:jc w:val="center"/>
       </w:pPr>
       <w:r>
+        <w:drawing>
+          <wp:anchor distT="0" distB="0" distL="0" distR="0" simplePos="0" allowOverlap="1" behindDoc="0" locked="0" layoutInCell="1" relativeHeight="762000">
+            <wp:simplePos x="0" y="0"/>
+            <wp:positionH relativeFrom="page">
+              <wp:posOffset>493200</wp:posOffset>
+            </wp:positionH>
+            <wp:positionV relativeFrom="page">
+              <wp:posOffset>6444000</wp:posOffset>
+            </wp:positionV>
+            <wp:extent cx="762000" cy="762000"/>
+            <wp:effectExtent t="0" r="0" b="0" l="0"/>
+            <wp:wrapNone/>
+            <wp:docPr id="1" name="" descr="" title=""/>
+            <wp:cNvGraphicFramePr>
+              <a:graphicFrameLocks xmlns:a="http://schemas.openxmlformats.org/drawingml/2006/main" noChangeAspect="1"/>
+            </wp:cNvGraphicFramePr>
+            <a:graphic xmlns:a="http://schemas.openxmlformats.org/drawingml/2006/main">
+              <a:graphicData uri="http://schemas.openxmlformats.org/drawingml/2006/picture">
+                <pic:pic xmlns:pic="http://schemas.openxmlformats.org/drawingml/2006/picture">
+                  <pic:nvPicPr>
+                    <pic:cNvPr id="0" name="" descr=""/>
+                    <pic:cNvPicPr>
+                      <a:picLocks noChangeAspect="1" noChangeArrowheads="1"/>
+                    </pic:cNvPicPr>
+                  </pic:nvPicPr>
+                  <pic:blipFill>
+                    <a:blip r:embed="rId9" cstate="none"/>
+                    <a:srcRect/>
+                    <a:stretch>
+                      <a:fillRect/>
+                    </a:stretch>
+                  </pic:blipFill>
+                  <pic:spPr bwMode="auto">
+                    <a:xfrm>
+                      <a:off x="0" y="0"/>
+                      <a:ext cx="762000" cy="762000"/>
+                    </a:xfrm>
+                    <a:prstGeom prst="rect">
+                      <a:avLst/>
+                    </a:prstGeom>
+                  </pic:spPr>
+                </pic:pic>
+              </a:graphicData>
+            </a:graphic>
+          </wp:anchor>
+        </w:drawing>
+      </w:r>
+      <w:r>
+        <w:drawing>
+          <wp:anchor distT="0" distB="0" distL="0" distR="0" simplePos="0" allowOverlap="1" behindDoc="0" locked="0" layoutInCell="1" relativeHeight="723900">
+            <wp:simplePos x="0" y="0"/>
+            <wp:positionH relativeFrom="page">
+              <wp:posOffset>9216000</wp:posOffset>
+            </wp:positionH>
+            <wp:positionV relativeFrom="page">
+              <wp:posOffset>6480000</wp:posOffset>
+            </wp:positionV>
+            <wp:extent cx="723900" cy="723900"/>
+            <wp:effectExtent t="0" r="0" b="0" l="0"/>
+            <wp:wrapNone/>
+            <wp:docPr id="1" name="" descr="" title=""/>
+            <wp:cNvGraphicFramePr>
+              <a:graphicFrameLocks xmlns:a="http://schemas.openxmlformats.org/drawingml/2006/main" noChangeAspect="1"/>
+            </wp:cNvGraphicFramePr>
+            <a:graphic xmlns:a="http://schemas.openxmlformats.org/drawingml/2006/main">
+              <a:graphicData uri="http://schemas.openxmlformats.org/drawingml/2006/picture">
+                <pic:pic xmlns:pic="http://schemas.openxmlformats.org/drawingml/2006/picture">
+                  <pic:nvPicPr>
+                    <pic:cNvPr id="0" name="" descr=""/>
+                    <pic:cNvPicPr>
+                      <a:picLocks noChangeAspect="1" noChangeArrowheads="1"/>
+                    </pic:cNvPicPr>
+                  </pic:nvPicPr>
+                  <pic:blipFill>
+                    <a:blip r:embed="rId10" cstate="none"/>
+                    <a:srcRect/>
+                    <a:stretch>
+                      <a:fillRect/>
+                    </a:stretch>
+                  </pic:blipFill>
+                  <pic:spPr bwMode="auto">
+                    <a:xfrm>
+                      <a:off x="0" y="0"/>
+                      <a:ext cx="723900" cy="723900"/>
+                    </a:xfrm>
+                    <a:prstGeom prst="rect">
+                      <a:avLst/>
+                    </a:prstGeom>
+                  </pic:spPr>
+                </pic:pic>
+              </a:graphicData>
+            </a:graphic>
+          </wp:anchor>
+        </w:drawing>
+      </w:r>
+      <w:r>
         <w:rPr>
           <w:rFonts w:ascii="Arial Narrow" w:cs="Arial Narrow" w:eastAsia="Arial Narrow" w:hAnsi="Arial Narrow"/>
           <w:b/>
@@ -22005,6 +25077,102 @@
         <w:spacing w:after="360"/>
         <w:jc w:val="center"/>
       </w:pPr>
+      <w:r>
+        <w:drawing>
+          <wp:anchor distT="0" distB="0" distL="0" distR="0" simplePos="0" allowOverlap="1" behindDoc="0" locked="0" layoutInCell="1" relativeHeight="762000">
+            <wp:simplePos x="0" y="0"/>
+            <wp:positionH relativeFrom="page">
+              <wp:posOffset>493200</wp:posOffset>
+            </wp:positionH>
+            <wp:positionV relativeFrom="page">
+              <wp:posOffset>6444000</wp:posOffset>
+            </wp:positionV>
+            <wp:extent cx="762000" cy="762000"/>
+            <wp:effectExtent t="0" r="0" b="0" l="0"/>
+            <wp:wrapNone/>
+            <wp:docPr id="1" name="" descr="" title=""/>
+            <wp:cNvGraphicFramePr>
+              <a:graphicFrameLocks xmlns:a="http://schemas.openxmlformats.org/drawingml/2006/main" noChangeAspect="1"/>
+            </wp:cNvGraphicFramePr>
+            <a:graphic xmlns:a="http://schemas.openxmlformats.org/drawingml/2006/main">
+              <a:graphicData uri="http://schemas.openxmlformats.org/drawingml/2006/picture">
+                <pic:pic xmlns:pic="http://schemas.openxmlformats.org/drawingml/2006/picture">
+                  <pic:nvPicPr>
+                    <pic:cNvPr id="0" name="" descr=""/>
+                    <pic:cNvPicPr>
+                      <a:picLocks noChangeAspect="1" noChangeArrowheads="1"/>
+                    </pic:cNvPicPr>
+                  </pic:nvPicPr>
+                  <pic:blipFill>
+                    <a:blip r:embed="rId9" cstate="none"/>
+                    <a:srcRect/>
+                    <a:stretch>
+                      <a:fillRect/>
+                    </a:stretch>
+                  </pic:blipFill>
+                  <pic:spPr bwMode="auto">
+                    <a:xfrm>
+                      <a:off x="0" y="0"/>
+                      <a:ext cx="762000" cy="762000"/>
+                    </a:xfrm>
+                    <a:prstGeom prst="rect">
+                      <a:avLst/>
+                    </a:prstGeom>
+                  </pic:spPr>
+                </pic:pic>
+              </a:graphicData>
+            </a:graphic>
+          </wp:anchor>
+        </w:drawing>
+      </w:r>
+      <w:r>
+        <w:drawing>
+          <wp:anchor distT="0" distB="0" distL="0" distR="0" simplePos="0" allowOverlap="1" behindDoc="0" locked="0" layoutInCell="1" relativeHeight="723900">
+            <wp:simplePos x="0" y="0"/>
+            <wp:positionH relativeFrom="page">
+              <wp:posOffset>9216000</wp:posOffset>
+            </wp:positionH>
+            <wp:positionV relativeFrom="page">
+              <wp:posOffset>6480000</wp:posOffset>
+            </wp:positionV>
+            <wp:extent cx="723900" cy="723900"/>
+            <wp:effectExtent t="0" r="0" b="0" l="0"/>
+            <wp:wrapNone/>
+            <wp:docPr id="1" name="" descr="" title=""/>
+            <wp:cNvGraphicFramePr>
+              <a:graphicFrameLocks xmlns:a="http://schemas.openxmlformats.org/drawingml/2006/main" noChangeAspect="1"/>
+            </wp:cNvGraphicFramePr>
+            <a:graphic xmlns:a="http://schemas.openxmlformats.org/drawingml/2006/main">
+              <a:graphicData uri="http://schemas.openxmlformats.org/drawingml/2006/picture">
+                <pic:pic xmlns:pic="http://schemas.openxmlformats.org/drawingml/2006/picture">
+                  <pic:nvPicPr>
+                    <pic:cNvPr id="0" name="" descr=""/>
+                    <pic:cNvPicPr>
+                      <a:picLocks noChangeAspect="1" noChangeArrowheads="1"/>
+                    </pic:cNvPicPr>
+                  </pic:nvPicPr>
+                  <pic:blipFill>
+                    <a:blip r:embed="rId10" cstate="none"/>
+                    <a:srcRect/>
+                    <a:stretch>
+                      <a:fillRect/>
+                    </a:stretch>
+                  </pic:blipFill>
+                  <pic:spPr bwMode="auto">
+                    <a:xfrm>
+                      <a:off x="0" y="0"/>
+                      <a:ext cx="723900" cy="723900"/>
+                    </a:xfrm>
+                    <a:prstGeom prst="rect">
+                      <a:avLst/>
+                    </a:prstGeom>
+                  </pic:spPr>
+                </pic:pic>
+              </a:graphicData>
+            </a:graphic>
+          </wp:anchor>
+        </w:drawing>
+      </w:r>
       <w:r>
         <w:rPr>
           <w:rFonts w:ascii="Arial Narrow" w:cs="Arial Narrow" w:eastAsia="Arial Narrow" w:hAnsi="Arial Narrow"/>
@@ -22401,6 +25569,102 @@
         <w:jc w:val="center"/>
       </w:pPr>
       <w:r>
+        <w:drawing>
+          <wp:anchor distT="0" distB="0" distL="0" distR="0" simplePos="0" allowOverlap="1" behindDoc="0" locked="0" layoutInCell="1" relativeHeight="762000">
+            <wp:simplePos x="0" y="0"/>
+            <wp:positionH relativeFrom="page">
+              <wp:posOffset>493200</wp:posOffset>
+            </wp:positionH>
+            <wp:positionV relativeFrom="page">
+              <wp:posOffset>6444000</wp:posOffset>
+            </wp:positionV>
+            <wp:extent cx="762000" cy="762000"/>
+            <wp:effectExtent t="0" r="0" b="0" l="0"/>
+            <wp:wrapNone/>
+            <wp:docPr id="1" name="" descr="" title=""/>
+            <wp:cNvGraphicFramePr>
+              <a:graphicFrameLocks xmlns:a="http://schemas.openxmlformats.org/drawingml/2006/main" noChangeAspect="1"/>
+            </wp:cNvGraphicFramePr>
+            <a:graphic xmlns:a="http://schemas.openxmlformats.org/drawingml/2006/main">
+              <a:graphicData uri="http://schemas.openxmlformats.org/drawingml/2006/picture">
+                <pic:pic xmlns:pic="http://schemas.openxmlformats.org/drawingml/2006/picture">
+                  <pic:nvPicPr>
+                    <pic:cNvPr id="0" name="" descr=""/>
+                    <pic:cNvPicPr>
+                      <a:picLocks noChangeAspect="1" noChangeArrowheads="1"/>
+                    </pic:cNvPicPr>
+                  </pic:nvPicPr>
+                  <pic:blipFill>
+                    <a:blip r:embed="rId9" cstate="none"/>
+                    <a:srcRect/>
+                    <a:stretch>
+                      <a:fillRect/>
+                    </a:stretch>
+                  </pic:blipFill>
+                  <pic:spPr bwMode="auto">
+                    <a:xfrm>
+                      <a:off x="0" y="0"/>
+                      <a:ext cx="762000" cy="762000"/>
+                    </a:xfrm>
+                    <a:prstGeom prst="rect">
+                      <a:avLst/>
+                    </a:prstGeom>
+                  </pic:spPr>
+                </pic:pic>
+              </a:graphicData>
+            </a:graphic>
+          </wp:anchor>
+        </w:drawing>
+      </w:r>
+      <w:r>
+        <w:drawing>
+          <wp:anchor distT="0" distB="0" distL="0" distR="0" simplePos="0" allowOverlap="1" behindDoc="0" locked="0" layoutInCell="1" relativeHeight="723900">
+            <wp:simplePos x="0" y="0"/>
+            <wp:positionH relativeFrom="page">
+              <wp:posOffset>9216000</wp:posOffset>
+            </wp:positionH>
+            <wp:positionV relativeFrom="page">
+              <wp:posOffset>6480000</wp:posOffset>
+            </wp:positionV>
+            <wp:extent cx="723900" cy="723900"/>
+            <wp:effectExtent t="0" r="0" b="0" l="0"/>
+            <wp:wrapNone/>
+            <wp:docPr id="1" name="" descr="" title=""/>
+            <wp:cNvGraphicFramePr>
+              <a:graphicFrameLocks xmlns:a="http://schemas.openxmlformats.org/drawingml/2006/main" noChangeAspect="1"/>
+            </wp:cNvGraphicFramePr>
+            <a:graphic xmlns:a="http://schemas.openxmlformats.org/drawingml/2006/main">
+              <a:graphicData uri="http://schemas.openxmlformats.org/drawingml/2006/picture">
+                <pic:pic xmlns:pic="http://schemas.openxmlformats.org/drawingml/2006/picture">
+                  <pic:nvPicPr>
+                    <pic:cNvPr id="0" name="" descr=""/>
+                    <pic:cNvPicPr>
+                      <a:picLocks noChangeAspect="1" noChangeArrowheads="1"/>
+                    </pic:cNvPicPr>
+                  </pic:nvPicPr>
+                  <pic:blipFill>
+                    <a:blip r:embed="rId10" cstate="none"/>
+                    <a:srcRect/>
+                    <a:stretch>
+                      <a:fillRect/>
+                    </a:stretch>
+                  </pic:blipFill>
+                  <pic:spPr bwMode="auto">
+                    <a:xfrm>
+                      <a:off x="0" y="0"/>
+                      <a:ext cx="723900" cy="723900"/>
+                    </a:xfrm>
+                    <a:prstGeom prst="rect">
+                      <a:avLst/>
+                    </a:prstGeom>
+                  </pic:spPr>
+                </pic:pic>
+              </a:graphicData>
+            </a:graphic>
+          </wp:anchor>
+        </w:drawing>
+      </w:r>
+      <w:r>
         <w:rPr>
           <w:rFonts w:ascii="Arial Narrow" w:cs="Arial Narrow" w:eastAsia="Arial Narrow" w:hAnsi="Arial Narrow"/>
           <w:b/>
@@ -23115,6 +26379,102 @@
         <w:spacing w:after="60"/>
         <w:jc w:val="center"/>
       </w:pPr>
+      <w:r>
+        <w:drawing>
+          <wp:anchor distT="0" distB="0" distL="0" distR="0" simplePos="0" allowOverlap="1" behindDoc="0" locked="0" layoutInCell="1" relativeHeight="762000">
+            <wp:simplePos x="0" y="0"/>
+            <wp:positionH relativeFrom="page">
+              <wp:posOffset>493200</wp:posOffset>
+            </wp:positionH>
+            <wp:positionV relativeFrom="page">
+              <wp:posOffset>6444000</wp:posOffset>
+            </wp:positionV>
+            <wp:extent cx="762000" cy="762000"/>
+            <wp:effectExtent t="0" r="0" b="0" l="0"/>
+            <wp:wrapNone/>
+            <wp:docPr id="1" name="" descr="" title=""/>
+            <wp:cNvGraphicFramePr>
+              <a:graphicFrameLocks xmlns:a="http://schemas.openxmlformats.org/drawingml/2006/main" noChangeAspect="1"/>
+            </wp:cNvGraphicFramePr>
+            <a:graphic xmlns:a="http://schemas.openxmlformats.org/drawingml/2006/main">
+              <a:graphicData uri="http://schemas.openxmlformats.org/drawingml/2006/picture">
+                <pic:pic xmlns:pic="http://schemas.openxmlformats.org/drawingml/2006/picture">
+                  <pic:nvPicPr>
+                    <pic:cNvPr id="0" name="" descr=""/>
+                    <pic:cNvPicPr>
+                      <a:picLocks noChangeAspect="1" noChangeArrowheads="1"/>
+                    </pic:cNvPicPr>
+                  </pic:nvPicPr>
+                  <pic:blipFill>
+                    <a:blip r:embed="rId9" cstate="none"/>
+                    <a:srcRect/>
+                    <a:stretch>
+                      <a:fillRect/>
+                    </a:stretch>
+                  </pic:blipFill>
+                  <pic:spPr bwMode="auto">
+                    <a:xfrm>
+                      <a:off x="0" y="0"/>
+                      <a:ext cx="762000" cy="762000"/>
+                    </a:xfrm>
+                    <a:prstGeom prst="rect">
+                      <a:avLst/>
+                    </a:prstGeom>
+                  </pic:spPr>
+                </pic:pic>
+              </a:graphicData>
+            </a:graphic>
+          </wp:anchor>
+        </w:drawing>
+      </w:r>
+      <w:r>
+        <w:drawing>
+          <wp:anchor distT="0" distB="0" distL="0" distR="0" simplePos="0" allowOverlap="1" behindDoc="0" locked="0" layoutInCell="1" relativeHeight="723900">
+            <wp:simplePos x="0" y="0"/>
+            <wp:positionH relativeFrom="page">
+              <wp:posOffset>9216000</wp:posOffset>
+            </wp:positionH>
+            <wp:positionV relativeFrom="page">
+              <wp:posOffset>6480000</wp:posOffset>
+            </wp:positionV>
+            <wp:extent cx="723900" cy="723900"/>
+            <wp:effectExtent t="0" r="0" b="0" l="0"/>
+            <wp:wrapNone/>
+            <wp:docPr id="1" name="" descr="" title=""/>
+            <wp:cNvGraphicFramePr>
+              <a:graphicFrameLocks xmlns:a="http://schemas.openxmlformats.org/drawingml/2006/main" noChangeAspect="1"/>
+            </wp:cNvGraphicFramePr>
+            <a:graphic xmlns:a="http://schemas.openxmlformats.org/drawingml/2006/main">
+              <a:graphicData uri="http://schemas.openxmlformats.org/drawingml/2006/picture">
+                <pic:pic xmlns:pic="http://schemas.openxmlformats.org/drawingml/2006/picture">
+                  <pic:nvPicPr>
+                    <pic:cNvPr id="0" name="" descr=""/>
+                    <pic:cNvPicPr>
+                      <a:picLocks noChangeAspect="1" noChangeArrowheads="1"/>
+                    </pic:cNvPicPr>
+                  </pic:nvPicPr>
+                  <pic:blipFill>
+                    <a:blip r:embed="rId10" cstate="none"/>
+                    <a:srcRect/>
+                    <a:stretch>
+                      <a:fillRect/>
+                    </a:stretch>
+                  </pic:blipFill>
+                  <pic:spPr bwMode="auto">
+                    <a:xfrm>
+                      <a:off x="0" y="0"/>
+                      <a:ext cx="723900" cy="723900"/>
+                    </a:xfrm>
+                    <a:prstGeom prst="rect">
+                      <a:avLst/>
+                    </a:prstGeom>
+                  </pic:spPr>
+                </pic:pic>
+              </a:graphicData>
+            </a:graphic>
+          </wp:anchor>
+        </w:drawing>
+      </w:r>
       <w:r>
         <w:rPr>
           <w:rFonts w:ascii="Arial Narrow" w:cs="Arial Narrow" w:eastAsia="Arial Narrow" w:hAnsi="Arial Narrow"/>
@@ -23775,6 +27135,102 @@
         <w:jc w:val="center"/>
       </w:pPr>
       <w:r>
+        <w:drawing>
+          <wp:anchor distT="0" distB="0" distL="0" distR="0" simplePos="0" allowOverlap="1" behindDoc="0" locked="0" layoutInCell="1" relativeHeight="762000">
+            <wp:simplePos x="0" y="0"/>
+            <wp:positionH relativeFrom="page">
+              <wp:posOffset>493200</wp:posOffset>
+            </wp:positionH>
+            <wp:positionV relativeFrom="page">
+              <wp:posOffset>6444000</wp:posOffset>
+            </wp:positionV>
+            <wp:extent cx="762000" cy="762000"/>
+            <wp:effectExtent t="0" r="0" b="0" l="0"/>
+            <wp:wrapNone/>
+            <wp:docPr id="1" name="" descr="" title=""/>
+            <wp:cNvGraphicFramePr>
+              <a:graphicFrameLocks xmlns:a="http://schemas.openxmlformats.org/drawingml/2006/main" noChangeAspect="1"/>
+            </wp:cNvGraphicFramePr>
+            <a:graphic xmlns:a="http://schemas.openxmlformats.org/drawingml/2006/main">
+              <a:graphicData uri="http://schemas.openxmlformats.org/drawingml/2006/picture">
+                <pic:pic xmlns:pic="http://schemas.openxmlformats.org/drawingml/2006/picture">
+                  <pic:nvPicPr>
+                    <pic:cNvPr id="0" name="" descr=""/>
+                    <pic:cNvPicPr>
+                      <a:picLocks noChangeAspect="1" noChangeArrowheads="1"/>
+                    </pic:cNvPicPr>
+                  </pic:nvPicPr>
+                  <pic:blipFill>
+                    <a:blip r:embed="rId9" cstate="none"/>
+                    <a:srcRect/>
+                    <a:stretch>
+                      <a:fillRect/>
+                    </a:stretch>
+                  </pic:blipFill>
+                  <pic:spPr bwMode="auto">
+                    <a:xfrm>
+                      <a:off x="0" y="0"/>
+                      <a:ext cx="762000" cy="762000"/>
+                    </a:xfrm>
+                    <a:prstGeom prst="rect">
+                      <a:avLst/>
+                    </a:prstGeom>
+                  </pic:spPr>
+                </pic:pic>
+              </a:graphicData>
+            </a:graphic>
+          </wp:anchor>
+        </w:drawing>
+      </w:r>
+      <w:r>
+        <w:drawing>
+          <wp:anchor distT="0" distB="0" distL="0" distR="0" simplePos="0" allowOverlap="1" behindDoc="0" locked="0" layoutInCell="1" relativeHeight="723900">
+            <wp:simplePos x="0" y="0"/>
+            <wp:positionH relativeFrom="page">
+              <wp:posOffset>9216000</wp:posOffset>
+            </wp:positionH>
+            <wp:positionV relativeFrom="page">
+              <wp:posOffset>6480000</wp:posOffset>
+            </wp:positionV>
+            <wp:extent cx="723900" cy="723900"/>
+            <wp:effectExtent t="0" r="0" b="0" l="0"/>
+            <wp:wrapNone/>
+            <wp:docPr id="1" name="" descr="" title=""/>
+            <wp:cNvGraphicFramePr>
+              <a:graphicFrameLocks xmlns:a="http://schemas.openxmlformats.org/drawingml/2006/main" noChangeAspect="1"/>
+            </wp:cNvGraphicFramePr>
+            <a:graphic xmlns:a="http://schemas.openxmlformats.org/drawingml/2006/main">
+              <a:graphicData uri="http://schemas.openxmlformats.org/drawingml/2006/picture">
+                <pic:pic xmlns:pic="http://schemas.openxmlformats.org/drawingml/2006/picture">
+                  <pic:nvPicPr>
+                    <pic:cNvPr id="0" name="" descr=""/>
+                    <pic:cNvPicPr>
+                      <a:picLocks noChangeAspect="1" noChangeArrowheads="1"/>
+                    </pic:cNvPicPr>
+                  </pic:nvPicPr>
+                  <pic:blipFill>
+                    <a:blip r:embed="rId10" cstate="none"/>
+                    <a:srcRect/>
+                    <a:stretch>
+                      <a:fillRect/>
+                    </a:stretch>
+                  </pic:blipFill>
+                  <pic:spPr bwMode="auto">
+                    <a:xfrm>
+                      <a:off x="0" y="0"/>
+                      <a:ext cx="723900" cy="723900"/>
+                    </a:xfrm>
+                    <a:prstGeom prst="rect">
+                      <a:avLst/>
+                    </a:prstGeom>
+                  </pic:spPr>
+                </pic:pic>
+              </a:graphicData>
+            </a:graphic>
+          </wp:anchor>
+        </w:drawing>
+      </w:r>
+      <w:r>
         <w:rPr>
           <w:rFonts w:ascii="Arial Narrow" w:cs="Arial Narrow" w:eastAsia="Arial Narrow" w:hAnsi="Arial Narrow"/>
           <w:b/>
@@ -24506,6 +27962,102 @@
         <w:spacing w:after="360"/>
         <w:jc w:val="center"/>
       </w:pPr>
+      <w:r>
+        <w:drawing>
+          <wp:anchor distT="0" distB="0" distL="0" distR="0" simplePos="0" allowOverlap="1" behindDoc="0" locked="0" layoutInCell="1" relativeHeight="762000">
+            <wp:simplePos x="0" y="0"/>
+            <wp:positionH relativeFrom="page">
+              <wp:posOffset>493200</wp:posOffset>
+            </wp:positionH>
+            <wp:positionV relativeFrom="page">
+              <wp:posOffset>6444000</wp:posOffset>
+            </wp:positionV>
+            <wp:extent cx="762000" cy="762000"/>
+            <wp:effectExtent t="0" r="0" b="0" l="0"/>
+            <wp:wrapNone/>
+            <wp:docPr id="1" name="" descr="" title=""/>
+            <wp:cNvGraphicFramePr>
+              <a:graphicFrameLocks xmlns:a="http://schemas.openxmlformats.org/drawingml/2006/main" noChangeAspect="1"/>
+            </wp:cNvGraphicFramePr>
+            <a:graphic xmlns:a="http://schemas.openxmlformats.org/drawingml/2006/main">
+              <a:graphicData uri="http://schemas.openxmlformats.org/drawingml/2006/picture">
+                <pic:pic xmlns:pic="http://schemas.openxmlformats.org/drawingml/2006/picture">
+                  <pic:nvPicPr>
+                    <pic:cNvPr id="0" name="" descr=""/>
+                    <pic:cNvPicPr>
+                      <a:picLocks noChangeAspect="1" noChangeArrowheads="1"/>
+                    </pic:cNvPicPr>
+                  </pic:nvPicPr>
+                  <pic:blipFill>
+                    <a:blip r:embed="rId9" cstate="none"/>
+                    <a:srcRect/>
+                    <a:stretch>
+                      <a:fillRect/>
+                    </a:stretch>
+                  </pic:blipFill>
+                  <pic:spPr bwMode="auto">
+                    <a:xfrm>
+                      <a:off x="0" y="0"/>
+                      <a:ext cx="762000" cy="762000"/>
+                    </a:xfrm>
+                    <a:prstGeom prst="rect">
+                      <a:avLst/>
+                    </a:prstGeom>
+                  </pic:spPr>
+                </pic:pic>
+              </a:graphicData>
+            </a:graphic>
+          </wp:anchor>
+        </w:drawing>
+      </w:r>
+      <w:r>
+        <w:drawing>
+          <wp:anchor distT="0" distB="0" distL="0" distR="0" simplePos="0" allowOverlap="1" behindDoc="0" locked="0" layoutInCell="1" relativeHeight="723900">
+            <wp:simplePos x="0" y="0"/>
+            <wp:positionH relativeFrom="page">
+              <wp:posOffset>9216000</wp:posOffset>
+            </wp:positionH>
+            <wp:positionV relativeFrom="page">
+              <wp:posOffset>6480000</wp:posOffset>
+            </wp:positionV>
+            <wp:extent cx="723900" cy="723900"/>
+            <wp:effectExtent t="0" r="0" b="0" l="0"/>
+            <wp:wrapNone/>
+            <wp:docPr id="1" name="" descr="" title=""/>
+            <wp:cNvGraphicFramePr>
+              <a:graphicFrameLocks xmlns:a="http://schemas.openxmlformats.org/drawingml/2006/main" noChangeAspect="1"/>
+            </wp:cNvGraphicFramePr>
+            <a:graphic xmlns:a="http://schemas.openxmlformats.org/drawingml/2006/main">
+              <a:graphicData uri="http://schemas.openxmlformats.org/drawingml/2006/picture">
+                <pic:pic xmlns:pic="http://schemas.openxmlformats.org/drawingml/2006/picture">
+                  <pic:nvPicPr>
+                    <pic:cNvPr id="0" name="" descr=""/>
+                    <pic:cNvPicPr>
+                      <a:picLocks noChangeAspect="1" noChangeArrowheads="1"/>
+                    </pic:cNvPicPr>
+                  </pic:nvPicPr>
+                  <pic:blipFill>
+                    <a:blip r:embed="rId10" cstate="none"/>
+                    <a:srcRect/>
+                    <a:stretch>
+                      <a:fillRect/>
+                    </a:stretch>
+                  </pic:blipFill>
+                  <pic:spPr bwMode="auto">
+                    <a:xfrm>
+                      <a:off x="0" y="0"/>
+                      <a:ext cx="723900" cy="723900"/>
+                    </a:xfrm>
+                    <a:prstGeom prst="rect">
+                      <a:avLst/>
+                    </a:prstGeom>
+                  </pic:spPr>
+                </pic:pic>
+              </a:graphicData>
+            </a:graphic>
+          </wp:anchor>
+        </w:drawing>
+      </w:r>
       <w:r>
         <w:rPr>
           <w:rFonts w:ascii="Arial Narrow" w:cs="Arial Narrow" w:eastAsia="Arial Narrow" w:hAnsi="Arial Narrow"/>
@@ -24816,6 +28368,102 @@
         <w:spacing w:after="60"/>
         <w:jc w:val="center"/>
       </w:pPr>
+      <w:r>
+        <w:drawing>
+          <wp:anchor distT="0" distB="0" distL="0" distR="0" simplePos="0" allowOverlap="1" behindDoc="0" locked="0" layoutInCell="1" relativeHeight="762000">
+            <wp:simplePos x="0" y="0"/>
+            <wp:positionH relativeFrom="page">
+              <wp:posOffset>493200</wp:posOffset>
+            </wp:positionH>
+            <wp:positionV relativeFrom="page">
+              <wp:posOffset>6444000</wp:posOffset>
+            </wp:positionV>
+            <wp:extent cx="762000" cy="762000"/>
+            <wp:effectExtent t="0" r="0" b="0" l="0"/>
+            <wp:wrapNone/>
+            <wp:docPr id="1" name="" descr="" title=""/>
+            <wp:cNvGraphicFramePr>
+              <a:graphicFrameLocks xmlns:a="http://schemas.openxmlformats.org/drawingml/2006/main" noChangeAspect="1"/>
+            </wp:cNvGraphicFramePr>
+            <a:graphic xmlns:a="http://schemas.openxmlformats.org/drawingml/2006/main">
+              <a:graphicData uri="http://schemas.openxmlformats.org/drawingml/2006/picture">
+                <pic:pic xmlns:pic="http://schemas.openxmlformats.org/drawingml/2006/picture">
+                  <pic:nvPicPr>
+                    <pic:cNvPr id="0" name="" descr=""/>
+                    <pic:cNvPicPr>
+                      <a:picLocks noChangeAspect="1" noChangeArrowheads="1"/>
+                    </pic:cNvPicPr>
+                  </pic:nvPicPr>
+                  <pic:blipFill>
+                    <a:blip r:embed="rId9" cstate="none"/>
+                    <a:srcRect/>
+                    <a:stretch>
+                      <a:fillRect/>
+                    </a:stretch>
+                  </pic:blipFill>
+                  <pic:spPr bwMode="auto">
+                    <a:xfrm>
+                      <a:off x="0" y="0"/>
+                      <a:ext cx="762000" cy="762000"/>
+                    </a:xfrm>
+                    <a:prstGeom prst="rect">
+                      <a:avLst/>
+                    </a:prstGeom>
+                  </pic:spPr>
+                </pic:pic>
+              </a:graphicData>
+            </a:graphic>
+          </wp:anchor>
+        </w:drawing>
+      </w:r>
+      <w:r>
+        <w:drawing>
+          <wp:anchor distT="0" distB="0" distL="0" distR="0" simplePos="0" allowOverlap="1" behindDoc="0" locked="0" layoutInCell="1" relativeHeight="723900">
+            <wp:simplePos x="0" y="0"/>
+            <wp:positionH relativeFrom="page">
+              <wp:posOffset>9216000</wp:posOffset>
+            </wp:positionH>
+            <wp:positionV relativeFrom="page">
+              <wp:posOffset>6480000</wp:posOffset>
+            </wp:positionV>
+            <wp:extent cx="723900" cy="723900"/>
+            <wp:effectExtent t="0" r="0" b="0" l="0"/>
+            <wp:wrapNone/>
+            <wp:docPr id="1" name="" descr="" title=""/>
+            <wp:cNvGraphicFramePr>
+              <a:graphicFrameLocks xmlns:a="http://schemas.openxmlformats.org/drawingml/2006/main" noChangeAspect="1"/>
+            </wp:cNvGraphicFramePr>
+            <a:graphic xmlns:a="http://schemas.openxmlformats.org/drawingml/2006/main">
+              <a:graphicData uri="http://schemas.openxmlformats.org/drawingml/2006/picture">
+                <pic:pic xmlns:pic="http://schemas.openxmlformats.org/drawingml/2006/picture">
+                  <pic:nvPicPr>
+                    <pic:cNvPr id="0" name="" descr=""/>
+                    <pic:cNvPicPr>
+                      <a:picLocks noChangeAspect="1" noChangeArrowheads="1"/>
+                    </pic:cNvPicPr>
+                  </pic:nvPicPr>
+                  <pic:blipFill>
+                    <a:blip r:embed="rId10" cstate="none"/>
+                    <a:srcRect/>
+                    <a:stretch>
+                      <a:fillRect/>
+                    </a:stretch>
+                  </pic:blipFill>
+                  <pic:spPr bwMode="auto">
+                    <a:xfrm>
+                      <a:off x="0" y="0"/>
+                      <a:ext cx="723900" cy="723900"/>
+                    </a:xfrm>
+                    <a:prstGeom prst="rect">
+                      <a:avLst/>
+                    </a:prstGeom>
+                  </pic:spPr>
+                </pic:pic>
+              </a:graphicData>
+            </a:graphic>
+          </wp:anchor>
+        </w:drawing>
+      </w:r>
       <w:r>
         <w:rPr>
           <w:rFonts w:ascii="Arial Narrow" w:cs="Arial Narrow" w:eastAsia="Arial Narrow" w:hAnsi="Arial Narrow"/>
@@ -25510,6 +29158,102 @@
         <w:jc w:val="center"/>
       </w:pPr>
       <w:r>
+        <w:drawing>
+          <wp:anchor distT="0" distB="0" distL="0" distR="0" simplePos="0" allowOverlap="1" behindDoc="0" locked="0" layoutInCell="1" relativeHeight="762000">
+            <wp:simplePos x="0" y="0"/>
+            <wp:positionH relativeFrom="page">
+              <wp:posOffset>493200</wp:posOffset>
+            </wp:positionH>
+            <wp:positionV relativeFrom="page">
+              <wp:posOffset>6444000</wp:posOffset>
+            </wp:positionV>
+            <wp:extent cx="762000" cy="762000"/>
+            <wp:effectExtent t="0" r="0" b="0" l="0"/>
+            <wp:wrapNone/>
+            <wp:docPr id="1" name="" descr="" title=""/>
+            <wp:cNvGraphicFramePr>
+              <a:graphicFrameLocks xmlns:a="http://schemas.openxmlformats.org/drawingml/2006/main" noChangeAspect="1"/>
+            </wp:cNvGraphicFramePr>
+            <a:graphic xmlns:a="http://schemas.openxmlformats.org/drawingml/2006/main">
+              <a:graphicData uri="http://schemas.openxmlformats.org/drawingml/2006/picture">
+                <pic:pic xmlns:pic="http://schemas.openxmlformats.org/drawingml/2006/picture">
+                  <pic:nvPicPr>
+                    <pic:cNvPr id="0" name="" descr=""/>
+                    <pic:cNvPicPr>
+                      <a:picLocks noChangeAspect="1" noChangeArrowheads="1"/>
+                    </pic:cNvPicPr>
+                  </pic:nvPicPr>
+                  <pic:blipFill>
+                    <a:blip r:embed="rId9" cstate="none"/>
+                    <a:srcRect/>
+                    <a:stretch>
+                      <a:fillRect/>
+                    </a:stretch>
+                  </pic:blipFill>
+                  <pic:spPr bwMode="auto">
+                    <a:xfrm>
+                      <a:off x="0" y="0"/>
+                      <a:ext cx="762000" cy="762000"/>
+                    </a:xfrm>
+                    <a:prstGeom prst="rect">
+                      <a:avLst/>
+                    </a:prstGeom>
+                  </pic:spPr>
+                </pic:pic>
+              </a:graphicData>
+            </a:graphic>
+          </wp:anchor>
+        </w:drawing>
+      </w:r>
+      <w:r>
+        <w:drawing>
+          <wp:anchor distT="0" distB="0" distL="0" distR="0" simplePos="0" allowOverlap="1" behindDoc="0" locked="0" layoutInCell="1" relativeHeight="723900">
+            <wp:simplePos x="0" y="0"/>
+            <wp:positionH relativeFrom="page">
+              <wp:posOffset>9216000</wp:posOffset>
+            </wp:positionH>
+            <wp:positionV relativeFrom="page">
+              <wp:posOffset>6480000</wp:posOffset>
+            </wp:positionV>
+            <wp:extent cx="723900" cy="723900"/>
+            <wp:effectExtent t="0" r="0" b="0" l="0"/>
+            <wp:wrapNone/>
+            <wp:docPr id="1" name="" descr="" title=""/>
+            <wp:cNvGraphicFramePr>
+              <a:graphicFrameLocks xmlns:a="http://schemas.openxmlformats.org/drawingml/2006/main" noChangeAspect="1"/>
+            </wp:cNvGraphicFramePr>
+            <a:graphic xmlns:a="http://schemas.openxmlformats.org/drawingml/2006/main">
+              <a:graphicData uri="http://schemas.openxmlformats.org/drawingml/2006/picture">
+                <pic:pic xmlns:pic="http://schemas.openxmlformats.org/drawingml/2006/picture">
+                  <pic:nvPicPr>
+                    <pic:cNvPr id="0" name="" descr=""/>
+                    <pic:cNvPicPr>
+                      <a:picLocks noChangeAspect="1" noChangeArrowheads="1"/>
+                    </pic:cNvPicPr>
+                  </pic:nvPicPr>
+                  <pic:blipFill>
+                    <a:blip r:embed="rId10" cstate="none"/>
+                    <a:srcRect/>
+                    <a:stretch>
+                      <a:fillRect/>
+                    </a:stretch>
+                  </pic:blipFill>
+                  <pic:spPr bwMode="auto">
+                    <a:xfrm>
+                      <a:off x="0" y="0"/>
+                      <a:ext cx="723900" cy="723900"/>
+                    </a:xfrm>
+                    <a:prstGeom prst="rect">
+                      <a:avLst/>
+                    </a:prstGeom>
+                  </pic:spPr>
+                </pic:pic>
+              </a:graphicData>
+            </a:graphic>
+          </wp:anchor>
+        </w:drawing>
+      </w:r>
+      <w:r>
         <w:rPr>
           <w:rFonts w:ascii="Arial Narrow" w:cs="Arial Narrow" w:eastAsia="Arial Narrow" w:hAnsi="Arial Narrow"/>
           <w:b/>
@@ -26045,6 +29789,102 @@
         <w:jc w:val="center"/>
       </w:pPr>
       <w:r>
+        <w:drawing>
+          <wp:anchor distT="0" distB="0" distL="0" distR="0" simplePos="0" allowOverlap="1" behindDoc="0" locked="0" layoutInCell="1" relativeHeight="762000">
+            <wp:simplePos x="0" y="0"/>
+            <wp:positionH relativeFrom="page">
+              <wp:posOffset>493200</wp:posOffset>
+            </wp:positionH>
+            <wp:positionV relativeFrom="page">
+              <wp:posOffset>6444000</wp:posOffset>
+            </wp:positionV>
+            <wp:extent cx="762000" cy="762000"/>
+            <wp:effectExtent t="0" r="0" b="0" l="0"/>
+            <wp:wrapNone/>
+            <wp:docPr id="1" name="" descr="" title=""/>
+            <wp:cNvGraphicFramePr>
+              <a:graphicFrameLocks xmlns:a="http://schemas.openxmlformats.org/drawingml/2006/main" noChangeAspect="1"/>
+            </wp:cNvGraphicFramePr>
+            <a:graphic xmlns:a="http://schemas.openxmlformats.org/drawingml/2006/main">
+              <a:graphicData uri="http://schemas.openxmlformats.org/drawingml/2006/picture">
+                <pic:pic xmlns:pic="http://schemas.openxmlformats.org/drawingml/2006/picture">
+                  <pic:nvPicPr>
+                    <pic:cNvPr id="0" name="" descr=""/>
+                    <pic:cNvPicPr>
+                      <a:picLocks noChangeAspect="1" noChangeArrowheads="1"/>
+                    </pic:cNvPicPr>
+                  </pic:nvPicPr>
+                  <pic:blipFill>
+                    <a:blip r:embed="rId9" cstate="none"/>
+                    <a:srcRect/>
+                    <a:stretch>
+                      <a:fillRect/>
+                    </a:stretch>
+                  </pic:blipFill>
+                  <pic:spPr bwMode="auto">
+                    <a:xfrm>
+                      <a:off x="0" y="0"/>
+                      <a:ext cx="762000" cy="762000"/>
+                    </a:xfrm>
+                    <a:prstGeom prst="rect">
+                      <a:avLst/>
+                    </a:prstGeom>
+                  </pic:spPr>
+                </pic:pic>
+              </a:graphicData>
+            </a:graphic>
+          </wp:anchor>
+        </w:drawing>
+      </w:r>
+      <w:r>
+        <w:drawing>
+          <wp:anchor distT="0" distB="0" distL="0" distR="0" simplePos="0" allowOverlap="1" behindDoc="0" locked="0" layoutInCell="1" relativeHeight="723900">
+            <wp:simplePos x="0" y="0"/>
+            <wp:positionH relativeFrom="page">
+              <wp:posOffset>9216000</wp:posOffset>
+            </wp:positionH>
+            <wp:positionV relativeFrom="page">
+              <wp:posOffset>6480000</wp:posOffset>
+            </wp:positionV>
+            <wp:extent cx="723900" cy="723900"/>
+            <wp:effectExtent t="0" r="0" b="0" l="0"/>
+            <wp:wrapNone/>
+            <wp:docPr id="1" name="" descr="" title=""/>
+            <wp:cNvGraphicFramePr>
+              <a:graphicFrameLocks xmlns:a="http://schemas.openxmlformats.org/drawingml/2006/main" noChangeAspect="1"/>
+            </wp:cNvGraphicFramePr>
+            <a:graphic xmlns:a="http://schemas.openxmlformats.org/drawingml/2006/main">
+              <a:graphicData uri="http://schemas.openxmlformats.org/drawingml/2006/picture">
+                <pic:pic xmlns:pic="http://schemas.openxmlformats.org/drawingml/2006/picture">
+                  <pic:nvPicPr>
+                    <pic:cNvPr id="0" name="" descr=""/>
+                    <pic:cNvPicPr>
+                      <a:picLocks noChangeAspect="1" noChangeArrowheads="1"/>
+                    </pic:cNvPicPr>
+                  </pic:nvPicPr>
+                  <pic:blipFill>
+                    <a:blip r:embed="rId10" cstate="none"/>
+                    <a:srcRect/>
+                    <a:stretch>
+                      <a:fillRect/>
+                    </a:stretch>
+                  </pic:blipFill>
+                  <pic:spPr bwMode="auto">
+                    <a:xfrm>
+                      <a:off x="0" y="0"/>
+                      <a:ext cx="723900" cy="723900"/>
+                    </a:xfrm>
+                    <a:prstGeom prst="rect">
+                      <a:avLst/>
+                    </a:prstGeom>
+                  </pic:spPr>
+                </pic:pic>
+              </a:graphicData>
+            </a:graphic>
+          </wp:anchor>
+        </w:drawing>
+      </w:r>
+      <w:r>
         <w:rPr>
           <w:rFonts w:ascii="Arial Narrow" w:cs="Arial Narrow" w:eastAsia="Arial Narrow" w:hAnsi="Arial Narrow"/>
           <w:b/>
@@ -26682,6 +30522,102 @@
         <w:spacing w:after="360"/>
         <w:jc w:val="center"/>
       </w:pPr>
+      <w:r>
+        <w:drawing>
+          <wp:anchor distT="0" distB="0" distL="0" distR="0" simplePos="0" allowOverlap="1" behindDoc="0" locked="0" layoutInCell="1" relativeHeight="762000">
+            <wp:simplePos x="0" y="0"/>
+            <wp:positionH relativeFrom="page">
+              <wp:posOffset>493200</wp:posOffset>
+            </wp:positionH>
+            <wp:positionV relativeFrom="page">
+              <wp:posOffset>6444000</wp:posOffset>
+            </wp:positionV>
+            <wp:extent cx="762000" cy="762000"/>
+            <wp:effectExtent t="0" r="0" b="0" l="0"/>
+            <wp:wrapNone/>
+            <wp:docPr id="1" name="" descr="" title=""/>
+            <wp:cNvGraphicFramePr>
+              <a:graphicFrameLocks xmlns:a="http://schemas.openxmlformats.org/drawingml/2006/main" noChangeAspect="1"/>
+            </wp:cNvGraphicFramePr>
+            <a:graphic xmlns:a="http://schemas.openxmlformats.org/drawingml/2006/main">
+              <a:graphicData uri="http://schemas.openxmlformats.org/drawingml/2006/picture">
+                <pic:pic xmlns:pic="http://schemas.openxmlformats.org/drawingml/2006/picture">
+                  <pic:nvPicPr>
+                    <pic:cNvPr id="0" name="" descr=""/>
+                    <pic:cNvPicPr>
+                      <a:picLocks noChangeAspect="1" noChangeArrowheads="1"/>
+                    </pic:cNvPicPr>
+                  </pic:nvPicPr>
+                  <pic:blipFill>
+                    <a:blip r:embed="rId9" cstate="none"/>
+                    <a:srcRect/>
+                    <a:stretch>
+                      <a:fillRect/>
+                    </a:stretch>
+                  </pic:blipFill>
+                  <pic:spPr bwMode="auto">
+                    <a:xfrm>
+                      <a:off x="0" y="0"/>
+                      <a:ext cx="762000" cy="762000"/>
+                    </a:xfrm>
+                    <a:prstGeom prst="rect">
+                      <a:avLst/>
+                    </a:prstGeom>
+                  </pic:spPr>
+                </pic:pic>
+              </a:graphicData>
+            </a:graphic>
+          </wp:anchor>
+        </w:drawing>
+      </w:r>
+      <w:r>
+        <w:drawing>
+          <wp:anchor distT="0" distB="0" distL="0" distR="0" simplePos="0" allowOverlap="1" behindDoc="0" locked="0" layoutInCell="1" relativeHeight="723900">
+            <wp:simplePos x="0" y="0"/>
+            <wp:positionH relativeFrom="page">
+              <wp:posOffset>9216000</wp:posOffset>
+            </wp:positionH>
+            <wp:positionV relativeFrom="page">
+              <wp:posOffset>6480000</wp:posOffset>
+            </wp:positionV>
+            <wp:extent cx="723900" cy="723900"/>
+            <wp:effectExtent t="0" r="0" b="0" l="0"/>
+            <wp:wrapNone/>
+            <wp:docPr id="1" name="" descr="" title=""/>
+            <wp:cNvGraphicFramePr>
+              <a:graphicFrameLocks xmlns:a="http://schemas.openxmlformats.org/drawingml/2006/main" noChangeAspect="1"/>
+            </wp:cNvGraphicFramePr>
+            <a:graphic xmlns:a="http://schemas.openxmlformats.org/drawingml/2006/main">
+              <a:graphicData uri="http://schemas.openxmlformats.org/drawingml/2006/picture">
+                <pic:pic xmlns:pic="http://schemas.openxmlformats.org/drawingml/2006/picture">
+                  <pic:nvPicPr>
+                    <pic:cNvPr id="0" name="" descr=""/>
+                    <pic:cNvPicPr>
+                      <a:picLocks noChangeAspect="1" noChangeArrowheads="1"/>
+                    </pic:cNvPicPr>
+                  </pic:nvPicPr>
+                  <pic:blipFill>
+                    <a:blip r:embed="rId10" cstate="none"/>
+                    <a:srcRect/>
+                    <a:stretch>
+                      <a:fillRect/>
+                    </a:stretch>
+                  </pic:blipFill>
+                  <pic:spPr bwMode="auto">
+                    <a:xfrm>
+                      <a:off x="0" y="0"/>
+                      <a:ext cx="723900" cy="723900"/>
+                    </a:xfrm>
+                    <a:prstGeom prst="rect">
+                      <a:avLst/>
+                    </a:prstGeom>
+                  </pic:spPr>
+                </pic:pic>
+              </a:graphicData>
+            </a:graphic>
+          </wp:anchor>
+        </w:drawing>
+      </w:r>
       <w:r>
         <w:rPr>
           <w:rFonts w:ascii="Arial Narrow" w:cs="Arial Narrow" w:eastAsia="Arial Narrow" w:hAnsi="Arial Narrow"/>
@@ -27364,6 +31300,102 @@
         <w:jc w:val="center"/>
       </w:pPr>
       <w:r>
+        <w:drawing>
+          <wp:anchor distT="0" distB="0" distL="0" distR="0" simplePos="0" allowOverlap="1" behindDoc="0" locked="0" layoutInCell="1" relativeHeight="762000">
+            <wp:simplePos x="0" y="0"/>
+            <wp:positionH relativeFrom="page">
+              <wp:posOffset>493200</wp:posOffset>
+            </wp:positionH>
+            <wp:positionV relativeFrom="page">
+              <wp:posOffset>6444000</wp:posOffset>
+            </wp:positionV>
+            <wp:extent cx="762000" cy="762000"/>
+            <wp:effectExtent t="0" r="0" b="0" l="0"/>
+            <wp:wrapNone/>
+            <wp:docPr id="1" name="" descr="" title=""/>
+            <wp:cNvGraphicFramePr>
+              <a:graphicFrameLocks xmlns:a="http://schemas.openxmlformats.org/drawingml/2006/main" noChangeAspect="1"/>
+            </wp:cNvGraphicFramePr>
+            <a:graphic xmlns:a="http://schemas.openxmlformats.org/drawingml/2006/main">
+              <a:graphicData uri="http://schemas.openxmlformats.org/drawingml/2006/picture">
+                <pic:pic xmlns:pic="http://schemas.openxmlformats.org/drawingml/2006/picture">
+                  <pic:nvPicPr>
+                    <pic:cNvPr id="0" name="" descr=""/>
+                    <pic:cNvPicPr>
+                      <a:picLocks noChangeAspect="1" noChangeArrowheads="1"/>
+                    </pic:cNvPicPr>
+                  </pic:nvPicPr>
+                  <pic:blipFill>
+                    <a:blip r:embed="rId9" cstate="none"/>
+                    <a:srcRect/>
+                    <a:stretch>
+                      <a:fillRect/>
+                    </a:stretch>
+                  </pic:blipFill>
+                  <pic:spPr bwMode="auto">
+                    <a:xfrm>
+                      <a:off x="0" y="0"/>
+                      <a:ext cx="762000" cy="762000"/>
+                    </a:xfrm>
+                    <a:prstGeom prst="rect">
+                      <a:avLst/>
+                    </a:prstGeom>
+                  </pic:spPr>
+                </pic:pic>
+              </a:graphicData>
+            </a:graphic>
+          </wp:anchor>
+        </w:drawing>
+      </w:r>
+      <w:r>
+        <w:drawing>
+          <wp:anchor distT="0" distB="0" distL="0" distR="0" simplePos="0" allowOverlap="1" behindDoc="0" locked="0" layoutInCell="1" relativeHeight="723900">
+            <wp:simplePos x="0" y="0"/>
+            <wp:positionH relativeFrom="page">
+              <wp:posOffset>9216000</wp:posOffset>
+            </wp:positionH>
+            <wp:positionV relativeFrom="page">
+              <wp:posOffset>6480000</wp:posOffset>
+            </wp:positionV>
+            <wp:extent cx="723900" cy="723900"/>
+            <wp:effectExtent t="0" r="0" b="0" l="0"/>
+            <wp:wrapNone/>
+            <wp:docPr id="1" name="" descr="" title=""/>
+            <wp:cNvGraphicFramePr>
+              <a:graphicFrameLocks xmlns:a="http://schemas.openxmlformats.org/drawingml/2006/main" noChangeAspect="1"/>
+            </wp:cNvGraphicFramePr>
+            <a:graphic xmlns:a="http://schemas.openxmlformats.org/drawingml/2006/main">
+              <a:graphicData uri="http://schemas.openxmlformats.org/drawingml/2006/picture">
+                <pic:pic xmlns:pic="http://schemas.openxmlformats.org/drawingml/2006/picture">
+                  <pic:nvPicPr>
+                    <pic:cNvPr id="0" name="" descr=""/>
+                    <pic:cNvPicPr>
+                      <a:picLocks noChangeAspect="1" noChangeArrowheads="1"/>
+                    </pic:cNvPicPr>
+                  </pic:nvPicPr>
+                  <pic:blipFill>
+                    <a:blip r:embed="rId10" cstate="none"/>
+                    <a:srcRect/>
+                    <a:stretch>
+                      <a:fillRect/>
+                    </a:stretch>
+                  </pic:blipFill>
+                  <pic:spPr bwMode="auto">
+                    <a:xfrm>
+                      <a:off x="0" y="0"/>
+                      <a:ext cx="723900" cy="723900"/>
+                    </a:xfrm>
+                    <a:prstGeom prst="rect">
+                      <a:avLst/>
+                    </a:prstGeom>
+                  </pic:spPr>
+                </pic:pic>
+              </a:graphicData>
+            </a:graphic>
+          </wp:anchor>
+        </w:drawing>
+      </w:r>
+      <w:r>
         <w:rPr>
           <w:rFonts w:ascii="Arial Narrow" w:cs="Arial Narrow" w:eastAsia="Arial Narrow" w:hAnsi="Arial Narrow"/>
           <w:b/>
@@ -27901,6 +31933,102 @@
         <w:spacing w:after="60"/>
         <w:jc w:val="center"/>
       </w:pPr>
+      <w:r>
+        <w:drawing>
+          <wp:anchor distT="0" distB="0" distL="0" distR="0" simplePos="0" allowOverlap="1" behindDoc="0" locked="0" layoutInCell="1" relativeHeight="762000">
+            <wp:simplePos x="0" y="0"/>
+            <wp:positionH relativeFrom="page">
+              <wp:posOffset>493200</wp:posOffset>
+            </wp:positionH>
+            <wp:positionV relativeFrom="page">
+              <wp:posOffset>6444000</wp:posOffset>
+            </wp:positionV>
+            <wp:extent cx="762000" cy="762000"/>
+            <wp:effectExtent t="0" r="0" b="0" l="0"/>
+            <wp:wrapNone/>
+            <wp:docPr id="1" name="" descr="" title=""/>
+            <wp:cNvGraphicFramePr>
+              <a:graphicFrameLocks xmlns:a="http://schemas.openxmlformats.org/drawingml/2006/main" noChangeAspect="1"/>
+            </wp:cNvGraphicFramePr>
+            <a:graphic xmlns:a="http://schemas.openxmlformats.org/drawingml/2006/main">
+              <a:graphicData uri="http://schemas.openxmlformats.org/drawingml/2006/picture">
+                <pic:pic xmlns:pic="http://schemas.openxmlformats.org/drawingml/2006/picture">
+                  <pic:nvPicPr>
+                    <pic:cNvPr id="0" name="" descr=""/>
+                    <pic:cNvPicPr>
+                      <a:picLocks noChangeAspect="1" noChangeArrowheads="1"/>
+                    </pic:cNvPicPr>
+                  </pic:nvPicPr>
+                  <pic:blipFill>
+                    <a:blip r:embed="rId9" cstate="none"/>
+                    <a:srcRect/>
+                    <a:stretch>
+                      <a:fillRect/>
+                    </a:stretch>
+                  </pic:blipFill>
+                  <pic:spPr bwMode="auto">
+                    <a:xfrm>
+                      <a:off x="0" y="0"/>
+                      <a:ext cx="762000" cy="762000"/>
+                    </a:xfrm>
+                    <a:prstGeom prst="rect">
+                      <a:avLst/>
+                    </a:prstGeom>
+                  </pic:spPr>
+                </pic:pic>
+              </a:graphicData>
+            </a:graphic>
+          </wp:anchor>
+        </w:drawing>
+      </w:r>
+      <w:r>
+        <w:drawing>
+          <wp:anchor distT="0" distB="0" distL="0" distR="0" simplePos="0" allowOverlap="1" behindDoc="0" locked="0" layoutInCell="1" relativeHeight="723900">
+            <wp:simplePos x="0" y="0"/>
+            <wp:positionH relativeFrom="page">
+              <wp:posOffset>9216000</wp:posOffset>
+            </wp:positionH>
+            <wp:positionV relativeFrom="page">
+              <wp:posOffset>6480000</wp:posOffset>
+            </wp:positionV>
+            <wp:extent cx="723900" cy="723900"/>
+            <wp:effectExtent t="0" r="0" b="0" l="0"/>
+            <wp:wrapNone/>
+            <wp:docPr id="1" name="" descr="" title=""/>
+            <wp:cNvGraphicFramePr>
+              <a:graphicFrameLocks xmlns:a="http://schemas.openxmlformats.org/drawingml/2006/main" noChangeAspect="1"/>
+            </wp:cNvGraphicFramePr>
+            <a:graphic xmlns:a="http://schemas.openxmlformats.org/drawingml/2006/main">
+              <a:graphicData uri="http://schemas.openxmlformats.org/drawingml/2006/picture">
+                <pic:pic xmlns:pic="http://schemas.openxmlformats.org/drawingml/2006/picture">
+                  <pic:nvPicPr>
+                    <pic:cNvPr id="0" name="" descr=""/>
+                    <pic:cNvPicPr>
+                      <a:picLocks noChangeAspect="1" noChangeArrowheads="1"/>
+                    </pic:cNvPicPr>
+                  </pic:nvPicPr>
+                  <pic:blipFill>
+                    <a:blip r:embed="rId10" cstate="none"/>
+                    <a:srcRect/>
+                    <a:stretch>
+                      <a:fillRect/>
+                    </a:stretch>
+                  </pic:blipFill>
+                  <pic:spPr bwMode="auto">
+                    <a:xfrm>
+                      <a:off x="0" y="0"/>
+                      <a:ext cx="723900" cy="723900"/>
+                    </a:xfrm>
+                    <a:prstGeom prst="rect">
+                      <a:avLst/>
+                    </a:prstGeom>
+                  </pic:spPr>
+                </pic:pic>
+              </a:graphicData>
+            </a:graphic>
+          </wp:anchor>
+        </w:drawing>
+      </w:r>
       <w:r>
         <w:rPr>
           <w:rFonts w:ascii="Arial Narrow" w:cs="Arial Narrow" w:eastAsia="Arial Narrow" w:hAnsi="Arial Narrow"/>
@@ -28507,172 +32635,28 @@
 
 <file path=word/footer2.xml><?xml version="1.0" encoding="utf-8"?>
 <w:ftr xmlns:wpc="http://schemas.microsoft.com/office/word/2010/wordprocessingCanvas" xmlns:mc="http://schemas.openxmlformats.org/markup-compatibility/2006" xmlns:o="urn:schemas-microsoft-com:office:office" xmlns:r="http://schemas.openxmlformats.org/officeDocument/2006/relationships" xmlns:m="http://schemas.openxmlformats.org/officeDocument/2006/math" xmlns:v="urn:schemas-microsoft-com:vml" xmlns:wp14="http://schemas.microsoft.com/office/word/2010/wordprocessingDrawing" xmlns:wp="http://schemas.openxmlformats.org/drawingml/2006/wordprocessingDrawing" xmlns:w10="urn:schemas-microsoft-com:office:word" xmlns:w="http://schemas.openxmlformats.org/wordprocessingml/2006/main" xmlns:w14="http://schemas.microsoft.com/office/word/2010/wordml" xmlns:w15="http://schemas.microsoft.com/office/word/2012/wordml" xmlns:wpg="http://schemas.microsoft.com/office/word/2010/wordprocessingGroup" xmlns:wpi="http://schemas.microsoft.com/office/word/2010/wordprocessingInk" xmlns:wne="http://schemas.microsoft.com/office/word/2006/wordml" xmlns:wps="http://schemas.microsoft.com/office/word/2010/wordprocessingShape">
-  <w:tbl>
-    <w:tblPr>
-      <w:tblW w:type="dxa" w:w="15398"/>
-      <w:tblBorders>
-        <w:top w:val="none" w:color="FFFFFF" w:sz="0"/>
-        <w:left w:val="none" w:color="FFFFFF" w:sz="0"/>
-        <w:bottom w:val="none" w:color="FFFFFF" w:sz="0"/>
-        <w:right w:val="none" w:color="FFFFFF" w:sz="0"/>
-        <w:insideH w:val="none" w:color="FFFFFF" w:sz="0"/>
-        <w:insideV w:val="none" w:color="FFFFFF" w:sz="0"/>
-      </w:tblBorders>
-    </w:tblPr>
-    <w:tblGrid>
-      <w:gridCol w:w="3000"/>
-      <w:gridCol w:w="9398"/>
-      <w:gridCol w:w="3000"/>
-    </w:tblGrid>
-    <w:tr>
-      <w:tc>
-        <w:tcPr>
-          <w:tcW w:type="dxa" w:w="3000"/>
-          <w:tcBorders>
-            <w:top w:val="none" w:color="FFFFFF" w:sz="0"/>
-            <w:left w:val="none" w:color="FFFFFF" w:sz="0"/>
-            <w:bottom w:val="none" w:color="FFFFFF" w:sz="0"/>
-            <w:right w:val="none" w:color="FFFFFF" w:sz="0"/>
-          </w:tcBorders>
-          <w:vAlign w:val="bottom"/>
-        </w:tcPr>
-        <w:p>
-          <w:r>
-            <w:drawing>
-              <wp:inline distT="0" distB="0" distL="0" distR="0">
-                <wp:extent cx="762000" cy="762000"/>
-                <wp:effectExtent t="0" r="0" b="0" l="0"/>
-                <wp:docPr id="1" name="" descr="" title=""/>
-                <wp:cNvGraphicFramePr>
-                  <a:graphicFrameLocks xmlns:a="http://schemas.openxmlformats.org/drawingml/2006/main" noChangeAspect="1"/>
-                </wp:cNvGraphicFramePr>
-                <a:graphic xmlns:a="http://schemas.openxmlformats.org/drawingml/2006/main">
-                  <a:graphicData uri="http://schemas.openxmlformats.org/drawingml/2006/picture">
-                    <pic:pic xmlns:pic="http://schemas.openxmlformats.org/drawingml/2006/picture">
-                      <pic:nvPicPr>
-                        <pic:cNvPr id="0" name="" descr=""/>
-                        <pic:cNvPicPr>
-                          <a:picLocks noChangeAspect="1" noChangeArrowheads="1"/>
-                        </pic:cNvPicPr>
-                      </pic:nvPicPr>
-                      <pic:blipFill>
-                        <a:blip r:embed="rId0" cstate="none"/>
-                        <a:srcRect/>
-                        <a:stretch>
-                          <a:fillRect/>
-                        </a:stretch>
-                      </pic:blipFill>
-                      <pic:spPr bwMode="auto">
-                        <a:xfrm>
-                          <a:off x="0" y="0"/>
-                          <a:ext cx="762000" cy="762000"/>
-                        </a:xfrm>
-                        <a:prstGeom prst="rect">
-                          <a:avLst/>
-                        </a:prstGeom>
-                      </pic:spPr>
-                    </pic:pic>
-                  </a:graphicData>
-                </a:graphic>
-              </wp:inline>
-            </w:drawing>
-          </w:r>
-        </w:p>
-      </w:tc>
-      <w:tc>
-        <w:tcPr>
-          <w:tcW w:type="dxa" w:w="9398"/>
-          <w:tcBorders>
-            <w:top w:val="none" w:color="FFFFFF" w:sz="0"/>
-            <w:left w:val="none" w:color="FFFFFF" w:sz="0"/>
-            <w:bottom w:val="none" w:color="FFFFFF" w:sz="0"/>
-            <w:right w:val="none" w:color="FFFFFF" w:sz="0"/>
-          </w:tcBorders>
-          <w:vAlign w:val="top"/>
-        </w:tcPr>
-        <w:p>
-          <w:pPr>
-            <w:jc w:val="center"/>
-          </w:pPr>
-          <w:r>
-            <w:rPr>
-              <w:rFonts w:ascii="Times New Roman" w:cs="Times New Roman" w:eastAsia="Times New Roman" w:hAnsi="Times New Roman"/>
-              <w:sz w:val="24"/>
-              <w:szCs w:val="24"/>
-            </w:rPr>
-            <w:fldChar w:fldCharType="begin"/>
-            <w:instrText xml:space="preserve">PAGE</w:instrText>
-            <w:fldChar w:fldCharType="separate"/>
-            <w:fldChar w:fldCharType="end"/>
-          </w:r>
-        </w:p>
-      </w:tc>
-      <w:tc>
-        <w:tcPr>
-          <w:tcW w:type="dxa" w:w="3000"/>
-          <w:tcBorders>
-            <w:top w:val="none" w:color="FFFFFF" w:sz="0"/>
-            <w:left w:val="none" w:color="FFFFFF" w:sz="0"/>
-            <w:bottom w:val="none" w:color="FFFFFF" w:sz="0"/>
-            <w:right w:val="none" w:color="FFFFFF" w:sz="0"/>
-          </w:tcBorders>
-          <w:vAlign w:val="bottom"/>
-        </w:tcPr>
-        <w:p>
-          <w:pPr>
-            <w:ind w:right="500"/>
-            <w:jc w:val="right"/>
-          </w:pPr>
-          <w:r>
-            <w:drawing>
-              <wp:inline distT="0" distB="0" distL="0" distR="0">
-                <wp:extent cx="723900" cy="723900"/>
-                <wp:effectExtent t="0" r="0" b="0" l="0"/>
-                <wp:docPr id="1" name="" descr="" title=""/>
-                <wp:cNvGraphicFramePr>
-                  <a:graphicFrameLocks xmlns:a="http://schemas.openxmlformats.org/drawingml/2006/main" noChangeAspect="1"/>
-                </wp:cNvGraphicFramePr>
-                <a:graphic xmlns:a="http://schemas.openxmlformats.org/drawingml/2006/main">
-                  <a:graphicData uri="http://schemas.openxmlformats.org/drawingml/2006/picture">
-                    <pic:pic xmlns:pic="http://schemas.openxmlformats.org/drawingml/2006/picture">
-                      <pic:nvPicPr>
-                        <pic:cNvPr id="0" name="" descr=""/>
-                        <pic:cNvPicPr>
-                          <a:picLocks noChangeAspect="1" noChangeArrowheads="1"/>
-                        </pic:cNvPicPr>
-                      </pic:nvPicPr>
-                      <pic:blipFill>
-                        <a:blip r:embed="rId1" cstate="none"/>
-                        <a:srcRect/>
-                        <a:stretch>
-                          <a:fillRect/>
-                        </a:stretch>
-                      </pic:blipFill>
-                      <pic:spPr bwMode="auto">
-                        <a:xfrm>
-                          <a:off x="0" y="0"/>
-                          <a:ext cx="723900" cy="723900"/>
-                        </a:xfrm>
-                        <a:prstGeom prst="rect">
-                          <a:avLst/>
-                        </a:prstGeom>
-                      </pic:spPr>
-                    </pic:pic>
-                  </a:graphicData>
-                </a:graphic>
-              </wp:inline>
-            </w:drawing>
-          </w:r>
-        </w:p>
-      </w:tc>
-    </w:tr>
-  </w:tbl>
+  <w:p>
+    <w:pPr>
+      <w:jc w:val="center"/>
+    </w:pPr>
+    <w:r>
+      <w:rPr>
+        <w:rFonts w:ascii="Times New Roman" w:cs="Times New Roman" w:eastAsia="Times New Roman" w:hAnsi="Times New Roman"/>
+        <w:sz w:val="24"/>
+        <w:szCs w:val="24"/>
+      </w:rPr>
+      <w:fldChar w:fldCharType="begin"/>
+      <w:instrText xml:space="preserve">PAGE</w:instrText>
+      <w:fldChar w:fldCharType="separate"/>
+      <w:fldChar w:fldCharType="end"/>
+    </w:r>
+  </w:p>
   <w:p>
     <w:pPr>
       <w:pBdr>
         <w:bottom w:val="single" w:color="8496B0" w:sz="6" w:space="1"/>
       </w:pBdr>
-      <w:spacing w:before="80"/>
+      <w:spacing w:before="1150"/>
     </w:pPr>
   </w:p>
 </w:ftr>
